--- a/memoire202604.docx
+++ b/memoire202604.docx
@@ -5,54 +5,46 @@
     <w:p>
       <w:pPr>
         <w:rPr>
-          <w:lang w:val="fr-FR"/>
-        </w:rPr>
-      </w:pPr>
-      <w:r>
-        <w:rPr>
-          <w:rFonts w:hint="eastAsia"/>
-          <w:lang w:val="fr-FR"/>
+          <w:rFonts w:hint="eastAsia"/>
+        </w:rPr>
+      </w:pPr>
+      <w:r>
+        <w:rPr>
+          <w:rFonts w:hint="eastAsia"/>
         </w:rPr>
         <w:t>I</w:t>
       </w:r>
       <w:r>
-        <w:rPr>
-          <w:lang w:val="fr-FR"/>
-        </w:rPr>
         <w:t>ntro :</w:t>
       </w:r>
     </w:p>
     <w:p>
       <w:pPr>
         <w:rPr>
-          <w:lang w:val="fr-FR"/>
-        </w:rPr>
-      </w:pPr>
-    </w:p>
-    <w:p>
-      <w:pPr>
-        <w:rPr>
-          <w:lang w:val="fr-FR"/>
-        </w:rPr>
-      </w:pPr>
-      <w:r>
-        <w:rPr>
-          <w:rFonts w:hint="eastAsia"/>
-          <w:lang w:val="fr-FR"/>
+          <w:rFonts w:hint="eastAsia"/>
+        </w:rPr>
+      </w:pPr>
+    </w:p>
+    <w:p>
+      <w:pPr>
+        <w:rPr>
+          <w:rFonts w:hint="eastAsia"/>
+        </w:rPr>
+      </w:pPr>
+      <w:r>
+        <w:rPr>
+          <w:rFonts w:hint="eastAsia"/>
         </w:rPr>
         <w:t>T</w:t>
       </w:r>
       <w:r>
-        <w:rPr>
-          <w:lang w:val="fr-FR"/>
-        </w:rPr>
         <w:t xml:space="preserve">héorie : </w:t>
       </w:r>
     </w:p>
     <w:p>
       <w:pPr>
         <w:rPr>
-          <w:lang w:val="fr-FR"/>
+          <w:rFonts w:hint="eastAsia"/>
         </w:rPr>
       </w:pPr>
     </w:p>
@@ -60,34 +52,30 @@
       <w:pPr>
         <w:pStyle w:val="1"/>
         <w:rPr>
-          <w:lang w:val="fr-FR"/>
-        </w:rPr>
-      </w:pPr>
-      <w:r>
-        <w:rPr>
-          <w:rFonts w:hint="eastAsia"/>
-          <w:lang w:val="fr-FR"/>
+          <w:rFonts w:hint="eastAsia"/>
+        </w:rPr>
+      </w:pPr>
+      <w:r>
+        <w:rPr>
+          <w:rFonts w:hint="eastAsia"/>
         </w:rPr>
         <w:t>M</w:t>
       </w:r>
       <w:r>
-        <w:rPr>
-          <w:lang w:val="fr-FR"/>
-        </w:rPr>
         <w:t xml:space="preserve">éthodologie : </w:t>
       </w:r>
     </w:p>
     <w:p>
       <w:pPr>
         <w:rPr>
-          <w:lang w:val="fr-FR"/>
-        </w:rPr>
-      </w:pPr>
-    </w:p>
-    <w:p>
-      <w:pPr>
-        <w:rPr>
-          <w:lang w:val="fr-FR"/>
+          <w:rFonts w:hint="eastAsia"/>
+        </w:rPr>
+      </w:pPr>
+    </w:p>
+    <w:p>
+      <w:pPr>
+        <w:rPr>
+          <w:rFonts w:hint="eastAsia"/>
         </w:rPr>
       </w:pPr>
     </w:p>
@@ -95,20 +83,16 @@
       <w:pPr>
         <w:pStyle w:val="1"/>
         <w:rPr>
-          <w:lang w:val="fr-FR"/>
-        </w:rPr>
-      </w:pPr>
-      <w:r>
-        <w:rPr>
-          <w:rFonts w:hint="eastAsia"/>
-          <w:lang w:val="fr-FR"/>
+          <w:rFonts w:hint="eastAsia"/>
+        </w:rPr>
+      </w:pPr>
+      <w:r>
+        <w:rPr>
+          <w:rFonts w:hint="eastAsia"/>
         </w:rPr>
         <w:t>D</w:t>
       </w:r>
       <w:r>
-        <w:rPr>
-          <w:lang w:val="fr-FR"/>
-        </w:rPr>
         <w:t>ata :</w:t>
       </w:r>
     </w:p>
@@ -116,14 +100,13 @@
       <w:pPr>
         <w:rPr>
           <w:rFonts w:hint="eastAsia"/>
-          <w:lang w:val="fr-FR"/>
-        </w:rPr>
-      </w:pPr>
-    </w:p>
-    <w:p>
-      <w:pPr>
-        <w:rPr>
-          <w:lang w:val="fr-FR"/>
+        </w:rPr>
+      </w:pPr>
+    </w:p>
+    <w:p>
+      <w:pPr>
+        <w:rPr>
+          <w:rFonts w:hint="eastAsia"/>
         </w:rPr>
       </w:pPr>
     </w:p>
@@ -131,38 +114,5844 @@
       <w:pPr>
         <w:pStyle w:val="1"/>
         <w:rPr>
-          <w:lang w:val="fr-FR"/>
-        </w:rPr>
-      </w:pPr>
-      <w:r>
-        <w:rPr>
-          <w:rFonts w:hint="eastAsia"/>
-          <w:lang w:val="fr-FR"/>
+          <w:rFonts w:hint="eastAsia"/>
+        </w:rPr>
+      </w:pPr>
+      <w:r>
+        <w:rPr>
+          <w:rFonts w:hint="eastAsia"/>
         </w:rPr>
         <w:t>D</w:t>
       </w:r>
       <w:r>
-        <w:rPr>
-          <w:lang w:val="fr-FR"/>
-        </w:rPr>
         <w:t>ata description :</w:t>
       </w:r>
     </w:p>
     <w:p>
       <w:pPr>
         <w:rPr>
-          <w:lang w:val="fr-FR"/>
-        </w:rPr>
-      </w:pPr>
-    </w:p>
-    <w:p>
-      <w:pPr>
-        <w:rPr>
-          <w:lang w:val="fr-FR"/>
+          <w:rFonts w:hint="eastAsia"/>
+        </w:rPr>
+      </w:pPr>
+    </w:p>
+    <w:p>
+      <w:pPr>
+        <w:rPr>
+          <w:rFonts w:hint="eastAsia"/>
+        </w:rPr>
+      </w:pPr>
+    </w:p>
+    <w:p>
+      <w:pPr>
+        <w:rPr>
+          <w:rFonts w:hint="eastAsia"/>
+        </w:rPr>
+      </w:pPr>
+      <w:r>
+        <w:rPr>
+          <w:rFonts w:hint="eastAsia"/>
+        </w:rPr>
+        <w:t>为什么</w:t>
+      </w:r>
+      <w:proofErr w:type="spellStart"/>
+      <w:r>
+        <w:rPr>
+          <w:rFonts w:hint="eastAsia"/>
+        </w:rPr>
+        <w:t>jo</w:t>
+      </w:r>
+      <w:proofErr w:type="spellEnd"/>
+      <w:r>
+        <w:rPr>
+          <w:rFonts w:hint="eastAsia"/>
+        </w:rPr>
+        <w:t>==pl</w:t>
+      </w:r>
+      <w:r>
+        <w:t>us d</w:t>
+      </w:r>
+      <w:proofErr w:type="gramStart"/>
+      <w:r>
+        <w:t>’</w:t>
+      </w:r>
+      <w:proofErr w:type="gramEnd"/>
+      <w:r>
+        <w:t>opportunité ?</w:t>
+      </w:r>
+    </w:p>
+    <w:p>
+      <w:pPr>
+        <w:rPr>
+          <w:rFonts w:hint="eastAsia"/>
+        </w:rPr>
+      </w:pPr>
+    </w:p>
+    <w:p>
+      <w:pPr>
+        <w:rPr>
+          <w:rFonts w:hint="eastAsia"/>
+        </w:rPr>
+      </w:pPr>
+    </w:p>
+    <w:p>
+      <w:pPr>
+        <w:rPr>
+          <w:rFonts w:hint="eastAsia"/>
+        </w:rPr>
+      </w:pPr>
+    </w:p>
+    <w:p>
+      <w:pPr>
+        <w:pStyle w:val="1"/>
+        <w:rPr>
+          <w:rFonts w:hint="eastAsia"/>
+        </w:rPr>
+      </w:pPr>
+      <w:proofErr w:type="spellStart"/>
+      <w:r>
+        <w:rPr>
+          <w:rFonts w:hint="eastAsia"/>
+        </w:rPr>
+        <w:t>Results</w:t>
+      </w:r>
+      <w:proofErr w:type="spellEnd"/>
+      <w:r>
+        <w:t xml:space="preserve"> &amp; </w:t>
+      </w:r>
+      <w:proofErr w:type="gramStart"/>
+      <w:r>
+        <w:t>Analyses:</w:t>
+      </w:r>
+      <w:proofErr w:type="gramEnd"/>
+    </w:p>
+    <w:p>
+      <w:pPr>
+        <w:rPr>
+          <w:rFonts w:hint="eastAsia"/>
+        </w:rPr>
+      </w:pPr>
+      <w:r>
+        <w:rPr>
+          <w:rFonts w:hint="eastAsia"/>
+        </w:rPr>
+        <w:t>做什么，怎么做，看到什么，怎么解释，补充</w:t>
+      </w:r>
+    </w:p>
+    <w:p>
+      <w:pPr>
+        <w:rPr>
+          <w:rFonts w:hint="eastAsia"/>
+        </w:rPr>
+      </w:pPr>
+    </w:p>
+    <w:p>
+      <w:pPr>
+        <w:rPr>
+          <w:rFonts w:hint="eastAsia"/>
+        </w:rPr>
+      </w:pPr>
+      <w:r>
+        <w:rPr>
+          <w:rFonts w:hint="eastAsia"/>
+        </w:rPr>
+        <w:lastRenderedPageBreak/>
+        <w:t>L</w:t>
+      </w:r>
+      <w:r>
+        <w:t>a figure</w:t>
+      </w:r>
+      <w:r>
+        <w:rPr>
+          <w:rFonts w:hint="eastAsia"/>
+        </w:rPr>
+        <w:t>/le graphique</w:t>
+      </w:r>
+      <w:r>
+        <w:t xml:space="preserve"> de </w:t>
+      </w:r>
+      <w:r>
+        <w:rPr>
+          <w:rFonts w:hint="eastAsia"/>
+        </w:rPr>
+        <w:t>D</w:t>
+      </w:r>
+      <w:r>
+        <w:t xml:space="preserve">DD </w:t>
+      </w:r>
+      <w:r>
+        <w:t xml:space="preserve">montre </w:t>
+      </w:r>
+      <w:r>
+        <w:rPr>
+          <w:b/>
+          <w:bCs/>
+        </w:rPr>
+        <w:t xml:space="preserve">l’évolution de </w:t>
+      </w:r>
+      <w:r>
+        <w:rPr>
+          <w:b/>
+          <w:bCs/>
+          <w:highlight w:val="yellow"/>
+        </w:rPr>
+        <w:t>l’écart</w:t>
+      </w:r>
+      <w:r>
+        <w:rPr>
+          <w:b/>
+          <w:bCs/>
+        </w:rPr>
+        <w:t xml:space="preserve"> </w:t>
+      </w:r>
+      <w:r>
+        <w:t>des</w:t>
+      </w:r>
+      <w:r>
+        <w:t xml:space="preserve"> niveaux de tactiques</w:t>
+      </w:r>
+      <w:r>
+        <w:t xml:space="preserve"> entre Paris et Londres</w:t>
+      </w:r>
+      <w:r>
+        <w:t xml:space="preserve"> en juin 2024</w:t>
+      </w:r>
+      <w:r>
+        <w:t>.</w:t>
+      </w:r>
+    </w:p>
+    <w:p>
+      <w:pPr>
+        <w:rPr>
+          <w:rFonts w:hint="eastAsia"/>
+        </w:rPr>
+      </w:pPr>
+      <w:r>
+        <w:rPr>
+          <w:rFonts w:hint="eastAsia"/>
+        </w:rPr>
+        <w:t>S</w:t>
+      </w:r>
+      <w:r>
+        <w:t>i</w:t>
+      </w:r>
+      <w:r>
+        <w:rPr>
+          <w:rFonts w:hint="eastAsia"/>
+        </w:rPr>
+        <w:t xml:space="preserve"> </w:t>
+      </w:r>
+      <w:r>
+        <w:t xml:space="preserve">le coefficient </w:t>
+      </w:r>
+      <w:r>
+        <w:t>est</w:t>
+      </w:r>
+      <w:r>
+        <w:t xml:space="preserve"> </w:t>
+      </w:r>
+      <w:r>
+        <w:rPr>
+          <w:b/>
+          <w:bCs/>
+        </w:rPr>
+        <w:t>positi</w:t>
+      </w:r>
+      <w:r>
+        <w:rPr>
+          <w:b/>
+          <w:bCs/>
+        </w:rPr>
+        <w:t>f</w:t>
+      </w:r>
+      <w:r>
+        <w:rPr>
+          <w:b/>
+          <w:bCs/>
+        </w:rPr>
+        <w:t xml:space="preserve"> et significati</w:t>
+      </w:r>
+      <w:r>
+        <w:rPr>
+          <w:b/>
+          <w:bCs/>
+        </w:rPr>
+        <w:t>f</w:t>
+      </w:r>
+      <w:r>
+        <w:t>==</w:t>
+      </w:r>
+      <w:r>
+        <w:rPr>
+          <w:b/>
+          <w:bCs/>
+          <w:highlight w:val="yellow"/>
+        </w:rPr>
+        <w:t>l’écart</w:t>
+      </w:r>
+      <w:r>
+        <w:rPr>
+          <w:b/>
+          <w:bCs/>
+        </w:rPr>
+        <w:t xml:space="preserve"> </w:t>
+      </w:r>
+      <w:r>
+        <w:t xml:space="preserve">PL </w:t>
+      </w:r>
+      <w:r>
+        <w:t>s’élargi</w:t>
+      </w:r>
+      <w:r>
+        <w:t>t</w:t>
+      </w:r>
+      <w:r>
+        <w:t xml:space="preserve"> </w:t>
+      </w:r>
+      <w:r>
+        <w:t>en juin 2024</w:t>
+      </w:r>
+      <w:r>
+        <w:t>==</w:t>
+      </w:r>
+      <w:r>
+        <w:t>les hôtes parisiens s’ajustent davantage leurs tactiques</w:t>
+      </w:r>
+      <w:r>
+        <w:t xml:space="preserve"> </w:t>
+      </w:r>
+      <w:r>
+        <w:t>sur</w:t>
+      </w:r>
+      <w:r>
+        <w:t xml:space="preserve"> la période de </w:t>
+      </w:r>
+      <w:r>
+        <w:t>JO</w:t>
+      </w:r>
+      <w:r>
+        <w:t>.</w:t>
+      </w:r>
+    </w:p>
+    <w:p>
+      <w:pPr>
+        <w:rPr>
+          <w:rFonts w:hint="eastAsia"/>
+        </w:rPr>
+      </w:pPr>
+      <w:r>
+        <w:rPr>
+          <w:rFonts w:hint="eastAsia"/>
+        </w:rPr>
+        <w:t>N</w:t>
+      </w:r>
+      <w:r>
+        <w:t>égatif et significa</w:t>
+      </w:r>
+      <w:r>
+        <w:rPr>
+          <w:rFonts w:hint="eastAsia"/>
+        </w:rPr>
+        <w:t>tif</w:t>
+      </w:r>
+      <w:r>
+        <w:t>, écart entre PL diminue</w:t>
+      </w:r>
+      <w:r>
+        <w:t>.</w:t>
+      </w:r>
+      <w:r>
+        <w:t xml:space="preserve"> (</w:t>
+      </w:r>
+      <w:r>
+        <w:rPr>
+          <w:rFonts w:hint="eastAsia"/>
+        </w:rPr>
+        <w:t>强烈负显著，可能导致结构性反转，看</w:t>
+      </w:r>
+      <w:proofErr w:type="spellStart"/>
+      <w:r>
+        <w:rPr>
+          <w:rFonts w:hint="eastAsia"/>
+        </w:rPr>
+        <w:t>levelplot</w:t>
+      </w:r>
+      <w:proofErr w:type="spellEnd"/>
+      <w:r>
+        <w:rPr>
+          <w:rFonts w:hint="eastAsia"/>
+        </w:rPr>
+        <w:t>！</w:t>
+      </w:r>
+      <w:r>
+        <w:t>)</w:t>
+      </w:r>
+    </w:p>
+    <w:p>
+      <w:pPr>
+        <w:rPr>
+          <w:rFonts w:hint="eastAsia"/>
+        </w:rPr>
+      </w:pPr>
+      <w:r>
+        <w:rPr>
+          <w:rFonts w:hint="eastAsia"/>
+        </w:rPr>
+        <w:t>S</w:t>
+      </w:r>
+      <w:r>
+        <w:t xml:space="preserve">i </w:t>
+      </w:r>
+      <w:proofErr w:type="spellStart"/>
+      <w:r>
+        <w:t>insignificatif</w:t>
+      </w:r>
+      <w:proofErr w:type="spellEnd"/>
+      <w:r>
+        <w:t xml:space="preserve">, </w:t>
+      </w:r>
+      <w:r>
+        <w:rPr>
+          <w:b/>
+          <w:bCs/>
+        </w:rPr>
+        <w:t>on n’a pas observé une évolution différentielle significative.</w:t>
+      </w:r>
+    </w:p>
+    <w:p>
+      <w:pPr>
+        <w:rPr>
+          <w:rFonts w:hint="eastAsia"/>
+        </w:rPr>
+      </w:pPr>
+    </w:p>
+    <w:p>
+      <w:pPr>
+        <w:rPr>
+          <w:rFonts w:hint="eastAsia"/>
+        </w:rPr>
+      </w:pPr>
+      <w:r>
+        <w:rPr>
+          <w:rFonts w:hint="eastAsia"/>
+        </w:rPr>
+        <w:t>L</w:t>
+      </w:r>
+      <w:r>
+        <w:t xml:space="preserve">a part de portraits et de photo de vie </w:t>
+      </w:r>
+      <w:r>
+        <w:rPr>
+          <w:b/>
+          <w:bCs/>
+        </w:rPr>
+        <w:t>augmente</w:t>
+      </w:r>
+      <w:r>
+        <w:rPr>
+          <w:b/>
+          <w:bCs/>
+        </w:rPr>
+        <w:t xml:space="preserve"> </w:t>
+      </w:r>
+      <w:r>
+        <w:rPr>
+          <w:rFonts w:hint="eastAsia"/>
+          <w:b/>
+          <w:bCs/>
+        </w:rPr>
+        <w:t>plus</w:t>
+      </w:r>
+      <w:r>
+        <w:rPr>
+          <w:b/>
+          <w:bCs/>
+        </w:rPr>
+        <w:t xml:space="preserve"> </w:t>
+      </w:r>
+      <w:r>
+        <w:t>à paris par rapport à Londres.</w:t>
+      </w:r>
+    </w:p>
+    <w:p>
+      <w:pPr>
+        <w:rPr>
+          <w:rFonts w:hint="eastAsia"/>
+        </w:rPr>
+      </w:pPr>
+      <w:r>
+        <w:t>La part d’images sans présence humaine</w:t>
+      </w:r>
+      <w:r>
+        <w:rPr>
+          <w:b/>
+          <w:bCs/>
+        </w:rPr>
+        <w:t xml:space="preserve"> diminue davantage</w:t>
+      </w:r>
+      <w:r>
+        <w:t xml:space="preserve"> à Paris relativement à Londres.</w:t>
+      </w:r>
+    </w:p>
+    <w:p>
+      <w:pPr>
+        <w:rPr>
+          <w:rFonts w:hint="eastAsia"/>
+        </w:rPr>
+      </w:pPr>
+    </w:p>
+    <w:p>
+      <w:pPr>
+        <w:rPr>
+          <w:rFonts w:hint="eastAsia"/>
+        </w:rPr>
+      </w:pPr>
+    </w:p>
+    <w:p>
+      <w:pPr>
+        <w:rPr>
+          <w:rFonts w:hint="eastAsia"/>
+        </w:rPr>
+      </w:pPr>
+    </w:p>
+    <w:p>
+      <w:pPr>
+        <w:rPr>
+          <w:rFonts w:hint="eastAsia"/>
+        </w:rPr>
+      </w:pPr>
+    </w:p>
+    <w:p>
+      <w:pPr>
+        <w:rPr>
+          <w:rFonts w:hint="eastAsia"/>
+          <w:b/>
+          <w:bCs/>
+          <w:color w:val="0070C0"/>
+        </w:rPr>
+      </w:pPr>
+      <w:r>
+        <w:rPr>
+          <w:rFonts w:hint="eastAsia"/>
+          <w:b/>
+          <w:bCs/>
+          <w:color w:val="0070C0"/>
+        </w:rPr>
+        <w:t>DDD&lt;0</w:t>
+      </w:r>
+      <w:r>
+        <w:rPr>
+          <w:b/>
+          <w:bCs/>
+          <w:color w:val="0070C0"/>
+        </w:rPr>
+        <w:t>可能有三种情况：</w:t>
+      </w:r>
+    </w:p>
+    <w:p>
+      <w:pPr>
+        <w:rPr>
+          <w:rFonts w:hint="eastAsia"/>
+          <w:b/>
+          <w:bCs/>
+          <w:color w:val="0070C0"/>
+        </w:rPr>
+      </w:pPr>
+      <w:r>
+        <w:rPr>
+          <w:b/>
+          <w:bCs/>
+          <w:color w:val="0070C0"/>
+        </w:rPr>
+        <w:t>① Paris 上升，但 London 上升更快</w:t>
+      </w:r>
+    </w:p>
+    <w:p>
+      <w:pPr>
+        <w:rPr>
+          <w:rFonts w:hint="eastAsia"/>
+          <w:color w:val="0070C0"/>
+        </w:rPr>
+      </w:pPr>
+      <w:r>
+        <w:rPr>
+          <w:rFonts w:ascii="Segoe UI Symbol" w:hAnsi="Segoe UI Symbol" w:cs="Segoe UI Symbol"/>
+          <w:color w:val="0070C0"/>
+        </w:rPr>
+        <w:t>✔</w:t>
+      </w:r>
+      <w:r>
+        <w:rPr>
+          <w:color w:val="0070C0"/>
+        </w:rPr>
+        <w:t xml:space="preserve"> gap 缩小（负 DDD）</w:t>
+      </w:r>
+    </w:p>
+    <w:p>
+      <w:pPr>
+        <w:rPr>
+          <w:rFonts w:hint="eastAsia"/>
+          <w:b/>
+          <w:bCs/>
+          <w:color w:val="0070C0"/>
+        </w:rPr>
+      </w:pPr>
+      <w:r>
+        <w:rPr>
+          <w:b/>
+          <w:bCs/>
+          <w:color w:val="0070C0"/>
+        </w:rPr>
+        <w:t>② Paris 下降，London 不变</w:t>
+      </w:r>
+    </w:p>
+    <w:p>
+      <w:pPr>
+        <w:rPr>
+          <w:rFonts w:hint="eastAsia"/>
+          <w:color w:val="0070C0"/>
+        </w:rPr>
+      </w:pPr>
+      <w:r>
+        <w:rPr>
+          <w:rFonts w:ascii="Segoe UI Symbol" w:hAnsi="Segoe UI Symbol" w:cs="Segoe UI Symbol"/>
+          <w:color w:val="0070C0"/>
+        </w:rPr>
+        <w:t>✔</w:t>
+      </w:r>
+      <w:r>
+        <w:rPr>
+          <w:color w:val="0070C0"/>
+        </w:rPr>
+        <w:t xml:space="preserve"> gap 缩小</w:t>
+      </w:r>
+    </w:p>
+    <w:p>
+      <w:pPr>
+        <w:rPr>
+          <w:rFonts w:hint="eastAsia"/>
+          <w:b/>
+          <w:bCs/>
+          <w:color w:val="0070C0"/>
+        </w:rPr>
+      </w:pPr>
+      <w:r>
+        <w:rPr>
+          <w:b/>
+          <w:bCs/>
+          <w:color w:val="0070C0"/>
+        </w:rPr>
+        <w:t>③ Paris 上升，London 下降更少/反向变化</w:t>
+      </w:r>
+    </w:p>
+    <w:p>
+      <w:pPr>
+        <w:rPr>
+          <w:rFonts w:hint="eastAsia"/>
+          <w:color w:val="0070C0"/>
+        </w:rPr>
+      </w:pPr>
+      <w:r>
+        <w:rPr>
+          <w:rFonts w:ascii="Segoe UI Symbol" w:hAnsi="Segoe UI Symbol" w:cs="Segoe UI Symbol"/>
+          <w:color w:val="0070C0"/>
+        </w:rPr>
+        <w:t>✔</w:t>
+      </w:r>
+      <w:r>
+        <w:rPr>
+          <w:color w:val="0070C0"/>
+        </w:rPr>
+        <w:t xml:space="preserve"> gap 缩小</w:t>
+      </w:r>
+    </w:p>
+    <w:p>
+      <w:pPr>
+        <w:rPr>
+          <w:rFonts w:hint="eastAsia"/>
+          <w:b/>
+          <w:bCs/>
+          <w:color w:val="C00000"/>
+        </w:rPr>
+      </w:pPr>
+      <w:r>
+        <w:rPr>
+          <w:rFonts w:ascii="Segoe UI Emoji" w:hAnsi="Segoe UI Emoji" w:cs="Segoe UI Emoji"/>
+          <w:b/>
+          <w:bCs/>
+          <w:color w:val="C00000"/>
+        </w:rPr>
+        <w:t>❗</w:t>
+      </w:r>
+      <w:r>
+        <w:rPr>
+          <w:b/>
+          <w:bCs/>
+          <w:color w:val="C00000"/>
+        </w:rPr>
+        <w:t xml:space="preserve"> DDD 只能告诉你“差距变化”</w:t>
+      </w:r>
+      <w:r>
+        <w:rPr>
+          <w:b/>
+          <w:bCs/>
+          <w:color w:val="C00000"/>
+        </w:rPr>
+        <w:br/>
+      </w:r>
+      <w:r>
+        <w:rPr>
+          <w:rFonts w:ascii="Segoe UI Emoji" w:hAnsi="Segoe UI Emoji" w:cs="Segoe UI Emoji"/>
+          <w:b/>
+          <w:bCs/>
+          <w:color w:val="C00000"/>
+        </w:rPr>
+        <w:t>❗</w:t>
+      </w:r>
+      <w:r>
+        <w:rPr>
+          <w:b/>
+          <w:bCs/>
+          <w:color w:val="C00000"/>
+        </w:rPr>
+        <w:t xml:space="preserve"> 不能告诉你“谁在动”</w:t>
+      </w:r>
+    </w:p>
+    <w:p>
+      <w:pPr>
+        <w:rPr>
+          <w:rFonts w:hint="eastAsia"/>
+        </w:rPr>
+      </w:pPr>
+    </w:p>
+    <w:p>
+      <w:pPr>
+        <w:rPr>
+          <w:rFonts w:hint="eastAsia"/>
+          <w:b/>
+          <w:bCs/>
+        </w:rPr>
+      </w:pPr>
+      <w:r>
+        <w:rPr>
+          <w:rFonts w:hint="eastAsia"/>
+          <w:b/>
+          <w:bCs/>
+        </w:rPr>
+        <w:lastRenderedPageBreak/>
+        <w:t xml:space="preserve">Level plot (trajectoire de </w:t>
+      </w:r>
+      <w:proofErr w:type="spellStart"/>
+      <w:r>
+        <w:rPr>
+          <w:rFonts w:hint="eastAsia"/>
+          <w:b/>
+          <w:bCs/>
+        </w:rPr>
+        <w:t>niv</w:t>
+      </w:r>
+      <w:proofErr w:type="spellEnd"/>
+      <w:r>
+        <w:rPr>
+          <w:rFonts w:hint="eastAsia"/>
+          <w:b/>
+          <w:bCs/>
+        </w:rPr>
+        <w:t>)</w:t>
+      </w:r>
+    </w:p>
+    <w:p>
+      <w:pPr>
+        <w:rPr>
+          <w:rFonts w:hint="eastAsia"/>
+        </w:rPr>
+      </w:pPr>
+      <w:r>
+        <w:rPr>
+          <w:rFonts w:ascii="Segoe UI Emoji" w:hAnsi="Segoe UI Emoji" w:cs="Segoe UI Emoji"/>
+          <w:b/>
+          <w:bCs/>
+        </w:rPr>
+        <w:t>📊</w:t>
+      </w:r>
+      <w:r>
+        <w:rPr>
+          <w:b/>
+          <w:bCs/>
+        </w:rPr>
+        <w:t xml:space="preserve"> DDD 图回答</w:t>
+      </w:r>
+      <w:r>
+        <w:rPr>
+          <w:rFonts w:hint="eastAsia"/>
+          <w:b/>
+          <w:bCs/>
+        </w:rPr>
+        <w:t> </w:t>
+      </w:r>
+      <w:r>
+        <w:rPr>
+          <w:b/>
+          <w:bCs/>
+        </w:rPr>
+        <w:t>:</w:t>
+      </w:r>
+      <w:r>
+        <w:rPr>
+          <w:b/>
+          <w:bCs/>
+        </w:rPr>
+        <w:t xml:space="preserve"> </w:t>
+      </w:r>
+      <w:r>
+        <w:t>gap 有没有变化</w:t>
+      </w:r>
+      <w:r>
+        <w:rPr>
+          <w:rFonts w:hint="eastAsia"/>
+        </w:rPr>
+        <w:t>?</w:t>
+      </w:r>
+    </w:p>
+    <w:p>
+      <w:pPr>
+        <w:rPr>
+          <w:rFonts w:hint="eastAsia"/>
+        </w:rPr>
+      </w:pPr>
+      <w:r>
+        <w:rPr>
+          <w:rFonts w:ascii="Segoe UI Emoji" w:hAnsi="Segoe UI Emoji" w:cs="Segoe UI Emoji"/>
+          <w:b/>
+          <w:bCs/>
+        </w:rPr>
+        <w:t>📈</w:t>
+      </w:r>
+      <w:r>
+        <w:rPr>
+          <w:b/>
+          <w:bCs/>
+        </w:rPr>
+        <w:t xml:space="preserve"> </w:t>
+      </w:r>
+      <w:proofErr w:type="spellStart"/>
+      <w:r>
+        <w:rPr>
+          <w:b/>
+          <w:bCs/>
+        </w:rPr>
+        <w:t>level</w:t>
+      </w:r>
+      <w:proofErr w:type="spellEnd"/>
+      <w:r>
+        <w:rPr>
+          <w:b/>
+          <w:bCs/>
+        </w:rPr>
+        <w:t xml:space="preserve"> plot 回答：</w:t>
+      </w:r>
+      <w:r>
+        <w:t>是 Paris 变了？还是 London 变了？</w:t>
+      </w:r>
+    </w:p>
+    <w:p>
+      <w:pPr>
+        <w:tabs>
+          <w:tab w:val="left" w:pos="1387"/>
+        </w:tabs>
+        <w:rPr>
+          <w:rFonts w:hint="eastAsia"/>
+          <w:b/>
+          <w:bCs/>
+        </w:rPr>
+      </w:pPr>
+      <w:r>
+        <w:rPr>
+          <w:b/>
+          <w:bCs/>
+        </w:rPr>
+        <w:t>(Il convient de noter que l’interprétation dépend du niveau initial. Lorsque le niveau est initialement plus élevé à Paris, un effet positif traduit un élargissement de l’écart. À l’inverse, lorsque Londres est initialement en avance, cela correspond à un processus de rattrapage de la part des hôtes parisiens.</w:t>
+      </w:r>
+    </w:p>
+    <w:p>
+      <w:pPr>
+        <w:tabs>
+          <w:tab w:val="left" w:pos="1387"/>
+        </w:tabs>
+        <w:rPr>
+          <w:rFonts w:hint="eastAsia"/>
+          <w:b/>
+          <w:bCs/>
+        </w:rPr>
+      </w:pPr>
+      <w:r>
+        <w:rPr>
+          <w:rFonts w:hint="eastAsia"/>
+          <w:b/>
+          <w:bCs/>
+        </w:rPr>
+        <w:t>S</w:t>
+      </w:r>
+      <w:r>
+        <w:rPr>
+          <w:b/>
+          <w:bCs/>
+        </w:rPr>
+        <w:t>i c’est un effet négatif, il révèle une divergence négative)</w:t>
+      </w:r>
+    </w:p>
+    <w:p>
+      <w:pPr>
+        <w:tabs>
+          <w:tab w:val="left" w:pos="899"/>
+        </w:tabs>
+        <w:rPr>
+          <w:rFonts w:hint="eastAsia"/>
+          <w:b/>
+          <w:bCs/>
+        </w:rPr>
+      </w:pPr>
+      <w:r>
+        <w:rPr>
+          <w:rFonts w:hint="eastAsia"/>
+          <w:b/>
+          <w:bCs/>
+        </w:rPr>
+        <w:tab/>
+      </w:r>
+    </w:p>
+    <w:p>
+      <w:pPr>
+        <w:tabs>
+          <w:tab w:val="left" w:pos="1387"/>
+        </w:tabs>
+        <w:rPr>
+          <w:rFonts w:hint="eastAsia"/>
+          <w:b/>
+          <w:bCs/>
+        </w:rPr>
+      </w:pPr>
+    </w:p>
+    <w:p>
+      <w:pPr>
+        <w:tabs>
+          <w:tab w:val="left" w:pos="1387"/>
+        </w:tabs>
+        <w:rPr>
+          <w:rFonts w:hint="eastAsia"/>
+          <w:b/>
+          <w:bCs/>
+          <w:color w:val="C00000"/>
+          <w:lang w:val="en-US"/>
+        </w:rPr>
+      </w:pPr>
+      <w:r>
+        <w:rPr>
+          <w:b/>
+          <w:bCs/>
+          <w:color w:val="C00000"/>
+          <w:lang w:val="en-US"/>
+        </w:rPr>
+        <w:t>Paris 自身的变化（</w:t>
+      </w:r>
+      <w:r>
+        <w:rPr>
+          <w:rFonts w:hint="eastAsia"/>
+          <w:b/>
+          <w:bCs/>
+          <w:color w:val="C00000"/>
+          <w:lang w:val="en-US"/>
+        </w:rPr>
+        <w:t>与自己的之前的</w:t>
+      </w:r>
+      <w:r>
+        <w:rPr>
+          <w:b/>
+          <w:bCs/>
+          <w:color w:val="C00000"/>
+          <w:lang w:val="en-US"/>
+        </w:rPr>
+        <w:t>level</w:t>
+      </w:r>
+      <w:r>
+        <w:rPr>
+          <w:rFonts w:hint="eastAsia"/>
+          <w:b/>
+          <w:bCs/>
+          <w:color w:val="C00000"/>
+          <w:lang w:val="en-US"/>
+        </w:rPr>
+        <w:t>相比</w:t>
+      </w:r>
+      <w:r>
+        <w:rPr>
+          <w:b/>
+          <w:bCs/>
+          <w:color w:val="C00000"/>
+          <w:lang w:val="en-US"/>
+        </w:rPr>
+        <w:t>）</w:t>
+      </w:r>
+    </w:p>
+    <w:p>
+      <w:pPr>
+        <w:numPr>
+          <w:ilvl w:val="0"/>
+          <w:numId w:val="3"/>
+        </w:numPr>
+        <w:tabs>
+          <w:tab w:val="left" w:pos="1387"/>
+        </w:tabs>
+        <w:rPr>
+          <w:rFonts w:hint="eastAsia"/>
+          <w:b/>
+          <w:bCs/>
+          <w:color w:val="C00000"/>
+          <w:lang w:val="en-US"/>
+        </w:rPr>
+      </w:pPr>
+      <w:r>
+        <w:rPr>
+          <w:b/>
+          <w:bCs/>
+          <w:color w:val="C00000"/>
+          <w:lang w:val="en-US"/>
+        </w:rPr>
+        <w:t xml:space="preserve">↑ 上升 </w:t>
+      </w:r>
+    </w:p>
+    <w:p>
+      <w:pPr>
+        <w:numPr>
+          <w:ilvl w:val="0"/>
+          <w:numId w:val="3"/>
+        </w:numPr>
+        <w:tabs>
+          <w:tab w:val="left" w:pos="1387"/>
+        </w:tabs>
+        <w:rPr>
+          <w:rFonts w:hint="eastAsia"/>
+          <w:b/>
+          <w:bCs/>
+          <w:color w:val="C00000"/>
+          <w:lang w:val="en-US"/>
+        </w:rPr>
+      </w:pPr>
+      <w:r>
+        <w:rPr>
+          <w:b/>
+          <w:bCs/>
+          <w:color w:val="C00000"/>
+          <w:lang w:val="en-US"/>
+        </w:rPr>
+        <w:t xml:space="preserve">↓ 下降 </w:t>
+      </w:r>
+    </w:p>
+    <w:p>
+      <w:pPr>
+        <w:numPr>
+          <w:ilvl w:val="0"/>
+          <w:numId w:val="3"/>
+        </w:numPr>
+        <w:tabs>
+          <w:tab w:val="left" w:pos="1387"/>
+        </w:tabs>
+        <w:rPr>
+          <w:rFonts w:hint="eastAsia"/>
+          <w:b/>
+          <w:bCs/>
+          <w:color w:val="C00000"/>
+          <w:lang w:val="en-US"/>
+        </w:rPr>
+      </w:pPr>
+      <w:r>
+        <w:rPr>
+          <w:b/>
+          <w:bCs/>
+          <w:color w:val="C00000"/>
+          <w:lang w:val="en-US"/>
+        </w:rPr>
+        <w:t>≈ 稳定</w:t>
+      </w:r>
+    </w:p>
+    <w:p>
+      <w:pPr>
+        <w:tabs>
+          <w:tab w:val="left" w:pos="1387"/>
+        </w:tabs>
+        <w:rPr>
+          <w:rFonts w:hint="eastAsia"/>
+          <w:b/>
+          <w:bCs/>
+          <w:color w:val="C00000"/>
+          <w:lang w:val="en-US"/>
+        </w:rPr>
+      </w:pPr>
+      <w:r>
+        <w:rPr>
+          <w:b/>
+          <w:bCs/>
+          <w:color w:val="C00000"/>
+          <w:lang w:val="en-US"/>
+        </w:rPr>
+        <w:t>DDD 的符号（</w:t>
+      </w:r>
+      <w:r>
+        <w:rPr>
+          <w:rFonts w:hint="eastAsia"/>
+          <w:b/>
+          <w:bCs/>
+          <w:color w:val="C00000"/>
+          <w:lang w:val="en-US"/>
+        </w:rPr>
+        <w:t>与</w:t>
+      </w:r>
+      <w:proofErr w:type="spellStart"/>
+      <w:r>
+        <w:rPr>
+          <w:rFonts w:hint="eastAsia"/>
+          <w:b/>
+          <w:bCs/>
+          <w:color w:val="C00000"/>
+          <w:lang w:val="en-US"/>
+        </w:rPr>
+        <w:t>london</w:t>
+      </w:r>
+      <w:proofErr w:type="spellEnd"/>
+      <w:r>
+        <w:rPr>
+          <w:rFonts w:hint="eastAsia"/>
+          <w:b/>
+          <w:bCs/>
+          <w:color w:val="C00000"/>
+          <w:lang w:val="en-US"/>
+        </w:rPr>
+        <w:t>的</w:t>
+      </w:r>
+      <w:r>
+        <w:rPr>
+          <w:b/>
+          <w:bCs/>
+          <w:color w:val="C00000"/>
+          <w:lang w:val="en-US"/>
+        </w:rPr>
+        <w:t>相对变化）</w:t>
+      </w:r>
+    </w:p>
+    <w:p>
+      <w:pPr>
+        <w:numPr>
+          <w:ilvl w:val="0"/>
+          <w:numId w:val="2"/>
+        </w:numPr>
+        <w:tabs>
+          <w:tab w:val="left" w:pos="1387"/>
+        </w:tabs>
+        <w:rPr>
+          <w:rFonts w:hint="eastAsia"/>
+          <w:b/>
+          <w:bCs/>
+          <w:color w:val="C00000"/>
+          <w:lang w:val="en-US"/>
+        </w:rPr>
+      </w:pPr>
+      <w:r>
+        <w:rPr>
+          <w:b/>
+          <w:bCs/>
+          <w:color w:val="C00000"/>
+        </w:rPr>
+        <w:t xml:space="preserve">** : </w:t>
+      </w:r>
+      <w:r>
+        <w:rPr>
+          <w:b/>
+          <w:bCs/>
+          <w:color w:val="C00000"/>
+          <w:lang w:val="en-US"/>
+        </w:rPr>
+        <w:t xml:space="preserve">Paris 相对更上升 / 更少下降 </w:t>
+      </w:r>
+    </w:p>
+    <w:p>
+      <w:pPr>
+        <w:numPr>
+          <w:ilvl w:val="0"/>
+          <w:numId w:val="2"/>
+        </w:numPr>
+        <w:tabs>
+          <w:tab w:val="left" w:pos="1387"/>
+        </w:tabs>
+        <w:rPr>
+          <w:rFonts w:hint="eastAsia"/>
+          <w:b/>
+          <w:bCs/>
+          <w:color w:val="C00000"/>
+          <w:lang w:val="en-US"/>
+        </w:rPr>
+      </w:pPr>
+      <w:r>
+        <w:rPr>
+          <w:rFonts w:ascii="Cambria Math" w:hAnsi="Cambria Math" w:cs="Cambria Math"/>
+          <w:b/>
+          <w:bCs/>
+          <w:color w:val="C00000"/>
+          <w:lang w:val="en-US"/>
+        </w:rPr>
+        <w:t>−</w:t>
+      </w:r>
+      <w:r>
+        <w:rPr>
+          <w:b/>
+          <w:bCs/>
+          <w:color w:val="C00000"/>
+          <w:lang w:val="en-US"/>
+        </w:rPr>
+        <w:t xml:space="preserve"> ：Paris 相对更下降 / 更少上升</w:t>
+      </w:r>
+    </w:p>
+    <w:p>
+      <w:pPr>
+        <w:tabs>
+          <w:tab w:val="left" w:pos="1387"/>
+        </w:tabs>
+        <w:rPr>
+          <w:rFonts w:hint="eastAsia"/>
+          <w:b/>
+          <w:bCs/>
+          <w:color w:val="C00000"/>
+          <w:lang w:val="en-US"/>
+        </w:rPr>
+      </w:pPr>
+      <w:r>
+        <w:rPr>
+          <w:rFonts w:hint="eastAsia"/>
+          <w:b/>
+          <w:bCs/>
+          <w:color w:val="C00000"/>
+          <w:lang w:val="en-US"/>
+        </w:rPr>
+        <w:t>正</w:t>
+      </w:r>
+      <w:proofErr w:type="spellStart"/>
+      <w:r>
+        <w:rPr>
+          <w:rFonts w:hint="eastAsia"/>
+          <w:b/>
+          <w:bCs/>
+          <w:color w:val="C00000"/>
+          <w:lang w:val="en-US"/>
+        </w:rPr>
+        <w:t>ddd</w:t>
+      </w:r>
+      <w:proofErr w:type="spellEnd"/>
+      <w:r>
+        <w:rPr>
+          <w:rFonts w:hint="eastAsia"/>
+          <w:b/>
+          <w:bCs/>
+          <w:color w:val="C00000"/>
+          <w:lang w:val="en-US"/>
+        </w:rPr>
+        <w:t>：实线在虚线</w:t>
+      </w:r>
+    </w:p>
+    <w:p>
+      <w:pPr>
+        <w:tabs>
+          <w:tab w:val="left" w:pos="1387"/>
+        </w:tabs>
+        <w:rPr>
+          <w:rFonts w:hint="eastAsia"/>
+          <w:b/>
+          <w:bCs/>
+          <w:color w:val="C00000"/>
+          <w:lang w:val="en-US"/>
+        </w:rPr>
+      </w:pPr>
+    </w:p>
+    <w:p>
+      <w:pPr>
+        <w:pStyle w:val="a9"/>
+        <w:numPr>
+          <w:ilvl w:val="1"/>
+          <w:numId w:val="3"/>
+        </w:numPr>
+        <w:tabs>
+          <w:tab w:val="left" w:pos="426"/>
+        </w:tabs>
+        <w:ind w:left="284"/>
+        <w:rPr>
+          <w:rFonts w:hint="eastAsia"/>
+          <w:b/>
+          <w:bCs/>
+          <w:color w:val="C00000"/>
+        </w:rPr>
+      </w:pPr>
+      <w:r>
+        <w:rPr>
+          <w:rFonts w:hint="eastAsia"/>
+          <w:b/>
+          <w:bCs/>
+          <w:color w:val="C00000"/>
+        </w:rPr>
+        <w:t>R</w:t>
+      </w:r>
+      <w:r>
+        <w:rPr>
+          <w:b/>
+          <w:bCs/>
+          <w:color w:val="C00000"/>
+        </w:rPr>
+        <w:t>enf</w:t>
+      </w:r>
+      <w:r>
+        <w:rPr>
+          <w:rFonts w:hint="eastAsia"/>
+          <w:b/>
+          <w:bCs/>
+          <w:color w:val="C00000"/>
+        </w:rPr>
+        <w:t>or</w:t>
+      </w:r>
+      <w:r>
+        <w:rPr>
+          <w:b/>
+          <w:bCs/>
+          <w:color w:val="C00000"/>
+        </w:rPr>
+        <w:t xml:space="preserve">cement : </w:t>
+      </w:r>
+      <w:r>
+        <w:rPr>
+          <w:rFonts w:hint="eastAsia"/>
+          <w:b/>
+          <w:bCs/>
+          <w:color w:val="C00000"/>
+        </w:rPr>
+        <w:t>巴黎上升</w:t>
+      </w:r>
+      <w:r>
+        <w:rPr>
+          <w:rFonts w:hint="eastAsia"/>
+          <w:b/>
+          <w:bCs/>
+          <w:color w:val="C00000"/>
+        </w:rPr>
+        <w:t>，</w:t>
+      </w:r>
+      <w:r>
+        <w:rPr>
+          <w:rFonts w:hint="eastAsia"/>
+          <w:b/>
+          <w:bCs/>
+          <w:color w:val="C00000"/>
+        </w:rPr>
+        <w:t>上升更快</w:t>
+      </w:r>
+      <w:r>
+        <w:rPr>
+          <w:rFonts w:hint="eastAsia"/>
+          <w:b/>
+          <w:bCs/>
+          <w:color w:val="C00000"/>
+        </w:rPr>
+        <w:t>（</w:t>
+      </w:r>
+      <w:r>
+        <w:rPr>
+          <w:rFonts w:hint="eastAsia"/>
+          <w:b/>
+          <w:bCs/>
+          <w:color w:val="C00000"/>
+        </w:rPr>
+        <w:t>正</w:t>
+      </w:r>
+      <w:proofErr w:type="spellStart"/>
+      <w:r>
+        <w:rPr>
+          <w:rFonts w:hint="eastAsia"/>
+          <w:b/>
+          <w:bCs/>
+          <w:color w:val="C00000"/>
+        </w:rPr>
+        <w:t>ddd</w:t>
+      </w:r>
+      <w:proofErr w:type="spellEnd"/>
+      <w:r>
+        <w:rPr>
+          <w:rFonts w:hint="eastAsia"/>
+          <w:b/>
+          <w:bCs/>
+          <w:color w:val="C00000"/>
+        </w:rPr>
+        <w:t>）</w:t>
+      </w:r>
+      <w:r>
+        <w:rPr>
+          <w:b/>
+          <w:bCs/>
+          <w:color w:val="C00000"/>
+        </w:rPr>
+        <w:t>authent</w:t>
+      </w:r>
+      <w:r>
+        <w:rPr>
+          <w:b/>
+          <w:bCs/>
+          <w:color w:val="C00000"/>
+        </w:rPr>
+        <w:t>icité,</w:t>
+      </w:r>
+    </w:p>
+    <w:p>
+      <w:pPr>
+        <w:pStyle w:val="a9"/>
+        <w:numPr>
+          <w:ilvl w:val="2"/>
+          <w:numId w:val="3"/>
+        </w:numPr>
+        <w:tabs>
+          <w:tab w:val="clear" w:pos="2160"/>
+          <w:tab w:val="left" w:pos="426"/>
+          <w:tab w:val="num" w:pos="1843"/>
+        </w:tabs>
+        <w:ind w:hanging="1876"/>
+        <w:rPr>
+          <w:rFonts w:hint="eastAsia"/>
+          <w:b/>
+          <w:bCs/>
+          <w:color w:val="C00000"/>
+        </w:rPr>
+      </w:pPr>
+      <w:r>
+        <w:rPr>
+          <w:rFonts w:hint="eastAsia"/>
+          <w:b/>
+          <w:bCs/>
+          <w:color w:val="C00000"/>
+        </w:rPr>
+        <w:t>R</w:t>
+      </w:r>
+      <w:r>
+        <w:rPr>
+          <w:b/>
+          <w:bCs/>
+          <w:color w:val="C00000"/>
+        </w:rPr>
+        <w:t>attrapage :</w:t>
+      </w:r>
+      <w:r>
+        <w:rPr>
+          <w:rFonts w:hint="eastAsia"/>
+          <w:b/>
+          <w:bCs/>
+          <w:color w:val="C00000"/>
+        </w:rPr>
+        <w:t>巴黎上升，上升更快，但是初始值更低（renforcement的特殊情况，使差距减小）</w:t>
+      </w:r>
+    </w:p>
+    <w:p>
+      <w:pPr>
+        <w:pStyle w:val="a9"/>
+        <w:numPr>
+          <w:ilvl w:val="1"/>
+          <w:numId w:val="3"/>
+        </w:numPr>
+        <w:tabs>
+          <w:tab w:val="left" w:pos="426"/>
+        </w:tabs>
+        <w:ind w:left="284"/>
+        <w:rPr>
+          <w:rFonts w:hint="eastAsia"/>
+          <w:b/>
+          <w:bCs/>
+          <w:color w:val="C00000"/>
+        </w:rPr>
+      </w:pPr>
+      <w:r>
+        <w:rPr>
+          <w:rFonts w:hint="eastAsia"/>
+          <w:b/>
+          <w:bCs/>
+          <w:color w:val="C00000"/>
+        </w:rPr>
+        <w:t>A</w:t>
+      </w:r>
+      <w:r>
+        <w:rPr>
+          <w:b/>
+          <w:bCs/>
+          <w:color w:val="C00000"/>
+        </w:rPr>
+        <w:t>tténuation :</w:t>
+      </w:r>
+      <w:r>
+        <w:rPr>
+          <w:rFonts w:hint="eastAsia"/>
+          <w:b/>
+          <w:bCs/>
+          <w:color w:val="C00000"/>
+        </w:rPr>
+        <w:t xml:space="preserve"> 巴黎下降，下降更慢（</w:t>
+      </w:r>
+      <w:r>
+        <w:rPr>
+          <w:rFonts w:hint="eastAsia"/>
+          <w:b/>
+          <w:bCs/>
+          <w:color w:val="C00000"/>
+        </w:rPr>
+        <w:t>正</w:t>
+      </w:r>
+      <w:proofErr w:type="spellStart"/>
+      <w:r>
+        <w:rPr>
+          <w:rFonts w:hint="eastAsia"/>
+          <w:b/>
+          <w:bCs/>
+          <w:color w:val="C00000"/>
+        </w:rPr>
+        <w:t>ddd</w:t>
+      </w:r>
+      <w:proofErr w:type="spellEnd"/>
+      <w:r>
+        <w:rPr>
+          <w:rFonts w:hint="eastAsia"/>
+          <w:b/>
+          <w:bCs/>
+          <w:color w:val="C00000"/>
+        </w:rPr>
+        <w:t>）</w:t>
+      </w:r>
+    </w:p>
+    <w:p>
+      <w:pPr>
+        <w:pStyle w:val="a9"/>
+        <w:numPr>
+          <w:ilvl w:val="1"/>
+          <w:numId w:val="3"/>
+        </w:numPr>
+        <w:tabs>
+          <w:tab w:val="left" w:pos="426"/>
+        </w:tabs>
+        <w:ind w:left="284"/>
+        <w:rPr>
+          <w:rFonts w:hint="eastAsia"/>
+          <w:b/>
+          <w:bCs/>
+          <w:color w:val="C00000"/>
+        </w:rPr>
+      </w:pPr>
+      <w:r>
+        <w:rPr>
+          <w:rFonts w:hint="eastAsia"/>
+          <w:b/>
+          <w:bCs/>
+          <w:color w:val="C00000"/>
+        </w:rPr>
+        <w:t>D</w:t>
+      </w:r>
+      <w:r>
+        <w:rPr>
+          <w:b/>
+          <w:bCs/>
+          <w:color w:val="C00000"/>
+        </w:rPr>
+        <w:t xml:space="preserve">ivergence </w:t>
+      </w:r>
+      <w:r>
+        <w:rPr>
+          <w:rFonts w:hint="eastAsia"/>
+          <w:b/>
+          <w:bCs/>
+          <w:color w:val="C00000"/>
+        </w:rPr>
+        <w:t>：巴黎下降</w:t>
+      </w:r>
+      <w:r>
+        <w:rPr>
+          <w:rFonts w:hint="eastAsia"/>
+          <w:b/>
+          <w:bCs/>
+          <w:color w:val="C00000"/>
+        </w:rPr>
+        <w:t>，比下降得更多/</w:t>
+      </w:r>
+      <w:proofErr w:type="spellStart"/>
+      <w:r>
+        <w:rPr>
+          <w:rFonts w:hint="eastAsia"/>
+          <w:b/>
+          <w:bCs/>
+          <w:color w:val="C00000"/>
+        </w:rPr>
+        <w:t>london</w:t>
+      </w:r>
+      <w:proofErr w:type="spellEnd"/>
+      <w:r>
+        <w:rPr>
+          <w:rFonts w:hint="eastAsia"/>
+          <w:b/>
+          <w:bCs/>
+          <w:color w:val="C00000"/>
+        </w:rPr>
+        <w:t>上升</w:t>
+      </w:r>
+      <w:r>
+        <w:rPr>
+          <w:rFonts w:hint="eastAsia"/>
+          <w:b/>
+          <w:bCs/>
+          <w:color w:val="C00000"/>
+        </w:rPr>
+        <w:t>；或巴黎上升但是上升的少</w:t>
+      </w:r>
+      <w:r>
+        <w:rPr>
+          <w:rFonts w:hint="eastAsia"/>
+          <w:b/>
+          <w:bCs/>
+          <w:color w:val="C00000"/>
+        </w:rPr>
+        <w:t>（负</w:t>
+      </w:r>
+      <w:proofErr w:type="spellStart"/>
+      <w:r>
+        <w:rPr>
+          <w:rFonts w:hint="eastAsia"/>
+          <w:b/>
+          <w:bCs/>
+          <w:color w:val="C00000"/>
+        </w:rPr>
+        <w:t>ddd</w:t>
+      </w:r>
+      <w:proofErr w:type="spellEnd"/>
+      <w:r>
+        <w:rPr>
+          <w:rFonts w:hint="eastAsia"/>
+          <w:b/>
+          <w:bCs/>
+          <w:color w:val="C00000"/>
+        </w:rPr>
+        <w:t>）</w:t>
+      </w:r>
+      <w:r>
+        <w:rPr>
+          <w:rFonts w:hint="eastAsia"/>
+          <w:b/>
+          <w:bCs/>
+          <w:color w:val="C00000"/>
+        </w:rPr>
+        <w:t>（</w:t>
+      </w:r>
+      <w:r>
+        <w:rPr>
+          <w:rFonts w:hint="eastAsia"/>
+          <w:b/>
+          <w:bCs/>
+          <w:color w:val="C00000"/>
+        </w:rPr>
+        <w:t>差异扩大</w:t>
+      </w:r>
+      <w:r>
+        <w:rPr>
+          <w:rFonts w:hint="eastAsia"/>
+          <w:b/>
+          <w:bCs/>
+          <w:color w:val="C00000"/>
+        </w:rPr>
+        <w:t>）</w:t>
+      </w:r>
+    </w:p>
+    <w:p>
+      <w:pPr>
+        <w:tabs>
+          <w:tab w:val="left" w:pos="426"/>
+        </w:tabs>
+        <w:rPr>
+          <w:rFonts w:hint="eastAsia"/>
+          <w:b/>
+          <w:bCs/>
+          <w:color w:val="C00000"/>
+        </w:rPr>
+      </w:pPr>
+    </w:p>
+    <w:p>
+      <w:pPr>
+        <w:tabs>
+          <w:tab w:val="left" w:pos="426"/>
+        </w:tabs>
+        <w:rPr>
+          <w:rFonts w:hint="eastAsia"/>
+          <w:b/>
+          <w:bCs/>
+          <w:color w:val="C00000"/>
+        </w:rPr>
+      </w:pPr>
+    </w:p>
+    <w:p>
+      <w:pPr>
+        <w:tabs>
+          <w:tab w:val="left" w:pos="426"/>
+        </w:tabs>
+        <w:rPr>
+          <w:rFonts w:hint="eastAsia"/>
+          <w:b/>
+          <w:bCs/>
+          <w:color w:val="C00000"/>
+        </w:rPr>
+      </w:pPr>
+      <w:r>
+        <w:rPr>
+          <w:b/>
+          <w:bCs/>
+          <w:color w:val="C00000"/>
+        </w:rPr>
+        <w:lastRenderedPageBreak/>
+        <w:t>Les mécanismes observés peuvent être regroupés en trois catégories principales : (i) un renforcement, lorsque l’évolution est plus marquée à Paris, (ii) une atténuation, lorsque la baisse est moins prononcée à Paris, et (iii) une divergence, lorsque l’évolution est relativement moins favorable à Paris qu’à Londres.</w:t>
+      </w:r>
+    </w:p>
+    <w:p>
+      <w:pPr>
+        <w:tabs>
+          <w:tab w:val="left" w:pos="426"/>
+        </w:tabs>
+        <w:rPr>
+          <w:rFonts w:hint="eastAsia"/>
+          <w:b/>
+          <w:bCs/>
+          <w:color w:val="C00000"/>
+        </w:rPr>
+      </w:pPr>
+    </w:p>
+    <w:p>
+      <w:pPr>
+        <w:tabs>
+          <w:tab w:val="left" w:pos="426"/>
+        </w:tabs>
+        <w:rPr>
+          <w:rFonts w:hint="eastAsia"/>
+          <w:b/>
+          <w:bCs/>
+          <w:color w:val="C00000"/>
+        </w:rPr>
+      </w:pPr>
+    </w:p>
+    <w:p>
+      <w:pPr>
+        <w:tabs>
+          <w:tab w:val="left" w:pos="426"/>
+        </w:tabs>
+        <w:rPr>
+          <w:rFonts w:hint="eastAsia"/>
+          <w:b/>
+          <w:bCs/>
+          <w:color w:val="C00000"/>
+        </w:rPr>
+      </w:pPr>
+    </w:p>
+    <w:p>
+      <w:pPr>
+        <w:tabs>
+          <w:tab w:val="left" w:pos="426"/>
+        </w:tabs>
+        <w:rPr>
+          <w:rFonts w:hint="eastAsia"/>
+          <w:b/>
+          <w:bCs/>
+          <w:color w:val="C00000"/>
+        </w:rPr>
+      </w:pPr>
+    </w:p>
+    <w:p>
+      <w:pPr>
+        <w:tabs>
+          <w:tab w:val="left" w:pos="426"/>
+        </w:tabs>
+        <w:rPr>
+          <w:rFonts w:hint="eastAsia"/>
+          <w:b/>
+          <w:bCs/>
+          <w:color w:val="C00000"/>
+        </w:rPr>
+      </w:pPr>
+    </w:p>
+    <w:p>
+      <w:pPr>
+        <w:rPr>
+          <w:rFonts w:hint="eastAsia"/>
+          <w:b/>
+          <w:bCs/>
+        </w:rPr>
+      </w:pPr>
+      <w:r>
+        <w:rPr>
+          <w:rFonts w:hint="eastAsia"/>
+          <w:b/>
+          <w:bCs/>
+        </w:rPr>
+        <w:t>77777777777777777777777777777777777</w:t>
+      </w:r>
+      <w:r>
+        <w:rPr>
+          <w:b/>
+          <w:bCs/>
+        </w:rPr>
+        <w:t>RE</w:t>
+      </w:r>
+      <w:r>
+        <w:rPr>
+          <w:rFonts w:hint="eastAsia"/>
+          <w:b/>
+          <w:bCs/>
+        </w:rPr>
+        <w:t>777777777777777777777777777777</w:t>
+      </w:r>
+    </w:p>
+    <w:p>
+      <w:pPr>
+        <w:rPr>
+          <w:rFonts w:hint="eastAsia"/>
+          <w:b/>
+          <w:bCs/>
+        </w:rPr>
+      </w:pPr>
+    </w:p>
+    <w:p>
+      <w:pPr>
+        <w:tabs>
+          <w:tab w:val="left" w:pos="1387"/>
+        </w:tabs>
+        <w:rPr>
+          <w:rFonts w:hint="eastAsia"/>
+          <w:b/>
+          <w:bCs/>
+        </w:rPr>
+      </w:pPr>
+      <w:r>
+        <w:rPr>
+          <w:b/>
+          <w:bCs/>
+        </w:rPr>
+        <w:t>Les résultats en différences triples</w:t>
+      </w:r>
+      <w:r>
+        <w:rPr>
+          <w:b/>
+          <w:bCs/>
+        </w:rPr>
+        <w:t xml:space="preserve"> </w:t>
+      </w:r>
+      <w:r>
+        <w:rPr>
+          <w:b/>
+          <w:bCs/>
+        </w:rPr>
+        <w:t>reposent sur l’hypothèse de l’écart Paris et Londres subsiste en l’absence de chocs spécifiques</w:t>
+      </w:r>
+      <w:r>
+        <w:rPr>
+          <w:b/>
+          <w:bCs/>
+        </w:rPr>
+        <w:t xml:space="preserve">, et </w:t>
+      </w:r>
+      <w:r>
+        <w:rPr>
+          <w:b/>
+          <w:bCs/>
+        </w:rPr>
+        <w:t>décri</w:t>
+      </w:r>
+      <w:r>
+        <w:rPr>
+          <w:b/>
+          <w:bCs/>
+        </w:rPr>
+        <w:t xml:space="preserve">vent </w:t>
+      </w:r>
+      <w:r>
+        <w:rPr>
+          <w:b/>
+          <w:bCs/>
+        </w:rPr>
+        <w:t>l’évolution d</w:t>
+      </w:r>
+      <w:r>
+        <w:rPr>
+          <w:rFonts w:hint="eastAsia"/>
+          <w:b/>
+          <w:bCs/>
+        </w:rPr>
+        <w:t>i</w:t>
+      </w:r>
+      <w:r>
+        <w:rPr>
+          <w:b/>
+          <w:bCs/>
+        </w:rPr>
+        <w:t xml:space="preserve">fférentielle </w:t>
+      </w:r>
+      <w:r>
+        <w:rPr>
+          <w:b/>
+          <w:bCs/>
+        </w:rPr>
+        <w:t xml:space="preserve">des niveaux de tactiques entre Paris et Londre </w:t>
+      </w:r>
+      <w:r>
+        <w:rPr>
+          <w:rFonts w:hint="eastAsia"/>
+          <w:b/>
+          <w:bCs/>
+        </w:rPr>
+        <w:t>entre</w:t>
+      </w:r>
+      <w:r>
+        <w:rPr>
+          <w:b/>
+          <w:bCs/>
+        </w:rPr>
+        <w:t xml:space="preserve"> décembre 2023 et</w:t>
+      </w:r>
+      <w:r>
+        <w:rPr>
+          <w:b/>
+          <w:bCs/>
+        </w:rPr>
+        <w:t xml:space="preserve"> juin 2024</w:t>
+      </w:r>
+      <w:r>
+        <w:rPr>
+          <w:b/>
+          <w:bCs/>
+        </w:rPr>
+        <w:t xml:space="preserve">. </w:t>
+      </w:r>
+    </w:p>
+    <w:p>
+      <w:pPr>
+        <w:tabs>
+          <w:tab w:val="left" w:pos="1387"/>
+        </w:tabs>
+        <w:rPr>
+          <w:rFonts w:hint="eastAsia"/>
+          <w:b/>
+          <w:bCs/>
+        </w:rPr>
+      </w:pPr>
+      <w:r>
+        <w:rPr>
+          <w:b/>
+          <w:bCs/>
+        </w:rPr>
+        <w:t xml:space="preserve">Donc, </w:t>
+      </w:r>
+      <w:r>
+        <w:rPr>
+          <w:b/>
+          <w:bCs/>
+        </w:rPr>
+        <w:t xml:space="preserve">ils </w:t>
+      </w:r>
+      <w:r>
+        <w:rPr>
+          <w:b/>
+          <w:bCs/>
+        </w:rPr>
+        <w:t xml:space="preserve">illustrent </w:t>
+      </w:r>
+      <w:r>
+        <w:rPr>
+          <w:b/>
+          <w:bCs/>
+        </w:rPr>
+        <w:t xml:space="preserve">si </w:t>
+      </w:r>
+      <w:r>
+        <w:rPr>
+          <w:b/>
+          <w:bCs/>
+        </w:rPr>
+        <w:t xml:space="preserve">les hôtes parisiens ajustent leur présentation de soi de manière différente de ceux de Londres </w:t>
+      </w:r>
+      <w:r>
+        <w:rPr>
+          <w:b/>
+          <w:bCs/>
+          <w:highlight w:val="yellow"/>
+        </w:rPr>
+        <w:t>sur la période</w:t>
+      </w:r>
+      <w:r>
+        <w:rPr>
+          <w:b/>
+          <w:bCs/>
+          <w:highlight w:val="yellow"/>
+        </w:rPr>
+        <w:t xml:space="preserve"> </w:t>
+      </w:r>
+      <w:r>
+        <w:rPr>
+          <w:b/>
+          <w:bCs/>
+          <w:highlight w:val="yellow"/>
+        </w:rPr>
+        <w:t>de</w:t>
+      </w:r>
+      <w:r>
+        <w:rPr>
+          <w:b/>
+          <w:bCs/>
+          <w:highlight w:val="yellow"/>
+        </w:rPr>
+        <w:t xml:space="preserve"> J</w:t>
+      </w:r>
+      <w:r>
+        <w:rPr>
+          <w:b/>
+          <w:bCs/>
+          <w:highlight w:val="yellow"/>
+        </w:rPr>
+        <w:t xml:space="preserve">eux </w:t>
+      </w:r>
+      <w:r>
+        <w:rPr>
+          <w:b/>
+          <w:bCs/>
+          <w:highlight w:val="yellow"/>
+        </w:rPr>
+        <w:t>O</w:t>
+      </w:r>
+      <w:r>
+        <w:rPr>
+          <w:b/>
+          <w:bCs/>
+        </w:rPr>
+        <w:t>lympiques de Paris 2024</w:t>
+      </w:r>
+      <w:r>
+        <w:rPr>
+          <w:b/>
+          <w:bCs/>
+        </w:rPr>
+        <w:t>.</w:t>
+      </w:r>
+    </w:p>
+    <w:p>
+      <w:pPr>
+        <w:tabs>
+          <w:tab w:val="left" w:pos="1387"/>
+        </w:tabs>
+        <w:rPr>
+          <w:rFonts w:hint="eastAsia"/>
+          <w:b/>
+          <w:bCs/>
+        </w:rPr>
+      </w:pPr>
+    </w:p>
+    <w:p>
+      <w:pPr>
+        <w:tabs>
+          <w:tab w:val="left" w:pos="1387"/>
+        </w:tabs>
+        <w:rPr>
+          <w:rFonts w:hint="eastAsia"/>
+          <w:b/>
+          <w:bCs/>
+        </w:rPr>
+      </w:pPr>
+      <w:proofErr w:type="gramStart"/>
+      <w:r>
+        <w:rPr>
+          <w:b/>
+          <w:bCs/>
+        </w:rPr>
+        <w:t>正显著</w:t>
+      </w:r>
+      <w:proofErr w:type="gramEnd"/>
+      <w:r>
+        <w:rPr>
+          <w:b/>
+          <w:bCs/>
+        </w:rPr>
+        <w:t xml:space="preserve"> DDD = Paris 相比 London 在该策略上“相对变化更大”</w:t>
+      </w:r>
+    </w:p>
+    <w:p>
+      <w:pPr>
+        <w:tabs>
+          <w:tab w:val="left" w:pos="1387"/>
+        </w:tabs>
+        <w:rPr>
+          <w:rFonts w:hint="eastAsia"/>
+          <w:b/>
+          <w:bCs/>
+        </w:rPr>
+      </w:pPr>
+      <w:r>
+        <w:rPr>
+          <w:b/>
+          <w:bCs/>
+        </w:rPr>
+        <w:t>Paris 相对于 London 在该策略上的相对变化更小，或呈相反方向的变化。</w:t>
+      </w:r>
+    </w:p>
+    <w:p>
+      <w:pPr>
+        <w:tabs>
+          <w:tab w:val="left" w:pos="1387"/>
+        </w:tabs>
+        <w:rPr>
+          <w:rFonts w:hint="eastAsia"/>
+          <w:b/>
+          <w:bCs/>
+        </w:rPr>
+      </w:pPr>
+      <w:r>
+        <w:rPr>
+          <w:b/>
+          <w:bCs/>
+        </w:rPr>
+        <w:t>Un effet positif signifie que les hôtes parisiens s’adaptent d</w:t>
+      </w:r>
+      <w:r>
+        <w:rPr>
+          <w:b/>
+          <w:bCs/>
+        </w:rPr>
+        <w:t>’une manière plus marqué</w:t>
+      </w:r>
+      <w:r>
+        <w:rPr>
+          <w:b/>
+          <w:bCs/>
+        </w:rPr>
+        <w:t>e</w:t>
+      </w:r>
+      <w:r>
+        <w:rPr>
+          <w:b/>
+          <w:bCs/>
+        </w:rPr>
+        <w:t xml:space="preserve"> que leurs </w:t>
+      </w:r>
+      <w:r>
+        <w:rPr>
+          <w:b/>
+          <w:bCs/>
+        </w:rPr>
+        <w:t>homologue</w:t>
+      </w:r>
+      <w:r>
+        <w:rPr>
+          <w:b/>
+          <w:bCs/>
+        </w:rPr>
+        <w:t>s</w:t>
+      </w:r>
+      <w:r>
+        <w:rPr>
+          <w:b/>
+          <w:bCs/>
+        </w:rPr>
+        <w:t xml:space="preserve"> londonien</w:t>
+      </w:r>
+      <w:r>
+        <w:rPr>
+          <w:b/>
+          <w:bCs/>
+        </w:rPr>
+        <w:t>s</w:t>
+      </w:r>
+      <w:r>
+        <w:rPr>
+          <w:b/>
+          <w:bCs/>
+        </w:rPr>
+        <w:t xml:space="preserve"> sur la période donnée</w:t>
+      </w:r>
+      <w:r>
+        <w:rPr>
+          <w:b/>
+          <w:bCs/>
+        </w:rPr>
+        <w:t>.</w:t>
+      </w:r>
+      <w:r>
+        <w:rPr>
+          <w:b/>
+          <w:bCs/>
+        </w:rPr>
+        <w:t xml:space="preserve"> </w:t>
+      </w:r>
+      <w:r>
+        <w:rPr>
+          <w:b/>
+          <w:bCs/>
+        </w:rPr>
+        <w:t>C</w:t>
+      </w:r>
+      <w:r>
+        <w:rPr>
+          <w:b/>
+          <w:bCs/>
+        </w:rPr>
+        <w:t>’est le cas des tactiques d’authenticité, de sociabilité, d’auto-promotion et d’exemplarité</w:t>
+      </w:r>
+      <w:r>
+        <w:rPr>
+          <w:b/>
+          <w:bCs/>
+        </w:rPr>
+        <w:t xml:space="preserve">, </w:t>
+      </w:r>
+      <w:r>
+        <w:rPr>
+          <w:b/>
+          <w:bCs/>
+        </w:rPr>
+        <w:t>ainsi que l</w:t>
+      </w:r>
+      <w:r>
+        <w:rPr>
+          <w:b/>
+          <w:bCs/>
+        </w:rPr>
+        <w:t xml:space="preserve">a </w:t>
+      </w:r>
+      <w:r>
+        <w:rPr>
+          <w:b/>
+          <w:bCs/>
+        </w:rPr>
+        <w:t>part de portraits et de photo de vie</w:t>
+      </w:r>
+      <w:r>
+        <w:rPr>
+          <w:b/>
+          <w:bCs/>
+        </w:rPr>
+        <w:t>.</w:t>
+      </w:r>
+    </w:p>
+    <w:p>
+      <w:pPr>
+        <w:tabs>
+          <w:tab w:val="left" w:pos="1387"/>
+        </w:tabs>
+        <w:rPr>
+          <w:rFonts w:hint="eastAsia"/>
+          <w:b/>
+          <w:bCs/>
+          <w:highlight w:val="yellow"/>
+        </w:rPr>
+      </w:pPr>
+      <w:r>
+        <w:rPr>
+          <w:b/>
+          <w:bCs/>
+          <w:highlight w:val="yellow"/>
+        </w:rPr>
+        <w:t>Un effet négatif signifie que les hôtes parisiens connaissent une évolution plus faible (ou plus défavorable) que leurs homologues londoniens sur cette dimension.</w:t>
+      </w:r>
+    </w:p>
+    <w:p>
+      <w:pPr>
+        <w:tabs>
+          <w:tab w:val="left" w:pos="1387"/>
+        </w:tabs>
+        <w:rPr>
+          <w:rFonts w:hint="eastAsia"/>
+          <w:b/>
+          <w:bCs/>
+        </w:rPr>
+      </w:pPr>
+    </w:p>
+    <w:p>
+      <w:pPr>
+        <w:tabs>
+          <w:tab w:val="left" w:pos="1387"/>
+        </w:tabs>
+        <w:rPr>
+          <w:rFonts w:hint="eastAsia"/>
+          <w:b/>
+          <w:bCs/>
+        </w:rPr>
+      </w:pPr>
+    </w:p>
+    <w:p>
+      <w:pPr>
+        <w:tabs>
+          <w:tab w:val="left" w:pos="1387"/>
+        </w:tabs>
+        <w:rPr>
+          <w:rFonts w:hint="eastAsia"/>
+          <w:b/>
+          <w:bCs/>
+        </w:rPr>
+      </w:pPr>
+      <w:r>
+        <w:rPr>
+          <w:b/>
+          <w:bCs/>
+        </w:rPr>
+        <w:t>L’analyse des niveaux permet de préciser la nature de ces évolutions.</w:t>
+      </w:r>
+    </w:p>
+    <w:p>
+      <w:pPr>
+        <w:tabs>
+          <w:tab w:val="left" w:pos="1387"/>
+        </w:tabs>
+        <w:rPr>
+          <w:rFonts w:hint="eastAsia"/>
+          <w:b/>
+          <w:bCs/>
+          <w:color w:val="E97132" w:themeColor="accent2"/>
+        </w:rPr>
+      </w:pPr>
+      <w:r>
+        <w:rPr>
+          <w:rFonts w:hint="eastAsia"/>
+          <w:b/>
+          <w:bCs/>
+          <w:color w:val="E97132" w:themeColor="accent2"/>
+        </w:rPr>
+        <w:lastRenderedPageBreak/>
+        <w:t>L</w:t>
+      </w:r>
+      <w:r>
+        <w:rPr>
+          <w:b/>
+          <w:bCs/>
+          <w:color w:val="E97132" w:themeColor="accent2"/>
+        </w:rPr>
+        <w:t>a ligne trajectoire prédit le niveau des tactiques si les JO n’ont pas arrivé et l’écart entre Paris et Londre se maintient</w:t>
+      </w:r>
+      <w:r>
+        <w:rPr>
+          <w:b/>
+          <w:bCs/>
+          <w:color w:val="E97132" w:themeColor="accent2"/>
+        </w:rPr>
+        <w:t xml:space="preserve"> au fils du temps</w:t>
+      </w:r>
+      <w:r>
+        <w:rPr>
+          <w:b/>
+          <w:bCs/>
+          <w:color w:val="E97132" w:themeColor="accent2"/>
+        </w:rPr>
+        <w:t>.</w:t>
+      </w:r>
+    </w:p>
+    <w:p>
+      <w:pPr>
+        <w:tabs>
+          <w:tab w:val="left" w:pos="1387"/>
+        </w:tabs>
+        <w:rPr>
+          <w:rFonts w:hint="eastAsia"/>
+          <w:b/>
+          <w:bCs/>
+        </w:rPr>
+      </w:pPr>
+      <w:r>
+        <w:rPr>
+          <w:rFonts w:hint="eastAsia"/>
+          <w:b/>
+          <w:bCs/>
+        </w:rPr>
+        <w:t>L</w:t>
+      </w:r>
+      <w:r>
+        <w:rPr>
+          <w:b/>
+          <w:bCs/>
+        </w:rPr>
+        <w:t>’authenticité, l’auto-promotion et l’exemplarité s’accroissent</w:t>
+      </w:r>
+      <w:r>
+        <w:rPr>
+          <w:b/>
+          <w:bCs/>
+        </w:rPr>
+        <w:t xml:space="preserve"> à Paris.</w:t>
+      </w:r>
+      <w:r>
+        <w:rPr>
+          <w:b/>
+          <w:bCs/>
+        </w:rPr>
+        <w:t xml:space="preserve"> L</w:t>
+      </w:r>
+      <w:r>
+        <w:rPr>
+          <w:b/>
+          <w:bCs/>
+        </w:rPr>
+        <w:t>a différence triple positif indique</w:t>
+      </w:r>
+      <w:r>
+        <w:rPr>
+          <w:b/>
+          <w:bCs/>
+        </w:rPr>
+        <w:t xml:space="preserve"> </w:t>
+      </w:r>
+      <w:r>
+        <w:rPr>
+          <w:b/>
+          <w:bCs/>
+        </w:rPr>
+        <w:t>une valorisation et</w:t>
+      </w:r>
+      <w:r>
+        <w:rPr>
+          <w:b/>
+          <w:bCs/>
+        </w:rPr>
+        <w:t xml:space="preserve"> une</w:t>
+      </w:r>
+      <w:r>
+        <w:rPr>
+          <w:b/>
+          <w:bCs/>
+        </w:rPr>
+        <w:t xml:space="preserve"> adaptation positif de ces </w:t>
+      </w:r>
+      <w:r>
+        <w:rPr>
+          <w:b/>
+          <w:bCs/>
+        </w:rPr>
+        <w:t>tactiques</w:t>
+      </w:r>
+      <w:r>
+        <w:rPr>
+          <w:b/>
+          <w:bCs/>
+        </w:rPr>
+        <w:t xml:space="preserve"> dans le contexte de JO</w:t>
+      </w:r>
+      <w:r>
+        <w:rPr>
+          <w:b/>
+          <w:bCs/>
+        </w:rPr>
+        <w:t>.</w:t>
+      </w:r>
+    </w:p>
+    <w:p>
+      <w:pPr>
+        <w:tabs>
+          <w:tab w:val="left" w:pos="1387"/>
+        </w:tabs>
+        <w:rPr>
+          <w:rFonts w:hint="eastAsia"/>
+          <w:b/>
+          <w:bCs/>
+        </w:rPr>
+      </w:pPr>
+      <w:r>
+        <w:rPr>
+          <w:rFonts w:hint="eastAsia"/>
+          <w:b/>
+          <w:bCs/>
+        </w:rPr>
+        <w:t>C</w:t>
+      </w:r>
+      <w:r>
+        <w:rPr>
+          <w:b/>
+          <w:bCs/>
+        </w:rPr>
+        <w:t xml:space="preserve">omme </w:t>
+      </w:r>
+      <w:r>
+        <w:rPr>
+          <w:b/>
+          <w:bCs/>
+        </w:rPr>
+        <w:t>le niveau initial de l’authenticité à Paris est plus élevé, cette augmentation accentue l’écart entre Paris et Londres.</w:t>
+      </w:r>
+      <w:r>
+        <w:rPr>
+          <w:b/>
+          <w:bCs/>
+        </w:rPr>
+        <w:t xml:space="preserve"> </w:t>
+      </w:r>
+      <w:r>
+        <w:rPr>
+          <w:b/>
+          <w:bCs/>
+        </w:rPr>
+        <w:t>A</w:t>
+      </w:r>
+      <w:r>
+        <w:rPr>
+          <w:b/>
+          <w:bCs/>
+        </w:rPr>
+        <w:t xml:space="preserve"> l’inverse, </w:t>
+      </w:r>
+      <w:r>
+        <w:rPr>
+          <w:b/>
+          <w:bCs/>
+        </w:rPr>
+        <w:t xml:space="preserve">pour l’auto-promotion et l’exemplarité, initialement faible à Paris, </w:t>
+      </w:r>
+      <w:r>
+        <w:rPr>
+          <w:b/>
+          <w:bCs/>
+        </w:rPr>
+        <w:t>l</w:t>
+      </w:r>
+      <w:r>
+        <w:rPr>
+          <w:b/>
+          <w:bCs/>
+        </w:rPr>
+        <w:t xml:space="preserve">’augmentation correspond à un rattrapage de l’écart. </w:t>
+      </w:r>
+    </w:p>
+    <w:p>
+      <w:pPr>
+        <w:tabs>
+          <w:tab w:val="left" w:pos="1387"/>
+        </w:tabs>
+        <w:rPr>
+          <w:rFonts w:hint="eastAsia"/>
+          <w:b/>
+          <w:bCs/>
+        </w:rPr>
+      </w:pPr>
+    </w:p>
+    <w:p>
+      <w:pPr>
+        <w:tabs>
+          <w:tab w:val="left" w:pos="1387"/>
+        </w:tabs>
+        <w:rPr>
+          <w:rFonts w:hint="eastAsia"/>
+          <w:b/>
+          <w:bCs/>
+        </w:rPr>
+      </w:pPr>
+      <w:r>
+        <w:rPr>
+          <w:rFonts w:hint="eastAsia"/>
+          <w:b/>
+          <w:bCs/>
+        </w:rPr>
+        <w:t>D</w:t>
+      </w:r>
+      <w:r>
+        <w:rPr>
+          <w:b/>
+          <w:bCs/>
+        </w:rPr>
+        <w:t xml:space="preserve">’ailleurs, le niveau de sociabilité diminue dans les deux villes, </w:t>
+      </w:r>
+      <w:r>
+        <w:rPr>
+          <w:b/>
+          <w:bCs/>
+        </w:rPr>
+        <w:t xml:space="preserve">est </w:t>
+      </w:r>
+      <w:r>
+        <w:rPr>
+          <w:b/>
+          <w:bCs/>
+        </w:rPr>
+        <w:t xml:space="preserve">mais </w:t>
+      </w:r>
+      <w:r>
+        <w:rPr>
+          <w:b/>
+          <w:bCs/>
+        </w:rPr>
+        <w:t xml:space="preserve">la baisse est moins prononcée </w:t>
+      </w:r>
+      <w:r>
+        <w:rPr>
+          <w:b/>
+          <w:bCs/>
+        </w:rPr>
+        <w:t xml:space="preserve">à </w:t>
+      </w:r>
+      <w:r>
+        <w:rPr>
+          <w:b/>
+          <w:bCs/>
+        </w:rPr>
+        <w:t>P</w:t>
+      </w:r>
+      <w:r>
+        <w:rPr>
+          <w:b/>
+          <w:bCs/>
+        </w:rPr>
+        <w:t>aris</w:t>
+      </w:r>
+      <w:r>
+        <w:rPr>
+          <w:b/>
+          <w:bCs/>
+        </w:rPr>
+        <w:t>. L</w:t>
+      </w:r>
+      <w:r>
+        <w:rPr>
+          <w:b/>
+          <w:bCs/>
+        </w:rPr>
+        <w:t xml:space="preserve">a différence trip positif </w:t>
+      </w:r>
+      <w:r>
+        <w:rPr>
+          <w:b/>
+          <w:bCs/>
+        </w:rPr>
+        <w:t>suggère une atténuation relative du déclin</w:t>
+      </w:r>
+      <w:r>
+        <w:rPr>
+          <w:b/>
+          <w:bCs/>
+        </w:rPr>
+        <w:t xml:space="preserve"> par rapport à </w:t>
+      </w:r>
+      <w:r>
+        <w:rPr>
+          <w:b/>
+          <w:bCs/>
+        </w:rPr>
+        <w:t>Londres/</w:t>
+      </w:r>
+      <w:r>
+        <w:rPr>
+          <w:b/>
+          <w:bCs/>
+        </w:rPr>
+        <w:t>la trajectoire contrefactuelle.</w:t>
+      </w:r>
+    </w:p>
+    <w:p>
+      <w:pPr>
+        <w:tabs>
+          <w:tab w:val="left" w:pos="1387"/>
+        </w:tabs>
+        <w:rPr>
+          <w:rFonts w:hint="eastAsia"/>
+          <w:b/>
+          <w:bCs/>
+        </w:rPr>
+      </w:pPr>
+      <w:r>
+        <w:rPr>
+          <w:rFonts w:hint="eastAsia"/>
+          <w:b/>
+          <w:bCs/>
+        </w:rPr>
+        <w:t>E</w:t>
+      </w:r>
+      <w:r>
+        <w:rPr>
+          <w:b/>
+          <w:bCs/>
+        </w:rPr>
+        <w:t>nfin, le niveau d’ouverture descend légèrement</w:t>
+      </w:r>
+      <w:r>
+        <w:rPr>
+          <w:b/>
+          <w:bCs/>
+        </w:rPr>
+        <w:t>,</w:t>
+      </w:r>
+      <w:r>
+        <w:rPr>
+          <w:b/>
+          <w:bCs/>
+        </w:rPr>
+        <w:t xml:space="preserve"> mais </w:t>
+      </w:r>
+      <w:r>
+        <w:rPr>
+          <w:b/>
+          <w:bCs/>
+        </w:rPr>
+        <w:t>sans évolution différentielle significative</w:t>
+      </w:r>
+      <w:r>
+        <w:rPr>
+          <w:b/>
+          <w:bCs/>
+        </w:rPr>
+        <w:t xml:space="preserve">, </w:t>
+      </w:r>
+      <w:r>
+        <w:rPr>
+          <w:b/>
+          <w:bCs/>
+        </w:rPr>
+        <w:t>suggérant l’absence d’ajustement spécifique des hôtes parisiens sur cette dimension.</w:t>
+      </w:r>
+    </w:p>
+    <w:p>
+      <w:pPr>
+        <w:tabs>
+          <w:tab w:val="left" w:pos="1387"/>
+        </w:tabs>
+        <w:rPr>
+          <w:rFonts w:hint="eastAsia"/>
+          <w:b/>
+          <w:bCs/>
+        </w:rPr>
+      </w:pPr>
+    </w:p>
+    <w:p>
+      <w:pPr>
+        <w:tabs>
+          <w:tab w:val="left" w:pos="1387"/>
+        </w:tabs>
+        <w:rPr>
+          <w:rFonts w:hint="eastAsia"/>
+          <w:b/>
+          <w:bCs/>
+        </w:rPr>
+      </w:pPr>
+      <w:r>
+        <w:rPr>
+          <w:rFonts w:hint="eastAsia"/>
+          <w:b/>
+          <w:bCs/>
+        </w:rPr>
+        <w:t>A</w:t>
+      </w:r>
+      <w:r>
+        <w:rPr>
+          <w:b/>
+          <w:bCs/>
+        </w:rPr>
+        <w:t xml:space="preserve"> propos de types de photo, </w:t>
+      </w:r>
+      <w:r>
+        <w:rPr>
+          <w:b/>
+          <w:bCs/>
+        </w:rPr>
+        <w:t>la part de portrait augmente à Paris d’une manière plus marqué</w:t>
+      </w:r>
+      <w:r>
+        <w:rPr>
+          <w:rFonts w:hint="eastAsia"/>
+          <w:b/>
+          <w:bCs/>
+        </w:rPr>
+        <w:t>e</w:t>
+      </w:r>
+      <w:r>
+        <w:rPr>
+          <w:b/>
+          <w:bCs/>
+        </w:rPr>
+        <w:t xml:space="preserve"> qu’à Londres</w:t>
+      </w:r>
+      <w:r>
+        <w:rPr>
+          <w:b/>
+          <w:bCs/>
+        </w:rPr>
+        <w:t xml:space="preserve">, qui accentue l’écart entre </w:t>
+      </w:r>
+      <w:r>
+        <w:rPr>
+          <w:b/>
+          <w:bCs/>
+        </w:rPr>
+        <w:t>elles</w:t>
+      </w:r>
+      <w:r>
+        <w:rPr>
+          <w:b/>
+          <w:bCs/>
+        </w:rPr>
+        <w:t xml:space="preserve">. </w:t>
+      </w:r>
+      <w:r>
+        <w:rPr>
+          <w:rFonts w:hint="eastAsia"/>
+          <w:b/>
+          <w:bCs/>
+        </w:rPr>
+        <w:t>C</w:t>
+      </w:r>
+      <w:r>
+        <w:rPr>
+          <w:rFonts w:hint="eastAsia"/>
+          <w:b/>
+          <w:bCs/>
+        </w:rPr>
+        <w:t>e</w:t>
+      </w:r>
+      <w:r>
+        <w:rPr>
+          <w:b/>
+          <w:bCs/>
+        </w:rPr>
+        <w:t>la</w:t>
+      </w:r>
+      <w:r>
+        <w:rPr>
+          <w:b/>
+          <w:bCs/>
+        </w:rPr>
+        <w:t xml:space="preserve"> suggère qu</w:t>
+      </w:r>
+      <w:r>
+        <w:rPr>
+          <w:b/>
+          <w:bCs/>
+        </w:rPr>
+        <w:t xml:space="preserve">e les hôtes parisiens </w:t>
+      </w:r>
+      <w:r>
+        <w:rPr>
+          <w:b/>
+          <w:bCs/>
+        </w:rPr>
+        <w:t>renforce</w:t>
+      </w:r>
+      <w:r>
+        <w:rPr>
+          <w:b/>
+          <w:bCs/>
+        </w:rPr>
+        <w:t>nt</w:t>
+      </w:r>
+      <w:r>
+        <w:rPr>
+          <w:b/>
+          <w:bCs/>
+        </w:rPr>
+        <w:t xml:space="preserve"> l’utilisation de c</w:t>
+      </w:r>
+      <w:r>
+        <w:rPr>
+          <w:b/>
+          <w:bCs/>
+        </w:rPr>
+        <w:t>e type de pho</w:t>
+      </w:r>
+      <w:r>
+        <w:rPr>
+          <w:b/>
+          <w:bCs/>
+        </w:rPr>
+        <w:t>to</w:t>
+      </w:r>
+      <w:r>
+        <w:rPr>
+          <w:b/>
+          <w:bCs/>
+        </w:rPr>
+        <w:t>.</w:t>
+      </w:r>
+    </w:p>
+    <w:p>
+      <w:pPr>
+        <w:tabs>
+          <w:tab w:val="left" w:pos="1387"/>
+        </w:tabs>
+        <w:rPr>
+          <w:rFonts w:hint="eastAsia"/>
+          <w:b/>
+          <w:bCs/>
+        </w:rPr>
+      </w:pPr>
+      <w:r>
+        <w:rPr>
+          <w:rFonts w:hint="eastAsia"/>
+          <w:b/>
+          <w:bCs/>
+        </w:rPr>
+        <w:t>L</w:t>
+      </w:r>
+      <w:r>
+        <w:rPr>
+          <w:b/>
+          <w:bCs/>
+        </w:rPr>
+        <w:t xml:space="preserve">a </w:t>
+      </w:r>
+      <w:r>
+        <w:rPr>
+          <w:b/>
+          <w:bCs/>
+        </w:rPr>
+        <w:t>part de photo de vie</w:t>
+      </w:r>
+      <w:r>
+        <w:rPr>
+          <w:b/>
+          <w:bCs/>
+        </w:rPr>
+        <w:t xml:space="preserve"> à Paris</w:t>
+      </w:r>
+      <w:r>
+        <w:rPr>
+          <w:b/>
+          <w:bCs/>
+        </w:rPr>
+        <w:t xml:space="preserve"> </w:t>
+      </w:r>
+      <w:r>
+        <w:rPr>
+          <w:b/>
+          <w:bCs/>
+        </w:rPr>
+        <w:t xml:space="preserve">reste </w:t>
+      </w:r>
+      <w:r>
+        <w:rPr>
+          <w:b/>
+          <w:bCs/>
+        </w:rPr>
+        <w:t xml:space="preserve">globalement </w:t>
+      </w:r>
+      <w:r>
+        <w:rPr>
+          <w:b/>
+          <w:bCs/>
+        </w:rPr>
+        <w:t xml:space="preserve">stable, </w:t>
+      </w:r>
+      <w:r>
+        <w:rPr>
+          <w:b/>
+          <w:bCs/>
+        </w:rPr>
+        <w:t>tandis qu’elle diminue à Londres, ce qui suggère une atténuation relative de la baisse à Paris.</w:t>
+      </w:r>
+      <w:r>
+        <w:rPr>
+          <w:b/>
+          <w:bCs/>
+        </w:rPr>
+        <w:t xml:space="preserve"> Les hôtes parisiens maintiennent davantage ce type de contenu.</w:t>
+      </w:r>
+    </w:p>
+    <w:p>
+      <w:pPr>
+        <w:tabs>
+          <w:tab w:val="left" w:pos="1387"/>
+        </w:tabs>
+        <w:rPr>
+          <w:rFonts w:hint="eastAsia"/>
+          <w:b/>
+          <w:bCs/>
+        </w:rPr>
+      </w:pPr>
+      <w:r>
+        <w:rPr>
+          <w:rFonts w:hint="eastAsia"/>
+          <w:b/>
+          <w:bCs/>
+        </w:rPr>
+        <w:t>L</w:t>
+      </w:r>
+      <w:r>
+        <w:rPr>
+          <w:b/>
+          <w:bCs/>
+        </w:rPr>
+        <w:t xml:space="preserve">a part de photo sans personne </w:t>
+      </w:r>
+      <w:r>
+        <w:rPr>
+          <w:b/>
+          <w:bCs/>
+        </w:rPr>
+        <w:t>diminue fortement à Paris.</w:t>
+      </w:r>
+      <w:r>
+        <w:t xml:space="preserve"> </w:t>
+      </w:r>
+      <w:r>
+        <w:rPr>
+          <w:b/>
+          <w:bCs/>
+        </w:rPr>
+        <w:t xml:space="preserve">L’effet négatif en différences triples indique un creusement de l’écart avec Londres. </w:t>
+      </w:r>
+    </w:p>
+    <w:p>
+      <w:pPr>
+        <w:tabs>
+          <w:tab w:val="left" w:pos="1387"/>
+        </w:tabs>
+        <w:rPr>
+          <w:rFonts w:hint="eastAsia"/>
+          <w:b/>
+          <w:bCs/>
+        </w:rPr>
+      </w:pPr>
+    </w:p>
+    <w:p>
+      <w:pPr>
+        <w:tabs>
+          <w:tab w:val="left" w:pos="1387"/>
+        </w:tabs>
+        <w:rPr>
+          <w:rFonts w:hint="eastAsia"/>
+          <w:b/>
+          <w:bCs/>
+        </w:rPr>
+      </w:pPr>
+      <w:r>
+        <w:rPr>
+          <w:rFonts w:hint="eastAsia"/>
+          <w:b/>
+          <w:bCs/>
+        </w:rPr>
+        <w:t>E</w:t>
+      </w:r>
+      <w:r>
+        <w:rPr>
+          <w:b/>
+          <w:bCs/>
+        </w:rPr>
+        <w:t xml:space="preserve">n résumé, </w:t>
+      </w:r>
+      <w:r>
+        <w:rPr>
+          <w:b/>
+          <w:bCs/>
+        </w:rPr>
+        <w:t>l</w:t>
+      </w:r>
+      <w:r>
+        <w:rPr>
+          <w:b/>
+          <w:bCs/>
+        </w:rPr>
+        <w:t xml:space="preserve">’ensemble des résultats suggère que les ajustements des hôtes parisiens sur la période de Jeux Olympiques ne suivent pas une direction unique, mais prennent des formes variées — </w:t>
+      </w:r>
+      <w:r>
+        <w:rPr>
+          <w:b/>
+          <w:bCs/>
+          <w:color w:val="C00000"/>
+        </w:rPr>
+        <w:t>renforcement, atténuation, rattrapage ou divergence</w:t>
+      </w:r>
+      <w:r>
+        <w:rPr>
+          <w:b/>
+          <w:bCs/>
+        </w:rPr>
+        <w:t xml:space="preserve"> — selon les dimensions de la présentation de soi.</w:t>
+      </w:r>
+    </w:p>
+    <w:p>
+      <w:pPr>
+        <w:tabs>
+          <w:tab w:val="left" w:pos="1387"/>
+        </w:tabs>
+        <w:rPr>
+          <w:rFonts w:hint="eastAsia"/>
+          <w:b/>
+          <w:bCs/>
+        </w:rPr>
+      </w:pPr>
+    </w:p>
+    <w:p>
+      <w:pPr>
+        <w:tabs>
+          <w:tab w:val="left" w:pos="1387"/>
+        </w:tabs>
+        <w:rPr>
+          <w:rFonts w:hint="eastAsia"/>
+          <w:b/>
+          <w:bCs/>
+        </w:rPr>
+      </w:pPr>
+      <w:r>
+        <w:rPr>
+          <w:rFonts w:hint="eastAsia"/>
+          <w:b/>
+          <w:bCs/>
+        </w:rPr>
+        <w:lastRenderedPageBreak/>
+        <w:t>777777777777777777777777777777777777777777777777777777777777777777</w:t>
+      </w:r>
+    </w:p>
+    <w:p>
+      <w:pPr>
+        <w:tabs>
+          <w:tab w:val="left" w:pos="1387"/>
+        </w:tabs>
+        <w:rPr>
+          <w:rFonts w:hint="eastAsia"/>
+          <w:b/>
+          <w:bCs/>
+        </w:rPr>
+      </w:pPr>
+    </w:p>
+    <w:p>
+      <w:pPr>
+        <w:tabs>
+          <w:tab w:val="left" w:pos="1387"/>
+        </w:tabs>
+        <w:rPr>
+          <w:rFonts w:hint="eastAsia"/>
+          <w:b/>
+          <w:bCs/>
+        </w:rPr>
+      </w:pPr>
+    </w:p>
+    <w:p>
+      <w:pPr>
+        <w:tabs>
+          <w:tab w:val="left" w:pos="1387"/>
+        </w:tabs>
+        <w:rPr>
+          <w:rFonts w:hint="eastAsia"/>
+          <w:b/>
+          <w:bCs/>
+        </w:rPr>
+      </w:pPr>
+    </w:p>
+    <w:p>
+      <w:pPr>
+        <w:tabs>
+          <w:tab w:val="left" w:pos="1387"/>
+        </w:tabs>
+        <w:rPr>
+          <w:rFonts w:hint="eastAsia"/>
+          <w:b/>
+          <w:bCs/>
+        </w:rPr>
+      </w:pPr>
+    </w:p>
+    <w:p>
+      <w:pPr>
+        <w:tabs>
+          <w:tab w:val="left" w:pos="1387"/>
+        </w:tabs>
+        <w:rPr>
+          <w:rFonts w:hint="eastAsia"/>
+          <w:b/>
+          <w:bCs/>
+        </w:rPr>
+      </w:pPr>
+      <w:r>
+        <w:rPr>
+          <w:rFonts w:hint="eastAsia"/>
+          <w:b/>
+          <w:bCs/>
+        </w:rPr>
+        <w:t>E</w:t>
+      </w:r>
+      <w:r>
+        <w:rPr>
+          <w:b/>
+          <w:bCs/>
+        </w:rPr>
+        <w:t xml:space="preserve">n tenant compte des </w:t>
+      </w:r>
+      <w:r>
+        <w:rPr>
+          <w:b/>
+          <w:bCs/>
+        </w:rPr>
+        <w:t>trajectoires des niveaux de</w:t>
+      </w:r>
+      <w:r>
+        <w:rPr>
+          <w:b/>
+          <w:bCs/>
+          <w:color w:val="C00000"/>
+        </w:rPr>
+        <w:t xml:space="preserve"> tactiques</w:t>
+      </w:r>
+      <w:r>
+        <w:rPr>
+          <w:rFonts w:hint="eastAsia"/>
+          <w:b/>
+          <w:bCs/>
+          <w:color w:val="C00000"/>
+        </w:rPr>
+        <w:t xml:space="preserve"> textuelles</w:t>
+      </w:r>
+      <w:r>
+        <w:rPr>
+          <w:b/>
+          <w:bCs/>
+        </w:rPr>
+        <w:t xml:space="preserve">, </w:t>
+      </w:r>
+    </w:p>
+    <w:p>
+      <w:pPr>
+        <w:rPr>
+          <w:rFonts w:hint="eastAsia"/>
+          <w:b/>
+          <w:bCs/>
+          <w:u w:val="single"/>
+        </w:rPr>
+      </w:pPr>
+      <w:r>
+        <w:rPr>
+          <w:rFonts w:hint="eastAsia"/>
+          <w:b/>
+          <w:bCs/>
+          <w:u w:val="single"/>
+        </w:rPr>
+        <w:t>L</w:t>
+      </w:r>
+      <w:r>
+        <w:rPr>
+          <w:b/>
+          <w:bCs/>
+          <w:u w:val="single"/>
+        </w:rPr>
+        <w:t>’authenticité</w:t>
+      </w:r>
+      <w:r>
+        <w:rPr>
+          <w:b/>
+          <w:bCs/>
+          <w:u w:val="single"/>
+        </w:rPr>
+        <w:t xml:space="preserve"> s’accroît</w:t>
+      </w:r>
+      <w:r>
+        <w:rPr>
+          <w:b/>
+          <w:bCs/>
+          <w:u w:val="single"/>
+        </w:rPr>
+        <w:t xml:space="preserve">, </w:t>
+      </w:r>
+      <w:r>
+        <w:rPr>
+          <w:b/>
+          <w:bCs/>
+          <w:u w:val="single"/>
+        </w:rPr>
+        <w:t>c</w:t>
+      </w:r>
+      <w:r>
+        <w:rPr>
+          <w:b/>
+          <w:bCs/>
+          <w:u w:val="single"/>
+        </w:rPr>
+        <w:t>ette</w:t>
+      </w:r>
+      <w:r>
+        <w:rPr>
+          <w:b/>
+          <w:bCs/>
+          <w:u w:val="single"/>
+        </w:rPr>
+        <w:t xml:space="preserve"> augmentation </w:t>
+      </w:r>
+      <w:r>
+        <w:rPr>
+          <w:b/>
+          <w:bCs/>
+          <w:u w:val="single"/>
+        </w:rPr>
+        <w:t xml:space="preserve">est </w:t>
+      </w:r>
+      <w:r>
+        <w:rPr>
+          <w:b/>
+          <w:bCs/>
+          <w:u w:val="single"/>
+        </w:rPr>
+        <w:t>plus forte que Londres</w:t>
+      </w:r>
+      <w:r>
+        <w:rPr>
+          <w:b/>
+          <w:bCs/>
+          <w:u w:val="single"/>
+        </w:rPr>
+        <w:t xml:space="preserve">, relevant d’un </w:t>
+      </w:r>
+      <w:r>
+        <w:rPr>
+          <w:b/>
+          <w:bCs/>
+          <w:color w:val="C00000"/>
+          <w:u w:val="single"/>
+        </w:rPr>
+        <w:t xml:space="preserve">renforcement </w:t>
+      </w:r>
+      <w:r>
+        <w:rPr>
+          <w:b/>
+          <w:bCs/>
+          <w:u w:val="single"/>
+        </w:rPr>
+        <w:t>de tactique</w:t>
+      </w:r>
+      <w:r>
+        <w:rPr>
+          <w:b/>
+          <w:bCs/>
+          <w:u w:val="single"/>
+        </w:rPr>
+        <w:t>.</w:t>
+      </w:r>
+      <w:r>
+        <w:rPr>
+          <w:b/>
+          <w:bCs/>
+          <w:u w:val="single"/>
+        </w:rPr>
+        <w:t xml:space="preserve"> C</w:t>
+      </w:r>
+      <w:r>
+        <w:rPr>
+          <w:b/>
+          <w:bCs/>
+          <w:u w:val="single"/>
+        </w:rPr>
+        <w:t xml:space="preserve">omme son niveau initial est plus élevé à Paris, </w:t>
+      </w:r>
+      <w:r>
+        <w:rPr>
+          <w:b/>
+          <w:bCs/>
+          <w:u w:val="single"/>
+        </w:rPr>
+        <w:t>l’écart</w:t>
+      </w:r>
+      <w:r>
+        <w:rPr>
+          <w:b/>
+          <w:bCs/>
+          <w:u w:val="single"/>
+        </w:rPr>
+        <w:t xml:space="preserve"> s’</w:t>
+      </w:r>
+      <w:r>
+        <w:rPr>
+          <w:b/>
+          <w:bCs/>
+          <w:u w:val="single"/>
+        </w:rPr>
+        <w:t>accentue</w:t>
+      </w:r>
+      <w:r>
+        <w:rPr>
+          <w:b/>
+          <w:bCs/>
+          <w:u w:val="single"/>
+        </w:rPr>
+        <w:t>.</w:t>
+      </w:r>
+    </w:p>
+    <w:p>
+      <w:pPr>
+        <w:rPr>
+          <w:rFonts w:hint="eastAsia"/>
+          <w:b/>
+          <w:bCs/>
+          <w:u w:val="single"/>
+        </w:rPr>
+      </w:pPr>
+      <w:r>
+        <w:rPr>
+          <w:b/>
+          <w:bCs/>
+          <w:u w:val="single"/>
+        </w:rPr>
+        <w:t>L</w:t>
+      </w:r>
+      <w:r>
+        <w:rPr>
+          <w:b/>
+          <w:bCs/>
+          <w:u w:val="single"/>
+        </w:rPr>
+        <w:t xml:space="preserve">’auto-promotion et l’exemplarité s’accroissent </w:t>
+      </w:r>
+      <w:r>
+        <w:rPr>
+          <w:b/>
+          <w:bCs/>
+          <w:u w:val="single"/>
+        </w:rPr>
+        <w:t>également</w:t>
+      </w:r>
+      <w:r>
+        <w:rPr>
+          <w:b/>
+          <w:bCs/>
+          <w:u w:val="single"/>
+        </w:rPr>
+        <w:t>,</w:t>
+      </w:r>
+      <w:r>
+        <w:rPr>
+          <w:b/>
+          <w:bCs/>
+          <w:u w:val="single"/>
+        </w:rPr>
+        <w:t xml:space="preserve"> mais avec</w:t>
+      </w:r>
+      <w:r>
+        <w:rPr>
+          <w:b/>
+          <w:bCs/>
+          <w:u w:val="single"/>
+        </w:rPr>
+        <w:t xml:space="preserve"> son niveau initial à Parsi plus bas qu’à Londres, </w:t>
+      </w:r>
+      <w:r>
+        <w:rPr>
+          <w:b/>
+          <w:bCs/>
+          <w:u w:val="single"/>
+        </w:rPr>
+        <w:t>Paris r</w:t>
+      </w:r>
+      <w:r>
+        <w:rPr>
+          <w:b/>
+          <w:bCs/>
+          <w:u w:val="single"/>
+        </w:rPr>
+        <w:t xml:space="preserve">éduit </w:t>
+      </w:r>
+      <w:r>
+        <w:rPr>
+          <w:b/>
+          <w:bCs/>
+          <w:u w:val="single"/>
+        </w:rPr>
+        <w:t>son retard par rapport à Londres (</w:t>
+      </w:r>
+      <w:r>
+        <w:rPr>
+          <w:b/>
+          <w:bCs/>
+          <w:u w:val="single"/>
+        </w:rPr>
+        <w:t xml:space="preserve">l’écart </w:t>
+      </w:r>
+      <w:r>
+        <w:rPr>
+          <w:b/>
+          <w:bCs/>
+          <w:u w:val="single"/>
+        </w:rPr>
+        <w:t xml:space="preserve">est diminué et </w:t>
+      </w:r>
+      <w:r>
+        <w:rPr>
+          <w:b/>
+          <w:bCs/>
+          <w:color w:val="C00000"/>
+          <w:u w:val="single"/>
+        </w:rPr>
+        <w:t>rattrapé</w:t>
+      </w:r>
+      <w:r>
+        <w:rPr>
+          <w:b/>
+          <w:bCs/>
+          <w:u w:val="single"/>
+        </w:rPr>
+        <w:t>)</w:t>
+      </w:r>
+      <w:r>
+        <w:rPr>
+          <w:b/>
+          <w:bCs/>
+          <w:u w:val="single"/>
+        </w:rPr>
+        <w:t>.</w:t>
+      </w:r>
+    </w:p>
+    <w:p>
+      <w:pPr>
+        <w:ind w:firstLineChars="150" w:firstLine="330"/>
+        <w:rPr>
+          <w:rFonts w:hint="eastAsia"/>
+        </w:rPr>
+      </w:pPr>
+      <w:r>
+        <w:t>(</w:t>
+      </w:r>
+      <w:r>
+        <w:t>Pour l’authenticité, où le niveau est initialement plus élevé à Paris, l’écart s’élargit. En revanche, pour l’auto-promotion et l’exemplarité, initialement plus élevées à Londres, l’écart se réduit.</w:t>
+      </w:r>
+      <w:r>
+        <w:t>)</w:t>
+      </w:r>
+    </w:p>
+    <w:p>
+      <w:pPr>
+        <w:rPr>
+          <w:rFonts w:hint="eastAsia"/>
+          <w:b/>
+          <w:bCs/>
+          <w:u w:val="single"/>
+        </w:rPr>
+      </w:pPr>
+      <w:r>
+        <w:rPr>
+          <w:b/>
+          <w:bCs/>
+          <w:u w:val="single"/>
+        </w:rPr>
+        <w:t>La sociabilité diminue dans ces deux villes, mais cette baisse est moins</w:t>
+      </w:r>
+      <w:r>
+        <w:t xml:space="preserve"> </w:t>
+      </w:r>
+      <w:r>
+        <w:rPr>
+          <w:b/>
+          <w:bCs/>
+          <w:u w:val="single"/>
+        </w:rPr>
+        <w:t>prononcée</w:t>
+      </w:r>
+      <w:r>
+        <w:rPr>
+          <w:b/>
+          <w:bCs/>
+          <w:u w:val="single"/>
+        </w:rPr>
+        <w:t xml:space="preserve"> à Paris qu’à Londres</w:t>
+      </w:r>
+      <w:r>
+        <w:rPr>
+          <w:b/>
+          <w:bCs/>
+          <w:u w:val="single"/>
+        </w:rPr>
+        <w:t>, traduisant un effet d’</w:t>
+      </w:r>
+      <w:r>
+        <w:rPr>
+          <w:b/>
+          <w:bCs/>
+          <w:color w:val="C00000"/>
+          <w:u w:val="single"/>
+        </w:rPr>
+        <w:t>atténuation</w:t>
+      </w:r>
+      <w:r>
+        <w:rPr>
+          <w:b/>
+          <w:bCs/>
+          <w:u w:val="single"/>
+        </w:rPr>
+        <w:t>.</w:t>
+      </w:r>
+    </w:p>
+    <w:p>
+      <w:pPr>
+        <w:rPr>
+          <w:rFonts w:hint="eastAsia"/>
+          <w:b/>
+          <w:bCs/>
+        </w:rPr>
+      </w:pPr>
+      <w:r>
+        <w:rPr>
+          <w:b/>
+          <w:bCs/>
+        </w:rPr>
+        <w:t>L’ouverture diminue légèrement sans évolution différentielle significative.</w:t>
+      </w:r>
+    </w:p>
+    <w:p>
+      <w:pPr>
+        <w:rPr>
+          <w:rFonts w:hint="eastAsia"/>
+          <w:b/>
+          <w:bCs/>
+          <w:u w:val="single"/>
+        </w:rPr>
+      </w:pPr>
+    </w:p>
+    <w:p>
+      <w:pPr>
+        <w:rPr>
+          <w:rFonts w:hint="eastAsia"/>
+          <w:b/>
+          <w:bCs/>
+        </w:rPr>
+      </w:pPr>
+      <w:r>
+        <w:rPr>
+          <w:b/>
+          <w:bCs/>
+        </w:rPr>
+        <w:t>E</w:t>
+      </w:r>
+      <w:r>
+        <w:rPr>
+          <w:b/>
+          <w:bCs/>
+        </w:rPr>
+        <w:t>n termes de</w:t>
+      </w:r>
+      <w:r>
+        <w:rPr>
+          <w:b/>
+          <w:bCs/>
+          <w:color w:val="C00000"/>
+        </w:rPr>
+        <w:t xml:space="preserve"> tactiques visuelles</w:t>
+      </w:r>
+      <w:r>
+        <w:rPr>
+          <w:b/>
+          <w:bCs/>
+        </w:rPr>
+        <w:t xml:space="preserve">, </w:t>
+      </w:r>
+      <w:r>
+        <w:rPr>
+          <w:b/>
+          <w:bCs/>
+        </w:rPr>
+        <w:t>Les résultats mettent en évidence des dynamiques différenciées selon les types d’images.</w:t>
+      </w:r>
+    </w:p>
+    <w:p>
+      <w:pPr>
+        <w:rPr>
+          <w:rFonts w:hint="eastAsia"/>
+          <w:b/>
+          <w:bCs/>
+        </w:rPr>
+      </w:pPr>
+      <w:r>
+        <w:rPr>
+          <w:b/>
+          <w:bCs/>
+        </w:rPr>
+        <w:t xml:space="preserve">La part des portraits augmente davantage à Paris, traduisant un </w:t>
+      </w:r>
+      <w:r>
+        <w:rPr>
+          <w:b/>
+          <w:bCs/>
+          <w:color w:val="C00000"/>
+        </w:rPr>
+        <w:t xml:space="preserve">renforcement </w:t>
+      </w:r>
+      <w:r>
+        <w:rPr>
+          <w:b/>
+          <w:bCs/>
+        </w:rPr>
+        <w:t xml:space="preserve">de cette stratégie. Les photos de vie restent globalement stables à Paris tandis qu’elles diminuent à Londres, ce qui suggère une forme de </w:t>
+      </w:r>
+      <w:r>
+        <w:rPr>
+          <w:b/>
+          <w:bCs/>
+          <w:color w:val="C00000"/>
+        </w:rPr>
+        <w:t xml:space="preserve">résistance </w:t>
+      </w:r>
+      <w:r>
+        <w:rPr>
+          <w:b/>
+          <w:bCs/>
+        </w:rPr>
+        <w:t>relative. En revanche, les images sans présence humaine diminuent davantage à Paris, ce qui accentue l’écart avec Londres.</w:t>
+      </w:r>
+      <w:r>
+        <w:rPr>
+          <w:b/>
+          <w:bCs/>
+        </w:rPr>
+        <w:t xml:space="preserve"> </w:t>
+      </w:r>
+    </w:p>
+    <w:p>
+      <w:pPr>
+        <w:rPr>
+          <w:rFonts w:hint="eastAsia"/>
+          <w:b/>
+          <w:bCs/>
+        </w:rPr>
+      </w:pPr>
+    </w:p>
+    <w:p>
+      <w:pPr>
+        <w:tabs>
+          <w:tab w:val="left" w:pos="2615"/>
+        </w:tabs>
+        <w:rPr>
+          <w:rFonts w:hint="eastAsia"/>
+          <w:b/>
+          <w:bCs/>
+        </w:rPr>
+      </w:pPr>
+      <w:r>
+        <w:rPr>
+          <w:rFonts w:hint="eastAsia"/>
+          <w:b/>
+          <w:bCs/>
+        </w:rPr>
+        <w:t>总结段：</w:t>
+      </w:r>
+    </w:p>
+    <w:p>
+      <w:pPr>
+        <w:rPr>
+          <w:rFonts w:hint="eastAsia"/>
+          <w:b/>
+          <w:bCs/>
+        </w:rPr>
+      </w:pPr>
+      <w:r>
+        <w:rPr>
+          <w:b/>
+          <w:bCs/>
+        </w:rPr>
+        <w:t>(</w:t>
+      </w:r>
+      <w:proofErr w:type="gramStart"/>
+      <w:r>
+        <w:rPr>
+          <w:b/>
+          <w:bCs/>
+        </w:rPr>
+        <w:t>narrative</w:t>
+      </w:r>
+      <w:proofErr w:type="gramEnd"/>
+      <w:r>
+        <w:rPr>
+          <w:b/>
+          <w:bCs/>
+        </w:rPr>
+        <w:t xml:space="preserve"> : DDD, évolution de niveau, mécanisme combiné de </w:t>
+      </w:r>
+      <w:proofErr w:type="spellStart"/>
+      <w:r>
+        <w:rPr>
+          <w:b/>
+          <w:bCs/>
+        </w:rPr>
+        <w:t>niv</w:t>
+      </w:r>
+      <w:proofErr w:type="spellEnd"/>
+      <w:r>
+        <w:rPr>
+          <w:b/>
+          <w:bCs/>
+        </w:rPr>
+        <w:t xml:space="preserve"> initial)</w:t>
+      </w:r>
+    </w:p>
+    <w:p>
+      <w:pPr>
+        <w:rPr>
+          <w:rFonts w:hint="eastAsia"/>
+          <w:b/>
+          <w:bCs/>
+        </w:rPr>
+      </w:pPr>
+      <w:r>
+        <w:rPr>
+          <w:b/>
+          <w:bCs/>
+        </w:rPr>
+        <w:t>(</w:t>
+      </w:r>
+      <w:r>
+        <w:rPr>
+          <w:b/>
+          <w:bCs/>
+        </w:rPr>
+        <w:t xml:space="preserve">L’ensemble des résultats suggère que les ajustements des hôtes parisiens sur la </w:t>
+      </w:r>
+      <w:r>
+        <w:rPr>
+          <w:b/>
+          <w:bCs/>
+        </w:rPr>
+        <w:lastRenderedPageBreak/>
+        <w:t>période</w:t>
+      </w:r>
+      <w:r>
+        <w:rPr>
+          <w:b/>
+          <w:bCs/>
+        </w:rPr>
+        <w:t xml:space="preserve"> de</w:t>
+      </w:r>
+      <w:r>
+        <w:rPr>
+          <w:b/>
+          <w:bCs/>
+        </w:rPr>
+        <w:t xml:space="preserve"> Jeux Olympiques ne suivent pas une direction unique, mais prennent des formes variées — </w:t>
+      </w:r>
+      <w:r>
+        <w:rPr>
+          <w:b/>
+          <w:bCs/>
+          <w:color w:val="C00000"/>
+        </w:rPr>
+        <w:t>renforcement, atténuation</w:t>
+      </w:r>
+      <w:r>
+        <w:rPr>
+          <w:b/>
+          <w:bCs/>
+          <w:color w:val="C00000"/>
+        </w:rPr>
+        <w:t>, rattrapage</w:t>
+      </w:r>
+      <w:r>
+        <w:rPr>
+          <w:b/>
+          <w:bCs/>
+          <w:color w:val="C00000"/>
+        </w:rPr>
+        <w:t xml:space="preserve"> ou divergence</w:t>
+      </w:r>
+      <w:r>
+        <w:rPr>
+          <w:b/>
+          <w:bCs/>
+        </w:rPr>
+        <w:t xml:space="preserve"> — selon les dimensions de la présentation de soi.</w:t>
+      </w:r>
+      <w:r>
+        <w:rPr>
+          <w:b/>
+          <w:bCs/>
+        </w:rPr>
+        <w:t>)</w:t>
+      </w:r>
+    </w:p>
+    <w:p>
+      <w:pPr>
+        <w:rPr>
+          <w:rFonts w:hint="eastAsia"/>
+          <w:b/>
+          <w:bCs/>
+        </w:rPr>
+      </w:pPr>
+    </w:p>
+    <w:p>
+      <w:pPr>
+        <w:rPr>
+          <w:rFonts w:hint="eastAsia"/>
+          <w:b/>
+          <w:bCs/>
+        </w:rPr>
+      </w:pPr>
+      <w:r>
+        <w:rPr>
+          <w:b/>
+          <w:bCs/>
+        </w:rPr>
+        <w:t>Les estimations en différences triples montrent que les dynamiques diffèrent selon les dimensions. L’analyse des niveaux indique que certaines tactiques augmentent à Paris, tandis que d’autres diminuent. La combinaison de ces résultats permet d’identifier plusieurs mécanismes d’ajustement. Certaines dimensions relèvent d’un renforcement, avec une hausse plus marquée à Paris et un écart qui s’accentue. D’autres correspondent à un effet d’atténuation, la baisse étant moins prononcée à Paris qu’à Londres. On observe également des processus de rattrapage, Paris réduisant son retard initial. Enfin, certaines dimensions présentent une divergence, avec un écart qui se creuse au détriment de Paris.</w:t>
+      </w:r>
+    </w:p>
+    <w:p>
+      <w:pPr>
+        <w:rPr>
+          <w:rFonts w:hint="eastAsia"/>
+          <w:b/>
+          <w:bCs/>
+        </w:rPr>
+      </w:pPr>
+      <w:r>
+        <w:rPr>
+          <w:b/>
+          <w:bCs/>
+        </w:rPr>
+        <w:t>Ces évolutions s’inscrivent dans le contexte des Jeux Olympiques de 2024 et suggèrent que les hôtes parisiens adaptent leurs stratégies de manière différenciée selon les dimensions considérées.</w:t>
+      </w:r>
+    </w:p>
+    <w:p>
+      <w:pPr>
+        <w:rPr>
+          <w:rFonts w:hint="eastAsia"/>
+          <w:b/>
+          <w:bCs/>
+        </w:rPr>
+      </w:pPr>
+    </w:p>
+    <w:p>
+      <w:pPr>
+        <w:numPr>
+          <w:ilvl w:val="0"/>
+          <w:numId w:val="1"/>
+        </w:numPr>
+        <w:rPr>
+          <w:rFonts w:hint="eastAsia"/>
+          <w:b/>
+          <w:bCs/>
+        </w:rPr>
+      </w:pPr>
+      <w:r>
+        <w:rPr>
+          <w:b/>
+          <w:bCs/>
+        </w:rPr>
+        <w:t>(</w:t>
+      </w:r>
+      <w:r>
+        <w:rPr>
+          <w:rFonts w:hint="eastAsia"/>
+          <w:b/>
+          <w:bCs/>
+        </w:rPr>
+        <w:t>P</w:t>
+      </w:r>
+      <w:r>
+        <w:rPr>
+          <w:b/>
+          <w:bCs/>
+        </w:rPr>
+        <w:t>our l’authenticité qui est initialement plus élevé à Paris, l’écart s’élargit, pour l’auto-promotion et l’exemplarité, élevé à Londres, l’écart se réduit.</w:t>
+      </w:r>
+      <w:r>
+        <w:rPr>
+          <w:b/>
+          <w:bCs/>
+        </w:rPr>
+        <w:t>)</w:t>
+      </w:r>
+    </w:p>
+    <w:p>
+      <w:pPr>
+        <w:ind w:left="360"/>
+        <w:rPr>
+          <w:rFonts w:hint="eastAsia"/>
+          <w:b/>
+          <w:bCs/>
+        </w:rPr>
+      </w:pPr>
+    </w:p>
+    <w:p>
+      <w:pPr>
+        <w:rPr>
+          <w:rFonts w:hint="eastAsia"/>
+          <w:b/>
+          <w:bCs/>
+        </w:rPr>
+      </w:pPr>
+    </w:p>
+    <w:p>
+      <w:pPr>
+        <w:rPr>
+          <w:rFonts w:hint="eastAsia"/>
+          <w:b/>
+          <w:bCs/>
+        </w:rPr>
+      </w:pPr>
+    </w:p>
+    <w:tbl>
+      <w:tblPr>
+        <w:tblStyle w:val="af"/>
+        <w:tblW w:w="0" w:type="auto"/>
+        <w:tblLook w:val="04A0" w:firstRow="1" w:lastRow="0" w:firstColumn="1" w:lastColumn="0" w:noHBand="0" w:noVBand="1"/>
+      </w:tblPr>
+      <w:tblGrid>
+        <w:gridCol w:w="1519"/>
+        <w:gridCol w:w="1337"/>
+        <w:gridCol w:w="690"/>
+        <w:gridCol w:w="1212"/>
+        <w:gridCol w:w="1572"/>
+        <w:gridCol w:w="1966"/>
+      </w:tblGrid>
+      <w:tr>
+        <w:tc>
+          <w:tcPr>
+            <w:tcW w:w="0" w:type="auto"/>
+            <w:hideMark/>
+          </w:tcPr>
+          <w:p>
+            <w:pPr>
+              <w:spacing w:after="160" w:line="278" w:lineRule="auto"/>
+              <w:rPr>
+                <w:rFonts w:hint="eastAsia"/>
+                <w:b/>
+                <w:bCs/>
+              </w:rPr>
+            </w:pPr>
+            <w:r>
+              <w:rPr>
+                <w:b/>
+                <w:bCs/>
+              </w:rPr>
+              <w:t>Variable</w:t>
+            </w:r>
+          </w:p>
+        </w:tc>
+        <w:tc>
+          <w:tcPr>
+            <w:tcW w:w="0" w:type="auto"/>
+            <w:hideMark/>
+          </w:tcPr>
+          <w:p>
+            <w:pPr>
+              <w:spacing w:after="160" w:line="278" w:lineRule="auto"/>
+              <w:rPr>
+                <w:rFonts w:hint="eastAsia"/>
+                <w:b/>
+                <w:bCs/>
+              </w:rPr>
+            </w:pPr>
+            <w:r>
+              <w:rPr>
+                <w:b/>
+                <w:bCs/>
+              </w:rPr>
+              <w:t>Évolution à Paris</w:t>
+            </w:r>
+          </w:p>
+        </w:tc>
+        <w:tc>
+          <w:tcPr>
+            <w:tcW w:w="0" w:type="auto"/>
+            <w:hideMark/>
+          </w:tcPr>
+          <w:p>
+            <w:pPr>
+              <w:spacing w:after="160" w:line="278" w:lineRule="auto"/>
+              <w:rPr>
+                <w:rFonts w:hint="eastAsia"/>
+                <w:b/>
+                <w:bCs/>
+              </w:rPr>
+            </w:pPr>
+            <w:r>
+              <w:rPr>
+                <w:b/>
+                <w:bCs/>
+              </w:rPr>
+              <w:t>DDD</w:t>
+            </w:r>
+          </w:p>
+        </w:tc>
+        <w:tc>
+          <w:tcPr>
+            <w:tcW w:w="0" w:type="auto"/>
+            <w:hideMark/>
+          </w:tcPr>
+          <w:p>
+            <w:pPr>
+              <w:spacing w:after="160" w:line="278" w:lineRule="auto"/>
+              <w:rPr>
+                <w:rFonts w:hint="eastAsia"/>
+                <w:b/>
+                <w:bCs/>
+              </w:rPr>
+            </w:pPr>
+            <w:r>
+              <w:rPr>
+                <w:b/>
+                <w:bCs/>
+              </w:rPr>
+              <w:t>Position initiale</w:t>
+            </w:r>
+          </w:p>
+        </w:tc>
+        <w:tc>
+          <w:tcPr>
+            <w:tcW w:w="0" w:type="auto"/>
+            <w:hideMark/>
+          </w:tcPr>
+          <w:p>
+            <w:pPr>
+              <w:spacing w:after="160" w:line="278" w:lineRule="auto"/>
+              <w:rPr>
+                <w:rFonts w:hint="eastAsia"/>
+                <w:b/>
+                <w:bCs/>
+              </w:rPr>
+            </w:pPr>
+            <w:r>
+              <w:rPr>
+                <w:b/>
+                <w:bCs/>
+              </w:rPr>
+              <w:t>Mécanisme</w:t>
+            </w:r>
+          </w:p>
+        </w:tc>
+        <w:tc>
+          <w:tcPr>
+            <w:tcW w:w="0" w:type="auto"/>
+            <w:hideMark/>
+          </w:tcPr>
+          <w:p>
+            <w:pPr>
+              <w:spacing w:after="160" w:line="278" w:lineRule="auto"/>
+              <w:rPr>
+                <w:rFonts w:hint="eastAsia"/>
+                <w:b/>
+                <w:bCs/>
+              </w:rPr>
+            </w:pPr>
+            <w:r>
+              <w:rPr>
+                <w:b/>
+                <w:bCs/>
+              </w:rPr>
+              <w:t>Interprétation</w:t>
+            </w:r>
+          </w:p>
+        </w:tc>
+      </w:tr>
+      <w:tr>
+        <w:tc>
+          <w:tcPr>
+            <w:tcW w:w="0" w:type="auto"/>
+            <w:hideMark/>
+          </w:tcPr>
+          <w:p>
+            <w:pPr>
+              <w:spacing w:after="160" w:line="278" w:lineRule="auto"/>
+              <w:rPr>
+                <w:rFonts w:hint="eastAsia"/>
+                <w:b/>
+                <w:bCs/>
+              </w:rPr>
+            </w:pPr>
+            <w:proofErr w:type="gramStart"/>
+            <w:r>
+              <w:rPr>
+                <w:b/>
+                <w:bCs/>
+              </w:rPr>
+              <w:t>authenticité</w:t>
+            </w:r>
+            <w:proofErr w:type="gramEnd"/>
+          </w:p>
+        </w:tc>
+        <w:tc>
+          <w:tcPr>
+            <w:tcW w:w="0" w:type="auto"/>
+            <w:hideMark/>
+          </w:tcPr>
+          <w:p>
+            <w:pPr>
+              <w:spacing w:after="160" w:line="278" w:lineRule="auto"/>
+              <w:rPr>
+                <w:rFonts w:hint="eastAsia"/>
+                <w:b/>
+                <w:bCs/>
+              </w:rPr>
+            </w:pPr>
+            <w:r>
+              <w:rPr>
+                <w:b/>
+                <w:bCs/>
+              </w:rPr>
+              <w:t>↑</w:t>
+            </w:r>
+          </w:p>
+        </w:tc>
+        <w:tc>
+          <w:tcPr>
+            <w:tcW w:w="0" w:type="auto"/>
+            <w:hideMark/>
+          </w:tcPr>
+          <w:p>
+            <w:pPr>
+              <w:spacing w:after="160" w:line="278" w:lineRule="auto"/>
+              <w:rPr>
+                <w:rFonts w:hint="eastAsia"/>
+                <w:b/>
+                <w:bCs/>
+              </w:rPr>
+            </w:pPr>
+            <w:r>
+              <w:rPr>
+                <w:b/>
+                <w:bCs/>
+              </w:rPr>
+              <w:t>+***</w:t>
+            </w:r>
+          </w:p>
+        </w:tc>
+        <w:tc>
+          <w:tcPr>
+            <w:tcW w:w="0" w:type="auto"/>
+            <w:hideMark/>
+          </w:tcPr>
+          <w:p>
+            <w:pPr>
+              <w:spacing w:after="160" w:line="278" w:lineRule="auto"/>
+              <w:rPr>
+                <w:rFonts w:hint="eastAsia"/>
+                <w:b/>
+                <w:bCs/>
+              </w:rPr>
+            </w:pPr>
+            <w:r>
+              <w:rPr>
+                <w:b/>
+                <w:bCs/>
+              </w:rPr>
+              <w:t>Paris &gt; Londres</w:t>
+            </w:r>
+          </w:p>
+        </w:tc>
+        <w:tc>
+          <w:tcPr>
+            <w:tcW w:w="0" w:type="auto"/>
+            <w:hideMark/>
+          </w:tcPr>
+          <w:p>
+            <w:pPr>
+              <w:spacing w:after="160" w:line="278" w:lineRule="auto"/>
+              <w:rPr>
+                <w:rFonts w:hint="eastAsia"/>
+                <w:b/>
+                <w:bCs/>
+              </w:rPr>
+            </w:pPr>
+            <w:proofErr w:type="gramStart"/>
+            <w:r>
+              <w:rPr>
+                <w:b/>
+                <w:bCs/>
+              </w:rPr>
+              <w:t>renforcement</w:t>
+            </w:r>
+            <w:proofErr w:type="gramEnd"/>
+          </w:p>
+        </w:tc>
+        <w:tc>
+          <w:tcPr>
+            <w:tcW w:w="0" w:type="auto"/>
+            <w:hideMark/>
+          </w:tcPr>
+          <w:p>
+            <w:pPr>
+              <w:spacing w:after="160" w:line="278" w:lineRule="auto"/>
+              <w:rPr>
+                <w:rFonts w:hint="eastAsia"/>
+                <w:b/>
+                <w:bCs/>
+              </w:rPr>
+            </w:pPr>
+            <w:proofErr w:type="gramStart"/>
+            <w:r>
+              <w:rPr>
+                <w:b/>
+                <w:bCs/>
+              </w:rPr>
+              <w:t>écart</w:t>
+            </w:r>
+            <w:proofErr w:type="gramEnd"/>
+            <w:r>
+              <w:rPr>
+                <w:b/>
+                <w:bCs/>
+              </w:rPr>
+              <w:t xml:space="preserve"> qui s’accentue</w:t>
+            </w:r>
+          </w:p>
+        </w:tc>
+      </w:tr>
+      <w:tr>
+        <w:tc>
+          <w:tcPr>
+            <w:tcW w:w="0" w:type="auto"/>
+            <w:hideMark/>
+          </w:tcPr>
+          <w:p>
+            <w:pPr>
+              <w:spacing w:after="160" w:line="278" w:lineRule="auto"/>
+              <w:rPr>
+                <w:rFonts w:hint="eastAsia"/>
+                <w:b/>
+                <w:bCs/>
+              </w:rPr>
+            </w:pPr>
+            <w:proofErr w:type="gramStart"/>
+            <w:r>
+              <w:rPr>
+                <w:b/>
+                <w:bCs/>
+              </w:rPr>
+              <w:t>sociabilité</w:t>
+            </w:r>
+            <w:proofErr w:type="gramEnd"/>
+          </w:p>
+        </w:tc>
+        <w:tc>
+          <w:tcPr>
+            <w:tcW w:w="0" w:type="auto"/>
+            <w:hideMark/>
+          </w:tcPr>
+          <w:p>
+            <w:pPr>
+              <w:spacing w:after="160" w:line="278" w:lineRule="auto"/>
+              <w:rPr>
+                <w:rFonts w:hint="eastAsia"/>
+                <w:b/>
+                <w:bCs/>
+              </w:rPr>
+            </w:pPr>
+            <w:r>
+              <w:rPr>
+                <w:b/>
+                <w:bCs/>
+              </w:rPr>
+              <w:t>↓</w:t>
+            </w:r>
+          </w:p>
+        </w:tc>
+        <w:tc>
+          <w:tcPr>
+            <w:tcW w:w="0" w:type="auto"/>
+            <w:hideMark/>
+          </w:tcPr>
+          <w:p>
+            <w:pPr>
+              <w:spacing w:after="160" w:line="278" w:lineRule="auto"/>
+              <w:rPr>
+                <w:rFonts w:hint="eastAsia"/>
+                <w:b/>
+                <w:bCs/>
+              </w:rPr>
+            </w:pPr>
+            <w:r>
+              <w:rPr>
+                <w:b/>
+                <w:bCs/>
+              </w:rPr>
+              <w:t>+**</w:t>
+            </w:r>
+          </w:p>
+        </w:tc>
+        <w:tc>
+          <w:tcPr>
+            <w:tcW w:w="0" w:type="auto"/>
+            <w:hideMark/>
+          </w:tcPr>
+          <w:p>
+            <w:pPr>
+              <w:spacing w:after="160" w:line="278" w:lineRule="auto"/>
+              <w:rPr>
+                <w:rFonts w:hint="eastAsia"/>
+                <w:b/>
+                <w:bCs/>
+              </w:rPr>
+            </w:pPr>
+            <w:r>
+              <w:rPr>
+                <w:b/>
+                <w:bCs/>
+              </w:rPr>
+              <w:t>Paris &gt; Londres</w:t>
+            </w:r>
+          </w:p>
+        </w:tc>
+        <w:tc>
+          <w:tcPr>
+            <w:tcW w:w="0" w:type="auto"/>
+            <w:hideMark/>
+          </w:tcPr>
+          <w:p>
+            <w:pPr>
+              <w:spacing w:after="160" w:line="278" w:lineRule="auto"/>
+              <w:rPr>
+                <w:rFonts w:hint="eastAsia"/>
+                <w:b/>
+                <w:bCs/>
+              </w:rPr>
+            </w:pPr>
+            <w:proofErr w:type="gramStart"/>
+            <w:r>
+              <w:rPr>
+                <w:b/>
+                <w:bCs/>
+              </w:rPr>
+              <w:t>atténuation</w:t>
+            </w:r>
+            <w:proofErr w:type="gramEnd"/>
+          </w:p>
+        </w:tc>
+        <w:tc>
+          <w:tcPr>
+            <w:tcW w:w="0" w:type="auto"/>
+            <w:hideMark/>
+          </w:tcPr>
+          <w:p>
+            <w:pPr>
+              <w:spacing w:after="160" w:line="278" w:lineRule="auto"/>
+              <w:rPr>
+                <w:rFonts w:hint="eastAsia"/>
+                <w:b/>
+                <w:bCs/>
+              </w:rPr>
+            </w:pPr>
+            <w:proofErr w:type="gramStart"/>
+            <w:r>
+              <w:rPr>
+                <w:b/>
+                <w:bCs/>
+              </w:rPr>
+              <w:t>baisse</w:t>
+            </w:r>
+            <w:proofErr w:type="gramEnd"/>
+            <w:r>
+              <w:rPr>
+                <w:b/>
+                <w:bCs/>
+              </w:rPr>
+              <w:t xml:space="preserve"> moins marquée</w:t>
+            </w:r>
+          </w:p>
+        </w:tc>
+      </w:tr>
+      <w:tr>
+        <w:tc>
+          <w:tcPr>
+            <w:tcW w:w="0" w:type="auto"/>
+            <w:hideMark/>
+          </w:tcPr>
+          <w:p>
+            <w:pPr>
+              <w:spacing w:after="160" w:line="278" w:lineRule="auto"/>
+              <w:rPr>
+                <w:rFonts w:hint="eastAsia"/>
+                <w:b/>
+                <w:bCs/>
+              </w:rPr>
+            </w:pPr>
+            <w:proofErr w:type="gramStart"/>
+            <w:r>
+              <w:rPr>
+                <w:b/>
+                <w:bCs/>
+              </w:rPr>
+              <w:t>auto</w:t>
+            </w:r>
+            <w:proofErr w:type="gramEnd"/>
+            <w:r>
+              <w:rPr>
+                <w:b/>
+                <w:bCs/>
+              </w:rPr>
+              <w:t>-promotion</w:t>
+            </w:r>
+          </w:p>
+        </w:tc>
+        <w:tc>
+          <w:tcPr>
+            <w:tcW w:w="0" w:type="auto"/>
+            <w:hideMark/>
+          </w:tcPr>
+          <w:p>
+            <w:pPr>
+              <w:spacing w:after="160" w:line="278" w:lineRule="auto"/>
+              <w:rPr>
+                <w:rFonts w:hint="eastAsia"/>
+                <w:b/>
+                <w:bCs/>
+              </w:rPr>
+            </w:pPr>
+            <w:r>
+              <w:rPr>
+                <w:b/>
+                <w:bCs/>
+              </w:rPr>
+              <w:t>↑</w:t>
+            </w:r>
+          </w:p>
+        </w:tc>
+        <w:tc>
+          <w:tcPr>
+            <w:tcW w:w="0" w:type="auto"/>
+            <w:hideMark/>
+          </w:tcPr>
+          <w:p>
+            <w:pPr>
+              <w:spacing w:after="160" w:line="278" w:lineRule="auto"/>
+              <w:rPr>
+                <w:rFonts w:hint="eastAsia"/>
+                <w:b/>
+                <w:bCs/>
+              </w:rPr>
+            </w:pPr>
+            <w:r>
+              <w:rPr>
+                <w:b/>
+                <w:bCs/>
+              </w:rPr>
+              <w:t>+***</w:t>
+            </w:r>
+          </w:p>
+        </w:tc>
+        <w:tc>
+          <w:tcPr>
+            <w:tcW w:w="0" w:type="auto"/>
+            <w:hideMark/>
+          </w:tcPr>
+          <w:p>
+            <w:pPr>
+              <w:spacing w:after="160" w:line="278" w:lineRule="auto"/>
+              <w:rPr>
+                <w:rFonts w:hint="eastAsia"/>
+                <w:b/>
+                <w:bCs/>
+              </w:rPr>
+            </w:pPr>
+            <w:r>
+              <w:rPr>
+                <w:b/>
+                <w:bCs/>
+              </w:rPr>
+              <w:t>Paris &lt; Londres</w:t>
+            </w:r>
+          </w:p>
+        </w:tc>
+        <w:tc>
+          <w:tcPr>
+            <w:tcW w:w="0" w:type="auto"/>
+            <w:hideMark/>
+          </w:tcPr>
+          <w:p>
+            <w:pPr>
+              <w:spacing w:after="160" w:line="278" w:lineRule="auto"/>
+              <w:rPr>
+                <w:rFonts w:hint="eastAsia"/>
+                <w:b/>
+                <w:bCs/>
+              </w:rPr>
+            </w:pPr>
+            <w:proofErr w:type="gramStart"/>
+            <w:r>
+              <w:rPr>
+                <w:b/>
+                <w:bCs/>
+              </w:rPr>
+              <w:t>rattrapage</w:t>
+            </w:r>
+            <w:proofErr w:type="gramEnd"/>
+          </w:p>
+        </w:tc>
+        <w:tc>
+          <w:tcPr>
+            <w:tcW w:w="0" w:type="auto"/>
+            <w:hideMark/>
+          </w:tcPr>
+          <w:p>
+            <w:pPr>
+              <w:spacing w:after="160" w:line="278" w:lineRule="auto"/>
+              <w:rPr>
+                <w:rFonts w:hint="eastAsia"/>
+                <w:b/>
+                <w:bCs/>
+              </w:rPr>
+            </w:pPr>
+            <w:proofErr w:type="gramStart"/>
+            <w:r>
+              <w:rPr>
+                <w:b/>
+                <w:bCs/>
+              </w:rPr>
+              <w:t>réduction</w:t>
+            </w:r>
+            <w:proofErr w:type="gramEnd"/>
+            <w:r>
+              <w:rPr>
+                <w:b/>
+                <w:bCs/>
+              </w:rPr>
+              <w:t xml:space="preserve"> de l’écart</w:t>
+            </w:r>
+          </w:p>
+        </w:tc>
+      </w:tr>
+      <w:tr>
+        <w:tc>
+          <w:tcPr>
+            <w:tcW w:w="0" w:type="auto"/>
+            <w:hideMark/>
+          </w:tcPr>
+          <w:p>
+            <w:pPr>
+              <w:spacing w:after="160" w:line="278" w:lineRule="auto"/>
+              <w:rPr>
+                <w:rFonts w:hint="eastAsia"/>
+                <w:b/>
+                <w:bCs/>
+              </w:rPr>
+            </w:pPr>
+            <w:proofErr w:type="gramStart"/>
+            <w:r>
+              <w:rPr>
+                <w:b/>
+                <w:bCs/>
+              </w:rPr>
+              <w:t>ouverture</w:t>
+            </w:r>
+            <w:proofErr w:type="gramEnd"/>
+          </w:p>
+        </w:tc>
+        <w:tc>
+          <w:tcPr>
+            <w:tcW w:w="0" w:type="auto"/>
+            <w:hideMark/>
+          </w:tcPr>
+          <w:p>
+            <w:pPr>
+              <w:spacing w:after="160" w:line="278" w:lineRule="auto"/>
+              <w:rPr>
+                <w:rFonts w:hint="eastAsia"/>
+                <w:b/>
+                <w:bCs/>
+              </w:rPr>
+            </w:pPr>
+            <w:r>
+              <w:rPr>
+                <w:b/>
+                <w:bCs/>
+              </w:rPr>
+              <w:t>↓</w:t>
+            </w:r>
+          </w:p>
+        </w:tc>
+        <w:tc>
+          <w:tcPr>
+            <w:tcW w:w="0" w:type="auto"/>
+            <w:hideMark/>
+          </w:tcPr>
+          <w:p>
+            <w:pPr>
+              <w:spacing w:after="160" w:line="278" w:lineRule="auto"/>
+              <w:rPr>
+                <w:rFonts w:hint="eastAsia"/>
+                <w:b/>
+                <w:bCs/>
+              </w:rPr>
+            </w:pPr>
+            <w:proofErr w:type="gramStart"/>
+            <w:r>
+              <w:rPr>
+                <w:b/>
+                <w:bCs/>
+              </w:rPr>
+              <w:t>ns</w:t>
+            </w:r>
+            <w:proofErr w:type="gramEnd"/>
+          </w:p>
+        </w:tc>
+        <w:tc>
+          <w:tcPr>
+            <w:tcW w:w="0" w:type="auto"/>
+            <w:hideMark/>
+          </w:tcPr>
+          <w:p>
+            <w:pPr>
+              <w:spacing w:after="160" w:line="278" w:lineRule="auto"/>
+              <w:rPr>
+                <w:rFonts w:hint="eastAsia"/>
+                <w:b/>
+                <w:bCs/>
+              </w:rPr>
+            </w:pPr>
+            <w:r>
+              <w:rPr>
+                <w:b/>
+                <w:bCs/>
+              </w:rPr>
+              <w:t>≈</w:t>
+            </w:r>
+          </w:p>
+        </w:tc>
+        <w:tc>
+          <w:tcPr>
+            <w:tcW w:w="0" w:type="auto"/>
+            <w:hideMark/>
+          </w:tcPr>
+          <w:p>
+            <w:pPr>
+              <w:spacing w:after="160" w:line="278" w:lineRule="auto"/>
+              <w:rPr>
+                <w:rFonts w:hint="eastAsia"/>
+                <w:b/>
+                <w:bCs/>
+              </w:rPr>
+            </w:pPr>
+            <w:proofErr w:type="gramStart"/>
+            <w:r>
+              <w:rPr>
+                <w:b/>
+                <w:bCs/>
+              </w:rPr>
+              <w:t>neutre</w:t>
+            </w:r>
+            <w:proofErr w:type="gramEnd"/>
+          </w:p>
+        </w:tc>
+        <w:tc>
+          <w:tcPr>
+            <w:tcW w:w="0" w:type="auto"/>
+            <w:hideMark/>
+          </w:tcPr>
+          <w:p>
+            <w:pPr>
+              <w:spacing w:after="160" w:line="278" w:lineRule="auto"/>
+              <w:rPr>
+                <w:rFonts w:hint="eastAsia"/>
+                <w:b/>
+                <w:bCs/>
+              </w:rPr>
+            </w:pPr>
+            <w:proofErr w:type="gramStart"/>
+            <w:r>
+              <w:rPr>
+                <w:b/>
+                <w:bCs/>
+              </w:rPr>
+              <w:t>pas</w:t>
+            </w:r>
+            <w:proofErr w:type="gramEnd"/>
+            <w:r>
+              <w:rPr>
+                <w:b/>
+                <w:bCs/>
+              </w:rPr>
+              <w:t xml:space="preserve"> d’évolution </w:t>
+            </w:r>
+            <w:r>
+              <w:rPr>
+                <w:b/>
+                <w:bCs/>
+              </w:rPr>
+              <w:lastRenderedPageBreak/>
+              <w:t>relative</w:t>
+            </w:r>
+          </w:p>
+        </w:tc>
+      </w:tr>
+      <w:tr>
+        <w:tc>
+          <w:tcPr>
+            <w:tcW w:w="0" w:type="auto"/>
+            <w:hideMark/>
+          </w:tcPr>
+          <w:p>
+            <w:pPr>
+              <w:spacing w:after="160" w:line="278" w:lineRule="auto"/>
+              <w:rPr>
+                <w:rFonts w:hint="eastAsia"/>
+                <w:b/>
+                <w:bCs/>
+              </w:rPr>
+            </w:pPr>
+            <w:proofErr w:type="gramStart"/>
+            <w:r>
+              <w:rPr>
+                <w:b/>
+                <w:bCs/>
+              </w:rPr>
+              <w:lastRenderedPageBreak/>
+              <w:t>portraits</w:t>
+            </w:r>
+            <w:proofErr w:type="gramEnd"/>
+          </w:p>
+        </w:tc>
+        <w:tc>
+          <w:tcPr>
+            <w:tcW w:w="0" w:type="auto"/>
+            <w:hideMark/>
+          </w:tcPr>
+          <w:p>
+            <w:pPr>
+              <w:spacing w:after="160" w:line="278" w:lineRule="auto"/>
+              <w:rPr>
+                <w:rFonts w:hint="eastAsia"/>
+                <w:b/>
+                <w:bCs/>
+              </w:rPr>
+            </w:pPr>
+            <w:r>
+              <w:rPr>
+                <w:b/>
+                <w:bCs/>
+              </w:rPr>
+              <w:t>↑</w:t>
+            </w:r>
+          </w:p>
+        </w:tc>
+        <w:tc>
+          <w:tcPr>
+            <w:tcW w:w="0" w:type="auto"/>
+            <w:hideMark/>
+          </w:tcPr>
+          <w:p>
+            <w:pPr>
+              <w:spacing w:after="160" w:line="278" w:lineRule="auto"/>
+              <w:rPr>
+                <w:rFonts w:hint="eastAsia"/>
+                <w:b/>
+                <w:bCs/>
+              </w:rPr>
+            </w:pPr>
+            <w:r>
+              <w:rPr>
+                <w:b/>
+                <w:bCs/>
+              </w:rPr>
+              <w:t>+**</w:t>
+            </w:r>
+          </w:p>
+        </w:tc>
+        <w:tc>
+          <w:tcPr>
+            <w:tcW w:w="0" w:type="auto"/>
+            <w:hideMark/>
+          </w:tcPr>
+          <w:p>
+            <w:pPr>
+              <w:spacing w:after="160" w:line="278" w:lineRule="auto"/>
+              <w:rPr>
+                <w:rFonts w:hint="eastAsia"/>
+                <w:b/>
+                <w:bCs/>
+              </w:rPr>
+            </w:pPr>
+            <w:r>
+              <w:rPr>
+                <w:b/>
+                <w:bCs/>
+              </w:rPr>
+              <w:t>≈</w:t>
+            </w:r>
+          </w:p>
+        </w:tc>
+        <w:tc>
+          <w:tcPr>
+            <w:tcW w:w="0" w:type="auto"/>
+            <w:hideMark/>
+          </w:tcPr>
+          <w:p>
+            <w:pPr>
+              <w:spacing w:after="160" w:line="278" w:lineRule="auto"/>
+              <w:rPr>
+                <w:rFonts w:hint="eastAsia"/>
+                <w:b/>
+                <w:bCs/>
+              </w:rPr>
+            </w:pPr>
+            <w:proofErr w:type="gramStart"/>
+            <w:r>
+              <w:rPr>
+                <w:b/>
+                <w:bCs/>
+              </w:rPr>
+              <w:t>renforcement</w:t>
+            </w:r>
+            <w:proofErr w:type="gramEnd"/>
+          </w:p>
+        </w:tc>
+        <w:tc>
+          <w:tcPr>
+            <w:tcW w:w="0" w:type="auto"/>
+            <w:hideMark/>
+          </w:tcPr>
+          <w:p>
+            <w:pPr>
+              <w:spacing w:after="160" w:line="278" w:lineRule="auto"/>
+              <w:rPr>
+                <w:rFonts w:hint="eastAsia"/>
+                <w:b/>
+                <w:bCs/>
+              </w:rPr>
+            </w:pPr>
+            <w:proofErr w:type="gramStart"/>
+            <w:r>
+              <w:rPr>
+                <w:b/>
+                <w:bCs/>
+              </w:rPr>
+              <w:t>augmentation</w:t>
+            </w:r>
+            <w:proofErr w:type="gramEnd"/>
+            <w:r>
+              <w:rPr>
+                <w:b/>
+                <w:bCs/>
+              </w:rPr>
+              <w:t xml:space="preserve"> relative</w:t>
+            </w:r>
+          </w:p>
+        </w:tc>
+      </w:tr>
+      <w:tr>
+        <w:tc>
+          <w:tcPr>
+            <w:tcW w:w="0" w:type="auto"/>
+            <w:hideMark/>
+          </w:tcPr>
+          <w:p>
+            <w:pPr>
+              <w:spacing w:after="160" w:line="278" w:lineRule="auto"/>
+              <w:rPr>
+                <w:rFonts w:hint="eastAsia"/>
+                <w:b/>
+                <w:bCs/>
+              </w:rPr>
+            </w:pPr>
+            <w:proofErr w:type="gramStart"/>
+            <w:r>
+              <w:rPr>
+                <w:b/>
+                <w:bCs/>
+              </w:rPr>
+              <w:t>photos</w:t>
+            </w:r>
+            <w:proofErr w:type="gramEnd"/>
+            <w:r>
+              <w:rPr>
+                <w:b/>
+                <w:bCs/>
+              </w:rPr>
+              <w:t xml:space="preserve"> de vie</w:t>
+            </w:r>
+          </w:p>
+        </w:tc>
+        <w:tc>
+          <w:tcPr>
+            <w:tcW w:w="0" w:type="auto"/>
+            <w:hideMark/>
+          </w:tcPr>
+          <w:p>
+            <w:pPr>
+              <w:spacing w:after="160" w:line="278" w:lineRule="auto"/>
+              <w:rPr>
+                <w:rFonts w:hint="eastAsia"/>
+                <w:b/>
+                <w:bCs/>
+              </w:rPr>
+            </w:pPr>
+            <w:r>
+              <w:rPr>
+                <w:b/>
+                <w:bCs/>
+              </w:rPr>
+              <w:t>≈</w:t>
+            </w:r>
+          </w:p>
+        </w:tc>
+        <w:tc>
+          <w:tcPr>
+            <w:tcW w:w="0" w:type="auto"/>
+            <w:hideMark/>
+          </w:tcPr>
+          <w:p>
+            <w:pPr>
+              <w:spacing w:after="160" w:line="278" w:lineRule="auto"/>
+              <w:rPr>
+                <w:rFonts w:hint="eastAsia"/>
+                <w:b/>
+                <w:bCs/>
+              </w:rPr>
+            </w:pPr>
+            <w:r>
+              <w:rPr>
+                <w:b/>
+                <w:bCs/>
+              </w:rPr>
+              <w:t>+**</w:t>
+            </w:r>
+          </w:p>
+        </w:tc>
+        <w:tc>
+          <w:tcPr>
+            <w:tcW w:w="0" w:type="auto"/>
+            <w:hideMark/>
+          </w:tcPr>
+          <w:p>
+            <w:pPr>
+              <w:spacing w:after="160" w:line="278" w:lineRule="auto"/>
+              <w:rPr>
+                <w:rFonts w:hint="eastAsia"/>
+                <w:b/>
+                <w:bCs/>
+              </w:rPr>
+            </w:pPr>
+            <w:r>
+              <w:rPr>
+                <w:b/>
+                <w:bCs/>
+              </w:rPr>
+              <w:t>≈</w:t>
+            </w:r>
+          </w:p>
+        </w:tc>
+        <w:tc>
+          <w:tcPr>
+            <w:tcW w:w="0" w:type="auto"/>
+            <w:hideMark/>
+          </w:tcPr>
+          <w:p>
+            <w:pPr>
+              <w:spacing w:after="160" w:line="278" w:lineRule="auto"/>
+              <w:rPr>
+                <w:rFonts w:hint="eastAsia"/>
+                <w:b/>
+                <w:bCs/>
+              </w:rPr>
+            </w:pPr>
+            <w:proofErr w:type="gramStart"/>
+            <w:r>
+              <w:rPr>
+                <w:b/>
+                <w:bCs/>
+              </w:rPr>
+              <w:t>atténuation</w:t>
+            </w:r>
+            <w:proofErr w:type="gramEnd"/>
+          </w:p>
+        </w:tc>
+        <w:tc>
+          <w:tcPr>
+            <w:tcW w:w="0" w:type="auto"/>
+            <w:hideMark/>
+          </w:tcPr>
+          <w:p>
+            <w:pPr>
+              <w:spacing w:after="160" w:line="278" w:lineRule="auto"/>
+              <w:rPr>
+                <w:rFonts w:hint="eastAsia"/>
+                <w:b/>
+                <w:bCs/>
+              </w:rPr>
+            </w:pPr>
+            <w:proofErr w:type="gramStart"/>
+            <w:r>
+              <w:rPr>
+                <w:b/>
+                <w:bCs/>
+              </w:rPr>
+              <w:t>stabilité</w:t>
+            </w:r>
+            <w:proofErr w:type="gramEnd"/>
+            <w:r>
+              <w:rPr>
+                <w:b/>
+                <w:bCs/>
+              </w:rPr>
+              <w:t xml:space="preserve"> vs baisse à Londres</w:t>
+            </w:r>
+          </w:p>
+        </w:tc>
+      </w:tr>
+      <w:tr>
+        <w:tc>
+          <w:tcPr>
+            <w:tcW w:w="0" w:type="auto"/>
+            <w:hideMark/>
+          </w:tcPr>
+          <w:p>
+            <w:pPr>
+              <w:spacing w:after="160" w:line="278" w:lineRule="auto"/>
+              <w:rPr>
+                <w:rFonts w:hint="eastAsia"/>
+                <w:b/>
+                <w:bCs/>
+              </w:rPr>
+            </w:pPr>
+            <w:proofErr w:type="spellStart"/>
+            <w:proofErr w:type="gramStart"/>
+            <w:r>
+              <w:rPr>
+                <w:b/>
+                <w:bCs/>
+              </w:rPr>
+              <w:t>no</w:t>
+            </w:r>
+            <w:proofErr w:type="gramEnd"/>
+            <w:r>
+              <w:rPr>
+                <w:b/>
+                <w:bCs/>
+              </w:rPr>
+              <w:t>_person</w:t>
+            </w:r>
+            <w:proofErr w:type="spellEnd"/>
+          </w:p>
+        </w:tc>
+        <w:tc>
+          <w:tcPr>
+            <w:tcW w:w="0" w:type="auto"/>
+            <w:hideMark/>
+          </w:tcPr>
+          <w:p>
+            <w:pPr>
+              <w:spacing w:after="160" w:line="278" w:lineRule="auto"/>
+              <w:rPr>
+                <w:rFonts w:hint="eastAsia"/>
+                <w:b/>
+                <w:bCs/>
+              </w:rPr>
+            </w:pPr>
+            <w:r>
+              <w:rPr>
+                <w:b/>
+                <w:bCs/>
+              </w:rPr>
+              <w:t>↓</w:t>
+            </w:r>
+          </w:p>
+        </w:tc>
+        <w:tc>
+          <w:tcPr>
+            <w:tcW w:w="0" w:type="auto"/>
+            <w:hideMark/>
+          </w:tcPr>
+          <w:p>
+            <w:pPr>
+              <w:spacing w:after="160" w:line="278" w:lineRule="auto"/>
+              <w:rPr>
+                <w:rFonts w:hint="eastAsia"/>
+                <w:b/>
+                <w:bCs/>
+              </w:rPr>
+            </w:pPr>
+            <w:r>
+              <w:rPr>
+                <w:rFonts w:ascii="Cambria Math" w:hAnsi="Cambria Math" w:cs="Cambria Math"/>
+                <w:b/>
+                <w:bCs/>
+              </w:rPr>
+              <w:t>−</w:t>
+            </w:r>
+            <w:r>
+              <w:rPr>
+                <w:b/>
+                <w:bCs/>
+              </w:rPr>
+              <w:t>**</w:t>
+            </w:r>
+          </w:p>
+        </w:tc>
+        <w:tc>
+          <w:tcPr>
+            <w:tcW w:w="0" w:type="auto"/>
+            <w:hideMark/>
+          </w:tcPr>
+          <w:p>
+            <w:pPr>
+              <w:spacing w:after="160" w:line="278" w:lineRule="auto"/>
+              <w:rPr>
+                <w:rFonts w:hint="eastAsia"/>
+                <w:b/>
+                <w:bCs/>
+              </w:rPr>
+            </w:pPr>
+            <w:r>
+              <w:rPr>
+                <w:b/>
+                <w:bCs/>
+              </w:rPr>
+              <w:t>Paris &lt; Londres</w:t>
+            </w:r>
+          </w:p>
+        </w:tc>
+        <w:tc>
+          <w:tcPr>
+            <w:tcW w:w="0" w:type="auto"/>
+            <w:hideMark/>
+          </w:tcPr>
+          <w:p>
+            <w:pPr>
+              <w:spacing w:after="160" w:line="278" w:lineRule="auto"/>
+              <w:rPr>
+                <w:rFonts w:hint="eastAsia"/>
+                <w:b/>
+                <w:bCs/>
+              </w:rPr>
+            </w:pPr>
+            <w:proofErr w:type="gramStart"/>
+            <w:r>
+              <w:rPr>
+                <w:b/>
+                <w:bCs/>
+              </w:rPr>
+              <w:t>divergence</w:t>
+            </w:r>
+            <w:proofErr w:type="gramEnd"/>
+          </w:p>
+        </w:tc>
+        <w:tc>
+          <w:tcPr>
+            <w:tcW w:w="0" w:type="auto"/>
+            <w:hideMark/>
+          </w:tcPr>
+          <w:p>
+            <w:pPr>
+              <w:spacing w:after="160" w:line="278" w:lineRule="auto"/>
+              <w:rPr>
+                <w:rFonts w:hint="eastAsia"/>
+                <w:b/>
+                <w:bCs/>
+              </w:rPr>
+            </w:pPr>
+            <w:proofErr w:type="gramStart"/>
+            <w:r>
+              <w:rPr>
+                <w:b/>
+                <w:bCs/>
+              </w:rPr>
+              <w:t>écart</w:t>
+            </w:r>
+            <w:proofErr w:type="gramEnd"/>
+            <w:r>
+              <w:rPr>
+                <w:b/>
+                <w:bCs/>
+              </w:rPr>
+              <w:t xml:space="preserve"> qui se creuse</w:t>
+            </w:r>
+          </w:p>
+        </w:tc>
+      </w:tr>
+    </w:tbl>
+    <w:p>
+      <w:pPr>
+        <w:rPr>
+          <w:rFonts w:hint="eastAsia"/>
+          <w:b/>
+          <w:bCs/>
+        </w:rPr>
+      </w:pPr>
+    </w:p>
+    <w:p>
+      <w:pPr>
+        <w:rPr>
+          <w:rFonts w:hint="eastAsia"/>
+          <w:b/>
+          <w:bCs/>
+        </w:rPr>
+      </w:pPr>
+    </w:p>
+    <w:p>
+      <w:pPr>
+        <w:rPr>
+          <w:rFonts w:hint="eastAsia"/>
+          <w:b/>
+          <w:bCs/>
+        </w:rPr>
+      </w:pPr>
+    </w:p>
+    <w:p>
+      <w:pPr>
+        <w:pStyle w:val="1"/>
+        <w:rPr>
+          <w:rFonts w:hint="eastAsia"/>
+        </w:rPr>
+      </w:pPr>
+      <w:r>
+        <w:rPr>
+          <w:rFonts w:hint="eastAsia"/>
+        </w:rPr>
+        <w:t>N</w:t>
+      </w:r>
+      <w:r>
+        <w:t xml:space="preserve">ew </w:t>
+      </w:r>
+      <w:r>
+        <w:t>/</w:t>
+      </w:r>
+      <w:proofErr w:type="spellStart"/>
+      <w:r>
+        <w:t>old</w:t>
+      </w:r>
+      <w:proofErr w:type="spellEnd"/>
+      <w:r>
+        <w:t xml:space="preserve"> hosts :</w:t>
+      </w:r>
+    </w:p>
+    <w:p>
+      <w:pPr>
+        <w:rPr>
+          <w:rFonts w:hint="eastAsia"/>
+        </w:rPr>
+      </w:pPr>
+      <w:r>
+        <w:t>Nous analysons ensuite l’hétérogénéité des effets selon l’ancienneté des hôtes.</w:t>
+      </w:r>
+    </w:p>
+    <w:p>
+      <w:pPr>
+        <w:rPr>
+          <w:rFonts w:hint="eastAsia"/>
+        </w:rPr>
+      </w:pPr>
+      <w:r>
+        <w:rPr>
+          <w:b/>
+          <w:bCs/>
+        </w:rPr>
+        <w:t>Les estimations sont réalisées séparément pour les nouveaux et les anciens hôtes.</w:t>
+      </w:r>
+    </w:p>
+    <w:p>
+      <w:pPr>
+        <w:widowControl/>
+        <w:tabs>
+          <w:tab w:val="left" w:pos="2538"/>
+        </w:tabs>
+        <w:rPr>
+          <w:rFonts w:hint="eastAsia"/>
+        </w:rPr>
+      </w:pPr>
+      <w:r>
+        <w:rPr>
+          <w:b/>
+          <w:bCs/>
+        </w:rPr>
+        <w:t>Les résultats montrent des différences systématiques entre les deux groupes.</w:t>
+      </w:r>
+    </w:p>
+    <w:p>
+      <w:pPr>
+        <w:widowControl/>
+        <w:tabs>
+          <w:tab w:val="left" w:pos="2538"/>
+        </w:tabs>
+      </w:pPr>
+      <w:r>
+        <w:rPr>
+          <w:rFonts w:hint="eastAsia"/>
+          <w:highlight w:val="yellow"/>
+        </w:rPr>
+        <w:t>先</w:t>
+      </w:r>
+      <w:proofErr w:type="spellStart"/>
+      <w:r>
+        <w:rPr>
+          <w:rFonts w:hint="eastAsia"/>
+          <w:highlight w:val="yellow"/>
+        </w:rPr>
+        <w:t>ddd</w:t>
+      </w:r>
+      <w:proofErr w:type="spellEnd"/>
+      <w:r>
+        <w:rPr>
+          <w:rFonts w:hint="eastAsia"/>
+          <w:highlight w:val="yellow"/>
+        </w:rPr>
+        <w:t>主要结论（因果），再</w:t>
+      </w:r>
+      <w:proofErr w:type="spellStart"/>
+      <w:r>
+        <w:rPr>
+          <w:rFonts w:hint="eastAsia"/>
+          <w:highlight w:val="yellow"/>
+        </w:rPr>
+        <w:t>level</w:t>
+      </w:r>
+      <w:proofErr w:type="spellEnd"/>
+      <w:r>
+        <w:rPr>
+          <w:rFonts w:hint="eastAsia"/>
+          <w:highlight w:val="yellow"/>
+        </w:rPr>
+        <w:t>解释发生了什么：</w:t>
+      </w:r>
+    </w:p>
+    <w:p>
+      <w:pPr>
+        <w:widowControl/>
+        <w:tabs>
+          <w:tab w:val="left" w:pos="2538"/>
+        </w:tabs>
+      </w:pPr>
+      <w:r>
+        <w:t>Les résultats montrent un effet différentiel positif pour la sociabilité.</w:t>
+      </w:r>
+    </w:p>
+    <w:p>
+      <w:pPr>
+        <w:widowControl/>
+        <w:tabs>
+          <w:tab w:val="left" w:pos="2538"/>
+        </w:tabs>
+        <w:rPr>
+          <w:rFonts w:hint="eastAsia"/>
+        </w:rPr>
+      </w:pPr>
+      <w:r>
+        <w:rPr>
+          <w:rFonts w:hint="eastAsia"/>
+        </w:rPr>
+        <w:t>Comme le montre la figure des niveaux,</w:t>
+      </w:r>
+    </w:p>
+    <w:p>
+      <w:pPr>
+        <w:widowControl/>
+        <w:tabs>
+          <w:tab w:val="left" w:pos="2538"/>
+        </w:tabs>
+      </w:pPr>
+      <w:r>
+        <w:rPr>
+          <w:rFonts w:hint="eastAsia"/>
+        </w:rPr>
+        <w:t>cette diffé</w:t>
+      </w:r>
+      <w:proofErr w:type="spellStart"/>
+      <w:r>
+        <w:rPr>
+          <w:rFonts w:hint="eastAsia"/>
+        </w:rPr>
+        <w:t>rence</w:t>
+      </w:r>
+      <w:proofErr w:type="spellEnd"/>
+      <w:r>
+        <w:rPr>
+          <w:rFonts w:hint="eastAsia"/>
+        </w:rPr>
+        <w:t xml:space="preserve"> s</w:t>
+      </w:r>
+      <w:proofErr w:type="gramStart"/>
+      <w:r>
+        <w:rPr>
+          <w:rFonts w:hint="eastAsia"/>
+        </w:rPr>
+        <w:t>’</w:t>
+      </w:r>
+      <w:proofErr w:type="gramEnd"/>
+      <w:r>
+        <w:rPr>
+          <w:rFonts w:hint="eastAsia"/>
+        </w:rPr>
+        <w:t xml:space="preserve">explique par une diminution moins </w:t>
+      </w:r>
+      <w:proofErr w:type="spellStart"/>
+      <w:r>
+        <w:rPr>
+          <w:rFonts w:hint="eastAsia"/>
+        </w:rPr>
+        <w:t>marqu</w:t>
+      </w:r>
+      <w:proofErr w:type="spellEnd"/>
+      <w:r>
+        <w:rPr>
+          <w:rFonts w:hint="eastAsia"/>
+        </w:rPr>
+        <w:t>ée à Paris.</w:t>
+      </w:r>
+    </w:p>
+    <w:p>
+      <w:pPr>
+        <w:widowControl/>
+        <w:tabs>
+          <w:tab w:val="left" w:pos="2538"/>
+        </w:tabs>
+      </w:pPr>
+    </w:p>
+    <w:p>
+      <w:pPr>
+        <w:widowControl/>
+        <w:tabs>
+          <w:tab w:val="left" w:pos="2538"/>
+        </w:tabs>
+      </w:pPr>
+    </w:p>
+    <w:p>
+      <w:pPr>
+        <w:widowControl/>
+        <w:tabs>
+          <w:tab w:val="left" w:pos="2538"/>
+        </w:tabs>
+        <w:rPr>
+          <w:rFonts w:hint="eastAsia"/>
+        </w:rPr>
+      </w:pPr>
+    </w:p>
+    <w:p>
+      <w:pPr>
+        <w:widowControl/>
+        <w:tabs>
+          <w:tab w:val="left" w:pos="2538"/>
+        </w:tabs>
+        <w:rPr>
+          <w:rFonts w:hint="eastAsia"/>
+        </w:rPr>
+      </w:pPr>
+      <w:r>
+        <w:rPr>
+          <w:rFonts w:hint="eastAsia"/>
+          <w:highlight w:val="yellow"/>
+        </w:rPr>
+        <w:t>怎么解释正负</w:t>
+      </w:r>
+      <w:proofErr w:type="spellStart"/>
+      <w:r>
+        <w:rPr>
+          <w:rFonts w:hint="eastAsia"/>
+          <w:highlight w:val="yellow"/>
+        </w:rPr>
+        <w:t>ddd</w:t>
+      </w:r>
+      <w:proofErr w:type="spellEnd"/>
+      <w:r>
+        <w:rPr>
+          <w:rFonts w:hint="eastAsia"/>
+          <w:highlight w:val="yellow"/>
+        </w:rPr>
+        <w:t>？</w:t>
+      </w:r>
+    </w:p>
+    <w:p>
+      <w:pPr>
+        <w:widowControl/>
+        <w:rPr>
+          <w:rFonts w:hint="eastAsia"/>
+        </w:rPr>
+      </w:pPr>
+      <w:r>
+        <w:rPr>
+          <w:rFonts w:hint="eastAsia"/>
+        </w:rPr>
+        <w:t xml:space="preserve">Les nouveaux hôtes parisiens </w:t>
+      </w:r>
+      <w:proofErr w:type="spellStart"/>
+      <w:r>
+        <w:rPr>
+          <w:rFonts w:hint="eastAsia"/>
+        </w:rPr>
+        <w:t>pr</w:t>
+      </w:r>
+      <w:proofErr w:type="spellEnd"/>
+      <w:r>
+        <w:rPr>
+          <w:rFonts w:hint="eastAsia"/>
+        </w:rPr>
+        <w:t xml:space="preserve">ésentent une adaptation plus </w:t>
+      </w:r>
+      <w:proofErr w:type="spellStart"/>
+      <w:r>
+        <w:rPr>
+          <w:rFonts w:hint="eastAsia"/>
+        </w:rPr>
+        <w:t>marqu</w:t>
+      </w:r>
+      <w:proofErr w:type="spellEnd"/>
+      <w:r>
+        <w:rPr>
+          <w:rFonts w:hint="eastAsia"/>
+        </w:rPr>
+        <w:t xml:space="preserve">ée de la </w:t>
+      </w:r>
+      <w:proofErr w:type="spellStart"/>
+      <w:r>
+        <w:rPr>
+          <w:rFonts w:hint="eastAsia"/>
+        </w:rPr>
+        <w:t>sociabilit</w:t>
+      </w:r>
+      <w:proofErr w:type="spellEnd"/>
+      <w:r>
+        <w:rPr>
+          <w:rFonts w:hint="eastAsia"/>
+        </w:rPr>
+        <w:t>é,</w:t>
+      </w:r>
+    </w:p>
+    <w:p>
+      <w:pPr>
+        <w:widowControl/>
+        <w:rPr>
+          <w:rFonts w:hint="eastAsia"/>
+        </w:rPr>
+      </w:pPr>
+      <w:r>
+        <w:rPr>
+          <w:rFonts w:hint="eastAsia"/>
+        </w:rPr>
+        <w:t>mais une é</w:t>
+      </w:r>
+      <w:proofErr w:type="spellStart"/>
+      <w:r>
+        <w:rPr>
+          <w:rFonts w:hint="eastAsia"/>
+        </w:rPr>
+        <w:t>volution</w:t>
+      </w:r>
+      <w:proofErr w:type="spellEnd"/>
+      <w:r>
+        <w:rPr>
+          <w:rFonts w:hint="eastAsia"/>
+        </w:rPr>
+        <w:t xml:space="preserve"> plus </w:t>
+      </w:r>
+      <w:proofErr w:type="spellStart"/>
+      <w:r>
+        <w:rPr>
+          <w:rFonts w:hint="eastAsia"/>
+        </w:rPr>
+        <w:t>limit</w:t>
+      </w:r>
+      <w:proofErr w:type="spellEnd"/>
+      <w:r>
+        <w:rPr>
+          <w:rFonts w:hint="eastAsia"/>
+        </w:rPr>
+        <w:t>ée de l</w:t>
+      </w:r>
+      <w:proofErr w:type="gramStart"/>
+      <w:r>
+        <w:rPr>
+          <w:rFonts w:hint="eastAsia"/>
+        </w:rPr>
+        <w:t>’</w:t>
+      </w:r>
+      <w:proofErr w:type="gramEnd"/>
+      <w:r>
+        <w:rPr>
+          <w:rFonts w:hint="eastAsia"/>
+        </w:rPr>
+        <w:t>ouverture, relativement aux hôtes londoniens.</w:t>
+      </w:r>
+    </w:p>
+    <w:p>
+      <w:pPr>
+        <w:widowControl/>
+        <w:rPr>
+          <w:rFonts w:hint="eastAsia"/>
+        </w:rPr>
+      </w:pPr>
+    </w:p>
+    <w:p>
+      <w:pPr>
+        <w:widowControl/>
+        <w:rPr>
+          <w:rFonts w:hint="eastAsia"/>
+        </w:rPr>
+      </w:pPr>
+    </w:p>
+    <w:p>
+      <w:pPr>
+        <w:widowControl/>
+        <w:rPr>
+          <w:rFonts w:hint="eastAsia"/>
+        </w:rPr>
+      </w:pPr>
+    </w:p>
+    <w:p>
+      <w:pPr>
+        <w:widowControl/>
+        <w:rPr>
+          <w:rFonts w:hint="eastAsia"/>
+        </w:rPr>
+      </w:pPr>
+    </w:p>
+    <w:p>
+      <w:pPr>
+        <w:pStyle w:val="1"/>
+        <w:rPr>
+          <w:rFonts w:hint="eastAsia"/>
+        </w:rPr>
+      </w:pPr>
+      <w:r>
+        <w:rPr>
+          <w:rFonts w:hint="eastAsia"/>
+        </w:rPr>
+        <w:t>E</w:t>
+      </w:r>
+      <w:r>
+        <w:t>ffets de tactiques</w:t>
+      </w:r>
+      <w:r>
+        <w:t> :</w:t>
+      </w:r>
+    </w:p>
+    <w:p>
+      <w:pPr>
+        <w:rPr>
+          <w:rFonts w:hint="eastAsia"/>
+        </w:rPr>
+      </w:pPr>
+      <w:r>
+        <w:rPr>
+          <w:b/>
+          <w:bCs/>
+        </w:rPr>
+        <w:t xml:space="preserve">Les effets des tactiques sont analysés à partir de deux approches complémentaires. Le modèle avec interactions permet d’identifier les variations des effets selon le temps et la localisation, tandis que les estimations par sous-échantillon capturent les </w:t>
+      </w:r>
+      <w:r>
+        <w:rPr>
+          <w:b/>
+          <w:bCs/>
+          <w:highlight w:val="yellow"/>
+        </w:rPr>
+        <w:t>associations</w:t>
+      </w:r>
+      <w:r>
+        <w:rPr>
+          <w:b/>
+          <w:bCs/>
+        </w:rPr>
+        <w:t xml:space="preserve"> au sein de contextes spécifiques.</w:t>
+      </w:r>
+    </w:p>
+    <w:p>
+      <w:pPr>
+        <w:widowControl/>
+        <w:rPr>
+          <w:rFonts w:hint="eastAsia"/>
+        </w:rPr>
+      </w:pPr>
+    </w:p>
+    <w:p>
+      <w:pPr>
+        <w:widowControl/>
+        <w:rPr>
+          <w:rFonts w:hint="eastAsia"/>
+        </w:rPr>
+      </w:pPr>
+    </w:p>
+    <w:p>
+      <w:pPr>
+        <w:widowControl/>
+        <w:rPr>
+          <w:rFonts w:hint="eastAsia"/>
+          <w:lang w:val="en-US"/>
+        </w:rPr>
+      </w:pPr>
+      <w:r>
+        <w:rPr>
+          <w:lang w:val="en-US"/>
+        </w:rPr>
+        <w:t>你可以帮我组织一下思路，用尽可能简单，逻辑清晰的法语组织语言吗？可以适当调整语序，删去无关细节，告诉我哪里需要增加解释和补充！：在这一部分，我们以房东在在接下来90天的预订率为因变量，建立了一个时间，地点和各项策略的交互模型，</w:t>
+      </w:r>
+    </w:p>
+    <w:p>
+      <w:pPr>
+        <w:widowControl/>
+        <w:rPr>
+          <w:rFonts w:hint="eastAsia"/>
+          <w:lang w:val="en-US"/>
+        </w:rPr>
+      </w:pPr>
+    </w:p>
+    <w:p>
+      <w:pPr>
+        <w:widowControl/>
+        <w:rPr>
+          <w:rFonts w:hint="eastAsia"/>
+        </w:rPr>
+      </w:pPr>
+    </w:p>
+    <w:p>
+      <w:pPr>
+        <w:widowControl/>
+        <w:rPr>
+          <w:rFonts w:hint="eastAsia"/>
+        </w:rPr>
+      </w:pPr>
+      <w:r>
+        <w:rPr>
+          <w:rFonts w:hint="eastAsia"/>
+        </w:rPr>
+        <w:t>L</w:t>
+      </w:r>
+      <w:r>
+        <w:t xml:space="preserve">’effet d’authenticité </w:t>
+      </w:r>
+    </w:p>
+    <w:p>
+      <w:pPr>
+        <w:widowControl/>
+        <w:rPr>
+          <w:rFonts w:hint="eastAsia"/>
+        </w:rPr>
+      </w:pPr>
+    </w:p>
+    <w:p>
+      <w:pPr>
+        <w:widowControl/>
+        <w:rPr>
+          <w:rFonts w:hint="eastAsia"/>
+        </w:rPr>
+      </w:pPr>
+    </w:p>
+    <w:p>
+      <w:pPr>
+        <w:widowControl/>
+        <w:rPr>
+          <w:rFonts w:hint="eastAsia"/>
+        </w:rPr>
+      </w:pPr>
+    </w:p>
+    <w:p>
+      <w:pPr>
+        <w:widowControl/>
+        <w:rPr>
+          <w:rFonts w:hint="eastAsia"/>
+        </w:rPr>
+      </w:pPr>
+    </w:p>
+    <w:p>
+      <w:pPr>
+        <w:widowControl/>
+        <w:rPr>
+          <w:rFonts w:hint="eastAsia"/>
+        </w:rPr>
+      </w:pPr>
+    </w:p>
+    <w:p>
+      <w:pPr>
+        <w:rPr>
+          <w:rFonts w:hint="eastAsia"/>
+        </w:rPr>
+      </w:pPr>
+    </w:p>
+    <w:p>
+      <w:pPr>
+        <w:rPr>
+          <w:rFonts w:hint="eastAsia"/>
+        </w:rPr>
+      </w:pPr>
+    </w:p>
+    <w:p>
+      <w:pPr>
+        <w:rPr>
+          <w:rFonts w:hint="eastAsia"/>
         </w:rPr>
       </w:pPr>
     </w:p>
     <w:sectPr>
+      <w:headerReference w:type="even" r:id="rId7"/>
+      <w:headerReference w:type="default" r:id="rId8"/>
+      <w:footerReference w:type="even" r:id="rId9"/>
+      <w:footerReference w:type="default" r:id="rId10"/>
+      <w:headerReference w:type="first" r:id="rId11"/>
+      <w:footerReference w:type="first" r:id="rId12"/>
       <w:pgSz w:w="11906" w:h="16838"/>
       <w:pgMar w:top="1440" w:right="1800" w:bottom="1440" w:left="1800" w:header="851" w:footer="992" w:gutter="0"/>
       <w:cols w:space="425"/>
@@ -170,6 +5959,631 @@
     </w:sectPr>
   </w:body>
 </w:document>
+</file>
+
+<file path=word/endnotes.xml><?xml version="1.0" encoding="utf-8"?>
+<w:endnotes xmlns:wpc="http://schemas.microsoft.com/office/word/2010/wordprocessingCanvas" xmlns:cx="http://schemas.microsoft.com/office/drawing/2014/chartex" xmlns:cx1="http://schemas.microsoft.com/office/drawing/2015/9/8/chartex" xmlns:cx2="http://schemas.microsoft.com/office/drawing/2015/10/21/chartex" xmlns:cx3="http://schemas.microsoft.com/office/drawing/2016/5/9/chartex" xmlns:cx4="http://schemas.microsoft.com/office/drawing/2016/5/10/chartex" xmlns:cx5="http://schemas.microsoft.com/office/drawing/2016/5/11/chartex" xmlns:cx6="http://schemas.microsoft.com/office/drawing/2016/5/12/chartex" xmlns:cx7="http://schemas.microsoft.com/office/drawing/2016/5/13/chartex" xmlns:cx8="http://schemas.microsoft.com/office/drawing/2016/5/14/chartex" xmlns:mc="http://schemas.openxmlformats.org/markup-compatibility/2006" xmlns:aink="http://schemas.microsoft.com/office/drawing/2016/ink" xmlns:am3d="http://schemas.microsoft.com/office/drawing/2017/model3d" xmlns:o="urn:schemas-microsoft-com:office:office" xmlns:oel="http://schemas.microsoft.com/office/2019/extlst" xmlns:r="http://schemas.openxmlformats.org/officeDocument/2006/relationships" xmlns:m="http://schemas.openxmlformats.org/officeDocument/2006/math" xmlns:v="urn:schemas-microsoft-com:vml" xmlns:wp14="http://schemas.microsoft.com/office/word/2010/wordprocessingDrawing" xmlns:wp="http://schemas.openxmlformats.org/drawingml/2006/wordprocessingDrawing" xmlns:w10="urn:schemas-microsoft-com:office:word" xmlns:w="http://schemas.openxmlformats.org/wordprocessingml/2006/main" xmlns:w14="http://schemas.microsoft.com/office/word/2010/wordml" xmlns:w15="http://schemas.microsoft.com/office/word/2012/wordml" xmlns:w16cex="http://schemas.microsoft.com/office/word/2018/wordml/cex" xmlns:w16cid="http://schemas.microsoft.com/office/word/2016/wordml/cid" xmlns:w16="http://schemas.microsoft.com/office/word/2018/wordml" xmlns:w16du="http://schemas.microsoft.com/office/word/2023/wordml/word16du" xmlns:w16sdtdh="http://schemas.microsoft.com/office/word/2020/wordml/sdtdatahash" xmlns:w16sdtfl="http://schemas.microsoft.com/office/word/2024/wordml/sdtformatlock" xmlns:w16se="http://schemas.microsoft.com/office/word/2015/wordml/symex" xmlns:wpg="http://schemas.microsoft.com/office/word/2010/wordprocessingGroup" xmlns:wpi="http://schemas.microsoft.com/office/word/2010/wordprocessingInk" xmlns:wne="http://schemas.microsoft.com/office/word/2006/wordml" xmlns:wps="http://schemas.microsoft.com/office/word/2010/wordprocessingShape" mc:Ignorable="w14 w15 w16se w16cid w16 w16cex w16sdtdh w16sdtfl w16du wp14">
+  <w:endnote w:type="separator" w:id="-1">
+    <w:p>
+      <w:pPr>
+        <w:spacing w:after="0" w:line="240" w:lineRule="auto"/>
+        <w:rPr>
+          <w:rFonts w:hint="eastAsia"/>
+        </w:rPr>
+      </w:pPr>
+      <w:r>
+        <w:separator/>
+      </w:r>
+    </w:p>
+  </w:endnote>
+  <w:endnote w:type="continuationSeparator" w:id="0">
+    <w:p>
+      <w:pPr>
+        <w:spacing w:after="0" w:line="240" w:lineRule="auto"/>
+        <w:rPr>
+          <w:rFonts w:hint="eastAsia"/>
+        </w:rPr>
+      </w:pPr>
+      <w:r>
+        <w:continuationSeparator/>
+      </w:r>
+    </w:p>
+  </w:endnote>
+</w:endnotes>
+</file>
+
+<file path=word/footer1.xml><?xml version="1.0" encoding="utf-8"?>
+<w:ftr xmlns:wpc="http://schemas.microsoft.com/office/word/2010/wordprocessingCanvas" xmlns:cx="http://schemas.microsoft.com/office/drawing/2014/chartex" xmlns:cx1="http://schemas.microsoft.com/office/drawing/2015/9/8/chartex" xmlns:cx2="http://schemas.microsoft.com/office/drawing/2015/10/21/chartex" xmlns:cx3="http://schemas.microsoft.com/office/drawing/2016/5/9/chartex" xmlns:cx4="http://schemas.microsoft.com/office/drawing/2016/5/10/chartex" xmlns:cx5="http://schemas.microsoft.com/office/drawing/2016/5/11/chartex" xmlns:cx6="http://schemas.microsoft.com/office/drawing/2016/5/12/chartex" xmlns:cx7="http://schemas.microsoft.com/office/drawing/2016/5/13/chartex" xmlns:cx8="http://schemas.microsoft.com/office/drawing/2016/5/14/chartex" xmlns:mc="http://schemas.openxmlformats.org/markup-compatibility/2006" xmlns:aink="http://schemas.microsoft.com/office/drawing/2016/ink" xmlns:am3d="http://schemas.microsoft.com/office/drawing/2017/model3d" xmlns:o="urn:schemas-microsoft-com:office:office" xmlns:oel="http://schemas.microsoft.com/office/2019/extlst" xmlns:r="http://schemas.openxmlformats.org/officeDocument/2006/relationships" xmlns:m="http://schemas.openxmlformats.org/officeDocument/2006/math" xmlns:v="urn:schemas-microsoft-com:vml" xmlns:wp14="http://schemas.microsoft.com/office/word/2010/wordprocessingDrawing" xmlns:wp="http://schemas.openxmlformats.org/drawingml/2006/wordprocessingDrawing" xmlns:w10="urn:schemas-microsoft-com:office:word" xmlns:w="http://schemas.openxmlformats.org/wordprocessingml/2006/main" xmlns:w14="http://schemas.microsoft.com/office/word/2010/wordml" xmlns:w15="http://schemas.microsoft.com/office/word/2012/wordml" xmlns:w16cex="http://schemas.microsoft.com/office/word/2018/wordml/cex" xmlns:w16cid="http://schemas.microsoft.com/office/word/2016/wordml/cid" xmlns:w16="http://schemas.microsoft.com/office/word/2018/wordml" xmlns:w16du="http://schemas.microsoft.com/office/word/2023/wordml/word16du" xmlns:w16sdtdh="http://schemas.microsoft.com/office/word/2020/wordml/sdtdatahash" xmlns:w16sdtfl="http://schemas.microsoft.com/office/word/2024/wordml/sdtformatlock" xmlns:w16se="http://schemas.microsoft.com/office/word/2015/wordml/symex" xmlns:wpg="http://schemas.microsoft.com/office/word/2010/wordprocessingGroup" xmlns:wpi="http://schemas.microsoft.com/office/word/2010/wordprocessingInk" xmlns:wne="http://schemas.microsoft.com/office/word/2006/wordml" xmlns:wps="http://schemas.microsoft.com/office/word/2010/wordprocessingShape" mc:Ignorable="w14 w15 w16se w16cid w16 w16cex w16sdtdh w16sdtfl w16du wp14">
+  <w:p>
+    <w:pPr>
+      <w:pStyle w:val="af2"/>
+      <w:rPr>
+        <w:rFonts w:hint="eastAsia"/>
+      </w:rPr>
+    </w:pPr>
+  </w:p>
+</w:ftr>
+</file>
+
+<file path=word/footer2.xml><?xml version="1.0" encoding="utf-8"?>
+<w:ftr xmlns:wpc="http://schemas.microsoft.com/office/word/2010/wordprocessingCanvas" xmlns:cx="http://schemas.microsoft.com/office/drawing/2014/chartex" xmlns:cx1="http://schemas.microsoft.com/office/drawing/2015/9/8/chartex" xmlns:cx2="http://schemas.microsoft.com/office/drawing/2015/10/21/chartex" xmlns:cx3="http://schemas.microsoft.com/office/drawing/2016/5/9/chartex" xmlns:cx4="http://schemas.microsoft.com/office/drawing/2016/5/10/chartex" xmlns:cx5="http://schemas.microsoft.com/office/drawing/2016/5/11/chartex" xmlns:cx6="http://schemas.microsoft.com/office/drawing/2016/5/12/chartex" xmlns:cx7="http://schemas.microsoft.com/office/drawing/2016/5/13/chartex" xmlns:cx8="http://schemas.microsoft.com/office/drawing/2016/5/14/chartex" xmlns:mc="http://schemas.openxmlformats.org/markup-compatibility/2006" xmlns:aink="http://schemas.microsoft.com/office/drawing/2016/ink" xmlns:am3d="http://schemas.microsoft.com/office/drawing/2017/model3d" xmlns:o="urn:schemas-microsoft-com:office:office" xmlns:oel="http://schemas.microsoft.com/office/2019/extlst" xmlns:r="http://schemas.openxmlformats.org/officeDocument/2006/relationships" xmlns:m="http://schemas.openxmlformats.org/officeDocument/2006/math" xmlns:v="urn:schemas-microsoft-com:vml" xmlns:wp14="http://schemas.microsoft.com/office/word/2010/wordprocessingDrawing" xmlns:wp="http://schemas.openxmlformats.org/drawingml/2006/wordprocessingDrawing" xmlns:w10="urn:schemas-microsoft-com:office:word" xmlns:w="http://schemas.openxmlformats.org/wordprocessingml/2006/main" xmlns:w14="http://schemas.microsoft.com/office/word/2010/wordml" xmlns:w15="http://schemas.microsoft.com/office/word/2012/wordml" xmlns:w16cex="http://schemas.microsoft.com/office/word/2018/wordml/cex" xmlns:w16cid="http://schemas.microsoft.com/office/word/2016/wordml/cid" xmlns:w16="http://schemas.microsoft.com/office/word/2018/wordml" xmlns:w16du="http://schemas.microsoft.com/office/word/2023/wordml/word16du" xmlns:w16sdtdh="http://schemas.microsoft.com/office/word/2020/wordml/sdtdatahash" xmlns:w16sdtfl="http://schemas.microsoft.com/office/word/2024/wordml/sdtformatlock" xmlns:w16se="http://schemas.microsoft.com/office/word/2015/wordml/symex" xmlns:wpg="http://schemas.microsoft.com/office/word/2010/wordprocessingGroup" xmlns:wpi="http://schemas.microsoft.com/office/word/2010/wordprocessingInk" xmlns:wne="http://schemas.microsoft.com/office/word/2006/wordml" xmlns:wps="http://schemas.microsoft.com/office/word/2010/wordprocessingShape" mc:Ignorable="w14 w15 w16se w16cid w16 w16cex w16sdtdh w16sdtfl w16du wp14">
+  <w:sdt>
+    <w:sdtPr>
+      <w:id w:val="1068778003"/>
+      <w:docPartObj>
+        <w:docPartGallery w:val="Page Numbers (Bottom of Page)"/>
+        <w:docPartUnique/>
+      </w:docPartObj>
+    </w:sdtPr>
+    <w:sdtContent>
+      <w:p>
+        <w:pPr>
+          <w:pStyle w:val="af2"/>
+          <w:jc w:val="center"/>
+          <w:rPr>
+            <w:rFonts w:hint="eastAsia"/>
+          </w:rPr>
+        </w:pPr>
+        <w:r>
+          <w:fldChar w:fldCharType="begin"/>
+        </w:r>
+        <w:r>
+          <w:instrText>PAGE   \* MERGEFORMAT</w:instrText>
+        </w:r>
+        <w:r>
+          <w:fldChar w:fldCharType="separate"/>
+        </w:r>
+        <w:r>
+          <w:rPr>
+            <w:lang w:val="zh-CN"/>
+          </w:rPr>
+          <w:t>2</w:t>
+        </w:r>
+        <w:r>
+          <w:fldChar w:fldCharType="end"/>
+        </w:r>
+      </w:p>
+    </w:sdtContent>
+  </w:sdt>
+  <w:p>
+    <w:pPr>
+      <w:pStyle w:val="af2"/>
+      <w:rPr>
+        <w:rFonts w:hint="eastAsia"/>
+      </w:rPr>
+    </w:pPr>
+  </w:p>
+</w:ftr>
+</file>
+
+<file path=word/footer3.xml><?xml version="1.0" encoding="utf-8"?>
+<w:ftr xmlns:wpc="http://schemas.microsoft.com/office/word/2010/wordprocessingCanvas" xmlns:cx="http://schemas.microsoft.com/office/drawing/2014/chartex" xmlns:cx1="http://schemas.microsoft.com/office/drawing/2015/9/8/chartex" xmlns:cx2="http://schemas.microsoft.com/office/drawing/2015/10/21/chartex" xmlns:cx3="http://schemas.microsoft.com/office/drawing/2016/5/9/chartex" xmlns:cx4="http://schemas.microsoft.com/office/drawing/2016/5/10/chartex" xmlns:cx5="http://schemas.microsoft.com/office/drawing/2016/5/11/chartex" xmlns:cx6="http://schemas.microsoft.com/office/drawing/2016/5/12/chartex" xmlns:cx7="http://schemas.microsoft.com/office/drawing/2016/5/13/chartex" xmlns:cx8="http://schemas.microsoft.com/office/drawing/2016/5/14/chartex" xmlns:mc="http://schemas.openxmlformats.org/markup-compatibility/2006" xmlns:aink="http://schemas.microsoft.com/office/drawing/2016/ink" xmlns:am3d="http://schemas.microsoft.com/office/drawing/2017/model3d" xmlns:o="urn:schemas-microsoft-com:office:office" xmlns:oel="http://schemas.microsoft.com/office/2019/extlst" xmlns:r="http://schemas.openxmlformats.org/officeDocument/2006/relationships" xmlns:m="http://schemas.openxmlformats.org/officeDocument/2006/math" xmlns:v="urn:schemas-microsoft-com:vml" xmlns:wp14="http://schemas.microsoft.com/office/word/2010/wordprocessingDrawing" xmlns:wp="http://schemas.openxmlformats.org/drawingml/2006/wordprocessingDrawing" xmlns:w10="urn:schemas-microsoft-com:office:word" xmlns:w="http://schemas.openxmlformats.org/wordprocessingml/2006/main" xmlns:w14="http://schemas.microsoft.com/office/word/2010/wordml" xmlns:w15="http://schemas.microsoft.com/office/word/2012/wordml" xmlns:w16cex="http://schemas.microsoft.com/office/word/2018/wordml/cex" xmlns:w16cid="http://schemas.microsoft.com/office/word/2016/wordml/cid" xmlns:w16="http://schemas.microsoft.com/office/word/2018/wordml" xmlns:w16du="http://schemas.microsoft.com/office/word/2023/wordml/word16du" xmlns:w16sdtdh="http://schemas.microsoft.com/office/word/2020/wordml/sdtdatahash" xmlns:w16sdtfl="http://schemas.microsoft.com/office/word/2024/wordml/sdtformatlock" xmlns:w16se="http://schemas.microsoft.com/office/word/2015/wordml/symex" xmlns:wpg="http://schemas.microsoft.com/office/word/2010/wordprocessingGroup" xmlns:wpi="http://schemas.microsoft.com/office/word/2010/wordprocessingInk" xmlns:wne="http://schemas.microsoft.com/office/word/2006/wordml" xmlns:wps="http://schemas.microsoft.com/office/word/2010/wordprocessingShape" mc:Ignorable="w14 w15 w16se w16cid w16 w16cex w16sdtdh w16sdtfl w16du wp14">
+  <w:p>
+    <w:pPr>
+      <w:pStyle w:val="af2"/>
+      <w:rPr>
+        <w:rFonts w:hint="eastAsia"/>
+      </w:rPr>
+    </w:pPr>
+  </w:p>
+</w:ftr>
+</file>
+
+<file path=word/footnotes.xml><?xml version="1.0" encoding="utf-8"?>
+<w:footnotes xmlns:wpc="http://schemas.microsoft.com/office/word/2010/wordprocessingCanvas" xmlns:cx="http://schemas.microsoft.com/office/drawing/2014/chartex" xmlns:cx1="http://schemas.microsoft.com/office/drawing/2015/9/8/chartex" xmlns:cx2="http://schemas.microsoft.com/office/drawing/2015/10/21/chartex" xmlns:cx3="http://schemas.microsoft.com/office/drawing/2016/5/9/chartex" xmlns:cx4="http://schemas.microsoft.com/office/drawing/2016/5/10/chartex" xmlns:cx5="http://schemas.microsoft.com/office/drawing/2016/5/11/chartex" xmlns:cx6="http://schemas.microsoft.com/office/drawing/2016/5/12/chartex" xmlns:cx7="http://schemas.microsoft.com/office/drawing/2016/5/13/chartex" xmlns:cx8="http://schemas.microsoft.com/office/drawing/2016/5/14/chartex" xmlns:mc="http://schemas.openxmlformats.org/markup-compatibility/2006" xmlns:aink="http://schemas.microsoft.com/office/drawing/2016/ink" xmlns:am3d="http://schemas.microsoft.com/office/drawing/2017/model3d" xmlns:o="urn:schemas-microsoft-com:office:office" xmlns:oel="http://schemas.microsoft.com/office/2019/extlst" xmlns:r="http://schemas.openxmlformats.org/officeDocument/2006/relationships" xmlns:m="http://schemas.openxmlformats.org/officeDocument/2006/math" xmlns:v="urn:schemas-microsoft-com:vml" xmlns:wp14="http://schemas.microsoft.com/office/word/2010/wordprocessingDrawing" xmlns:wp="http://schemas.openxmlformats.org/drawingml/2006/wordprocessingDrawing" xmlns:w10="urn:schemas-microsoft-com:office:word" xmlns:w="http://schemas.openxmlformats.org/wordprocessingml/2006/main" xmlns:w14="http://schemas.microsoft.com/office/word/2010/wordml" xmlns:w15="http://schemas.microsoft.com/office/word/2012/wordml" xmlns:w16cex="http://schemas.microsoft.com/office/word/2018/wordml/cex" xmlns:w16cid="http://schemas.microsoft.com/office/word/2016/wordml/cid" xmlns:w16="http://schemas.microsoft.com/office/word/2018/wordml" xmlns:w16du="http://schemas.microsoft.com/office/word/2023/wordml/word16du" xmlns:w16sdtdh="http://schemas.microsoft.com/office/word/2020/wordml/sdtdatahash" xmlns:w16sdtfl="http://schemas.microsoft.com/office/word/2024/wordml/sdtformatlock" xmlns:w16se="http://schemas.microsoft.com/office/word/2015/wordml/symex" xmlns:wpg="http://schemas.microsoft.com/office/word/2010/wordprocessingGroup" xmlns:wpi="http://schemas.microsoft.com/office/word/2010/wordprocessingInk" xmlns:wne="http://schemas.microsoft.com/office/word/2006/wordml" xmlns:wps="http://schemas.microsoft.com/office/word/2010/wordprocessingShape" mc:Ignorable="w14 w15 w16se w16cid w16 w16cex w16sdtdh w16sdtfl w16du wp14">
+  <w:footnote w:type="separator" w:id="-1">
+    <w:p>
+      <w:pPr>
+        <w:spacing w:after="0" w:line="240" w:lineRule="auto"/>
+        <w:rPr>
+          <w:rFonts w:hint="eastAsia"/>
+        </w:rPr>
+      </w:pPr>
+      <w:r>
+        <w:separator/>
+      </w:r>
+    </w:p>
+  </w:footnote>
+  <w:footnote w:type="continuationSeparator" w:id="0">
+    <w:p>
+      <w:pPr>
+        <w:spacing w:after="0" w:line="240" w:lineRule="auto"/>
+        <w:rPr>
+          <w:rFonts w:hint="eastAsia"/>
+        </w:rPr>
+      </w:pPr>
+      <w:r>
+        <w:continuationSeparator/>
+      </w:r>
+    </w:p>
+  </w:footnote>
+</w:footnotes>
+</file>
+
+<file path=word/header1.xml><?xml version="1.0" encoding="utf-8"?>
+<w:hdr xmlns:wpc="http://schemas.microsoft.com/office/word/2010/wordprocessingCanvas" xmlns:cx="http://schemas.microsoft.com/office/drawing/2014/chartex" xmlns:cx1="http://schemas.microsoft.com/office/drawing/2015/9/8/chartex" xmlns:cx2="http://schemas.microsoft.com/office/drawing/2015/10/21/chartex" xmlns:cx3="http://schemas.microsoft.com/office/drawing/2016/5/9/chartex" xmlns:cx4="http://schemas.microsoft.com/office/drawing/2016/5/10/chartex" xmlns:cx5="http://schemas.microsoft.com/office/drawing/2016/5/11/chartex" xmlns:cx6="http://schemas.microsoft.com/office/drawing/2016/5/12/chartex" xmlns:cx7="http://schemas.microsoft.com/office/drawing/2016/5/13/chartex" xmlns:cx8="http://schemas.microsoft.com/office/drawing/2016/5/14/chartex" xmlns:mc="http://schemas.openxmlformats.org/markup-compatibility/2006" xmlns:aink="http://schemas.microsoft.com/office/drawing/2016/ink" xmlns:am3d="http://schemas.microsoft.com/office/drawing/2017/model3d" xmlns:o="urn:schemas-microsoft-com:office:office" xmlns:oel="http://schemas.microsoft.com/office/2019/extlst" xmlns:r="http://schemas.openxmlformats.org/officeDocument/2006/relationships" xmlns:m="http://schemas.openxmlformats.org/officeDocument/2006/math" xmlns:v="urn:schemas-microsoft-com:vml" xmlns:wp14="http://schemas.microsoft.com/office/word/2010/wordprocessingDrawing" xmlns:wp="http://schemas.openxmlformats.org/drawingml/2006/wordprocessingDrawing" xmlns:w10="urn:schemas-microsoft-com:office:word" xmlns:w="http://schemas.openxmlformats.org/wordprocessingml/2006/main" xmlns:w14="http://schemas.microsoft.com/office/word/2010/wordml" xmlns:w15="http://schemas.microsoft.com/office/word/2012/wordml" xmlns:w16cex="http://schemas.microsoft.com/office/word/2018/wordml/cex" xmlns:w16cid="http://schemas.microsoft.com/office/word/2016/wordml/cid" xmlns:w16="http://schemas.microsoft.com/office/word/2018/wordml" xmlns:w16du="http://schemas.microsoft.com/office/word/2023/wordml/word16du" xmlns:w16sdtdh="http://schemas.microsoft.com/office/word/2020/wordml/sdtdatahash" xmlns:w16sdtfl="http://schemas.microsoft.com/office/word/2024/wordml/sdtformatlock" xmlns:w16se="http://schemas.microsoft.com/office/word/2015/wordml/symex" xmlns:wpg="http://schemas.microsoft.com/office/word/2010/wordprocessingGroup" xmlns:wpi="http://schemas.microsoft.com/office/word/2010/wordprocessingInk" xmlns:wne="http://schemas.microsoft.com/office/word/2006/wordml" xmlns:wps="http://schemas.microsoft.com/office/word/2010/wordprocessingShape" mc:Ignorable="w14 w15 w16se w16cid w16 w16cex w16sdtdh w16sdtfl w16du wp14">
+  <w:p>
+    <w:pPr>
+      <w:pStyle w:val="af0"/>
+      <w:rPr>
+        <w:rFonts w:hint="eastAsia"/>
+      </w:rPr>
+    </w:pPr>
+  </w:p>
+</w:hdr>
+</file>
+
+<file path=word/header2.xml><?xml version="1.0" encoding="utf-8"?>
+<w:hdr xmlns:wpc="http://schemas.microsoft.com/office/word/2010/wordprocessingCanvas" xmlns:cx="http://schemas.microsoft.com/office/drawing/2014/chartex" xmlns:cx1="http://schemas.microsoft.com/office/drawing/2015/9/8/chartex" xmlns:cx2="http://schemas.microsoft.com/office/drawing/2015/10/21/chartex" xmlns:cx3="http://schemas.microsoft.com/office/drawing/2016/5/9/chartex" xmlns:cx4="http://schemas.microsoft.com/office/drawing/2016/5/10/chartex" xmlns:cx5="http://schemas.microsoft.com/office/drawing/2016/5/11/chartex" xmlns:cx6="http://schemas.microsoft.com/office/drawing/2016/5/12/chartex" xmlns:cx7="http://schemas.microsoft.com/office/drawing/2016/5/13/chartex" xmlns:cx8="http://schemas.microsoft.com/office/drawing/2016/5/14/chartex" xmlns:mc="http://schemas.openxmlformats.org/markup-compatibility/2006" xmlns:aink="http://schemas.microsoft.com/office/drawing/2016/ink" xmlns:am3d="http://schemas.microsoft.com/office/drawing/2017/model3d" xmlns:o="urn:schemas-microsoft-com:office:office" xmlns:oel="http://schemas.microsoft.com/office/2019/extlst" xmlns:r="http://schemas.openxmlformats.org/officeDocument/2006/relationships" xmlns:m="http://schemas.openxmlformats.org/officeDocument/2006/math" xmlns:v="urn:schemas-microsoft-com:vml" xmlns:wp14="http://schemas.microsoft.com/office/word/2010/wordprocessingDrawing" xmlns:wp="http://schemas.openxmlformats.org/drawingml/2006/wordprocessingDrawing" xmlns:w10="urn:schemas-microsoft-com:office:word" xmlns:w="http://schemas.openxmlformats.org/wordprocessingml/2006/main" xmlns:w14="http://schemas.microsoft.com/office/word/2010/wordml" xmlns:w15="http://schemas.microsoft.com/office/word/2012/wordml" xmlns:w16cex="http://schemas.microsoft.com/office/word/2018/wordml/cex" xmlns:w16cid="http://schemas.microsoft.com/office/word/2016/wordml/cid" xmlns:w16="http://schemas.microsoft.com/office/word/2018/wordml" xmlns:w16du="http://schemas.microsoft.com/office/word/2023/wordml/word16du" xmlns:w16sdtdh="http://schemas.microsoft.com/office/word/2020/wordml/sdtdatahash" xmlns:w16sdtfl="http://schemas.microsoft.com/office/word/2024/wordml/sdtformatlock" xmlns:w16se="http://schemas.microsoft.com/office/word/2015/wordml/symex" xmlns:wpg="http://schemas.microsoft.com/office/word/2010/wordprocessingGroup" xmlns:wpi="http://schemas.microsoft.com/office/word/2010/wordprocessingInk" xmlns:wne="http://schemas.microsoft.com/office/word/2006/wordml" xmlns:wps="http://schemas.microsoft.com/office/word/2010/wordprocessingShape" mc:Ignorable="w14 w15 w16se w16cid w16 w16cex w16sdtdh w16sdtfl w16du wp14">
+  <w:p>
+    <w:pPr>
+      <w:pStyle w:val="af0"/>
+      <w:rPr>
+        <w:rFonts w:hint="eastAsia"/>
+      </w:rPr>
+    </w:pPr>
+  </w:p>
+</w:hdr>
+</file>
+
+<file path=word/header3.xml><?xml version="1.0" encoding="utf-8"?>
+<w:hdr xmlns:wpc="http://schemas.microsoft.com/office/word/2010/wordprocessingCanvas" xmlns:cx="http://schemas.microsoft.com/office/drawing/2014/chartex" xmlns:cx1="http://schemas.microsoft.com/office/drawing/2015/9/8/chartex" xmlns:cx2="http://schemas.microsoft.com/office/drawing/2015/10/21/chartex" xmlns:cx3="http://schemas.microsoft.com/office/drawing/2016/5/9/chartex" xmlns:cx4="http://schemas.microsoft.com/office/drawing/2016/5/10/chartex" xmlns:cx5="http://schemas.microsoft.com/office/drawing/2016/5/11/chartex" xmlns:cx6="http://schemas.microsoft.com/office/drawing/2016/5/12/chartex" xmlns:cx7="http://schemas.microsoft.com/office/drawing/2016/5/13/chartex" xmlns:cx8="http://schemas.microsoft.com/office/drawing/2016/5/14/chartex" xmlns:mc="http://schemas.openxmlformats.org/markup-compatibility/2006" xmlns:aink="http://schemas.microsoft.com/office/drawing/2016/ink" xmlns:am3d="http://schemas.microsoft.com/office/drawing/2017/model3d" xmlns:o="urn:schemas-microsoft-com:office:office" xmlns:oel="http://schemas.microsoft.com/office/2019/extlst" xmlns:r="http://schemas.openxmlformats.org/officeDocument/2006/relationships" xmlns:m="http://schemas.openxmlformats.org/officeDocument/2006/math" xmlns:v="urn:schemas-microsoft-com:vml" xmlns:wp14="http://schemas.microsoft.com/office/word/2010/wordprocessingDrawing" xmlns:wp="http://schemas.openxmlformats.org/drawingml/2006/wordprocessingDrawing" xmlns:w10="urn:schemas-microsoft-com:office:word" xmlns:w="http://schemas.openxmlformats.org/wordprocessingml/2006/main" xmlns:w14="http://schemas.microsoft.com/office/word/2010/wordml" xmlns:w15="http://schemas.microsoft.com/office/word/2012/wordml" xmlns:w16cex="http://schemas.microsoft.com/office/word/2018/wordml/cex" xmlns:w16cid="http://schemas.microsoft.com/office/word/2016/wordml/cid" xmlns:w16="http://schemas.microsoft.com/office/word/2018/wordml" xmlns:w16du="http://schemas.microsoft.com/office/word/2023/wordml/word16du" xmlns:w16sdtdh="http://schemas.microsoft.com/office/word/2020/wordml/sdtdatahash" xmlns:w16sdtfl="http://schemas.microsoft.com/office/word/2024/wordml/sdtformatlock" xmlns:w16se="http://schemas.microsoft.com/office/word/2015/wordml/symex" xmlns:wpg="http://schemas.microsoft.com/office/word/2010/wordprocessingGroup" xmlns:wpi="http://schemas.microsoft.com/office/word/2010/wordprocessingInk" xmlns:wne="http://schemas.microsoft.com/office/word/2006/wordml" xmlns:wps="http://schemas.microsoft.com/office/word/2010/wordprocessingShape" mc:Ignorable="w14 w15 w16se w16cid w16 w16cex w16sdtdh w16sdtfl w16du wp14">
+  <w:p>
+    <w:pPr>
+      <w:pStyle w:val="af0"/>
+      <w:rPr>
+        <w:rFonts w:hint="eastAsia"/>
+      </w:rPr>
+    </w:pPr>
+  </w:p>
+</w:hdr>
+</file>
+
+<file path=word/numbering.xml><?xml version="1.0" encoding="utf-8"?>
+<w:numbering xmlns:wpc="http://schemas.microsoft.com/office/word/2010/wordprocessingCanvas" xmlns:cx="http://schemas.microsoft.com/office/drawing/2014/chartex" xmlns:cx1="http://schemas.microsoft.com/office/drawing/2015/9/8/chartex" xmlns:cx2="http://schemas.microsoft.com/office/drawing/2015/10/21/chartex" xmlns:cx3="http://schemas.microsoft.com/office/drawing/2016/5/9/chartex" xmlns:cx4="http://schemas.microsoft.com/office/drawing/2016/5/10/chartex" xmlns:cx5="http://schemas.microsoft.com/office/drawing/2016/5/11/chartex" xmlns:cx6="http://schemas.microsoft.com/office/drawing/2016/5/12/chartex" xmlns:cx7="http://schemas.microsoft.com/office/drawing/2016/5/13/chartex" xmlns:cx8="http://schemas.microsoft.com/office/drawing/2016/5/14/chartex" xmlns:mc="http://schemas.openxmlformats.org/markup-compatibility/2006" xmlns:aink="http://schemas.microsoft.com/office/drawing/2016/ink" xmlns:am3d="http://schemas.microsoft.com/office/drawing/2017/model3d" xmlns:o="urn:schemas-microsoft-com:office:office" xmlns:oel="http://schemas.microsoft.com/office/2019/extlst" xmlns:r="http://schemas.openxmlformats.org/officeDocument/2006/relationships" xmlns:m="http://schemas.openxmlformats.org/officeDocument/2006/math" xmlns:v="urn:schemas-microsoft-com:vml" xmlns:wp14="http://schemas.microsoft.com/office/word/2010/wordprocessingDrawing" xmlns:wp="http://schemas.openxmlformats.org/drawingml/2006/wordprocessingDrawing" xmlns:w10="urn:schemas-microsoft-com:office:word" xmlns:w="http://schemas.openxmlformats.org/wordprocessingml/2006/main" xmlns:w14="http://schemas.microsoft.com/office/word/2010/wordml" xmlns:w15="http://schemas.microsoft.com/office/word/2012/wordml" xmlns:w16cex="http://schemas.microsoft.com/office/word/2018/wordml/cex" xmlns:w16cid="http://schemas.microsoft.com/office/word/2016/wordml/cid" xmlns:w16="http://schemas.microsoft.com/office/word/2018/wordml" xmlns:w16du="http://schemas.microsoft.com/office/word/2023/wordml/word16du" xmlns:w16sdtdh="http://schemas.microsoft.com/office/word/2020/wordml/sdtdatahash" xmlns:w16sdtfl="http://schemas.microsoft.com/office/word/2024/wordml/sdtformatlock" xmlns:w16se="http://schemas.microsoft.com/office/word/2015/wordml/symex" xmlns:wpg="http://schemas.microsoft.com/office/word/2010/wordprocessingGroup" xmlns:wpi="http://schemas.microsoft.com/office/word/2010/wordprocessingInk" xmlns:wne="http://schemas.microsoft.com/office/word/2006/wordml" xmlns:wps="http://schemas.microsoft.com/office/word/2010/wordprocessingShape" mc:Ignorable="w14 w15 w16se w16cid w16 w16cex w16sdtdh w16sdtfl w16du wp14">
+  <w:abstractNum w:abstractNumId="0" w15:restartNumberingAfterBreak="0">
+    <w:nsid w:val="20342FDC"/>
+    <w:multiLevelType w:val="hybridMultilevel"/>
+    <w:tmpl w:val="0FAEEE32"/>
+    <w:lvl w:ilvl="0" w:tplc="7D56D020">
+      <w:start w:val="1"/>
+      <w:numFmt w:val="bullet"/>
+      <w:lvlText w:val="•"/>
+      <w:lvlJc w:val="left"/>
+      <w:pPr>
+        <w:tabs>
+          <w:tab w:val="num" w:pos="720"/>
+        </w:tabs>
+        <w:ind w:left="720" w:hanging="360"/>
+      </w:pPr>
+      <w:rPr>
+        <w:rFonts w:ascii="Arial" w:hAnsi="Arial" w:hint="default"/>
+      </w:rPr>
+    </w:lvl>
+    <w:lvl w:ilvl="1" w:tplc="167005DA" w:tentative="1">
+      <w:start w:val="1"/>
+      <w:numFmt w:val="bullet"/>
+      <w:lvlText w:val="•"/>
+      <w:lvlJc w:val="left"/>
+      <w:pPr>
+        <w:tabs>
+          <w:tab w:val="num" w:pos="1440"/>
+        </w:tabs>
+        <w:ind w:left="1440" w:hanging="360"/>
+      </w:pPr>
+      <w:rPr>
+        <w:rFonts w:ascii="Arial" w:hAnsi="Arial" w:hint="default"/>
+      </w:rPr>
+    </w:lvl>
+    <w:lvl w:ilvl="2" w:tplc="B63E1ADC" w:tentative="1">
+      <w:start w:val="1"/>
+      <w:numFmt w:val="bullet"/>
+      <w:lvlText w:val="•"/>
+      <w:lvlJc w:val="left"/>
+      <w:pPr>
+        <w:tabs>
+          <w:tab w:val="num" w:pos="2160"/>
+        </w:tabs>
+        <w:ind w:left="2160" w:hanging="360"/>
+      </w:pPr>
+      <w:rPr>
+        <w:rFonts w:ascii="Arial" w:hAnsi="Arial" w:hint="default"/>
+      </w:rPr>
+    </w:lvl>
+    <w:lvl w:ilvl="3" w:tplc="F1C228EE" w:tentative="1">
+      <w:start w:val="1"/>
+      <w:numFmt w:val="bullet"/>
+      <w:lvlText w:val="•"/>
+      <w:lvlJc w:val="left"/>
+      <w:pPr>
+        <w:tabs>
+          <w:tab w:val="num" w:pos="2880"/>
+        </w:tabs>
+        <w:ind w:left="2880" w:hanging="360"/>
+      </w:pPr>
+      <w:rPr>
+        <w:rFonts w:ascii="Arial" w:hAnsi="Arial" w:hint="default"/>
+      </w:rPr>
+    </w:lvl>
+    <w:lvl w:ilvl="4" w:tplc="987E8A9A" w:tentative="1">
+      <w:start w:val="1"/>
+      <w:numFmt w:val="bullet"/>
+      <w:lvlText w:val="•"/>
+      <w:lvlJc w:val="left"/>
+      <w:pPr>
+        <w:tabs>
+          <w:tab w:val="num" w:pos="3600"/>
+        </w:tabs>
+        <w:ind w:left="3600" w:hanging="360"/>
+      </w:pPr>
+      <w:rPr>
+        <w:rFonts w:ascii="Arial" w:hAnsi="Arial" w:hint="default"/>
+      </w:rPr>
+    </w:lvl>
+    <w:lvl w:ilvl="5" w:tplc="D092273A" w:tentative="1">
+      <w:start w:val="1"/>
+      <w:numFmt w:val="bullet"/>
+      <w:lvlText w:val="•"/>
+      <w:lvlJc w:val="left"/>
+      <w:pPr>
+        <w:tabs>
+          <w:tab w:val="num" w:pos="4320"/>
+        </w:tabs>
+        <w:ind w:left="4320" w:hanging="360"/>
+      </w:pPr>
+      <w:rPr>
+        <w:rFonts w:ascii="Arial" w:hAnsi="Arial" w:hint="default"/>
+      </w:rPr>
+    </w:lvl>
+    <w:lvl w:ilvl="6" w:tplc="668810AC" w:tentative="1">
+      <w:start w:val="1"/>
+      <w:numFmt w:val="bullet"/>
+      <w:lvlText w:val="•"/>
+      <w:lvlJc w:val="left"/>
+      <w:pPr>
+        <w:tabs>
+          <w:tab w:val="num" w:pos="5040"/>
+        </w:tabs>
+        <w:ind w:left="5040" w:hanging="360"/>
+      </w:pPr>
+      <w:rPr>
+        <w:rFonts w:ascii="Arial" w:hAnsi="Arial" w:hint="default"/>
+      </w:rPr>
+    </w:lvl>
+    <w:lvl w:ilvl="7" w:tplc="EBA0070A" w:tentative="1">
+      <w:start w:val="1"/>
+      <w:numFmt w:val="bullet"/>
+      <w:lvlText w:val="•"/>
+      <w:lvlJc w:val="left"/>
+      <w:pPr>
+        <w:tabs>
+          <w:tab w:val="num" w:pos="5760"/>
+        </w:tabs>
+        <w:ind w:left="5760" w:hanging="360"/>
+      </w:pPr>
+      <w:rPr>
+        <w:rFonts w:ascii="Arial" w:hAnsi="Arial" w:hint="default"/>
+      </w:rPr>
+    </w:lvl>
+    <w:lvl w:ilvl="8" w:tplc="7D327E32" w:tentative="1">
+      <w:start w:val="1"/>
+      <w:numFmt w:val="bullet"/>
+      <w:lvlText w:val="•"/>
+      <w:lvlJc w:val="left"/>
+      <w:pPr>
+        <w:tabs>
+          <w:tab w:val="num" w:pos="6480"/>
+        </w:tabs>
+        <w:ind w:left="6480" w:hanging="360"/>
+      </w:pPr>
+      <w:rPr>
+        <w:rFonts w:ascii="Arial" w:hAnsi="Arial" w:hint="default"/>
+      </w:rPr>
+    </w:lvl>
+  </w:abstractNum>
+  <w:abstractNum w:abstractNumId="1" w15:restartNumberingAfterBreak="0">
+    <w:nsid w:val="38AE1B3C"/>
+    <w:multiLevelType w:val="multilevel"/>
+    <w:tmpl w:val="E1088448"/>
+    <w:lvl w:ilvl="0">
+      <w:start w:val="1"/>
+      <w:numFmt w:val="bullet"/>
+      <w:lvlText w:val=""/>
+      <w:lvlJc w:val="left"/>
+      <w:pPr>
+        <w:tabs>
+          <w:tab w:val="num" w:pos="720"/>
+        </w:tabs>
+        <w:ind w:left="720" w:hanging="360"/>
+      </w:pPr>
+      <w:rPr>
+        <w:rFonts w:ascii="Symbol" w:hAnsi="Symbol" w:hint="default"/>
+        <w:sz w:val="20"/>
+      </w:rPr>
+    </w:lvl>
+    <w:lvl w:ilvl="1">
+      <w:start w:val="1"/>
+      <w:numFmt w:val="bullet"/>
+      <w:lvlText w:val="o"/>
+      <w:lvlJc w:val="left"/>
+      <w:pPr>
+        <w:tabs>
+          <w:tab w:val="num" w:pos="1440"/>
+        </w:tabs>
+        <w:ind w:left="1440" w:hanging="360"/>
+      </w:pPr>
+      <w:rPr>
+        <w:rFonts w:ascii="Courier New" w:hAnsi="Courier New" w:hint="default"/>
+        <w:sz w:val="20"/>
+      </w:rPr>
+    </w:lvl>
+    <w:lvl w:ilvl="2" w:tentative="1">
+      <w:start w:val="1"/>
+      <w:numFmt w:val="bullet"/>
+      <w:lvlText w:val=""/>
+      <w:lvlJc w:val="left"/>
+      <w:pPr>
+        <w:tabs>
+          <w:tab w:val="num" w:pos="2160"/>
+        </w:tabs>
+        <w:ind w:left="2160" w:hanging="360"/>
+      </w:pPr>
+      <w:rPr>
+        <w:rFonts w:ascii="Wingdings" w:hAnsi="Wingdings" w:hint="default"/>
+        <w:sz w:val="20"/>
+      </w:rPr>
+    </w:lvl>
+    <w:lvl w:ilvl="3" w:tentative="1">
+      <w:start w:val="1"/>
+      <w:numFmt w:val="bullet"/>
+      <w:lvlText w:val=""/>
+      <w:lvlJc w:val="left"/>
+      <w:pPr>
+        <w:tabs>
+          <w:tab w:val="num" w:pos="2880"/>
+        </w:tabs>
+        <w:ind w:left="2880" w:hanging="360"/>
+      </w:pPr>
+      <w:rPr>
+        <w:rFonts w:ascii="Wingdings" w:hAnsi="Wingdings" w:hint="default"/>
+        <w:sz w:val="20"/>
+      </w:rPr>
+    </w:lvl>
+    <w:lvl w:ilvl="4" w:tentative="1">
+      <w:start w:val="1"/>
+      <w:numFmt w:val="bullet"/>
+      <w:lvlText w:val=""/>
+      <w:lvlJc w:val="left"/>
+      <w:pPr>
+        <w:tabs>
+          <w:tab w:val="num" w:pos="3600"/>
+        </w:tabs>
+        <w:ind w:left="3600" w:hanging="360"/>
+      </w:pPr>
+      <w:rPr>
+        <w:rFonts w:ascii="Wingdings" w:hAnsi="Wingdings" w:hint="default"/>
+        <w:sz w:val="20"/>
+      </w:rPr>
+    </w:lvl>
+    <w:lvl w:ilvl="5" w:tentative="1">
+      <w:start w:val="1"/>
+      <w:numFmt w:val="bullet"/>
+      <w:lvlText w:val=""/>
+      <w:lvlJc w:val="left"/>
+      <w:pPr>
+        <w:tabs>
+          <w:tab w:val="num" w:pos="4320"/>
+        </w:tabs>
+        <w:ind w:left="4320" w:hanging="360"/>
+      </w:pPr>
+      <w:rPr>
+        <w:rFonts w:ascii="Wingdings" w:hAnsi="Wingdings" w:hint="default"/>
+        <w:sz w:val="20"/>
+      </w:rPr>
+    </w:lvl>
+    <w:lvl w:ilvl="6" w:tentative="1">
+      <w:start w:val="1"/>
+      <w:numFmt w:val="bullet"/>
+      <w:lvlText w:val=""/>
+      <w:lvlJc w:val="left"/>
+      <w:pPr>
+        <w:tabs>
+          <w:tab w:val="num" w:pos="5040"/>
+        </w:tabs>
+        <w:ind w:left="5040" w:hanging="360"/>
+      </w:pPr>
+      <w:rPr>
+        <w:rFonts w:ascii="Wingdings" w:hAnsi="Wingdings" w:hint="default"/>
+        <w:sz w:val="20"/>
+      </w:rPr>
+    </w:lvl>
+    <w:lvl w:ilvl="7" w:tentative="1">
+      <w:start w:val="1"/>
+      <w:numFmt w:val="bullet"/>
+      <w:lvlText w:val=""/>
+      <w:lvlJc w:val="left"/>
+      <w:pPr>
+        <w:tabs>
+          <w:tab w:val="num" w:pos="5760"/>
+        </w:tabs>
+        <w:ind w:left="5760" w:hanging="360"/>
+      </w:pPr>
+      <w:rPr>
+        <w:rFonts w:ascii="Wingdings" w:hAnsi="Wingdings" w:hint="default"/>
+        <w:sz w:val="20"/>
+      </w:rPr>
+    </w:lvl>
+    <w:lvl w:ilvl="8" w:tentative="1">
+      <w:start w:val="1"/>
+      <w:numFmt w:val="bullet"/>
+      <w:lvlText w:val=""/>
+      <w:lvlJc w:val="left"/>
+      <w:pPr>
+        <w:tabs>
+          <w:tab w:val="num" w:pos="6480"/>
+        </w:tabs>
+        <w:ind w:left="6480" w:hanging="360"/>
+      </w:pPr>
+      <w:rPr>
+        <w:rFonts w:ascii="Wingdings" w:hAnsi="Wingdings" w:hint="default"/>
+        <w:sz w:val="20"/>
+      </w:rPr>
+    </w:lvl>
+  </w:abstractNum>
+  <w:abstractNum w:abstractNumId="2" w15:restartNumberingAfterBreak="0">
+    <w:nsid w:val="510E3BD9"/>
+    <w:multiLevelType w:val="multilevel"/>
+    <w:tmpl w:val="1D9C40AC"/>
+    <w:lvl w:ilvl="0">
+      <w:start w:val="1"/>
+      <w:numFmt w:val="bullet"/>
+      <w:lvlText w:val=""/>
+      <w:lvlJc w:val="left"/>
+      <w:pPr>
+        <w:tabs>
+          <w:tab w:val="num" w:pos="720"/>
+        </w:tabs>
+        <w:ind w:left="720" w:hanging="360"/>
+      </w:pPr>
+      <w:rPr>
+        <w:rFonts w:ascii="Symbol" w:hAnsi="Symbol" w:hint="default"/>
+        <w:sz w:val="20"/>
+      </w:rPr>
+    </w:lvl>
+    <w:lvl w:ilvl="1">
+      <w:numFmt w:val="bullet"/>
+      <w:lvlText w:val="-"/>
+      <w:lvlJc w:val="left"/>
+      <w:pPr>
+        <w:ind w:left="1440" w:hanging="360"/>
+      </w:pPr>
+      <w:rPr>
+        <w:rFonts w:ascii="等线" w:eastAsia="等线" w:hAnsi="等线" w:cstheme="minorBidi" w:hint="eastAsia"/>
+      </w:rPr>
+    </w:lvl>
+    <w:lvl w:ilvl="2">
+      <w:start w:val="1"/>
+      <w:numFmt w:val="bullet"/>
+      <w:lvlText w:val=""/>
+      <w:lvlJc w:val="left"/>
+      <w:pPr>
+        <w:tabs>
+          <w:tab w:val="num" w:pos="2160"/>
+        </w:tabs>
+        <w:ind w:left="2160" w:hanging="360"/>
+      </w:pPr>
+      <w:rPr>
+        <w:rFonts w:ascii="Wingdings" w:hAnsi="Wingdings" w:hint="default"/>
+        <w:sz w:val="20"/>
+      </w:rPr>
+    </w:lvl>
+    <w:lvl w:ilvl="3" w:tentative="1">
+      <w:start w:val="1"/>
+      <w:numFmt w:val="bullet"/>
+      <w:lvlText w:val=""/>
+      <w:lvlJc w:val="left"/>
+      <w:pPr>
+        <w:tabs>
+          <w:tab w:val="num" w:pos="2880"/>
+        </w:tabs>
+        <w:ind w:left="2880" w:hanging="360"/>
+      </w:pPr>
+      <w:rPr>
+        <w:rFonts w:ascii="Wingdings" w:hAnsi="Wingdings" w:hint="default"/>
+        <w:sz w:val="20"/>
+      </w:rPr>
+    </w:lvl>
+    <w:lvl w:ilvl="4" w:tentative="1">
+      <w:start w:val="1"/>
+      <w:numFmt w:val="bullet"/>
+      <w:lvlText w:val=""/>
+      <w:lvlJc w:val="left"/>
+      <w:pPr>
+        <w:tabs>
+          <w:tab w:val="num" w:pos="3600"/>
+        </w:tabs>
+        <w:ind w:left="3600" w:hanging="360"/>
+      </w:pPr>
+      <w:rPr>
+        <w:rFonts w:ascii="Wingdings" w:hAnsi="Wingdings" w:hint="default"/>
+        <w:sz w:val="20"/>
+      </w:rPr>
+    </w:lvl>
+    <w:lvl w:ilvl="5" w:tentative="1">
+      <w:start w:val="1"/>
+      <w:numFmt w:val="bullet"/>
+      <w:lvlText w:val=""/>
+      <w:lvlJc w:val="left"/>
+      <w:pPr>
+        <w:tabs>
+          <w:tab w:val="num" w:pos="4320"/>
+        </w:tabs>
+        <w:ind w:left="4320" w:hanging="360"/>
+      </w:pPr>
+      <w:rPr>
+        <w:rFonts w:ascii="Wingdings" w:hAnsi="Wingdings" w:hint="default"/>
+        <w:sz w:val="20"/>
+      </w:rPr>
+    </w:lvl>
+    <w:lvl w:ilvl="6" w:tentative="1">
+      <w:start w:val="1"/>
+      <w:numFmt w:val="bullet"/>
+      <w:lvlText w:val=""/>
+      <w:lvlJc w:val="left"/>
+      <w:pPr>
+        <w:tabs>
+          <w:tab w:val="num" w:pos="5040"/>
+        </w:tabs>
+        <w:ind w:left="5040" w:hanging="360"/>
+      </w:pPr>
+      <w:rPr>
+        <w:rFonts w:ascii="Wingdings" w:hAnsi="Wingdings" w:hint="default"/>
+        <w:sz w:val="20"/>
+      </w:rPr>
+    </w:lvl>
+    <w:lvl w:ilvl="7" w:tentative="1">
+      <w:start w:val="1"/>
+      <w:numFmt w:val="bullet"/>
+      <w:lvlText w:val=""/>
+      <w:lvlJc w:val="left"/>
+      <w:pPr>
+        <w:tabs>
+          <w:tab w:val="num" w:pos="5760"/>
+        </w:tabs>
+        <w:ind w:left="5760" w:hanging="360"/>
+      </w:pPr>
+      <w:rPr>
+        <w:rFonts w:ascii="Wingdings" w:hAnsi="Wingdings" w:hint="default"/>
+        <w:sz w:val="20"/>
+      </w:rPr>
+    </w:lvl>
+    <w:lvl w:ilvl="8" w:tentative="1">
+      <w:start w:val="1"/>
+      <w:numFmt w:val="bullet"/>
+      <w:lvlText w:val=""/>
+      <w:lvlJc w:val="left"/>
+      <w:pPr>
+        <w:tabs>
+          <w:tab w:val="num" w:pos="6480"/>
+        </w:tabs>
+        <w:ind w:left="6480" w:hanging="360"/>
+      </w:pPr>
+      <w:rPr>
+        <w:rFonts w:ascii="Wingdings" w:hAnsi="Wingdings" w:hint="default"/>
+        <w:sz w:val="20"/>
+      </w:rPr>
+    </w:lvl>
+  </w:abstractNum>
+  <w:num w:numId="1" w16cid:durableId="1639916592">
+    <w:abstractNumId w:val="0"/>
+  </w:num>
+  <w:num w:numId="2" w16cid:durableId="872231994">
+    <w:abstractNumId w:val="1"/>
+  </w:num>
+  <w:num w:numId="3" w16cid:durableId="1458985268">
+    <w:abstractNumId w:val="2"/>
+  </w:num>
+</w:numbering>
 </file>
 
 <file path=word/styles.xml><?xml version="1.0" encoding="utf-8"?>
@@ -575,6 +6989,9 @@
     <w:pPr>
       <w:widowControl w:val="0"/>
     </w:pPr>
+    <w:rPr>
+      <w:lang w:val="fr-FR"/>
+    </w:rPr>
   </w:style>
   <w:style w:type="paragraph" w:styleId="1">
     <w:name w:val="heading 1"/>
@@ -603,7 +7020,6 @@
     <w:next w:val="a"/>
     <w:link w:val="20"/>
     <w:uiPriority w:val="9"/>
-    <w:semiHidden/>
     <w:unhideWhenUsed/>
     <w:qFormat/>
     <w:rsid w:val="002B4AF6"/>
@@ -821,7 +7237,6 @@
     <w:basedOn w:val="a0"/>
     <w:link w:val="2"/>
     <w:uiPriority w:val="9"/>
-    <w:semiHidden/>
     <w:rsid w:val="002B4AF6"/>
     <w:rPr>
       <w:rFonts w:asciiTheme="majorHAnsi" w:eastAsiaTheme="majorEastAsia" w:hAnsiTheme="majorHAnsi" w:cstheme="majorBidi"/>
@@ -1094,6 +7509,102 @@
       <w:smallCaps/>
       <w:color w:val="0F4761" w:themeColor="accent1" w:themeShade="BF"/>
       <w:spacing w:val="5"/>
+    </w:rPr>
+  </w:style>
+  <w:style w:type="paragraph" w:styleId="ae">
+    <w:name w:val="Normal (Web)"/>
+    <w:basedOn w:val="a"/>
+    <w:uiPriority w:val="99"/>
+    <w:semiHidden/>
+    <w:unhideWhenUsed/>
+    <w:rsid w:val="00D23565"/>
+    <w:rPr>
+      <w:rFonts w:ascii="Times New Roman" w:hAnsi="Times New Roman" w:cs="Times New Roman"/>
+      <w:sz w:val="24"/>
+    </w:rPr>
+  </w:style>
+  <w:style w:type="table" w:styleId="af">
+    <w:name w:val="Table Grid"/>
+    <w:basedOn w:val="a1"/>
+    <w:uiPriority w:val="39"/>
+    <w:rsid w:val="00515C2D"/>
+    <w:pPr>
+      <w:spacing w:after="0" w:line="240" w:lineRule="auto"/>
+    </w:pPr>
+    <w:tblPr>
+      <w:tblBorders>
+        <w:top w:val="single" w:sz="4" w:space="0" w:color="auto"/>
+        <w:left w:val="single" w:sz="4" w:space="0" w:color="auto"/>
+        <w:bottom w:val="single" w:sz="4" w:space="0" w:color="auto"/>
+        <w:right w:val="single" w:sz="4" w:space="0" w:color="auto"/>
+        <w:insideH w:val="single" w:sz="4" w:space="0" w:color="auto"/>
+        <w:insideV w:val="single" w:sz="4" w:space="0" w:color="auto"/>
+      </w:tblBorders>
+    </w:tblPr>
+  </w:style>
+  <w:style w:type="paragraph" w:styleId="af0">
+    <w:name w:val="header"/>
+    <w:basedOn w:val="a"/>
+    <w:link w:val="af1"/>
+    <w:uiPriority w:val="99"/>
+    <w:unhideWhenUsed/>
+    <w:rsid w:val="00D30A6F"/>
+    <w:pPr>
+      <w:tabs>
+        <w:tab w:val="center" w:pos="4153"/>
+        <w:tab w:val="right" w:pos="8306"/>
+      </w:tabs>
+      <w:snapToGrid w:val="0"/>
+      <w:spacing w:line="240" w:lineRule="auto"/>
+      <w:jc w:val="center"/>
+    </w:pPr>
+    <w:rPr>
+      <w:sz w:val="18"/>
+      <w:szCs w:val="18"/>
+    </w:rPr>
+  </w:style>
+  <w:style w:type="character" w:customStyle="1" w:styleId="af1">
+    <w:name w:val="页眉 字符"/>
+    <w:basedOn w:val="a0"/>
+    <w:link w:val="af0"/>
+    <w:uiPriority w:val="99"/>
+    <w:rsid w:val="00D30A6F"/>
+    <w:rPr>
+      <w:sz w:val="18"/>
+      <w:szCs w:val="18"/>
+      <w:lang w:val="fr-FR"/>
+    </w:rPr>
+  </w:style>
+  <w:style w:type="paragraph" w:styleId="af2">
+    <w:name w:val="footer"/>
+    <w:basedOn w:val="a"/>
+    <w:link w:val="af3"/>
+    <w:uiPriority w:val="99"/>
+    <w:unhideWhenUsed/>
+    <w:rsid w:val="00D30A6F"/>
+    <w:pPr>
+      <w:tabs>
+        <w:tab w:val="center" w:pos="4153"/>
+        <w:tab w:val="right" w:pos="8306"/>
+      </w:tabs>
+      <w:snapToGrid w:val="0"/>
+      <w:spacing w:line="240" w:lineRule="auto"/>
+    </w:pPr>
+    <w:rPr>
+      <w:sz w:val="18"/>
+      <w:szCs w:val="18"/>
+    </w:rPr>
+  </w:style>
+  <w:style w:type="character" w:customStyle="1" w:styleId="af3">
+    <w:name w:val="页脚 字符"/>
+    <w:basedOn w:val="a0"/>
+    <w:link w:val="af2"/>
+    <w:uiPriority w:val="99"/>
+    <w:rsid w:val="00D30A6F"/>
+    <w:rPr>
+      <w:sz w:val="18"/>
+      <w:szCs w:val="18"/>
+      <w:lang w:val="fr-FR"/>
     </w:rPr>
   </w:style>
 </w:styles>

--- a/memoire202604.docx
+++ b/memoire202604.docx
@@ -1916,6 +1916,203 @@
           <w:bCs/>
         </w:rPr>
       </w:pPr>
+      <w:proofErr w:type="spellStart"/>
+      <w:r>
+        <w:rPr>
+          <w:rFonts w:hint="eastAsia"/>
+          <w:b/>
+          <w:bCs/>
+        </w:rPr>
+        <w:t>Metho</w:t>
+      </w:r>
+      <w:proofErr w:type="spellEnd"/>
+      <w:r>
+        <w:rPr>
+          <w:rFonts w:hint="eastAsia"/>
+          <w:b/>
+          <w:bCs/>
+        </w:rPr>
+        <w:t>？</w:t>
+      </w:r>
+    </w:p>
+    <w:p>
+      <w:pPr>
+        <w:rPr>
+          <w:rFonts w:hint="eastAsia"/>
+          <w:b/>
+          <w:bCs/>
+        </w:rPr>
+      </w:pPr>
+      <w:r>
+        <w:rPr>
+          <w:rFonts w:hint="eastAsia"/>
+          <w:b/>
+          <w:bCs/>
+        </w:rPr>
+        <w:t>我们想要检查房东是否在2406这个时间点对策略水平进行了调整，来应对接下来的JO</w:t>
+      </w:r>
+      <w:r>
+        <w:rPr>
+          <w:rFonts w:hint="eastAsia"/>
+          <w:b/>
+          <w:bCs/>
+        </w:rPr>
+        <w:t>，我们以策略水平的数值为因变量，</w:t>
+      </w:r>
+      <w:r>
+        <w:rPr>
+          <w:rFonts w:hint="eastAsia"/>
+          <w:b/>
+          <w:bCs/>
+        </w:rPr>
+        <w:t>降入控制变量，并</w:t>
+      </w:r>
+      <w:r>
+        <w:rPr>
+          <w:rFonts w:hint="eastAsia"/>
+          <w:b/>
+          <w:bCs/>
+        </w:rPr>
+        <w:t>将地点变量（</w:t>
+      </w:r>
+      <w:proofErr w:type="spellStart"/>
+      <w:r>
+        <w:rPr>
+          <w:rFonts w:hint="eastAsia"/>
+          <w:b/>
+          <w:bCs/>
+        </w:rPr>
+        <w:t>in</w:t>
+      </w:r>
+      <w:r>
+        <w:rPr>
+          <w:b/>
+          <w:bCs/>
+        </w:rPr>
+        <w:t>_paris</w:t>
+      </w:r>
+      <w:proofErr w:type="spellEnd"/>
+      <w:r>
+        <w:rPr>
+          <w:rFonts w:hint="eastAsia"/>
+          <w:b/>
+          <w:bCs/>
+        </w:rPr>
+        <w:t>）和时间分类变量(time)作为交互项</w:t>
+      </w:r>
+      <w:r>
+        <w:rPr>
+          <w:rFonts w:hint="eastAsia"/>
+          <w:b/>
+          <w:bCs/>
+        </w:rPr>
+        <w:t>，建立了</w:t>
+      </w:r>
+      <w:proofErr w:type="spellStart"/>
+      <w:r>
+        <w:rPr>
+          <w:rFonts w:hint="eastAsia"/>
+          <w:b/>
+          <w:bCs/>
+        </w:rPr>
+        <w:t>ols</w:t>
+      </w:r>
+      <w:proofErr w:type="spellEnd"/>
+      <w:r>
+        <w:rPr>
+          <w:rFonts w:hint="eastAsia"/>
+          <w:b/>
+          <w:bCs/>
+        </w:rPr>
+        <w:t>模型</w:t>
+      </w:r>
+      <w:r>
+        <w:rPr>
+          <w:rFonts w:hint="eastAsia"/>
+          <w:b/>
+          <w:bCs/>
+        </w:rPr>
+        <w:t>，观察交互项的系数和显著性来发现策略数值在时间地点变化外的额外变化（</w:t>
+      </w:r>
+      <w:proofErr w:type="spellStart"/>
+      <w:r>
+        <w:rPr>
+          <w:rFonts w:hint="eastAsia"/>
+          <w:b/>
+          <w:bCs/>
+        </w:rPr>
+        <w:t>did</w:t>
+      </w:r>
+      <w:proofErr w:type="spellEnd"/>
+      <w:r>
+        <w:rPr>
+          <w:rFonts w:hint="eastAsia"/>
+          <w:b/>
+          <w:bCs/>
+        </w:rPr>
+        <w:t>）。</w:t>
+      </w:r>
+    </w:p>
+    <w:p>
+      <w:pPr>
+        <w:rPr>
+          <w:rFonts w:hint="eastAsia"/>
+          <w:b/>
+          <w:bCs/>
+        </w:rPr>
+      </w:pPr>
+    </w:p>
+    <w:p>
+      <w:pPr>
+        <w:rPr>
+          <w:rFonts w:hint="eastAsia"/>
+          <w:b/>
+          <w:bCs/>
+        </w:rPr>
+      </w:pPr>
+      <w:r>
+        <w:rPr>
+          <w:rFonts w:hint="eastAsia"/>
+          <w:b/>
+          <w:bCs/>
+        </w:rPr>
+        <w:t>首先我们需要，在</w:t>
+      </w:r>
+      <w:proofErr w:type="spellStart"/>
+      <w:r>
+        <w:rPr>
+          <w:rFonts w:hint="eastAsia"/>
+          <w:b/>
+          <w:bCs/>
+        </w:rPr>
+        <w:t>ols</w:t>
+      </w:r>
+      <w:proofErr w:type="spellEnd"/>
+      <w:r>
+        <w:rPr>
+          <w:rFonts w:hint="eastAsia"/>
+          <w:b/>
+          <w:bCs/>
+        </w:rPr>
+        <w:t>模型中我们发现在2312房东的策略水平已经</w:t>
+      </w:r>
+    </w:p>
+    <w:p>
+      <w:pPr>
+        <w:rPr>
+          <w:rFonts w:hint="eastAsia"/>
+          <w:b/>
+          <w:bCs/>
+        </w:rPr>
+      </w:pPr>
+      <w:r>
+        <w:rPr>
+          <w:rFonts w:hint="eastAsia"/>
+          <w:b/>
+          <w:bCs/>
+        </w:rPr>
+        <w:t>因为巴黎和London房东在2023年6月和2024年6月之间的不平行趋势，我们假设它们之间</w:t>
+      </w:r>
     </w:p>
     <w:p>
       <w:pPr>
@@ -1947,35 +2144,7 @@
           <w:b/>
           <w:bCs/>
         </w:rPr>
-        <w:t>reposent sur l’hypothèse de l’écart Paris et Londres subsiste en l’absence de chocs spécifiques</w:t>
-      </w:r>
-      <w:r>
-        <w:rPr>
-          <w:b/>
-          <w:bCs/>
-        </w:rPr>
-        <w:t xml:space="preserve">, et </w:t>
-      </w:r>
-      <w:r>
-        <w:rPr>
-          <w:b/>
-          <w:bCs/>
-        </w:rPr>
-        <w:t>décri</w:t>
-      </w:r>
-      <w:r>
-        <w:rPr>
-          <w:b/>
-          <w:bCs/>
-        </w:rPr>
-        <w:t xml:space="preserve">vent </w:t>
-      </w:r>
-      <w:r>
-        <w:rPr>
-          <w:b/>
-          <w:bCs/>
-        </w:rPr>
-        <w:t>l’évolution d</w:t>
+        <w:t>décrivent l’évolution d</w:t>
       </w:r>
       <w:r>
         <w:rPr>
@@ -1990,14 +2159,7 @@
           <w:b/>
           <w:bCs/>
         </w:rPr>
-        <w:t xml:space="preserve">fférentielle </w:t>
-      </w:r>
-      <w:r>
-        <w:rPr>
-          <w:b/>
-          <w:bCs/>
-        </w:rPr>
-        <w:t xml:space="preserve">des niveaux de tactiques entre Paris et Londre </w:t>
+        <w:t xml:space="preserve">fférentielle des niveaux de tactiques entre Paris et Londre </w:t>
       </w:r>
       <w:r>
         <w:rPr>
@@ -2012,14 +2174,176 @@
           <w:b/>
           <w:bCs/>
         </w:rPr>
-        <w:t xml:space="preserve"> décembre 2023 et</w:t>
-      </w:r>
-      <w:r>
-        <w:rPr>
-          <w:b/>
-          <w:bCs/>
-        </w:rPr>
-        <w:t xml:space="preserve"> juin 2024</w:t>
+        <w:t xml:space="preserve"> décembre 2023 et juin 2024.</w:t>
+      </w:r>
+      <w:r>
+        <w:rPr>
+          <w:b/>
+          <w:bCs/>
+        </w:rPr>
+        <w:t xml:space="preserve"> I</w:t>
+      </w:r>
+      <w:r>
+        <w:rPr>
+          <w:b/>
+          <w:bCs/>
+        </w:rPr>
+        <w:t xml:space="preserve">ls </w:t>
+      </w:r>
+      <w:r>
+        <w:rPr>
+          <w:b/>
+          <w:bCs/>
+        </w:rPr>
+        <w:t xml:space="preserve">illustrent </w:t>
+      </w:r>
+      <w:r>
+        <w:rPr>
+          <w:b/>
+          <w:bCs/>
+        </w:rPr>
+        <w:t xml:space="preserve">si </w:t>
+      </w:r>
+      <w:r>
+        <w:rPr>
+          <w:b/>
+          <w:bCs/>
+        </w:rPr>
+        <w:t xml:space="preserve">les hôtes parisiens ajustent leur présentation de soi de manière différente de ceux de Londres </w:t>
+      </w:r>
+      <w:r>
+        <w:rPr>
+          <w:b/>
+          <w:bCs/>
+          <w:highlight w:val="yellow"/>
+        </w:rPr>
+        <w:t>sur la période</w:t>
+      </w:r>
+      <w:r>
+        <w:rPr>
+          <w:b/>
+          <w:bCs/>
+          <w:highlight w:val="yellow"/>
+        </w:rPr>
+        <w:t xml:space="preserve"> </w:t>
+      </w:r>
+      <w:r>
+        <w:rPr>
+          <w:b/>
+          <w:bCs/>
+          <w:highlight w:val="yellow"/>
+        </w:rPr>
+        <w:t>de</w:t>
+      </w:r>
+      <w:r>
+        <w:rPr>
+          <w:b/>
+          <w:bCs/>
+          <w:highlight w:val="yellow"/>
+        </w:rPr>
+        <w:t xml:space="preserve"> J</w:t>
+      </w:r>
+      <w:r>
+        <w:rPr>
+          <w:b/>
+          <w:bCs/>
+          <w:highlight w:val="yellow"/>
+        </w:rPr>
+        <w:t xml:space="preserve">eux </w:t>
+      </w:r>
+      <w:r>
+        <w:rPr>
+          <w:b/>
+          <w:bCs/>
+          <w:highlight w:val="yellow"/>
+        </w:rPr>
+        <w:t>O</w:t>
+      </w:r>
+      <w:r>
+        <w:rPr>
+          <w:b/>
+          <w:bCs/>
+        </w:rPr>
+        <w:t>lympiques de Paris 2024</w:t>
+      </w:r>
+      <w:r>
+        <w:rPr>
+          <w:b/>
+          <w:bCs/>
+        </w:rPr>
+        <w:t>.</w:t>
+      </w:r>
+    </w:p>
+    <w:p>
+      <w:pPr>
+        <w:tabs>
+          <w:tab w:val="left" w:pos="1387"/>
+        </w:tabs>
+        <w:rPr>
+          <w:b/>
+          <w:bCs/>
+        </w:rPr>
+      </w:pPr>
+    </w:p>
+    <w:p>
+      <w:pPr>
+        <w:tabs>
+          <w:tab w:val="left" w:pos="1387"/>
+        </w:tabs>
+        <w:rPr>
+          <w:rFonts w:hint="eastAsia"/>
+          <w:b/>
+          <w:bCs/>
+        </w:rPr>
+      </w:pPr>
+      <w:r>
+        <w:rPr>
+          <w:b/>
+          <w:bCs/>
+        </w:rPr>
+        <w:t>Comme nous remarquons dans le modèle que Paris et Londre ne suivent pas une tendance parallèle de juin 2023 à juin 2024.</w:t>
+      </w:r>
+      <w:r>
+        <w:rPr>
+          <w:b/>
+          <w:bCs/>
+        </w:rPr>
+        <w:t xml:space="preserve"> </w:t>
+      </w:r>
+      <w:r>
+        <w:rPr>
+          <w:b/>
+          <w:bCs/>
+        </w:rPr>
+        <w:t xml:space="preserve">  </w:t>
+      </w:r>
+      <w:r>
+        <w:rPr>
+          <w:b/>
+          <w:bCs/>
+        </w:rPr>
+        <w:t xml:space="preserve">Ils </w:t>
+      </w:r>
+      <w:r>
+        <w:rPr>
+          <w:b/>
+          <w:bCs/>
+        </w:rPr>
+        <w:t xml:space="preserve">reposent sur l’hypothèse de l’écart Paris et Londres </w:t>
+      </w:r>
+      <w:r>
+        <w:rPr>
+          <w:b/>
+          <w:bCs/>
+        </w:rPr>
+        <w:t xml:space="preserve">va subsister </w:t>
+      </w:r>
+      <w:r>
+        <w:rPr>
+          <w:b/>
+          <w:bCs/>
+        </w:rPr>
+        <w:t>en l’absence de chocs spécifiques</w:t>
       </w:r>
       <w:r>
         <w:rPr>
@@ -2035,100 +2359,417 @@
           <w:tab w:val="left" w:pos="1387"/>
         </w:tabs>
         <w:rPr>
-          <w:rFonts w:hint="eastAsia"/>
-          <w:b/>
-          <w:bCs/>
-        </w:rPr>
-      </w:pPr>
-      <w:r>
-        <w:rPr>
-          <w:b/>
-          <w:bCs/>
-        </w:rPr>
-        <w:t xml:space="preserve">Donc, </w:t>
-      </w:r>
-      <w:r>
-        <w:rPr>
-          <w:b/>
-          <w:bCs/>
-        </w:rPr>
-        <w:t xml:space="preserve">ils </w:t>
-      </w:r>
-      <w:r>
-        <w:rPr>
-          <w:b/>
-          <w:bCs/>
-        </w:rPr>
-        <w:t xml:space="preserve">illustrent </w:t>
-      </w:r>
-      <w:r>
-        <w:rPr>
-          <w:b/>
-          <w:bCs/>
-        </w:rPr>
-        <w:t xml:space="preserve">si </w:t>
-      </w:r>
-      <w:r>
-        <w:rPr>
-          <w:b/>
-          <w:bCs/>
-        </w:rPr>
-        <w:t xml:space="preserve">les hôtes parisiens ajustent leur présentation de soi de manière différente de ceux de Londres </w:t>
-      </w:r>
-      <w:r>
-        <w:rPr>
+          <w:b/>
+          <w:bCs/>
+        </w:rPr>
+      </w:pPr>
+    </w:p>
+    <w:p>
+      <w:pPr>
+        <w:tabs>
+          <w:tab w:val="left" w:pos="1387"/>
+        </w:tabs>
+        <w:rPr>
+          <w:b/>
+          <w:bCs/>
+        </w:rPr>
+      </w:pPr>
+    </w:p>
+    <w:p>
+      <w:pPr>
+        <w:tabs>
+          <w:tab w:val="left" w:pos="1387"/>
+        </w:tabs>
+        <w:rPr>
+          <w:b/>
+          <w:bCs/>
+        </w:rPr>
+      </w:pPr>
+    </w:p>
+    <w:p>
+      <w:pPr>
+        <w:tabs>
+          <w:tab w:val="left" w:pos="1387"/>
+        </w:tabs>
+        <w:rPr>
+          <w:rFonts w:hint="eastAsia"/>
+          <w:b/>
+          <w:bCs/>
+        </w:rPr>
+      </w:pPr>
+      <w:proofErr w:type="gramStart"/>
+      <w:r>
+        <w:rPr>
+          <w:b/>
+          <w:bCs/>
+        </w:rPr>
+        <w:lastRenderedPageBreak/>
+        <w:t>正显著</w:t>
+      </w:r>
+      <w:proofErr w:type="gramEnd"/>
+      <w:r>
+        <w:rPr>
+          <w:b/>
+          <w:bCs/>
+        </w:rPr>
+        <w:t xml:space="preserve"> DDD = Paris 相比 London 在该策略上“相对变化更大”</w:t>
+      </w:r>
+    </w:p>
+    <w:p>
+      <w:pPr>
+        <w:tabs>
+          <w:tab w:val="left" w:pos="1387"/>
+        </w:tabs>
+        <w:rPr>
+          <w:rFonts w:hint="eastAsia"/>
+          <w:b/>
+          <w:bCs/>
+        </w:rPr>
+      </w:pPr>
+      <w:r>
+        <w:rPr>
+          <w:b/>
+          <w:bCs/>
+        </w:rPr>
+        <w:t>Paris 相对于 London 在该策略上的相对变化更小，或呈相反方向的变化。</w:t>
+      </w:r>
+    </w:p>
+    <w:p>
+      <w:pPr>
+        <w:tabs>
+          <w:tab w:val="left" w:pos="1387"/>
+        </w:tabs>
+        <w:rPr>
+          <w:rFonts w:hint="eastAsia"/>
+          <w:b/>
+          <w:bCs/>
+        </w:rPr>
+      </w:pPr>
+      <w:r>
+        <w:rPr>
+          <w:b/>
+          <w:bCs/>
+        </w:rPr>
+        <w:t>Un effet positif signifie que les hôtes parisiens s’adaptent d</w:t>
+      </w:r>
+      <w:r>
+        <w:rPr>
+          <w:b/>
+          <w:bCs/>
+        </w:rPr>
+        <w:t>’une manière plus marqué</w:t>
+      </w:r>
+      <w:r>
+        <w:rPr>
+          <w:b/>
+          <w:bCs/>
+        </w:rPr>
+        <w:t>e</w:t>
+      </w:r>
+      <w:r>
+        <w:rPr>
+          <w:b/>
+          <w:bCs/>
+        </w:rPr>
+        <w:t xml:space="preserve"> que leurs </w:t>
+      </w:r>
+      <w:r>
+        <w:rPr>
+          <w:b/>
+          <w:bCs/>
+        </w:rPr>
+        <w:t>homologue</w:t>
+      </w:r>
+      <w:r>
+        <w:rPr>
+          <w:b/>
+          <w:bCs/>
+        </w:rPr>
+        <w:t>s</w:t>
+      </w:r>
+      <w:r>
+        <w:rPr>
+          <w:b/>
+          <w:bCs/>
+        </w:rPr>
+        <w:t xml:space="preserve"> londonien</w:t>
+      </w:r>
+      <w:r>
+        <w:rPr>
+          <w:b/>
+          <w:bCs/>
+        </w:rPr>
+        <w:t>s</w:t>
+      </w:r>
+      <w:r>
+        <w:rPr>
+          <w:b/>
+          <w:bCs/>
+        </w:rPr>
+        <w:t xml:space="preserve"> sur la période donnée</w:t>
+      </w:r>
+      <w:r>
+        <w:rPr>
+          <w:b/>
+          <w:bCs/>
+        </w:rPr>
+        <w:t>.</w:t>
+      </w:r>
+      <w:r>
+        <w:rPr>
+          <w:b/>
+          <w:bCs/>
+        </w:rPr>
+        <w:t xml:space="preserve"> </w:t>
+      </w:r>
+      <w:r>
+        <w:rPr>
+          <w:b/>
+          <w:bCs/>
+        </w:rPr>
+        <w:t>C</w:t>
+      </w:r>
+      <w:r>
+        <w:rPr>
+          <w:b/>
+          <w:bCs/>
+        </w:rPr>
+        <w:t>’est le cas des tactiques d’authenticité, de sociabilité, d’auto-promotion et d’exemplarité</w:t>
+      </w:r>
+      <w:r>
+        <w:rPr>
+          <w:b/>
+          <w:bCs/>
+        </w:rPr>
+        <w:t xml:space="preserve">, </w:t>
+      </w:r>
+      <w:r>
+        <w:rPr>
+          <w:b/>
+          <w:bCs/>
+        </w:rPr>
+        <w:t>ainsi que l</w:t>
+      </w:r>
+      <w:r>
+        <w:rPr>
+          <w:b/>
+          <w:bCs/>
+        </w:rPr>
+        <w:t xml:space="preserve">a </w:t>
+      </w:r>
+      <w:r>
+        <w:rPr>
+          <w:b/>
+          <w:bCs/>
+        </w:rPr>
+        <w:t>part de portraits et de photo de vie</w:t>
+      </w:r>
+      <w:r>
+        <w:rPr>
+          <w:b/>
+          <w:bCs/>
+        </w:rPr>
+        <w:t>.</w:t>
+      </w:r>
+    </w:p>
+    <w:p>
+      <w:pPr>
+        <w:tabs>
+          <w:tab w:val="left" w:pos="1387"/>
+        </w:tabs>
+        <w:rPr>
+          <w:rFonts w:hint="eastAsia"/>
           <w:b/>
           <w:bCs/>
           <w:highlight w:val="yellow"/>
         </w:rPr>
-        <w:t>sur la période</w:t>
-      </w:r>
+      </w:pPr>
       <w:r>
         <w:rPr>
           <w:b/>
           <w:bCs/>
           <w:highlight w:val="yellow"/>
         </w:rPr>
+        <w:t>Un effet négatif signifie que les hôtes parisiens connaissent une évolution plus faible (ou plus défavorable) que leurs homologues londoniens sur cette dimension.</w:t>
+      </w:r>
+    </w:p>
+    <w:p>
+      <w:pPr>
+        <w:tabs>
+          <w:tab w:val="left" w:pos="1387"/>
+        </w:tabs>
+        <w:rPr>
+          <w:rFonts w:hint="eastAsia"/>
+          <w:b/>
+          <w:bCs/>
+        </w:rPr>
+      </w:pPr>
+    </w:p>
+    <w:p>
+      <w:pPr>
+        <w:tabs>
+          <w:tab w:val="left" w:pos="1387"/>
+        </w:tabs>
+        <w:rPr>
+          <w:rFonts w:hint="eastAsia"/>
+          <w:b/>
+          <w:bCs/>
+        </w:rPr>
+      </w:pPr>
+    </w:p>
+    <w:p>
+      <w:pPr>
+        <w:tabs>
+          <w:tab w:val="left" w:pos="1387"/>
+        </w:tabs>
+        <w:rPr>
+          <w:rFonts w:hint="eastAsia"/>
+          <w:b/>
+          <w:bCs/>
+        </w:rPr>
+      </w:pPr>
+      <w:r>
+        <w:rPr>
+          <w:b/>
+          <w:bCs/>
+        </w:rPr>
+        <w:t>L’analyse des niveaux permet de préciser la nature de ces évolutions.</w:t>
+      </w:r>
+    </w:p>
+    <w:p>
+      <w:pPr>
+        <w:tabs>
+          <w:tab w:val="left" w:pos="1387"/>
+        </w:tabs>
+        <w:rPr>
+          <w:rFonts w:hint="eastAsia"/>
+          <w:b/>
+          <w:bCs/>
+          <w:color w:val="E97132" w:themeColor="accent2"/>
+        </w:rPr>
+      </w:pPr>
+      <w:r>
+        <w:rPr>
+          <w:rFonts w:hint="eastAsia"/>
+          <w:b/>
+          <w:bCs/>
+          <w:color w:val="E97132" w:themeColor="accent2"/>
+        </w:rPr>
+        <w:t>L</w:t>
+      </w:r>
+      <w:r>
+        <w:rPr>
+          <w:b/>
+          <w:bCs/>
+          <w:color w:val="E97132" w:themeColor="accent2"/>
+        </w:rPr>
+        <w:t>a ligne trajectoire prédit le niveau des tactiques si les JO n’ont pas arrivé et l’écart entre Paris et Londre se maintient</w:t>
+      </w:r>
+      <w:r>
+        <w:rPr>
+          <w:b/>
+          <w:bCs/>
+          <w:color w:val="E97132" w:themeColor="accent2"/>
+        </w:rPr>
+        <w:t xml:space="preserve"> au fils du temps</w:t>
+      </w:r>
+      <w:r>
+        <w:rPr>
+          <w:b/>
+          <w:bCs/>
+          <w:color w:val="E97132" w:themeColor="accent2"/>
+        </w:rPr>
+        <w:t>.</w:t>
+      </w:r>
+    </w:p>
+    <w:p>
+      <w:pPr>
+        <w:tabs>
+          <w:tab w:val="left" w:pos="1387"/>
+        </w:tabs>
+        <w:rPr>
+          <w:rFonts w:hint="eastAsia"/>
+          <w:b/>
+          <w:bCs/>
+        </w:rPr>
+      </w:pPr>
+      <w:r>
+        <w:rPr>
+          <w:rFonts w:hint="eastAsia"/>
+          <w:b/>
+          <w:bCs/>
+        </w:rPr>
+        <w:t>L</w:t>
+      </w:r>
+      <w:r>
+        <w:rPr>
+          <w:b/>
+          <w:bCs/>
+        </w:rPr>
+        <w:t>’authenticité, l’auto-promotion et l’exemplarité s’accroissent</w:t>
+      </w:r>
+      <w:r>
+        <w:rPr>
+          <w:b/>
+          <w:bCs/>
+        </w:rPr>
+        <w:t xml:space="preserve"> à Paris.</w:t>
+      </w:r>
+      <w:r>
+        <w:rPr>
+          <w:b/>
+          <w:bCs/>
+        </w:rPr>
+        <w:t xml:space="preserve"> L</w:t>
+      </w:r>
+      <w:r>
+        <w:rPr>
+          <w:b/>
+          <w:bCs/>
+        </w:rPr>
+        <w:t>a différence triple positif indique</w:t>
+      </w:r>
+      <w:r>
+        <w:rPr>
+          <w:b/>
+          <w:bCs/>
+        </w:rPr>
         <w:t xml:space="preserve"> </w:t>
       </w:r>
       <w:r>
         <w:rPr>
           <w:b/>
           <w:bCs/>
-          <w:highlight w:val="yellow"/>
-        </w:rPr>
-        <w:t>de</w:t>
-      </w:r>
-      <w:r>
-        <w:rPr>
-          <w:b/>
-          <w:bCs/>
-          <w:highlight w:val="yellow"/>
-        </w:rPr>
-        <w:t xml:space="preserve"> J</w:t>
-      </w:r>
-      <w:r>
-        <w:rPr>
-          <w:b/>
-          <w:bCs/>
-          <w:highlight w:val="yellow"/>
-        </w:rPr>
-        <w:t xml:space="preserve">eux </w:t>
-      </w:r>
-      <w:r>
-        <w:rPr>
-          <w:b/>
-          <w:bCs/>
-          <w:highlight w:val="yellow"/>
-        </w:rPr>
-        <w:t>O</w:t>
-      </w:r>
-      <w:r>
-        <w:rPr>
-          <w:b/>
-          <w:bCs/>
-        </w:rPr>
-        <w:t>lympiques de Paris 2024</w:t>
+        </w:rPr>
+        <w:t>une valorisation et</w:t>
+      </w:r>
+      <w:r>
+        <w:rPr>
+          <w:b/>
+          <w:bCs/>
+        </w:rPr>
+        <w:t xml:space="preserve"> une</w:t>
+      </w:r>
+      <w:r>
+        <w:rPr>
+          <w:b/>
+          <w:bCs/>
+        </w:rPr>
+        <w:t xml:space="preserve"> adaptation positif de ces </w:t>
+      </w:r>
+      <w:r>
+        <w:rPr>
+          <w:b/>
+          <w:bCs/>
+        </w:rPr>
+        <w:t>tactiques</w:t>
+      </w:r>
+      <w:r>
+        <w:rPr>
+          <w:b/>
+          <w:bCs/>
+        </w:rPr>
+        <w:t xml:space="preserve"> dans le contexte de JO</w:t>
       </w:r>
       <w:r>
         <w:rPr>
@@ -2149,6 +2790,70 @@
           <w:bCs/>
         </w:rPr>
       </w:pPr>
+      <w:r>
+        <w:rPr>
+          <w:rFonts w:hint="eastAsia"/>
+          <w:b/>
+          <w:bCs/>
+        </w:rPr>
+        <w:t>C</w:t>
+      </w:r>
+      <w:r>
+        <w:rPr>
+          <w:b/>
+          <w:bCs/>
+        </w:rPr>
+        <w:t xml:space="preserve">omme </w:t>
+      </w:r>
+      <w:r>
+        <w:rPr>
+          <w:b/>
+          <w:bCs/>
+        </w:rPr>
+        <w:t>le niveau initial de l’authenticité à Paris est plus élevé, cette augmentation accentue l’écart entre Paris et Londres.</w:t>
+      </w:r>
+      <w:r>
+        <w:rPr>
+          <w:b/>
+          <w:bCs/>
+        </w:rPr>
+        <w:t xml:space="preserve"> </w:t>
+      </w:r>
+      <w:r>
+        <w:rPr>
+          <w:b/>
+          <w:bCs/>
+        </w:rPr>
+        <w:t>A</w:t>
+      </w:r>
+      <w:r>
+        <w:rPr>
+          <w:b/>
+          <w:bCs/>
+        </w:rPr>
+        <w:t xml:space="preserve"> l’inverse, </w:t>
+      </w:r>
+      <w:r>
+        <w:rPr>
+          <w:b/>
+          <w:bCs/>
+        </w:rPr>
+        <w:t xml:space="preserve">pour l’auto-promotion et l’exemplarité, initialement faible à Paris, </w:t>
+      </w:r>
+      <w:r>
+        <w:rPr>
+          <w:b/>
+          <w:bCs/>
+        </w:rPr>
+        <w:t>l</w:t>
+      </w:r>
+      <w:r>
+        <w:rPr>
+          <w:b/>
+          <w:bCs/>
+        </w:rPr>
+        <w:t xml:space="preserve">’augmentation correspond à un rattrapage de l’écart. </w:t>
+      </w:r>
     </w:p>
     <w:p>
       <w:pPr>
@@ -2161,22 +2866,6 @@
           <w:bCs/>
         </w:rPr>
       </w:pPr>
-      <w:proofErr w:type="gramStart"/>
-      <w:r>
-        <w:rPr>
-          <w:b/>
-          <w:bCs/>
-        </w:rPr>
-        <w:t>正显著</w:t>
-      </w:r>
-      <w:proofErr w:type="gramEnd"/>
-      <w:r>
-        <w:rPr>
-          <w:b/>
-          <w:bCs/>
-        </w:rPr>
-        <w:t xml:space="preserve"> DDD = Paris 相比 London 在该策略上“相对变化更大”</w:t>
-      </w:r>
     </w:p>
     <w:p>
       <w:pPr>
@@ -2191,10 +2880,102 @@
       </w:pPr>
       <w:r>
         <w:rPr>
-          <w:b/>
-          <w:bCs/>
-        </w:rPr>
-        <w:t>Paris 相对于 London 在该策略上的相对变化更小，或呈相反方向的变化。</w:t>
+          <w:rFonts w:hint="eastAsia"/>
+          <w:b/>
+          <w:bCs/>
+        </w:rPr>
+        <w:t>D</w:t>
+      </w:r>
+      <w:r>
+        <w:rPr>
+          <w:b/>
+          <w:bCs/>
+        </w:rPr>
+        <w:t xml:space="preserve">’ailleurs, le niveau de sociabilité diminue dans les deux villes, </w:t>
+      </w:r>
+      <w:r>
+        <w:rPr>
+          <w:b/>
+          <w:bCs/>
+        </w:rPr>
+        <w:t xml:space="preserve">est </w:t>
+      </w:r>
+      <w:r>
+        <w:rPr>
+          <w:b/>
+          <w:bCs/>
+        </w:rPr>
+        <w:t xml:space="preserve">mais </w:t>
+      </w:r>
+      <w:r>
+        <w:rPr>
+          <w:b/>
+          <w:bCs/>
+        </w:rPr>
+        <w:t xml:space="preserve">la baisse est moins prononcée </w:t>
+      </w:r>
+      <w:r>
+        <w:rPr>
+          <w:b/>
+          <w:bCs/>
+        </w:rPr>
+        <w:t xml:space="preserve">à </w:t>
+      </w:r>
+      <w:r>
+        <w:rPr>
+          <w:b/>
+          <w:bCs/>
+        </w:rPr>
+        <w:t>P</w:t>
+      </w:r>
+      <w:r>
+        <w:rPr>
+          <w:b/>
+          <w:bCs/>
+        </w:rPr>
+        <w:t>aris</w:t>
+      </w:r>
+      <w:r>
+        <w:rPr>
+          <w:b/>
+          <w:bCs/>
+        </w:rPr>
+        <w:t>. L</w:t>
+      </w:r>
+      <w:r>
+        <w:rPr>
+          <w:b/>
+          <w:bCs/>
+        </w:rPr>
+        <w:t xml:space="preserve">a différence trip positif </w:t>
+      </w:r>
+      <w:r>
+        <w:rPr>
+          <w:b/>
+          <w:bCs/>
+        </w:rPr>
+        <w:t>suggère une atténuation relative du déclin</w:t>
+      </w:r>
+      <w:r>
+        <w:rPr>
+          <w:b/>
+          <w:bCs/>
+        </w:rPr>
+        <w:t xml:space="preserve"> par rapport à </w:t>
+      </w:r>
+      <w:r>
+        <w:rPr>
+          <w:b/>
+          <w:bCs/>
+        </w:rPr>
+        <w:t>Londres/</w:t>
+      </w:r>
+      <w:r>
+        <w:rPr>
+          <w:b/>
+          <w:bCs/>
+        </w:rPr>
+        <w:t>la trajectoire contrefactuelle.</w:t>
       </w:r>
     </w:p>
     <w:p>
@@ -2210,20 +2991,103 @@
       </w:pPr>
       <w:r>
         <w:rPr>
-          <w:b/>
-          <w:bCs/>
-        </w:rPr>
-        <w:t>Un effet positif signifie que les hôtes parisiens s’adaptent d</w:t>
-      </w:r>
-      <w:r>
-        <w:rPr>
-          <w:b/>
-          <w:bCs/>
-        </w:rPr>
-        <w:t>’une manière plus marqué</w:t>
-      </w:r>
-      <w:r>
-        <w:rPr>
+          <w:rFonts w:hint="eastAsia"/>
+          <w:b/>
+          <w:bCs/>
+        </w:rPr>
+        <w:t>E</w:t>
+      </w:r>
+      <w:r>
+        <w:rPr>
+          <w:b/>
+          <w:bCs/>
+        </w:rPr>
+        <w:t>nfin, le niveau d’ouverture descend légèrement</w:t>
+      </w:r>
+      <w:r>
+        <w:rPr>
+          <w:b/>
+          <w:bCs/>
+        </w:rPr>
+        <w:t>,</w:t>
+      </w:r>
+      <w:r>
+        <w:rPr>
+          <w:b/>
+          <w:bCs/>
+        </w:rPr>
+        <w:t xml:space="preserve"> mais </w:t>
+      </w:r>
+      <w:r>
+        <w:rPr>
+          <w:b/>
+          <w:bCs/>
+        </w:rPr>
+        <w:t>sans évolution différentielle significative</w:t>
+      </w:r>
+      <w:r>
+        <w:rPr>
+          <w:b/>
+          <w:bCs/>
+        </w:rPr>
+        <w:t xml:space="preserve">, </w:t>
+      </w:r>
+      <w:r>
+        <w:rPr>
+          <w:b/>
+          <w:bCs/>
+        </w:rPr>
+        <w:t>suggérant l’absence d’ajustement spécifique des hôtes parisiens sur cette dimension.</w:t>
+      </w:r>
+    </w:p>
+    <w:p>
+      <w:pPr>
+        <w:tabs>
+          <w:tab w:val="left" w:pos="1387"/>
+        </w:tabs>
+        <w:rPr>
+          <w:rFonts w:hint="eastAsia"/>
+          <w:b/>
+          <w:bCs/>
+        </w:rPr>
+      </w:pPr>
+    </w:p>
+    <w:p>
+      <w:pPr>
+        <w:tabs>
+          <w:tab w:val="left" w:pos="1387"/>
+        </w:tabs>
+        <w:rPr>
+          <w:rFonts w:hint="eastAsia"/>
+          <w:b/>
+          <w:bCs/>
+        </w:rPr>
+      </w:pPr>
+      <w:r>
+        <w:rPr>
+          <w:rFonts w:hint="eastAsia"/>
+          <w:b/>
+          <w:bCs/>
+        </w:rPr>
+        <w:t>A</w:t>
+      </w:r>
+      <w:r>
+        <w:rPr>
+          <w:b/>
+          <w:bCs/>
+        </w:rPr>
+        <w:t xml:space="preserve"> propos de types de photo, </w:t>
+      </w:r>
+      <w:r>
+        <w:rPr>
+          <w:b/>
+          <w:bCs/>
+        </w:rPr>
+        <w:t>la part de portrait augmente à Paris d’une manière plus marqué</w:t>
+      </w:r>
+      <w:r>
+        <w:rPr>
+          <w:rFonts w:hint="eastAsia"/>
           <w:b/>
           <w:bCs/>
         </w:rPr>
@@ -2234,42 +3098,100 @@
           <w:b/>
           <w:bCs/>
         </w:rPr>
-        <w:t xml:space="preserve"> que leurs </w:t>
-      </w:r>
-      <w:r>
-        <w:rPr>
-          <w:b/>
-          <w:bCs/>
-        </w:rPr>
-        <w:t>homologue</w:t>
-      </w:r>
-      <w:r>
-        <w:rPr>
-          <w:b/>
-          <w:bCs/>
-        </w:rPr>
-        <w:t>s</w:t>
-      </w:r>
-      <w:r>
-        <w:rPr>
-          <w:b/>
-          <w:bCs/>
-        </w:rPr>
-        <w:t xml:space="preserve"> londonien</w:t>
-      </w:r>
-      <w:r>
-        <w:rPr>
-          <w:b/>
-          <w:bCs/>
-        </w:rPr>
-        <w:t>s</w:t>
-      </w:r>
-      <w:r>
-        <w:rPr>
-          <w:b/>
-          <w:bCs/>
-        </w:rPr>
-        <w:t xml:space="preserve"> sur la période donnée</w:t>
+        <w:t xml:space="preserve"> qu’à Londres</w:t>
+      </w:r>
+      <w:r>
+        <w:rPr>
+          <w:b/>
+          <w:bCs/>
+        </w:rPr>
+        <w:t xml:space="preserve">, qui accentue l’écart entre </w:t>
+      </w:r>
+      <w:r>
+        <w:rPr>
+          <w:b/>
+          <w:bCs/>
+        </w:rPr>
+        <w:t>elles</w:t>
+      </w:r>
+      <w:r>
+        <w:rPr>
+          <w:b/>
+          <w:bCs/>
+        </w:rPr>
+        <w:t xml:space="preserve">. </w:t>
+      </w:r>
+      <w:r>
+        <w:rPr>
+          <w:rFonts w:hint="eastAsia"/>
+          <w:b/>
+          <w:bCs/>
+        </w:rPr>
+        <w:t>C</w:t>
+      </w:r>
+      <w:r>
+        <w:rPr>
+          <w:rFonts w:hint="eastAsia"/>
+          <w:b/>
+          <w:bCs/>
+        </w:rPr>
+        <w:t>e</w:t>
+      </w:r>
+      <w:r>
+        <w:rPr>
+          <w:b/>
+          <w:bCs/>
+        </w:rPr>
+        <w:t>la</w:t>
+      </w:r>
+      <w:r>
+        <w:rPr>
+          <w:b/>
+          <w:bCs/>
+        </w:rPr>
+        <w:t xml:space="preserve"> suggère qu</w:t>
+      </w:r>
+      <w:r>
+        <w:rPr>
+          <w:b/>
+          <w:bCs/>
+        </w:rPr>
+        <w:t xml:space="preserve">e les hôtes parisiens </w:t>
+      </w:r>
+      <w:r>
+        <w:rPr>
+          <w:b/>
+          <w:bCs/>
+        </w:rPr>
+        <w:t>renforce</w:t>
+      </w:r>
+      <w:r>
+        <w:rPr>
+          <w:b/>
+          <w:bCs/>
+        </w:rPr>
+        <w:t>nt</w:t>
+      </w:r>
+      <w:r>
+        <w:rPr>
+          <w:b/>
+          <w:bCs/>
+        </w:rPr>
+        <w:t xml:space="preserve"> l’utilisation de c</w:t>
+      </w:r>
+      <w:r>
+        <w:rPr>
+          <w:b/>
+          <w:bCs/>
+        </w:rPr>
+        <w:t>e type de pho</w:t>
+      </w:r>
+      <w:r>
+        <w:rPr>
+          <w:b/>
+          <w:bCs/>
+        </w:rPr>
+        <w:t>to</w:t>
       </w:r>
       <w:r>
         <w:rPr>
@@ -2278,62 +3200,6 @@
         </w:rPr>
         <w:t>.</w:t>
       </w:r>
-      <w:r>
-        <w:rPr>
-          <w:b/>
-          <w:bCs/>
-        </w:rPr>
-        <w:t xml:space="preserve"> </w:t>
-      </w:r>
-      <w:r>
-        <w:rPr>
-          <w:b/>
-          <w:bCs/>
-        </w:rPr>
-        <w:t>C</w:t>
-      </w:r>
-      <w:r>
-        <w:rPr>
-          <w:b/>
-          <w:bCs/>
-        </w:rPr>
-        <w:t>’est le cas des tactiques d’authenticité, de sociabilité, d’auto-promotion et d’exemplarité</w:t>
-      </w:r>
-      <w:r>
-        <w:rPr>
-          <w:b/>
-          <w:bCs/>
-        </w:rPr>
-        <w:t xml:space="preserve">, </w:t>
-      </w:r>
-      <w:r>
-        <w:rPr>
-          <w:b/>
-          <w:bCs/>
-        </w:rPr>
-        <w:t>ainsi que l</w:t>
-      </w:r>
-      <w:r>
-        <w:rPr>
-          <w:b/>
-          <w:bCs/>
-        </w:rPr>
-        <w:t xml:space="preserve">a </w:t>
-      </w:r>
-      <w:r>
-        <w:rPr>
-          <w:b/>
-          <w:bCs/>
-        </w:rPr>
-        <w:t>part de portraits et de photo de vie</w:t>
-      </w:r>
-      <w:r>
-        <w:rPr>
-          <w:b/>
-          <w:bCs/>
-        </w:rPr>
-        <w:t>.</w:t>
-      </w:r>
     </w:p>
     <w:p>
       <w:pPr>
@@ -2344,79 +3210,13 @@
           <w:rFonts w:hint="eastAsia"/>
           <w:b/>
           <w:bCs/>
-          <w:highlight w:val="yellow"/>
-        </w:rPr>
-      </w:pPr>
-      <w:r>
-        <w:rPr>
-          <w:b/>
-          <w:bCs/>
-          <w:highlight w:val="yellow"/>
-        </w:rPr>
-        <w:t>Un effet négatif signifie que les hôtes parisiens connaissent une évolution plus faible (ou plus défavorable) que leurs homologues londoniens sur cette dimension.</w:t>
-      </w:r>
-    </w:p>
-    <w:p>
-      <w:pPr>
-        <w:tabs>
-          <w:tab w:val="left" w:pos="1387"/>
-        </w:tabs>
-        <w:rPr>
-          <w:rFonts w:hint="eastAsia"/>
-          <w:b/>
-          <w:bCs/>
-        </w:rPr>
-      </w:pPr>
-    </w:p>
-    <w:p>
-      <w:pPr>
-        <w:tabs>
-          <w:tab w:val="left" w:pos="1387"/>
-        </w:tabs>
-        <w:rPr>
-          <w:rFonts w:hint="eastAsia"/>
-          <w:b/>
-          <w:bCs/>
-        </w:rPr>
-      </w:pPr>
-    </w:p>
-    <w:p>
-      <w:pPr>
-        <w:tabs>
-          <w:tab w:val="left" w:pos="1387"/>
-        </w:tabs>
-        <w:rPr>
-          <w:rFonts w:hint="eastAsia"/>
-          <w:b/>
-          <w:bCs/>
-        </w:rPr>
-      </w:pPr>
-      <w:r>
-        <w:rPr>
-          <w:b/>
-          <w:bCs/>
-        </w:rPr>
-        <w:t>L’analyse des niveaux permet de préciser la nature de ces évolutions.</w:t>
-      </w:r>
-    </w:p>
-    <w:p>
-      <w:pPr>
-        <w:tabs>
-          <w:tab w:val="left" w:pos="1387"/>
-        </w:tabs>
-        <w:rPr>
-          <w:rFonts w:hint="eastAsia"/>
-          <w:b/>
-          <w:bCs/>
-          <w:color w:val="E97132" w:themeColor="accent2"/>
-        </w:rPr>
-      </w:pPr>
-      <w:r>
-        <w:rPr>
-          <w:rFonts w:hint="eastAsia"/>
-          <w:b/>
-          <w:bCs/>
-          <w:color w:val="E97132" w:themeColor="accent2"/>
+        </w:rPr>
+      </w:pPr>
+      <w:r>
+        <w:rPr>
+          <w:rFonts w:hint="eastAsia"/>
+          <w:b/>
+          <w:bCs/>
         </w:rPr>
         <w:lastRenderedPageBreak/>
         <w:t>L</w:t>
@@ -2425,25 +3225,64 @@
         <w:rPr>
           <w:b/>
           <w:bCs/>
-          <w:color w:val="E97132" w:themeColor="accent2"/>
-        </w:rPr>
-        <w:t>a ligne trajectoire prédit le niveau des tactiques si les JO n’ont pas arrivé et l’écart entre Paris et Londre se maintient</w:t>
-      </w:r>
-      <w:r>
-        <w:rPr>
-          <w:b/>
-          <w:bCs/>
-          <w:color w:val="E97132" w:themeColor="accent2"/>
-        </w:rPr>
-        <w:t xml:space="preserve"> au fils du temps</w:t>
-      </w:r>
-      <w:r>
-        <w:rPr>
-          <w:b/>
-          <w:bCs/>
-          <w:color w:val="E97132" w:themeColor="accent2"/>
-        </w:rPr>
-        <w:t>.</w:t>
+        </w:rPr>
+        <w:t xml:space="preserve">a </w:t>
+      </w:r>
+      <w:r>
+        <w:rPr>
+          <w:b/>
+          <w:bCs/>
+        </w:rPr>
+        <w:t>part de photo de vie</w:t>
+      </w:r>
+      <w:r>
+        <w:rPr>
+          <w:b/>
+          <w:bCs/>
+        </w:rPr>
+        <w:t xml:space="preserve"> à Paris</w:t>
+      </w:r>
+      <w:r>
+        <w:rPr>
+          <w:b/>
+          <w:bCs/>
+        </w:rPr>
+        <w:t xml:space="preserve"> </w:t>
+      </w:r>
+      <w:r>
+        <w:rPr>
+          <w:b/>
+          <w:bCs/>
+        </w:rPr>
+        <w:t xml:space="preserve">reste </w:t>
+      </w:r>
+      <w:r>
+        <w:rPr>
+          <w:b/>
+          <w:bCs/>
+        </w:rPr>
+        <w:t xml:space="preserve">globalement </w:t>
+      </w:r>
+      <w:r>
+        <w:rPr>
+          <w:b/>
+          <w:bCs/>
+        </w:rPr>
+        <w:t xml:space="preserve">stable, </w:t>
+      </w:r>
+      <w:r>
+        <w:rPr>
+          <w:b/>
+          <w:bCs/>
+        </w:rPr>
+        <w:t>tandis qu’elle diminue à Londres, ce qui suggère une atténuation relative de la baisse à Paris.</w:t>
+      </w:r>
+      <w:r>
+        <w:rPr>
+          <w:b/>
+          <w:bCs/>
+        </w:rPr>
+        <w:t xml:space="preserve"> Les hôtes parisiens maintiennent davantage ce type de contenu.</w:t>
       </w:r>
     </w:p>
     <w:p>
@@ -2470,34 +3309,16 @@
           <w:b/>
           <w:bCs/>
         </w:rPr>
-        <w:t>’authenticité, l’auto-promotion et l’exemplarité s’accroissent</w:t>
-      </w:r>
-      <w:r>
-        <w:rPr>
-          <w:b/>
-          <w:bCs/>
-        </w:rPr>
-        <w:t xml:space="preserve"> à Paris.</w:t>
-      </w:r>
-      <w:r>
-        <w:rPr>
-          <w:b/>
-          <w:bCs/>
-        </w:rPr>
-        <w:t xml:space="preserve"> L</w:t>
-      </w:r>
-      <w:r>
-        <w:rPr>
-          <w:b/>
-          <w:bCs/>
-        </w:rPr>
-        <w:t>a différence triple positif indique</w:t>
-      </w:r>
-      <w:r>
-        <w:rPr>
-          <w:b/>
-          <w:bCs/>
-        </w:rPr>
+        <w:t xml:space="preserve">a part de photo sans personne </w:t>
+      </w:r>
+      <w:r>
+        <w:rPr>
+          <w:b/>
+          <w:bCs/>
+        </w:rPr>
+        <w:t>diminue fortement à Paris.</w:t>
+      </w:r>
+      <w:r>
         <w:t xml:space="preserve"> </w:t>
       </w:r>
       <w:r>
@@ -2505,42 +3326,7 @@
           <w:b/>
           <w:bCs/>
         </w:rPr>
-        <w:t>une valorisation et</w:t>
-      </w:r>
-      <w:r>
-        <w:rPr>
-          <w:b/>
-          <w:bCs/>
-        </w:rPr>
-        <w:t xml:space="preserve"> une</w:t>
-      </w:r>
-      <w:r>
-        <w:rPr>
-          <w:b/>
-          <w:bCs/>
-        </w:rPr>
-        <w:t xml:space="preserve"> adaptation positif de ces </w:t>
-      </w:r>
-      <w:r>
-        <w:rPr>
-          <w:b/>
-          <w:bCs/>
-        </w:rPr>
-        <w:t>tactiques</w:t>
-      </w:r>
-      <w:r>
-        <w:rPr>
-          <w:b/>
-          <w:bCs/>
-        </w:rPr>
-        <w:t xml:space="preserve"> dans le contexte de JO</w:t>
-      </w:r>
-      <w:r>
-        <w:rPr>
-          <w:b/>
-          <w:bCs/>
-        </w:rPr>
-        <w:t>.</w:t>
+        <w:t xml:space="preserve">L’effet négatif en différences triples indique un creusement de l’écart avec Londres. </w:t>
       </w:r>
     </w:p>
     <w:p>
@@ -2554,55 +3340,32 @@
           <w:bCs/>
         </w:rPr>
       </w:pPr>
-      <w:r>
-        <w:rPr>
-          <w:rFonts w:hint="eastAsia"/>
-          <w:b/>
-          <w:bCs/>
-        </w:rPr>
-        <w:t>C</w:t>
-      </w:r>
-      <w:r>
-        <w:rPr>
-          <w:b/>
-          <w:bCs/>
-        </w:rPr>
-        <w:t xml:space="preserve">omme </w:t>
-      </w:r>
-      <w:r>
-        <w:rPr>
-          <w:b/>
-          <w:bCs/>
-        </w:rPr>
-        <w:t>le niveau initial de l’authenticité à Paris est plus élevé, cette augmentation accentue l’écart entre Paris et Londres.</w:t>
-      </w:r>
-      <w:r>
-        <w:rPr>
-          <w:b/>
-          <w:bCs/>
-        </w:rPr>
-        <w:t xml:space="preserve"> </w:t>
-      </w:r>
-      <w:r>
-        <w:rPr>
-          <w:b/>
-          <w:bCs/>
-        </w:rPr>
-        <w:t>A</w:t>
-      </w:r>
-      <w:r>
-        <w:rPr>
-          <w:b/>
-          <w:bCs/>
-        </w:rPr>
-        <w:t xml:space="preserve"> l’inverse, </w:t>
-      </w:r>
-      <w:r>
-        <w:rPr>
-          <w:b/>
-          <w:bCs/>
-        </w:rPr>
-        <w:t xml:space="preserve">pour l’auto-promotion et l’exemplarité, initialement faible à Paris, </w:t>
+    </w:p>
+    <w:p>
+      <w:pPr>
+        <w:tabs>
+          <w:tab w:val="left" w:pos="1387"/>
+        </w:tabs>
+        <w:rPr>
+          <w:rFonts w:hint="eastAsia"/>
+          <w:b/>
+          <w:bCs/>
+        </w:rPr>
+      </w:pPr>
+      <w:r>
+        <w:rPr>
+          <w:rFonts w:hint="eastAsia"/>
+          <w:b/>
+          <w:bCs/>
+        </w:rPr>
+        <w:t>E</w:t>
+      </w:r>
+      <w:r>
+        <w:rPr>
+          <w:b/>
+          <w:bCs/>
+        </w:rPr>
+        <w:t xml:space="preserve">n résumé, </w:t>
       </w:r>
       <w:r>
         <w:rPr>
@@ -2616,7 +3379,22 @@
           <w:b/>
           <w:bCs/>
         </w:rPr>
-        <w:t xml:space="preserve">’augmentation correspond à un rattrapage de l’écart. </w:t>
+        <w:t xml:space="preserve">’ensemble des résultats suggère que les ajustements des hôtes parisiens sur la période de Jeux Olympiques ne suivent pas une direction unique, mais prennent des formes variées — </w:t>
+      </w:r>
+      <w:r>
+        <w:rPr>
+          <w:b/>
+          <w:bCs/>
+          <w:color w:val="C00000"/>
+        </w:rPr>
+        <w:t>renforcement, atténuation, rattrapage ou divergence</w:t>
+      </w:r>
+      <w:r>
+        <w:rPr>
+          <w:b/>
+          <w:bCs/>
+        </w:rPr>
+        <w:t xml:space="preserve"> — selon les dimensions de la présentation de soi.</w:t>
       </w:r>
     </w:p>
     <w:p>
@@ -2648,548 +3426,6 @@
           <w:b/>
           <w:bCs/>
         </w:rPr>
-        <w:t>D</w:t>
-      </w:r>
-      <w:r>
-        <w:rPr>
-          <w:b/>
-          <w:bCs/>
-        </w:rPr>
-        <w:t xml:space="preserve">’ailleurs, le niveau de sociabilité diminue dans les deux villes, </w:t>
-      </w:r>
-      <w:r>
-        <w:rPr>
-          <w:b/>
-          <w:bCs/>
-        </w:rPr>
-        <w:t xml:space="preserve">est </w:t>
-      </w:r>
-      <w:r>
-        <w:rPr>
-          <w:b/>
-          <w:bCs/>
-        </w:rPr>
-        <w:t xml:space="preserve">mais </w:t>
-      </w:r>
-      <w:r>
-        <w:rPr>
-          <w:b/>
-          <w:bCs/>
-        </w:rPr>
-        <w:t xml:space="preserve">la baisse est moins prononcée </w:t>
-      </w:r>
-      <w:r>
-        <w:rPr>
-          <w:b/>
-          <w:bCs/>
-        </w:rPr>
-        <w:t xml:space="preserve">à </w:t>
-      </w:r>
-      <w:r>
-        <w:rPr>
-          <w:b/>
-          <w:bCs/>
-        </w:rPr>
-        <w:t>P</w:t>
-      </w:r>
-      <w:r>
-        <w:rPr>
-          <w:b/>
-          <w:bCs/>
-        </w:rPr>
-        <w:t>aris</w:t>
-      </w:r>
-      <w:r>
-        <w:rPr>
-          <w:b/>
-          <w:bCs/>
-        </w:rPr>
-        <w:t>. L</w:t>
-      </w:r>
-      <w:r>
-        <w:rPr>
-          <w:b/>
-          <w:bCs/>
-        </w:rPr>
-        <w:t xml:space="preserve">a différence trip positif </w:t>
-      </w:r>
-      <w:r>
-        <w:rPr>
-          <w:b/>
-          <w:bCs/>
-        </w:rPr>
-        <w:t>suggère une atténuation relative du déclin</w:t>
-      </w:r>
-      <w:r>
-        <w:rPr>
-          <w:b/>
-          <w:bCs/>
-        </w:rPr>
-        <w:t xml:space="preserve"> par rapport à </w:t>
-      </w:r>
-      <w:r>
-        <w:rPr>
-          <w:b/>
-          <w:bCs/>
-        </w:rPr>
-        <w:t>Londres/</w:t>
-      </w:r>
-      <w:r>
-        <w:rPr>
-          <w:b/>
-          <w:bCs/>
-        </w:rPr>
-        <w:t>la trajectoire contrefactuelle.</w:t>
-      </w:r>
-    </w:p>
-    <w:p>
-      <w:pPr>
-        <w:tabs>
-          <w:tab w:val="left" w:pos="1387"/>
-        </w:tabs>
-        <w:rPr>
-          <w:rFonts w:hint="eastAsia"/>
-          <w:b/>
-          <w:bCs/>
-        </w:rPr>
-      </w:pPr>
-      <w:r>
-        <w:rPr>
-          <w:rFonts w:hint="eastAsia"/>
-          <w:b/>
-          <w:bCs/>
-        </w:rPr>
-        <w:t>E</w:t>
-      </w:r>
-      <w:r>
-        <w:rPr>
-          <w:b/>
-          <w:bCs/>
-        </w:rPr>
-        <w:t>nfin, le niveau d’ouverture descend légèrement</w:t>
-      </w:r>
-      <w:r>
-        <w:rPr>
-          <w:b/>
-          <w:bCs/>
-        </w:rPr>
-        <w:t>,</w:t>
-      </w:r>
-      <w:r>
-        <w:rPr>
-          <w:b/>
-          <w:bCs/>
-        </w:rPr>
-        <w:t xml:space="preserve"> mais </w:t>
-      </w:r>
-      <w:r>
-        <w:rPr>
-          <w:b/>
-          <w:bCs/>
-        </w:rPr>
-        <w:t>sans évolution différentielle significative</w:t>
-      </w:r>
-      <w:r>
-        <w:rPr>
-          <w:b/>
-          <w:bCs/>
-        </w:rPr>
-        <w:t xml:space="preserve">, </w:t>
-      </w:r>
-      <w:r>
-        <w:rPr>
-          <w:b/>
-          <w:bCs/>
-        </w:rPr>
-        <w:t>suggérant l’absence d’ajustement spécifique des hôtes parisiens sur cette dimension.</w:t>
-      </w:r>
-    </w:p>
-    <w:p>
-      <w:pPr>
-        <w:tabs>
-          <w:tab w:val="left" w:pos="1387"/>
-        </w:tabs>
-        <w:rPr>
-          <w:rFonts w:hint="eastAsia"/>
-          <w:b/>
-          <w:bCs/>
-        </w:rPr>
-      </w:pPr>
-    </w:p>
-    <w:p>
-      <w:pPr>
-        <w:tabs>
-          <w:tab w:val="left" w:pos="1387"/>
-        </w:tabs>
-        <w:rPr>
-          <w:rFonts w:hint="eastAsia"/>
-          <w:b/>
-          <w:bCs/>
-        </w:rPr>
-      </w:pPr>
-      <w:r>
-        <w:rPr>
-          <w:rFonts w:hint="eastAsia"/>
-          <w:b/>
-          <w:bCs/>
-        </w:rPr>
-        <w:t>A</w:t>
-      </w:r>
-      <w:r>
-        <w:rPr>
-          <w:b/>
-          <w:bCs/>
-        </w:rPr>
-        <w:t xml:space="preserve"> propos de types de photo, </w:t>
-      </w:r>
-      <w:r>
-        <w:rPr>
-          <w:b/>
-          <w:bCs/>
-        </w:rPr>
-        <w:t>la part de portrait augmente à Paris d’une manière plus marqué</w:t>
-      </w:r>
-      <w:r>
-        <w:rPr>
-          <w:rFonts w:hint="eastAsia"/>
-          <w:b/>
-          <w:bCs/>
-        </w:rPr>
-        <w:t>e</w:t>
-      </w:r>
-      <w:r>
-        <w:rPr>
-          <w:b/>
-          <w:bCs/>
-        </w:rPr>
-        <w:t xml:space="preserve"> qu’à Londres</w:t>
-      </w:r>
-      <w:r>
-        <w:rPr>
-          <w:b/>
-          <w:bCs/>
-        </w:rPr>
-        <w:t xml:space="preserve">, qui accentue l’écart entre </w:t>
-      </w:r>
-      <w:r>
-        <w:rPr>
-          <w:b/>
-          <w:bCs/>
-        </w:rPr>
-        <w:t>elles</w:t>
-      </w:r>
-      <w:r>
-        <w:rPr>
-          <w:b/>
-          <w:bCs/>
-        </w:rPr>
-        <w:t xml:space="preserve">. </w:t>
-      </w:r>
-      <w:r>
-        <w:rPr>
-          <w:rFonts w:hint="eastAsia"/>
-          <w:b/>
-          <w:bCs/>
-        </w:rPr>
-        <w:t>C</w:t>
-      </w:r>
-      <w:r>
-        <w:rPr>
-          <w:rFonts w:hint="eastAsia"/>
-          <w:b/>
-          <w:bCs/>
-        </w:rPr>
-        <w:t>e</w:t>
-      </w:r>
-      <w:r>
-        <w:rPr>
-          <w:b/>
-          <w:bCs/>
-        </w:rPr>
-        <w:t>la</w:t>
-      </w:r>
-      <w:r>
-        <w:rPr>
-          <w:b/>
-          <w:bCs/>
-        </w:rPr>
-        <w:t xml:space="preserve"> suggère qu</w:t>
-      </w:r>
-      <w:r>
-        <w:rPr>
-          <w:b/>
-          <w:bCs/>
-        </w:rPr>
-        <w:t xml:space="preserve">e les hôtes parisiens </w:t>
-      </w:r>
-      <w:r>
-        <w:rPr>
-          <w:b/>
-          <w:bCs/>
-        </w:rPr>
-        <w:t>renforce</w:t>
-      </w:r>
-      <w:r>
-        <w:rPr>
-          <w:b/>
-          <w:bCs/>
-        </w:rPr>
-        <w:t>nt</w:t>
-      </w:r>
-      <w:r>
-        <w:rPr>
-          <w:b/>
-          <w:bCs/>
-        </w:rPr>
-        <w:t xml:space="preserve"> l’utilisation de c</w:t>
-      </w:r>
-      <w:r>
-        <w:rPr>
-          <w:b/>
-          <w:bCs/>
-        </w:rPr>
-        <w:t>e type de pho</w:t>
-      </w:r>
-      <w:r>
-        <w:rPr>
-          <w:b/>
-          <w:bCs/>
-        </w:rPr>
-        <w:t>to</w:t>
-      </w:r>
-      <w:r>
-        <w:rPr>
-          <w:b/>
-          <w:bCs/>
-        </w:rPr>
-        <w:t>.</w:t>
-      </w:r>
-    </w:p>
-    <w:p>
-      <w:pPr>
-        <w:tabs>
-          <w:tab w:val="left" w:pos="1387"/>
-        </w:tabs>
-        <w:rPr>
-          <w:rFonts w:hint="eastAsia"/>
-          <w:b/>
-          <w:bCs/>
-        </w:rPr>
-      </w:pPr>
-      <w:r>
-        <w:rPr>
-          <w:rFonts w:hint="eastAsia"/>
-          <w:b/>
-          <w:bCs/>
-        </w:rPr>
-        <w:t>L</w:t>
-      </w:r>
-      <w:r>
-        <w:rPr>
-          <w:b/>
-          <w:bCs/>
-        </w:rPr>
-        <w:t xml:space="preserve">a </w:t>
-      </w:r>
-      <w:r>
-        <w:rPr>
-          <w:b/>
-          <w:bCs/>
-        </w:rPr>
-        <w:t>part de photo de vie</w:t>
-      </w:r>
-      <w:r>
-        <w:rPr>
-          <w:b/>
-          <w:bCs/>
-        </w:rPr>
-        <w:t xml:space="preserve"> à Paris</w:t>
-      </w:r>
-      <w:r>
-        <w:rPr>
-          <w:b/>
-          <w:bCs/>
-        </w:rPr>
-        <w:t xml:space="preserve"> </w:t>
-      </w:r>
-      <w:r>
-        <w:rPr>
-          <w:b/>
-          <w:bCs/>
-        </w:rPr>
-        <w:t xml:space="preserve">reste </w:t>
-      </w:r>
-      <w:r>
-        <w:rPr>
-          <w:b/>
-          <w:bCs/>
-        </w:rPr>
-        <w:t xml:space="preserve">globalement </w:t>
-      </w:r>
-      <w:r>
-        <w:rPr>
-          <w:b/>
-          <w:bCs/>
-        </w:rPr>
-        <w:t xml:space="preserve">stable, </w:t>
-      </w:r>
-      <w:r>
-        <w:rPr>
-          <w:b/>
-          <w:bCs/>
-        </w:rPr>
-        <w:t>tandis qu’elle diminue à Londres, ce qui suggère une atténuation relative de la baisse à Paris.</w:t>
-      </w:r>
-      <w:r>
-        <w:rPr>
-          <w:b/>
-          <w:bCs/>
-        </w:rPr>
-        <w:t xml:space="preserve"> Les hôtes parisiens maintiennent davantage ce type de contenu.</w:t>
-      </w:r>
-    </w:p>
-    <w:p>
-      <w:pPr>
-        <w:tabs>
-          <w:tab w:val="left" w:pos="1387"/>
-        </w:tabs>
-        <w:rPr>
-          <w:rFonts w:hint="eastAsia"/>
-          <w:b/>
-          <w:bCs/>
-        </w:rPr>
-      </w:pPr>
-      <w:r>
-        <w:rPr>
-          <w:rFonts w:hint="eastAsia"/>
-          <w:b/>
-          <w:bCs/>
-        </w:rPr>
-        <w:t>L</w:t>
-      </w:r>
-      <w:r>
-        <w:rPr>
-          <w:b/>
-          <w:bCs/>
-        </w:rPr>
-        <w:t xml:space="preserve">a part de photo sans personne </w:t>
-      </w:r>
-      <w:r>
-        <w:rPr>
-          <w:b/>
-          <w:bCs/>
-        </w:rPr>
-        <w:t>diminue fortement à Paris.</w:t>
-      </w:r>
-      <w:r>
-        <w:t xml:space="preserve"> </w:t>
-      </w:r>
-      <w:r>
-        <w:rPr>
-          <w:b/>
-          <w:bCs/>
-        </w:rPr>
-        <w:t xml:space="preserve">L’effet négatif en différences triples indique un creusement de l’écart avec Londres. </w:t>
-      </w:r>
-    </w:p>
-    <w:p>
-      <w:pPr>
-        <w:tabs>
-          <w:tab w:val="left" w:pos="1387"/>
-        </w:tabs>
-        <w:rPr>
-          <w:rFonts w:hint="eastAsia"/>
-          <w:b/>
-          <w:bCs/>
-        </w:rPr>
-      </w:pPr>
-    </w:p>
-    <w:p>
-      <w:pPr>
-        <w:tabs>
-          <w:tab w:val="left" w:pos="1387"/>
-        </w:tabs>
-        <w:rPr>
-          <w:rFonts w:hint="eastAsia"/>
-          <w:b/>
-          <w:bCs/>
-        </w:rPr>
-      </w:pPr>
-      <w:r>
-        <w:rPr>
-          <w:rFonts w:hint="eastAsia"/>
-          <w:b/>
-          <w:bCs/>
-        </w:rPr>
-        <w:t>E</w:t>
-      </w:r>
-      <w:r>
-        <w:rPr>
-          <w:b/>
-          <w:bCs/>
-        </w:rPr>
-        <w:t xml:space="preserve">n résumé, </w:t>
-      </w:r>
-      <w:r>
-        <w:rPr>
-          <w:b/>
-          <w:bCs/>
-        </w:rPr>
-        <w:t>l</w:t>
-      </w:r>
-      <w:r>
-        <w:rPr>
-          <w:b/>
-          <w:bCs/>
-        </w:rPr>
-        <w:t xml:space="preserve">’ensemble des résultats suggère que les ajustements des hôtes parisiens sur la période de Jeux Olympiques ne suivent pas une direction unique, mais prennent des formes variées — </w:t>
-      </w:r>
-      <w:r>
-        <w:rPr>
-          <w:b/>
-          <w:bCs/>
-          <w:color w:val="C00000"/>
-        </w:rPr>
-        <w:t>renforcement, atténuation, rattrapage ou divergence</w:t>
-      </w:r>
-      <w:r>
-        <w:rPr>
-          <w:b/>
-          <w:bCs/>
-        </w:rPr>
-        <w:t xml:space="preserve"> — selon les dimensions de la présentation de soi.</w:t>
-      </w:r>
-    </w:p>
-    <w:p>
-      <w:pPr>
-        <w:tabs>
-          <w:tab w:val="left" w:pos="1387"/>
-        </w:tabs>
-        <w:rPr>
-          <w:rFonts w:hint="eastAsia"/>
-          <w:b/>
-          <w:bCs/>
-        </w:rPr>
-      </w:pPr>
-    </w:p>
-    <w:p>
-      <w:pPr>
-        <w:tabs>
-          <w:tab w:val="left" w:pos="1387"/>
-        </w:tabs>
-        <w:rPr>
-          <w:rFonts w:hint="eastAsia"/>
-          <w:b/>
-          <w:bCs/>
-        </w:rPr>
-      </w:pPr>
-      <w:r>
-        <w:rPr>
-          <w:rFonts w:hint="eastAsia"/>
-          <w:b/>
-          <w:bCs/>
-        </w:rPr>
-        <w:lastRenderedPageBreak/>
         <w:t>777777777777777777777777777777777777777777777777777777777777777777</w:t>
       </w:r>
     </w:p>
@@ -3704,6 +3940,7 @@
           <w:b/>
           <w:bCs/>
         </w:rPr>
+        <w:lastRenderedPageBreak/>
         <w:t>E</w:t>
       </w:r>
       <w:r>
@@ -3886,15 +4123,7 @@
           <w:b/>
           <w:bCs/>
         </w:rPr>
-        <w:t xml:space="preserve">L’ensemble des résultats suggère que les ajustements des hôtes parisiens sur la </w:t>
-      </w:r>
-      <w:r>
-        <w:rPr>
-          <w:b/>
-          <w:bCs/>
-        </w:rPr>
-        <w:lastRenderedPageBreak/>
-        <w:t>période</w:t>
+        <w:t>L’ensemble des résultats suggère que les ajustements des hôtes parisiens sur la période</w:t>
       </w:r>
       <w:r>
         <w:rPr>
@@ -4839,15 +5068,7 @@
                 <w:b/>
                 <w:bCs/>
               </w:rPr>
-              <w:t xml:space="preserve"> d’évolution </w:t>
-            </w:r>
-            <w:r>
-              <w:rPr>
-                <w:b/>
-                <w:bCs/>
-              </w:rPr>
-              <w:lastRenderedPageBreak/>
-              <w:t>relative</w:t>
+              <w:t xml:space="preserve"> d’évolution relative</w:t>
             </w:r>
           </w:p>
         </w:tc>
@@ -4873,7 +5094,6 @@
                 <w:b/>
                 <w:bCs/>
               </w:rPr>
-              <w:lastRenderedPageBreak/>
               <w:t>portraits</w:t>
             </w:r>
             <w:proofErr w:type="gramEnd"/>
@@ -5520,6 +5740,7 @@
         <w:rPr>
           <w:rFonts w:hint="eastAsia"/>
         </w:rPr>
+        <w:lastRenderedPageBreak/>
         <w:t>cette diffé</w:t>
       </w:r>
       <w:proofErr w:type="spellStart"/>
@@ -5912,36 +6133,2338 @@
       <w:pPr>
         <w:widowControl/>
         <w:rPr>
-          <w:rFonts w:hint="eastAsia"/>
-        </w:rPr>
-      </w:pPr>
+          <w:b/>
+          <w:bCs/>
+          <w:lang w:val="en-US"/>
+        </w:rPr>
+      </w:pPr>
+      <w:r>
+        <w:rPr>
+          <w:b/>
+          <w:bCs/>
+          <w:lang w:val="en-US"/>
+        </w:rPr>
+        <w:t>1. 不同子样本 ≠ 可比</w:t>
+      </w:r>
     </w:p>
     <w:p>
       <w:pPr>
         <w:widowControl/>
         <w:rPr>
-          <w:rFonts w:hint="eastAsia"/>
-        </w:rPr>
-      </w:pPr>
-    </w:p>
-    <w:p>
-      <w:pPr>
-        <w:rPr>
-          <w:rFonts w:hint="eastAsia"/>
-        </w:rPr>
-      </w:pPr>
-    </w:p>
-    <w:p>
-      <w:pPr>
-        <w:rPr>
-          <w:rFonts w:hint="eastAsia"/>
-        </w:rPr>
-      </w:pPr>
-    </w:p>
-    <w:p>
-      <w:pPr>
-        <w:rPr>
-          <w:rFonts w:hint="eastAsia"/>
+          <w:lang w:val="en-US"/>
+        </w:rPr>
+      </w:pPr>
+      <w:r>
+        <w:rPr>
+          <w:lang w:val="en-US"/>
+        </w:rPr>
+        <w:t>因为：</w:t>
+      </w:r>
+    </w:p>
+    <w:p>
+      <w:pPr>
+        <w:widowControl/>
+        <w:numPr>
+          <w:ilvl w:val="0"/>
+          <w:numId w:val="4"/>
+        </w:numPr>
+        <w:rPr>
+          <w:lang w:val="en-US"/>
+        </w:rPr>
+      </w:pPr>
+      <w:r>
+        <w:rPr>
+          <w:lang w:val="en-US"/>
+        </w:rPr>
+        <w:t xml:space="preserve">样本 composition 变了 </w:t>
+      </w:r>
+    </w:p>
+    <w:p>
+      <w:pPr>
+        <w:widowControl/>
+        <w:numPr>
+          <w:ilvl w:val="0"/>
+          <w:numId w:val="4"/>
+        </w:numPr>
+        <w:rPr>
+          <w:lang w:val="en-US"/>
+        </w:rPr>
+      </w:pPr>
+      <w:r>
+        <w:rPr>
+          <w:lang w:val="en-US"/>
+        </w:rPr>
+        <w:t xml:space="preserve">控制变量分布变了 </w:t>
+      </w:r>
+    </w:p>
+    <w:p>
+      <w:pPr>
+        <w:widowControl/>
+        <w:numPr>
+          <w:ilvl w:val="0"/>
+          <w:numId w:val="4"/>
+        </w:numPr>
+        <w:rPr>
+          <w:lang w:val="en-US"/>
+        </w:rPr>
+      </w:pPr>
+      <w:r>
+        <w:rPr>
+          <w:lang w:val="en-US"/>
+        </w:rPr>
+        <w:t xml:space="preserve">variance 变了 </w:t>
+      </w:r>
+    </w:p>
+    <w:p>
+      <w:pPr>
+        <w:widowControl/>
+        <w:rPr>
+          <w:lang w:val="en-US"/>
+        </w:rPr>
+      </w:pPr>
+      <w:r>
+        <w:rPr>
+          <w:rFonts w:ascii="Segoe UI Emoji" w:hAnsi="Segoe UI Emoji" w:cs="Segoe UI Emoji"/>
+          <w:lang w:val="en-US"/>
+        </w:rPr>
+        <w:t>👉</w:t>
+      </w:r>
+      <w:r>
+        <w:rPr>
+          <w:lang w:val="en-US"/>
+        </w:rPr>
+        <w:t xml:space="preserve"> 所以：</w:t>
+      </w:r>
+    </w:p>
+    <w:p>
+      <w:pPr>
+        <w:widowControl/>
+        <w:rPr>
+          <w:lang w:val="en-US"/>
+        </w:rPr>
+      </w:pPr>
+      <w:r>
+        <w:rPr>
+          <w:lang w:val="en-US"/>
+        </w:rPr>
+        <w:t>β_2312 ≠ β_2406</w:t>
+      </w:r>
+    </w:p>
+    <w:p>
+      <w:pPr>
+        <w:widowControl/>
+        <w:rPr>
+          <w:lang w:val="en-US"/>
+        </w:rPr>
+      </w:pPr>
+      <w:r>
+        <w:rPr>
+          <w:lang w:val="en-US"/>
+        </w:rPr>
+        <w:t>不一定是“真实变化”</w:t>
+      </w:r>
+    </w:p>
+    <w:p>
+      <w:pPr>
+        <w:widowControl/>
+      </w:pPr>
+    </w:p>
+    <w:p>
+      <w:pPr>
+        <w:widowControl/>
+      </w:pPr>
+    </w:p>
+    <w:p>
+      <w:pPr>
+        <w:widowControl/>
+      </w:pPr>
+    </w:p>
+    <w:p>
+      <w:pPr>
+        <w:widowControl/>
+      </w:pPr>
+    </w:p>
+    <w:p>
+      <w:pPr>
+        <w:widowControl/>
+      </w:pPr>
+      <w:proofErr w:type="spellStart"/>
+      <w:r>
+        <w:rPr>
+          <w:rFonts w:hint="eastAsia"/>
+        </w:rPr>
+        <w:t>Subdf</w:t>
+      </w:r>
+      <w:proofErr w:type="spellEnd"/>
+      <w:r>
+        <w:rPr>
+          <w:rFonts w:hint="eastAsia"/>
+        </w:rPr>
+        <w:t>系数不可比，但是控制变量不同，而显著</w:t>
+      </w:r>
+    </w:p>
+    <w:p>
+      <w:pPr>
+        <w:widowControl/>
+        <w:rPr>
+          <w:b/>
+          <w:bCs/>
+          <w:lang w:val="en-US"/>
+        </w:rPr>
+      </w:pPr>
+      <w:r>
+        <w:rPr>
+          <w:rFonts w:hint="eastAsia"/>
+        </w:rPr>
+        <w:t>全数据：</w:t>
+      </w:r>
+      <w:r>
+        <w:rPr>
+          <w:rFonts w:ascii="Segoe UI Symbol" w:hAnsi="Segoe UI Symbol" w:cs="Segoe UI Symbol"/>
+          <w:b/>
+          <w:bCs/>
+          <w:lang w:val="en-US"/>
+        </w:rPr>
+        <w:t>✔</w:t>
+      </w:r>
+      <w:r>
+        <w:rPr>
+          <w:b/>
+          <w:bCs/>
+          <w:lang w:val="en-US"/>
+        </w:rPr>
+        <w:t xml:space="preserve"> 特点：</w:t>
+      </w:r>
+    </w:p>
+    <w:p>
+      <w:pPr>
+        <w:widowControl/>
+        <w:numPr>
+          <w:ilvl w:val="0"/>
+          <w:numId w:val="7"/>
+        </w:numPr>
+        <w:rPr>
+          <w:lang w:val="en-US"/>
+        </w:rPr>
+      </w:pPr>
+      <w:r>
+        <w:rPr>
+          <w:lang w:val="en-US"/>
+        </w:rPr>
+        <w:t>用</w:t>
+      </w:r>
+      <w:r>
+        <w:rPr>
+          <w:b/>
+          <w:bCs/>
+          <w:lang w:val="en-US"/>
+        </w:rPr>
+        <w:t>全部样本</w:t>
+      </w:r>
+      <w:r>
+        <w:rPr>
+          <w:lang w:val="en-US"/>
+        </w:rPr>
+        <w:t xml:space="preserve"> </w:t>
+      </w:r>
+    </w:p>
+    <w:p>
+      <w:pPr>
+        <w:widowControl/>
+        <w:numPr>
+          <w:ilvl w:val="0"/>
+          <w:numId w:val="7"/>
+        </w:numPr>
+        <w:rPr>
+          <w:lang w:val="en-US"/>
+        </w:rPr>
+      </w:pPr>
+      <w:r>
+        <w:rPr>
+          <w:lang w:val="en-US"/>
+        </w:rPr>
+        <w:t>参数是</w:t>
+      </w:r>
+      <w:r>
+        <w:rPr>
+          <w:b/>
+          <w:bCs/>
+          <w:lang w:val="en-US"/>
+        </w:rPr>
+        <w:t>共享估计</w:t>
+      </w:r>
+      <w:r>
+        <w:rPr>
+          <w:lang w:val="en-US"/>
+        </w:rPr>
+        <w:t xml:space="preserve"> </w:t>
+      </w:r>
+    </w:p>
+    <w:p>
+      <w:pPr>
+        <w:widowControl/>
+        <w:numPr>
+          <w:ilvl w:val="0"/>
+          <w:numId w:val="7"/>
+        </w:numPr>
+        <w:rPr>
+          <w:lang w:val="en-US"/>
+        </w:rPr>
+      </w:pPr>
+      <w:r>
+        <w:rPr>
+          <w:lang w:val="en-US"/>
+        </w:rPr>
+        <w:t xml:space="preserve">SE 是 pooled + robust structure </w:t>
+      </w:r>
+    </w:p>
+    <w:p>
+      <w:pPr>
+        <w:widowControl/>
+        <w:numPr>
+          <w:ilvl w:val="0"/>
+          <w:numId w:val="7"/>
+        </w:numPr>
+        <w:rPr>
+          <w:lang w:val="en-US"/>
+        </w:rPr>
+      </w:pPr>
+      <w:r>
+        <w:rPr>
+          <w:lang w:val="en-US"/>
+        </w:rPr>
+        <w:t xml:space="preserve">是 </w:t>
+      </w:r>
+      <w:r>
+        <w:rPr>
+          <w:b/>
+          <w:bCs/>
+          <w:lang w:val="en-US"/>
+        </w:rPr>
+        <w:t>causal identification framework（DDD）</w:t>
+      </w:r>
+    </w:p>
+    <w:p>
+      <w:pPr>
+        <w:widowControl/>
+      </w:pPr>
+    </w:p>
+    <w:p>
+      <w:pPr>
+        <w:widowControl/>
+        <w:rPr>
+          <w:lang w:val="en-US"/>
+        </w:rPr>
+      </w:pPr>
+      <w:r>
+        <w:rPr>
+          <w:b/>
+          <w:bCs/>
+          <w:lang w:val="en-US"/>
+        </w:rPr>
+        <w:t>分组 OLS</w:t>
+      </w:r>
+      <w:r>
+        <w:rPr>
+          <w:rFonts w:hint="eastAsia"/>
+          <w:b/>
+          <w:bCs/>
+          <w:lang w:val="en-US"/>
+        </w:rPr>
+        <w:t>：</w:t>
+      </w:r>
+      <w:proofErr w:type="spellStart"/>
+      <w:r>
+        <w:rPr>
+          <w:lang w:val="en-US"/>
+        </w:rPr>
+        <w:t>df</w:t>
+      </w:r>
+      <w:proofErr w:type="spellEnd"/>
+      <w:r>
+        <w:rPr>
+          <w:lang w:val="en-US"/>
+        </w:rPr>
+        <w:t>[(</w:t>
+      </w:r>
+      <w:proofErr w:type="spellStart"/>
+      <w:r>
+        <w:rPr>
+          <w:lang w:val="en-US"/>
+        </w:rPr>
+        <w:t>in_paris</w:t>
+      </w:r>
+      <w:proofErr w:type="spellEnd"/>
+      <w:r>
+        <w:rPr>
+          <w:lang w:val="en-US"/>
+        </w:rPr>
+        <w:t>==1 &amp; time==2406)] → 单独回归</w:t>
+      </w:r>
+    </w:p>
+    <w:p>
+      <w:pPr>
+        <w:widowControl/>
+        <w:rPr>
+          <w:b/>
+          <w:bCs/>
+          <w:lang w:val="en-US"/>
+        </w:rPr>
+      </w:pPr>
+      <w:r>
+        <w:rPr>
+          <w:rFonts w:ascii="Segoe UI Symbol" w:hAnsi="Segoe UI Symbol" w:cs="Segoe UI Symbol"/>
+          <w:b/>
+          <w:bCs/>
+          <w:lang w:val="en-US"/>
+        </w:rPr>
+        <w:t>✔</w:t>
+      </w:r>
+      <w:r>
+        <w:rPr>
+          <w:b/>
+          <w:bCs/>
+          <w:lang w:val="en-US"/>
+        </w:rPr>
+        <w:t xml:space="preserve"> 特点：</w:t>
+      </w:r>
+    </w:p>
+    <w:p>
+      <w:pPr>
+        <w:widowControl/>
+        <w:numPr>
+          <w:ilvl w:val="0"/>
+          <w:numId w:val="8"/>
+        </w:numPr>
+        <w:rPr>
+          <w:lang w:val="en-US"/>
+        </w:rPr>
+      </w:pPr>
+      <w:r>
+        <w:rPr>
+          <w:lang w:val="en-US"/>
+        </w:rPr>
+        <w:t xml:space="preserve">每个子样本一个模型 </w:t>
+      </w:r>
+    </w:p>
+    <w:p>
+      <w:pPr>
+        <w:widowControl/>
+        <w:numPr>
+          <w:ilvl w:val="0"/>
+          <w:numId w:val="8"/>
+        </w:numPr>
+        <w:rPr>
+          <w:lang w:val="en-US"/>
+        </w:rPr>
+      </w:pPr>
+      <w:r>
+        <w:rPr>
+          <w:lang w:val="en-US"/>
+        </w:rPr>
+        <w:t xml:space="preserve">没有 cross-group constraint </w:t>
+      </w:r>
+    </w:p>
+    <w:p>
+      <w:pPr>
+        <w:widowControl/>
+        <w:numPr>
+          <w:ilvl w:val="0"/>
+          <w:numId w:val="8"/>
+        </w:numPr>
+        <w:rPr>
+          <w:lang w:val="en-US"/>
+        </w:rPr>
+      </w:pPr>
+      <w:r>
+        <w:rPr>
+          <w:lang w:val="en-US"/>
+        </w:rPr>
+        <w:lastRenderedPageBreak/>
+        <w:t>每个 β 都是“局部相关性”</w:t>
+      </w:r>
+    </w:p>
+    <w:p>
+      <w:pPr>
+        <w:widowControl/>
+        <w:rPr>
+          <w:rFonts w:hint="eastAsia"/>
+          <w:lang w:val="en-US"/>
+        </w:rPr>
+      </w:pPr>
+    </w:p>
+    <w:p>
+      <w:pPr>
+        <w:widowControl/>
+        <w:rPr>
+          <w:b/>
+          <w:bCs/>
+          <w:color w:val="0070C0"/>
+          <w:lang w:val="en-US"/>
+        </w:rPr>
+      </w:pPr>
+      <w:r>
+        <w:rPr>
+          <w:rFonts w:ascii="Segoe UI Emoji" w:hAnsi="Segoe UI Emoji" w:cs="Segoe UI Emoji"/>
+          <w:b/>
+          <w:bCs/>
+          <w:color w:val="0070C0"/>
+          <w:lang w:val="en-US"/>
+        </w:rPr>
+        <w:t>❗</w:t>
+      </w:r>
+      <w:r>
+        <w:rPr>
+          <w:b/>
+          <w:bCs/>
+          <w:color w:val="0070C0"/>
+          <w:lang w:val="en-US"/>
+        </w:rPr>
+        <w:t>你在比较的是</w:t>
+      </w:r>
+      <w:r>
+        <w:rPr>
+          <w:b/>
+          <w:bCs/>
+          <w:color w:val="0070C0"/>
+          <w:lang w:val="en-US"/>
+        </w:rPr>
+        <w:t xml:space="preserve"> “pooled structural estimate” vs “local conditional estimate”</w:t>
+      </w:r>
+    </w:p>
+    <w:p>
+      <w:pPr>
+        <w:widowControl/>
+        <w:tabs>
+          <w:tab w:val="left" w:pos="3352"/>
+        </w:tabs>
+        <w:rPr>
+          <w:rFonts w:ascii="Segoe UI Symbol" w:hAnsi="Segoe UI Symbol" w:cs="Segoe UI Symbol"/>
+          <w:b/>
+          <w:bCs/>
+          <w:lang w:val="en-US"/>
+        </w:rPr>
+      </w:pPr>
+      <w:r>
+        <w:rPr>
+          <w:rFonts w:ascii="Segoe UI Symbol" w:hAnsi="Segoe UI Symbol" w:cs="Segoe UI Symbol"/>
+          <w:b/>
+          <w:bCs/>
+          <w:lang w:val="en-US"/>
+        </w:rPr>
+        <w:t xml:space="preserve">DDD </w:t>
+      </w:r>
+      <w:r>
+        <w:rPr>
+          <w:rFonts w:ascii="Segoe UI Symbol" w:hAnsi="Segoe UI Symbol" w:cs="Segoe UI Symbol"/>
+          <w:b/>
+          <w:bCs/>
+        </w:rPr>
+        <w:t>更稳定</w:t>
+      </w:r>
+      <w:r>
+        <w:rPr>
+          <w:rFonts w:ascii="Segoe UI Symbol" w:hAnsi="Segoe UI Symbol" w:cs="Segoe UI Symbol"/>
+          <w:b/>
+          <w:bCs/>
+          <w:lang w:val="en-US"/>
+        </w:rPr>
+        <w:t>，</w:t>
+      </w:r>
+      <w:r>
+        <w:rPr>
+          <w:rFonts w:ascii="Segoe UI Symbol" w:hAnsi="Segoe UI Symbol" w:cs="Segoe UI Symbol"/>
+          <w:b/>
+          <w:bCs/>
+        </w:rPr>
+        <w:t>但更</w:t>
+      </w:r>
+      <w:r>
+        <w:rPr>
+          <w:rFonts w:ascii="Segoe UI Symbol" w:hAnsi="Segoe UI Symbol" w:cs="Segoe UI Symbol"/>
+          <w:b/>
+          <w:bCs/>
+          <w:lang w:val="en-US"/>
+        </w:rPr>
+        <w:t>“</w:t>
+      </w:r>
+      <w:r>
+        <w:rPr>
+          <w:rFonts w:ascii="Segoe UI Symbol" w:hAnsi="Segoe UI Symbol" w:cs="Segoe UI Symbol"/>
+          <w:b/>
+          <w:bCs/>
+        </w:rPr>
+        <w:t>收缩</w:t>
+      </w:r>
+      <w:r>
+        <w:rPr>
+          <w:rFonts w:ascii="Segoe UI Symbol" w:hAnsi="Segoe UI Symbol" w:cs="Segoe UI Symbol"/>
+          <w:b/>
+          <w:bCs/>
+          <w:lang w:val="en-US"/>
+        </w:rPr>
+        <w:t>”</w:t>
+      </w:r>
+      <w:r>
+        <w:rPr>
+          <w:rFonts w:ascii="Segoe UI Symbol" w:hAnsi="Segoe UI Symbol" w:cs="Segoe UI Symbol"/>
+          <w:b/>
+          <w:bCs/>
+          <w:lang w:val="en-US"/>
+        </w:rPr>
+        <w:tab/>
+      </w:r>
+    </w:p>
+    <w:p>
+      <w:pPr>
+        <w:widowControl/>
+        <w:tabs>
+          <w:tab w:val="left" w:pos="3352"/>
+        </w:tabs>
+        <w:rPr>
+          <w:rFonts w:ascii="Segoe UI Symbol" w:hAnsi="Segoe UI Symbol" w:cs="Segoe UI Symbol"/>
+          <w:b/>
+          <w:bCs/>
+          <w:lang w:val="en-US"/>
+        </w:rPr>
+      </w:pPr>
+      <w:r>
+        <w:rPr>
+          <w:rFonts w:ascii="Segoe UI Symbol" w:hAnsi="Segoe UI Symbol" w:cs="Segoe UI Symbol"/>
+          <w:b/>
+          <w:bCs/>
+          <w:lang w:val="en-US"/>
+        </w:rPr>
+        <w:t xml:space="preserve">❗3. </w:t>
+      </w:r>
+      <w:r>
+        <w:rPr>
+          <w:rFonts w:ascii="Segoe UI Symbol" w:hAnsi="Segoe UI Symbol" w:cs="Segoe UI Symbol"/>
+          <w:b/>
+          <w:bCs/>
+          <w:lang w:val="en-US"/>
+        </w:rPr>
+        <w:t>控制变量机制不同</w:t>
+      </w:r>
+    </w:p>
+    <w:p>
+      <w:pPr>
+        <w:widowControl/>
+        <w:tabs>
+          <w:tab w:val="left" w:pos="3352"/>
+        </w:tabs>
+        <w:rPr>
+          <w:rFonts w:ascii="Segoe UI Symbol" w:hAnsi="Segoe UI Symbol" w:cs="Segoe UI Symbol"/>
+          <w:b/>
+          <w:bCs/>
+          <w:lang w:val="en-US"/>
+        </w:rPr>
+      </w:pPr>
+      <w:r>
+        <w:rPr>
+          <w:rFonts w:ascii="Segoe UI Symbol" w:hAnsi="Segoe UI Symbol" w:cs="Segoe UI Symbol"/>
+          <w:b/>
+          <w:bCs/>
+          <w:lang w:val="en-US"/>
+        </w:rPr>
+        <w:t>DDD</w:t>
+      </w:r>
+      <w:r>
+        <w:rPr>
+          <w:rFonts w:ascii="Segoe UI Symbol" w:hAnsi="Segoe UI Symbol" w:cs="Segoe UI Symbol"/>
+          <w:b/>
+          <w:bCs/>
+          <w:lang w:val="en-US"/>
+        </w:rPr>
+        <w:t>：</w:t>
+      </w:r>
+      <w:r>
+        <w:rPr>
+          <w:rFonts w:ascii="Segoe UI Symbol" w:hAnsi="Segoe UI Symbol" w:cs="Segoe UI Symbol"/>
+          <w:b/>
+          <w:bCs/>
+          <w:lang w:val="en-US"/>
+        </w:rPr>
+        <w:t>controls are shared across all groups</w:t>
+      </w:r>
+    </w:p>
+    <w:p>
+      <w:pPr>
+        <w:widowControl/>
+        <w:tabs>
+          <w:tab w:val="left" w:pos="3352"/>
+        </w:tabs>
+        <w:rPr>
+          <w:rFonts w:ascii="Segoe UI Symbol" w:hAnsi="Segoe UI Symbol" w:cs="Segoe UI Symbol"/>
+          <w:b/>
+          <w:bCs/>
+          <w:lang w:val="en-US"/>
+        </w:rPr>
+      </w:pPr>
+      <w:r>
+        <w:rPr>
+          <w:rFonts w:ascii="Segoe UI Symbol" w:hAnsi="Segoe UI Symbol" w:cs="Segoe UI Symbol"/>
+          <w:b/>
+          <w:bCs/>
+          <w:lang w:val="en-US"/>
+        </w:rPr>
+        <w:t>分组</w:t>
+      </w:r>
+      <w:r>
+        <w:rPr>
+          <w:rFonts w:ascii="Segoe UI Symbol" w:hAnsi="Segoe UI Symbol" w:cs="Segoe UI Symbol"/>
+          <w:b/>
+          <w:bCs/>
+          <w:lang w:val="en-US"/>
+        </w:rPr>
+        <w:t>OLS</w:t>
+      </w:r>
+      <w:r>
+        <w:rPr>
+          <w:rFonts w:ascii="Segoe UI Symbol" w:hAnsi="Segoe UI Symbol" w:cs="Segoe UI Symbol"/>
+          <w:b/>
+          <w:bCs/>
+          <w:lang w:val="en-US"/>
+        </w:rPr>
+        <w:t>：</w:t>
+      </w:r>
+      <w:r>
+        <w:rPr>
+          <w:rFonts w:ascii="Segoe UI Symbol" w:hAnsi="Segoe UI Symbol" w:cs="Segoe UI Symbol"/>
+          <w:b/>
+          <w:bCs/>
+          <w:lang w:val="en-US"/>
+        </w:rPr>
+        <w:t>controls re-estimated in each subgroup</w:t>
+      </w:r>
+    </w:p>
+    <w:p>
+      <w:pPr>
+        <w:widowControl/>
+        <w:tabs>
+          <w:tab w:val="left" w:pos="3352"/>
+        </w:tabs>
+        <w:rPr>
+          <w:rFonts w:ascii="Segoe UI Symbol" w:hAnsi="Segoe UI Symbol" w:cs="Segoe UI Symbol"/>
+          <w:b/>
+          <w:bCs/>
+          <w:lang w:val="en-US"/>
+        </w:rPr>
+      </w:pPr>
+      <w:r>
+        <w:rPr>
+          <w:rFonts w:ascii="Segoe UI Symbol" w:hAnsi="Segoe UI Symbol" w:cs="Segoe UI Symbol"/>
+          <w:b/>
+          <w:bCs/>
+          <w:lang w:val="en-US"/>
+        </w:rPr>
+        <w:t xml:space="preserve">👉 </w:t>
+      </w:r>
+      <w:r>
+        <w:rPr>
+          <w:rFonts w:ascii="Segoe UI Symbol" w:hAnsi="Segoe UI Symbol" w:cs="Segoe UI Symbol"/>
+          <w:b/>
+          <w:bCs/>
+          <w:lang w:val="en-US"/>
+        </w:rPr>
+        <w:t>导致：</w:t>
+      </w:r>
+      <w:r>
+        <w:rPr>
+          <w:rFonts w:ascii="Segoe UI Symbol" w:hAnsi="Segoe UI Symbol" w:cs="Segoe UI Symbol"/>
+          <w:b/>
+          <w:bCs/>
+          <w:lang w:val="en-US"/>
+        </w:rPr>
+        <w:t xml:space="preserve">β </w:t>
+      </w:r>
+      <w:r>
+        <w:rPr>
+          <w:rFonts w:ascii="Segoe UI Symbol" w:hAnsi="Segoe UI Symbol" w:cs="Segoe UI Symbol"/>
+          <w:b/>
+          <w:bCs/>
+          <w:lang w:val="en-US"/>
+        </w:rPr>
+        <w:t>的</w:t>
+      </w:r>
+      <w:r>
+        <w:rPr>
+          <w:rFonts w:ascii="Segoe UI Symbol" w:hAnsi="Segoe UI Symbol" w:cs="Segoe UI Symbol"/>
+          <w:b/>
+          <w:bCs/>
+          <w:lang w:val="en-US"/>
+        </w:rPr>
+        <w:t>“</w:t>
+      </w:r>
+      <w:r>
+        <w:rPr>
+          <w:rFonts w:ascii="Segoe UI Symbol" w:hAnsi="Segoe UI Symbol" w:cs="Segoe UI Symbol"/>
+          <w:b/>
+          <w:bCs/>
+          <w:lang w:val="en-US"/>
+        </w:rPr>
+        <w:t>解释空间</w:t>
+      </w:r>
+      <w:r>
+        <w:rPr>
+          <w:rFonts w:ascii="Segoe UI Symbol" w:hAnsi="Segoe UI Symbol" w:cs="Segoe UI Symbol"/>
+          <w:b/>
+          <w:bCs/>
+          <w:lang w:val="en-US"/>
+        </w:rPr>
+        <w:t>”</w:t>
+      </w:r>
+      <w:r>
+        <w:rPr>
+          <w:rFonts w:ascii="Segoe UI Symbol" w:hAnsi="Segoe UI Symbol" w:cs="Segoe UI Symbol"/>
+          <w:b/>
+          <w:bCs/>
+          <w:lang w:val="en-US"/>
+        </w:rPr>
+        <w:t>变了</w:t>
+      </w:r>
+    </w:p>
+    <w:p>
+      <w:pPr>
+        <w:widowControl/>
+        <w:tabs>
+          <w:tab w:val="left" w:pos="3352"/>
+        </w:tabs>
+        <w:rPr>
+          <w:rFonts w:ascii="Segoe UI Symbol" w:hAnsi="Segoe UI Symbol" w:cs="Segoe UI Symbol"/>
+          <w:b/>
+          <w:bCs/>
+          <w:lang w:val="en-US"/>
+        </w:rPr>
+      </w:pPr>
+    </w:p>
+    <w:p>
+      <w:pPr>
+        <w:widowControl/>
+        <w:rPr>
+          <w:rFonts w:ascii="Segoe UI Symbol" w:hAnsi="Segoe UI Symbol" w:cs="Segoe UI Symbol"/>
+          <w:b/>
+          <w:bCs/>
+          <w:lang w:val="en-US"/>
+        </w:rPr>
+      </w:pPr>
+      <w:r>
+        <w:rPr>
+          <w:rFonts w:ascii="Segoe UI Symbol" w:hAnsi="Segoe UI Symbol" w:cs="Segoe UI Symbol"/>
+          <w:b/>
+          <w:bCs/>
+          <w:lang w:val="en-US"/>
+        </w:rPr>
+        <w:t xml:space="preserve">❗4. </w:t>
+      </w:r>
+      <w:r>
+        <w:rPr>
+          <w:rFonts w:ascii="Segoe UI Symbol" w:hAnsi="Segoe UI Symbol" w:cs="Segoe UI Symbol"/>
+          <w:b/>
+          <w:bCs/>
+          <w:lang w:val="en-US"/>
+        </w:rPr>
+        <w:t>最重要：识别约束不同</w:t>
+      </w:r>
+    </w:p>
+    <w:p>
+      <w:pPr>
+        <w:widowControl/>
+        <w:tabs>
+          <w:tab w:val="left" w:pos="2880"/>
+        </w:tabs>
+        <w:rPr>
+          <w:rFonts w:ascii="Segoe UI Symbol" w:hAnsi="Segoe UI Symbol" w:cs="Segoe UI Symbol"/>
+          <w:b/>
+          <w:bCs/>
+          <w:lang w:val="en-US"/>
+        </w:rPr>
+      </w:pPr>
+      <w:r>
+        <w:rPr>
+          <w:rFonts w:ascii="Segoe UI Symbol" w:hAnsi="Segoe UI Symbol" w:cs="Segoe UI Symbol"/>
+          <w:b/>
+          <w:bCs/>
+          <w:lang w:val="en-US"/>
+        </w:rPr>
+        <w:t xml:space="preserve">DDD </w:t>
+      </w:r>
+      <w:r>
+        <w:rPr>
+          <w:rFonts w:ascii="Segoe UI Symbol" w:hAnsi="Segoe UI Symbol" w:cs="Segoe UI Symbol"/>
+          <w:b/>
+          <w:bCs/>
+          <w:lang w:val="en-US"/>
+        </w:rPr>
+        <w:t>强制：</w:t>
+      </w:r>
+      <w:r>
+        <w:rPr>
+          <w:rFonts w:ascii="Segoe UI Symbol" w:hAnsi="Segoe UI Symbol" w:cs="Segoe UI Symbol"/>
+          <w:b/>
+          <w:bCs/>
+          <w:lang w:val="en-US"/>
+        </w:rPr>
+        <w:t>same coefficient structure across groups</w:t>
+      </w:r>
+    </w:p>
+    <w:p>
+      <w:pPr>
+        <w:widowControl/>
+        <w:tabs>
+          <w:tab w:val="left" w:pos="2880"/>
+        </w:tabs>
+        <w:rPr>
+          <w:rFonts w:ascii="Segoe UI Symbol" w:hAnsi="Segoe UI Symbol" w:cs="Segoe UI Symbol"/>
+          <w:b/>
+          <w:bCs/>
+          <w:lang w:val="en-US"/>
+        </w:rPr>
+      </w:pPr>
+      <w:r>
+        <w:rPr>
+          <w:rFonts w:ascii="Segoe UI Symbol" w:hAnsi="Segoe UI Symbol" w:cs="Segoe UI Symbol"/>
+          <w:b/>
+          <w:bCs/>
+          <w:lang w:val="en-US"/>
+        </w:rPr>
+        <w:t>分组</w:t>
+      </w:r>
+      <w:r>
+        <w:rPr>
+          <w:rFonts w:ascii="Segoe UI Symbol" w:hAnsi="Segoe UI Symbol" w:cs="Segoe UI Symbol"/>
+          <w:b/>
+          <w:bCs/>
+          <w:lang w:val="en-US"/>
+        </w:rPr>
+        <w:t>OLS</w:t>
+      </w:r>
+      <w:r>
+        <w:rPr>
+          <w:rFonts w:ascii="Segoe UI Symbol" w:hAnsi="Segoe UI Symbol" w:cs="Segoe UI Symbol"/>
+          <w:b/>
+          <w:bCs/>
+          <w:lang w:val="en-US"/>
+        </w:rPr>
+        <w:t>：</w:t>
+      </w:r>
+      <w:r>
+        <w:rPr>
+          <w:rFonts w:ascii="Segoe UI Symbol" w:hAnsi="Segoe UI Symbol" w:cs="Segoe UI Symbol"/>
+          <w:b/>
+          <w:bCs/>
+          <w:lang w:val="en-US"/>
+        </w:rPr>
+        <w:t>coefficients free to vary</w:t>
+      </w:r>
+    </w:p>
+    <w:p>
+      <w:pPr>
+        <w:widowControl/>
+        <w:tabs>
+          <w:tab w:val="left" w:pos="2880"/>
+        </w:tabs>
+        <w:rPr>
+          <w:rFonts w:ascii="Segoe UI Symbol" w:hAnsi="Segoe UI Symbol" w:cs="Segoe UI Symbol"/>
+          <w:b/>
+          <w:bCs/>
+          <w:lang w:val="en-US"/>
+        </w:rPr>
+      </w:pPr>
+    </w:p>
+    <w:p>
+      <w:pPr>
+        <w:widowControl/>
+        <w:tabs>
+          <w:tab w:val="left" w:pos="2880"/>
+        </w:tabs>
+        <w:rPr>
+          <w:rFonts w:ascii="Segoe UI Symbol" w:hAnsi="Segoe UI Symbol" w:cs="Segoe UI Symbol"/>
+          <w:b/>
+          <w:bCs/>
+          <w:lang w:val="en-US"/>
+        </w:rPr>
+      </w:pPr>
+    </w:p>
+    <w:p>
+      <w:pPr>
+        <w:widowControl/>
+        <w:tabs>
+          <w:tab w:val="left" w:pos="2880"/>
+        </w:tabs>
+        <w:rPr>
+          <w:rFonts w:ascii="Segoe UI Symbol" w:hAnsi="Segoe UI Symbol" w:cs="Segoe UI Symbol"/>
+          <w:b/>
+          <w:bCs/>
+          <w:lang w:val="en-US"/>
+        </w:rPr>
+      </w:pPr>
+    </w:p>
+    <w:p>
+      <w:pPr>
+        <w:widowControl/>
+        <w:tabs>
+          <w:tab w:val="left" w:pos="2880"/>
+        </w:tabs>
+        <w:rPr>
+          <w:rFonts w:ascii="Segoe UI Symbol" w:hAnsi="Segoe UI Symbol" w:cs="Segoe UI Symbol" w:hint="eastAsia"/>
+          <w:b/>
+          <w:bCs/>
+          <w:lang w:val="en-US"/>
+        </w:rPr>
+      </w:pPr>
+      <w:r>
+        <w:rPr>
+          <w:rFonts w:ascii="Segoe UI Symbol" w:hAnsi="Segoe UI Symbol" w:cs="Segoe UI Symbol"/>
+          <w:b/>
+          <w:bCs/>
+        </w:rPr>
+        <w:t>为什么</w:t>
+      </w:r>
+      <w:r>
+        <w:rPr>
+          <w:rFonts w:ascii="Segoe UI Symbol" w:hAnsi="Segoe UI Symbol" w:cs="Segoe UI Symbol"/>
+          <w:b/>
+          <w:bCs/>
+        </w:rPr>
+        <w:t xml:space="preserve">“Paris </w:t>
+      </w:r>
+      <w:r>
+        <w:rPr>
+          <w:rFonts w:ascii="Segoe UI Symbol" w:hAnsi="Segoe UI Symbol" w:cs="Segoe UI Symbol"/>
+          <w:b/>
+          <w:bCs/>
+        </w:rPr>
+        <w:t>在大模型中不显著</w:t>
+      </w:r>
+      <w:r>
+        <w:rPr>
+          <w:rFonts w:ascii="Segoe UI Symbol" w:hAnsi="Segoe UI Symbol" w:cs="Segoe UI Symbol"/>
+          <w:b/>
+          <w:bCs/>
+        </w:rPr>
+        <w:t>”</w:t>
+      </w:r>
+      <w:r>
+        <w:rPr>
+          <w:rFonts w:ascii="Segoe UI Symbol" w:hAnsi="Segoe UI Symbol" w:cs="Segoe UI Symbol"/>
+          <w:b/>
+          <w:bCs/>
+        </w:rPr>
+        <w:t>？</w:t>
+      </w:r>
+    </w:p>
+    <w:p>
+      <w:pPr>
+        <w:widowControl/>
+        <w:rPr>
+          <w:b/>
+          <w:bCs/>
+        </w:rPr>
+      </w:pPr>
+      <w:r>
+        <w:rPr>
+          <w:rFonts w:ascii="Segoe UI Symbol" w:hAnsi="Segoe UI Symbol" w:cs="Segoe UI Symbol"/>
+          <w:b/>
+          <w:bCs/>
+        </w:rPr>
+        <w:t>✔</w:t>
+      </w:r>
+      <w:r>
+        <w:rPr>
+          <w:b/>
+          <w:bCs/>
+        </w:rPr>
+        <w:t xml:space="preserve"> </w:t>
+      </w:r>
+      <w:r>
+        <w:rPr>
+          <w:b/>
+          <w:bCs/>
+          <w:lang w:val="en-US"/>
+        </w:rPr>
+        <w:t>原因</w:t>
+      </w:r>
+      <w:r>
+        <w:rPr>
+          <w:b/>
+          <w:bCs/>
+        </w:rPr>
+        <w:t xml:space="preserve"> 1：</w:t>
+      </w:r>
+      <w:r>
+        <w:rPr>
+          <w:b/>
+          <w:bCs/>
+          <w:lang w:val="en-US"/>
+        </w:rPr>
+        <w:t>信号被</w:t>
+      </w:r>
+      <w:r>
+        <w:rPr>
+          <w:b/>
+          <w:bCs/>
+        </w:rPr>
+        <w:t>“</w:t>
+      </w:r>
+      <w:r>
+        <w:rPr>
+          <w:b/>
+          <w:bCs/>
+          <w:lang w:val="en-US"/>
+        </w:rPr>
+        <w:t>平均化</w:t>
+      </w:r>
+      <w:r>
+        <w:rPr>
+          <w:b/>
+          <w:bCs/>
+        </w:rPr>
+        <w:t>”</w:t>
+      </w:r>
+    </w:p>
+    <w:p>
+      <w:pPr>
+        <w:widowControl/>
+        <w:rPr>
+          <w:lang w:val="en-US"/>
+        </w:rPr>
+      </w:pPr>
+      <w:r>
+        <w:rPr>
+          <w:lang w:val="en-US"/>
+        </w:rPr>
+        <w:t>DDD 的 β 是：</w:t>
+      </w:r>
+    </w:p>
+    <w:p>
+      <w:pPr>
+        <w:widowControl/>
+        <w:rPr>
+          <w:lang w:val="en-US"/>
+        </w:rPr>
+      </w:pPr>
+      <w:r>
+        <w:rPr>
+          <w:lang w:val="en-US"/>
+        </w:rPr>
+        <w:t>weighted average effect across all groups/time</w:t>
+      </w:r>
+    </w:p>
+    <w:p>
+      <w:pPr>
+        <w:widowControl/>
+        <w:rPr>
+          <w:lang w:val="en-US"/>
+        </w:rPr>
+      </w:pPr>
+      <w:r>
+        <w:rPr>
+          <w:rFonts w:ascii="Segoe UI Emoji" w:hAnsi="Segoe UI Emoji" w:cs="Segoe UI Emoji"/>
+          <w:lang w:val="en-US"/>
+        </w:rPr>
+        <w:t>👉</w:t>
+      </w:r>
+      <w:r>
+        <w:rPr>
+          <w:lang w:val="en-US"/>
+        </w:rPr>
+        <w:t xml:space="preserve"> 如果：</w:t>
+      </w:r>
+    </w:p>
+    <w:p>
+      <w:pPr>
+        <w:widowControl/>
+        <w:numPr>
+          <w:ilvl w:val="0"/>
+          <w:numId w:val="5"/>
+        </w:numPr>
+        <w:rPr>
+          <w:lang w:val="en-US"/>
+        </w:rPr>
+      </w:pPr>
+      <w:r>
+        <w:rPr>
+          <w:lang w:val="en-US"/>
+        </w:rPr>
+        <w:lastRenderedPageBreak/>
+        <w:t xml:space="preserve">某些时间正 </w:t>
+      </w:r>
+    </w:p>
+    <w:p>
+      <w:pPr>
+        <w:widowControl/>
+        <w:numPr>
+          <w:ilvl w:val="0"/>
+          <w:numId w:val="5"/>
+        </w:numPr>
+        <w:rPr>
+          <w:lang w:val="en-US"/>
+        </w:rPr>
+      </w:pPr>
+      <w:r>
+        <w:rPr>
+          <w:lang w:val="en-US"/>
+        </w:rPr>
+        <w:t xml:space="preserve">某些时间负 </w:t>
+      </w:r>
+    </w:p>
+    <w:p>
+      <w:pPr>
+        <w:widowControl/>
+        <w:rPr>
+          <w:lang w:val="en-US"/>
+        </w:rPr>
+      </w:pPr>
+      <w:r>
+        <w:rPr>
+          <w:rFonts w:ascii="Segoe UI Emoji" w:hAnsi="Segoe UI Emoji" w:cs="Segoe UI Emoji"/>
+          <w:lang w:val="en-US"/>
+        </w:rPr>
+        <w:t>👉</w:t>
+      </w:r>
+      <w:r>
+        <w:rPr>
+          <w:lang w:val="en-US"/>
+        </w:rPr>
+        <w:t xml:space="preserve"> 会被“抵消”</w:t>
+      </w:r>
+    </w:p>
+    <w:p>
+      <w:pPr>
+        <w:widowControl/>
+        <w:rPr>
+          <w:rFonts w:hint="eastAsia"/>
+        </w:rPr>
+      </w:pPr>
+    </w:p>
+    <w:p>
+      <w:pPr>
+        <w:widowControl/>
+        <w:rPr>
+          <w:b/>
+          <w:bCs/>
+          <w:lang w:val="en-US"/>
+        </w:rPr>
+      </w:pPr>
+      <w:r>
+        <w:rPr>
+          <w:rFonts w:ascii="Segoe UI Symbol" w:hAnsi="Segoe UI Symbol" w:cs="Segoe UI Symbol"/>
+          <w:b/>
+          <w:bCs/>
+          <w:lang w:val="en-US"/>
+        </w:rPr>
+        <w:t>✔</w:t>
+      </w:r>
+      <w:r>
+        <w:rPr>
+          <w:b/>
+          <w:bCs/>
+          <w:lang w:val="en-US"/>
+        </w:rPr>
+        <w:t xml:space="preserve"> 原因 2：variance 变大（关键）</w:t>
+      </w:r>
+    </w:p>
+    <w:p>
+      <w:pPr>
+        <w:widowControl/>
+        <w:rPr>
+          <w:lang w:val="en-US"/>
+        </w:rPr>
+      </w:pPr>
+      <w:r>
+        <w:rPr>
+          <w:lang w:val="en-US"/>
+        </w:rPr>
+        <w:t>DDD 中：</w:t>
+      </w:r>
+    </w:p>
+    <w:p>
+      <w:pPr>
+        <w:widowControl/>
+        <w:numPr>
+          <w:ilvl w:val="0"/>
+          <w:numId w:val="6"/>
+        </w:numPr>
+        <w:rPr>
+          <w:lang w:val="en-US"/>
+        </w:rPr>
+      </w:pPr>
+      <w:r>
+        <w:rPr>
+          <w:lang w:val="en-US"/>
+        </w:rPr>
+        <w:t xml:space="preserve">参数更多 </w:t>
+      </w:r>
+    </w:p>
+    <w:p>
+      <w:pPr>
+        <w:widowControl/>
+        <w:numPr>
+          <w:ilvl w:val="0"/>
+          <w:numId w:val="6"/>
+        </w:numPr>
+        <w:rPr>
+          <w:lang w:val="en-US"/>
+        </w:rPr>
+      </w:pPr>
+      <w:r>
+        <w:rPr>
+          <w:lang w:val="en-US"/>
+        </w:rPr>
+        <w:t xml:space="preserve">interaction 更多 </w:t>
+      </w:r>
+    </w:p>
+    <w:p>
+      <w:pPr>
+        <w:widowControl/>
+        <w:numPr>
+          <w:ilvl w:val="0"/>
+          <w:numId w:val="6"/>
+        </w:numPr>
+        <w:rPr>
+          <w:lang w:val="en-US"/>
+        </w:rPr>
+      </w:pPr>
+      <w:r>
+        <w:rPr>
+          <w:lang w:val="en-US"/>
+        </w:rPr>
+        <w:t xml:space="preserve">共线性更强 </w:t>
+      </w:r>
+    </w:p>
+    <w:p>
+      <w:pPr>
+        <w:widowControl/>
+        <w:rPr>
+          <w:lang w:val="en-US"/>
+        </w:rPr>
+      </w:pPr>
+      <w:r>
+        <w:rPr>
+          <w:rFonts w:ascii="Segoe UI Emoji" w:hAnsi="Segoe UI Emoji" w:cs="Segoe UI Emoji"/>
+          <w:lang w:val="en-US"/>
+        </w:rPr>
+        <w:t>👉</w:t>
+      </w:r>
+      <w:r>
+        <w:rPr>
+          <w:lang w:val="en-US"/>
+        </w:rPr>
+        <w:t xml:space="preserve"> SE ↑ → t ↓ → 不显著</w:t>
+      </w:r>
+    </w:p>
+    <w:p>
+      <w:pPr>
+        <w:widowControl/>
+        <w:rPr>
+          <w:b/>
+          <w:bCs/>
+          <w:lang w:val="en-US"/>
+        </w:rPr>
+      </w:pPr>
+      <w:r>
+        <w:rPr>
+          <w:rFonts w:ascii="Segoe UI Emoji" w:hAnsi="Segoe UI Emoji" w:cs="Segoe UI Emoji"/>
+          <w:b/>
+          <w:bCs/>
+          <w:lang w:val="en-US"/>
+        </w:rPr>
+        <w:t>🟡</w:t>
+      </w:r>
+      <w:r>
+        <w:rPr>
+          <w:b/>
+          <w:bCs/>
+          <w:lang w:val="en-US"/>
+        </w:rPr>
+        <w:t xml:space="preserve"> 分组OLS：</w:t>
+      </w:r>
+    </w:p>
+    <w:p>
+      <w:pPr>
+        <w:widowControl/>
+        <w:rPr>
+          <w:lang w:val="en-US"/>
+        </w:rPr>
+      </w:pPr>
+      <w:r>
+        <w:rPr>
+          <w:lang w:val="en-US"/>
+        </w:rPr>
+        <w:t>“在这个小世界里相关性是多少？”</w:t>
+      </w:r>
+    </w:p>
+    <w:p>
+      <w:pPr>
+        <w:widowControl/>
+        <w:rPr>
+          <w:lang w:val="en-US"/>
+        </w:rPr>
+      </w:pPr>
+      <w:r>
+        <w:rPr>
+          <w:lang w:val="en-US"/>
+        </w:rPr>
+        <w:pict w14:anchorId="4997EFD3">
+          <v:rect id="_x0000_i1031" style="width:0;height:1.5pt" o:hralign="center" o:hrstd="t" o:hr="t" fillcolor="#a0a0a0" stroked="f"/>
+        </w:pict>
+      </w:r>
+    </w:p>
+    <w:p>
+      <w:pPr>
+        <w:widowControl/>
+        <w:rPr>
+          <w:b/>
+          <w:bCs/>
+          <w:lang w:val="en-US"/>
+        </w:rPr>
+      </w:pPr>
+      <w:r>
+        <w:rPr>
+          <w:rFonts w:ascii="Segoe UI Emoji" w:hAnsi="Segoe UI Emoji" w:cs="Segoe UI Emoji"/>
+          <w:b/>
+          <w:bCs/>
+          <w:lang w:val="en-US"/>
+        </w:rPr>
+        <w:t>🔵</w:t>
+      </w:r>
+      <w:r>
+        <w:rPr>
+          <w:b/>
+          <w:bCs/>
+          <w:lang w:val="en-US"/>
+        </w:rPr>
+        <w:t xml:space="preserve"> DDD：</w:t>
+      </w:r>
+    </w:p>
+    <w:p>
+      <w:pPr>
+        <w:widowControl/>
+        <w:rPr>
+          <w:lang w:val="en-US"/>
+        </w:rPr>
+      </w:pPr>
+      <w:r>
+        <w:rPr>
+          <w:lang w:val="en-US"/>
+        </w:rPr>
+        <w:t>“控制所有结构变化后，Paris 是否真的比 London 变化更不同？”</w:t>
+      </w:r>
+    </w:p>
+    <w:p>
+      <w:pPr>
+        <w:widowControl/>
+        <w:rPr>
+          <w:lang w:val="en-US"/>
+        </w:rPr>
+      </w:pPr>
+    </w:p>
+    <w:p>
+      <w:pPr>
+        <w:widowControl/>
+        <w:rPr>
+          <w:rFonts w:hint="eastAsia"/>
+          <w:lang w:val="en-US"/>
+        </w:rPr>
+      </w:pPr>
+    </w:p>
+    <w:p>
+      <w:pPr>
+        <w:rPr>
+          <w:b/>
+          <w:bCs/>
+          <w:lang w:val="en-US"/>
+        </w:rPr>
+      </w:pPr>
+      <w:r>
+        <w:rPr>
+          <w:rFonts w:ascii="Segoe UI Symbol" w:hAnsi="Segoe UI Symbol" w:cs="Segoe UI Symbol"/>
+          <w:b/>
+          <w:bCs/>
+          <w:lang w:val="en-US"/>
+        </w:rPr>
+        <w:t>✔</w:t>
+      </w:r>
+      <w:r>
+        <w:rPr>
+          <w:b/>
+          <w:bCs/>
+          <w:lang w:val="en-US"/>
+        </w:rPr>
+        <w:t xml:space="preserve"> 主结果（DDD）</w:t>
+      </w:r>
+    </w:p>
+    <w:p>
+      <w:r>
+        <w:t>Les estimations en triple différence indiquent que...</w:t>
+      </w:r>
+    </w:p>
+    <w:p>
+      <w:pPr>
+        <w:rPr>
+          <w:lang w:val="en-US"/>
+        </w:rPr>
+      </w:pPr>
+      <w:r>
+        <w:rPr>
+          <w:lang w:val="en-US"/>
+        </w:rPr>
+        <w:pict w14:anchorId="371353E4">
+          <v:rect id="_x0000_i1039" style="width:0;height:1.5pt" o:hralign="center" o:hrstd="t" o:hr="t" fillcolor="#a0a0a0" stroked="f"/>
+        </w:pict>
+      </w:r>
+    </w:p>
+    <w:p>
+      <w:pPr>
+        <w:rPr>
+          <w:b/>
+          <w:bCs/>
+          <w:lang w:val="en-US"/>
+        </w:rPr>
+      </w:pPr>
+      <w:r>
+        <w:rPr>
+          <w:rFonts w:ascii="Segoe UI Symbol" w:hAnsi="Segoe UI Symbol" w:cs="Segoe UI Symbol"/>
+          <w:b/>
+          <w:bCs/>
+          <w:lang w:val="en-US"/>
+        </w:rPr>
+        <w:t>✔</w:t>
+      </w:r>
+      <w:r>
+        <w:rPr>
+          <w:b/>
+          <w:bCs/>
+          <w:lang w:val="en-US"/>
+        </w:rPr>
+        <w:t xml:space="preserve"> 补充（分组OLS）</w:t>
+      </w:r>
+    </w:p>
+    <w:p>
+      <w:pPr>
+        <w:rPr>
+          <w:lang w:val="en-US"/>
+        </w:rPr>
+      </w:pPr>
+      <w:r>
+        <w:rPr>
+          <w:lang w:val="en-US"/>
+        </w:rPr>
+        <w:t xml:space="preserve">Les </w:t>
+      </w:r>
+      <w:proofErr w:type="spellStart"/>
+      <w:r>
+        <w:rPr>
+          <w:lang w:val="en-US"/>
+        </w:rPr>
+        <w:t>régressions</w:t>
+      </w:r>
+      <w:proofErr w:type="spellEnd"/>
+      <w:r>
+        <w:rPr>
+          <w:lang w:val="en-US"/>
+        </w:rPr>
+        <w:t xml:space="preserve"> par sous-</w:t>
+      </w:r>
+      <w:proofErr w:type="spellStart"/>
+      <w:r>
+        <w:rPr>
+          <w:lang w:val="en-US"/>
+        </w:rPr>
+        <w:t>échantillon</w:t>
+      </w:r>
+      <w:proofErr w:type="spellEnd"/>
+      <w:r>
+        <w:rPr>
+          <w:lang w:val="en-US"/>
+        </w:rPr>
+        <w:t xml:space="preserve"> </w:t>
+      </w:r>
+      <w:proofErr w:type="spellStart"/>
+      <w:r>
+        <w:rPr>
+          <w:lang w:val="en-US"/>
+        </w:rPr>
+        <w:t>suggèrent</w:t>
+      </w:r>
+      <w:proofErr w:type="spellEnd"/>
+      <w:r>
+        <w:rPr>
+          <w:lang w:val="en-US"/>
+        </w:rPr>
+        <w:t xml:space="preserve"> des patterns </w:t>
+      </w:r>
+      <w:proofErr w:type="spellStart"/>
+      <w:r>
+        <w:rPr>
+          <w:lang w:val="en-US"/>
+        </w:rPr>
+        <w:t>descriptifs</w:t>
+      </w:r>
+      <w:proofErr w:type="spellEnd"/>
+      <w:r>
+        <w:rPr>
+          <w:lang w:val="en-US"/>
+        </w:rPr>
+        <w:t xml:space="preserve"> </w:t>
+      </w:r>
+      <w:proofErr w:type="spellStart"/>
+      <w:r>
+        <w:rPr>
+          <w:lang w:val="en-US"/>
+        </w:rPr>
+        <w:t>similaires</w:t>
+      </w:r>
+      <w:proofErr w:type="spellEnd"/>
+      <w:r>
+        <w:rPr>
+          <w:lang w:val="en-US"/>
+        </w:rPr>
+        <w:t xml:space="preserve"> </w:t>
+      </w:r>
+      <w:proofErr w:type="spellStart"/>
+      <w:r>
+        <w:rPr>
+          <w:lang w:val="en-US"/>
+        </w:rPr>
+        <w:t>mais</w:t>
+      </w:r>
+      <w:proofErr w:type="spellEnd"/>
+      <w:r>
+        <w:rPr>
+          <w:lang w:val="en-US"/>
+        </w:rPr>
+        <w:t xml:space="preserve"> plus </w:t>
+      </w:r>
+      <w:proofErr w:type="spellStart"/>
+      <w:r>
+        <w:rPr>
+          <w:lang w:val="en-US"/>
+        </w:rPr>
+        <w:t>hétérogènes</w:t>
+      </w:r>
+      <w:proofErr w:type="spellEnd"/>
+      <w:r>
+        <w:rPr>
+          <w:lang w:val="en-US"/>
+        </w:rPr>
+        <w:t>.</w:t>
+      </w:r>
+    </w:p>
+    <w:p>
+      <w:pPr>
+        <w:rPr>
+          <w:rFonts w:hint="eastAsia"/>
+          <w:lang w:val="en-US"/>
+        </w:rPr>
+      </w:pPr>
+    </w:p>
+    <w:p>
+      <w:pPr>
+        <w:rPr>
+          <w:rFonts w:hint="eastAsia"/>
+          <w:lang w:val="en-US"/>
+        </w:rPr>
+      </w:pPr>
+    </w:p>
+    <w:p>
+      <w:pPr>
+        <w:rPr>
+          <w:lang w:val="en-US"/>
+        </w:rPr>
+      </w:pPr>
+      <w:r>
+        <w:rPr>
+          <w:rFonts w:hint="eastAsia"/>
+          <w:lang w:val="en-US"/>
+        </w:rPr>
+        <w:t>不同子集中策略系数变化：</w:t>
+      </w:r>
+    </w:p>
+    <w:p>
+      <w:pPr>
+        <w:rPr>
+          <w:b/>
+          <w:bCs/>
+          <w:lang w:val="en-US"/>
+        </w:rPr>
+      </w:pPr>
+      <w:r>
+        <w:rPr>
+          <w:rFonts w:ascii="Segoe UI Emoji" w:hAnsi="Segoe UI Emoji" w:cs="Segoe UI Emoji"/>
+          <w:b/>
+          <w:bCs/>
+          <w:lang w:val="en-US"/>
+        </w:rPr>
+        <w:t>🧨</w:t>
+      </w:r>
+      <w:r>
+        <w:rPr>
+          <w:b/>
+          <w:bCs/>
+          <w:lang w:val="en-US"/>
+        </w:rPr>
+        <w:t xml:space="preserve"> 1）真实行为变化（你想要的）</w:t>
+      </w:r>
+    </w:p>
+    <w:p>
+      <w:pPr>
+        <w:rPr>
+          <w:lang w:val="en-US"/>
+        </w:rPr>
+      </w:pPr>
+      <w:r>
+        <w:rPr>
+          <w:lang w:val="en-US"/>
+        </w:rPr>
+        <w:t>用户真的更/不喜欢这个策略了</w:t>
+      </w:r>
+    </w:p>
+    <w:p>
+      <w:pPr>
+        <w:rPr>
+          <w:lang w:val="en-US"/>
+        </w:rPr>
+      </w:pPr>
+      <w:r>
+        <w:rPr>
+          <w:rFonts w:ascii="Segoe UI Symbol" w:hAnsi="Segoe UI Symbol" w:cs="Segoe UI Symbol"/>
+          <w:lang w:val="en-US"/>
+        </w:rPr>
+        <w:t>✔</w:t>
+      </w:r>
+      <w:r>
+        <w:rPr>
+          <w:lang w:val="en-US"/>
+        </w:rPr>
+        <w:t xml:space="preserve"> 这才是 causal story</w:t>
+      </w:r>
+    </w:p>
+    <w:p>
+      <w:pPr>
+        <w:rPr>
+          <w:lang w:val="en-US"/>
+        </w:rPr>
+      </w:pPr>
+      <w:r>
+        <w:rPr>
+          <w:lang w:val="en-US"/>
+        </w:rPr>
+        <w:pict w14:anchorId="16021E7F">
+          <v:rect id="_x0000_i1053" style="width:0;height:1.5pt" o:hralign="center" o:hrstd="t" o:hr="t" fillcolor="#a0a0a0" stroked="f"/>
+        </w:pict>
+      </w:r>
+    </w:p>
+    <w:p>
+      <w:pPr>
+        <w:rPr>
+          <w:b/>
+          <w:bCs/>
+          <w:lang w:val="en-US"/>
+        </w:rPr>
+      </w:pPr>
+      <w:r>
+        <w:rPr>
+          <w:rFonts w:ascii="Segoe UI Emoji" w:hAnsi="Segoe UI Emoji" w:cs="Segoe UI Emoji"/>
+          <w:b/>
+          <w:bCs/>
+          <w:lang w:val="en-US"/>
+        </w:rPr>
+        <w:t>🧨</w:t>
+      </w:r>
+      <w:r>
+        <w:rPr>
+          <w:b/>
+          <w:bCs/>
+          <w:lang w:val="en-US"/>
+        </w:rPr>
+        <w:t xml:space="preserve"> 2）样本结构变了（很常见</w:t>
+      </w:r>
+      <w:r>
+        <w:rPr>
+          <w:rFonts w:ascii="Segoe UI Emoji" w:hAnsi="Segoe UI Emoji" w:cs="Segoe UI Emoji"/>
+          <w:b/>
+          <w:bCs/>
+          <w:lang w:val="en-US"/>
+        </w:rPr>
+        <w:t>❗</w:t>
+      </w:r>
+      <w:r>
+        <w:rPr>
+          <w:b/>
+          <w:bCs/>
+          <w:lang w:val="en-US"/>
+        </w:rPr>
+        <w:t>）</w:t>
+      </w:r>
+    </w:p>
+    <w:p>
+      <w:pPr>
+        <w:rPr>
+          <w:lang w:val="en-US"/>
+        </w:rPr>
+      </w:pPr>
+      <w:r>
+        <w:rPr>
+          <w:lang w:val="en-US"/>
+        </w:rPr>
+        <w:t>例如：</w:t>
+      </w:r>
+    </w:p>
+    <w:p>
+      <w:pPr>
+        <w:numPr>
+          <w:ilvl w:val="0"/>
+          <w:numId w:val="9"/>
+        </w:numPr>
+        <w:rPr>
+          <w:lang w:val="en-US"/>
+        </w:rPr>
+      </w:pPr>
+      <w:r>
+        <w:rPr>
+          <w:lang w:val="en-US"/>
+        </w:rPr>
+        <w:t xml:space="preserve">房源类型变了 </w:t>
+      </w:r>
+    </w:p>
+    <w:p>
+      <w:pPr>
+        <w:numPr>
+          <w:ilvl w:val="0"/>
+          <w:numId w:val="9"/>
+        </w:numPr>
+        <w:rPr>
+          <w:lang w:val="en-US"/>
+        </w:rPr>
+      </w:pPr>
+      <w:r>
+        <w:rPr>
+          <w:lang w:val="en-US"/>
+        </w:rPr>
+        <w:t xml:space="preserve">新房东多了 </w:t>
+      </w:r>
+    </w:p>
+    <w:p>
+      <w:pPr>
+        <w:numPr>
+          <w:ilvl w:val="0"/>
+          <w:numId w:val="9"/>
+        </w:numPr>
+        <w:rPr>
+          <w:lang w:val="en-US"/>
+        </w:rPr>
+      </w:pPr>
+      <w:r>
+        <w:rPr>
+          <w:lang w:val="en-US"/>
+        </w:rPr>
+        <w:t xml:space="preserve">价格分布变了 </w:t>
+      </w:r>
+    </w:p>
+    <w:p>
+      <w:pPr>
+        <w:rPr>
+          <w:lang w:val="en-US"/>
+        </w:rPr>
+      </w:pPr>
+      <w:r>
+        <w:rPr>
+          <w:rFonts w:ascii="Segoe UI Emoji" w:hAnsi="Segoe UI Emoji" w:cs="Segoe UI Emoji"/>
+          <w:lang w:val="en-US"/>
+        </w:rPr>
+        <w:t>👉</w:t>
+      </w:r>
+      <w:r>
+        <w:rPr>
+          <w:lang w:val="en-US"/>
+        </w:rPr>
+        <w:t xml:space="preserve"> 即使“偏好没变”，β 也会变</w:t>
+      </w:r>
+    </w:p>
+    <w:p>
+      <w:pPr>
+        <w:rPr>
+          <w:lang w:val="en-US"/>
+        </w:rPr>
+      </w:pPr>
+      <w:r>
+        <w:rPr>
+          <w:lang w:val="en-US"/>
+        </w:rPr>
+        <w:pict w14:anchorId="6A58ADC0">
+          <v:rect id="_x0000_i1054" style="width:0;height:1.5pt" o:hralign="center" o:hrstd="t" o:hr="t" fillcolor="#a0a0a0" stroked="f"/>
+        </w:pict>
+      </w:r>
+    </w:p>
+    <w:p>
+      <w:pPr>
+        <w:rPr>
+          <w:b/>
+          <w:bCs/>
+          <w:lang w:val="en-US"/>
+        </w:rPr>
+      </w:pPr>
+      <w:r>
+        <w:rPr>
+          <w:rFonts w:ascii="Segoe UI Emoji" w:hAnsi="Segoe UI Emoji" w:cs="Segoe UI Emoji"/>
+          <w:b/>
+          <w:bCs/>
+          <w:lang w:val="en-US"/>
+        </w:rPr>
+        <w:t>🧨</w:t>
+      </w:r>
+      <w:r>
+        <w:rPr>
+          <w:b/>
+          <w:bCs/>
+          <w:lang w:val="en-US"/>
+        </w:rPr>
+        <w:t xml:space="preserve"> 3）模型环境变了</w:t>
+      </w:r>
+    </w:p>
+    <w:p>
+      <w:pPr>
+        <w:rPr>
+          <w:lang w:val="en-US"/>
+        </w:rPr>
+      </w:pPr>
+      <w:r>
+        <w:rPr>
+          <w:lang w:val="en-US"/>
+        </w:rPr>
+        <w:t>例如：</w:t>
+      </w:r>
+    </w:p>
+    <w:p>
+      <w:pPr>
+        <w:numPr>
+          <w:ilvl w:val="0"/>
+          <w:numId w:val="10"/>
+        </w:numPr>
+        <w:rPr>
+          <w:lang w:val="en-US"/>
+        </w:rPr>
+      </w:pPr>
+      <w:r>
+        <w:rPr>
+          <w:lang w:val="en-US"/>
+        </w:rPr>
+        <w:t xml:space="preserve">variance 不同 </w:t>
+      </w:r>
+    </w:p>
+    <w:p>
+      <w:pPr>
+        <w:numPr>
+          <w:ilvl w:val="0"/>
+          <w:numId w:val="10"/>
+        </w:numPr>
+        <w:rPr>
+          <w:lang w:val="en-US"/>
+        </w:rPr>
+      </w:pPr>
+      <w:r>
+        <w:rPr>
+          <w:lang w:val="en-US"/>
+        </w:rPr>
+        <w:t xml:space="preserve">控制变量作用不同 </w:t>
+      </w:r>
+    </w:p>
+    <w:p>
+      <w:pPr>
+        <w:numPr>
+          <w:ilvl w:val="0"/>
+          <w:numId w:val="10"/>
+        </w:numPr>
+        <w:rPr>
+          <w:lang w:val="en-US"/>
+        </w:rPr>
+      </w:pPr>
+      <w:r>
+        <w:rPr>
+          <w:lang w:val="en-US"/>
+        </w:rPr>
+        <w:t>共线性变化</w:t>
+      </w:r>
+    </w:p>
+    <w:p>
+      <w:pPr>
+        <w:rPr>
+          <w:lang w:val="en-US"/>
+        </w:rPr>
+      </w:pPr>
+    </w:p>
+    <w:p>
+      <w:pPr>
+        <w:rPr>
+          <w:b/>
+          <w:bCs/>
+          <w:lang w:val="en-US"/>
+        </w:rPr>
+      </w:pPr>
+      <w:r>
+        <w:rPr>
+          <w:b/>
+          <w:bCs/>
+          <w:lang w:val="en-US"/>
+        </w:rPr>
+        <w:t>子集OLS在回答什么？</w:t>
+      </w:r>
+    </w:p>
+    <w:p>
+      <w:pPr>
+        <w:rPr>
+          <w:lang w:val="en-US"/>
+        </w:rPr>
+      </w:pPr>
+      <w:r>
+        <w:rPr>
+          <w:rFonts w:ascii="Segoe UI Emoji" w:hAnsi="Segoe UI Emoji" w:cs="Segoe UI Emoji"/>
+          <w:lang w:val="en-US"/>
+        </w:rPr>
+        <w:t>👉</w:t>
+      </w:r>
+      <w:r>
+        <w:rPr>
+          <w:lang w:val="en-US"/>
+        </w:rPr>
+        <w:t xml:space="preserve"> 它回答的是：</w:t>
+      </w:r>
+    </w:p>
+    <w:p>
+      <w:pPr>
+        <w:rPr>
+          <w:lang w:val="en-US"/>
+        </w:rPr>
+      </w:pPr>
+      <w:r>
+        <w:rPr>
+          <w:lang w:val="en-US"/>
+        </w:rPr>
+        <w:t>在这个时间×城市的样本里，</w:t>
+      </w:r>
+      <w:r>
+        <w:rPr>
+          <w:lang w:val="en-US"/>
+        </w:rPr>
+        <w:br/>
+      </w:r>
+      <w:r>
+        <w:rPr>
+          <w:lang w:val="en-US"/>
+        </w:rPr>
+        <w:lastRenderedPageBreak/>
+        <w:t>这个策略和预订率的关系是什么？</w:t>
+      </w:r>
+    </w:p>
+    <w:p>
+      <w:pPr>
+        <w:rPr>
+          <w:lang w:val="en-US"/>
+        </w:rPr>
+      </w:pPr>
+      <w:r>
+        <w:rPr>
+          <w:rFonts w:ascii="Segoe UI Emoji" w:hAnsi="Segoe UI Emoji" w:cs="Segoe UI Emoji"/>
+          <w:lang w:val="en-US"/>
+        </w:rPr>
+        <w:t>👉</w:t>
+      </w:r>
+      <w:r>
+        <w:rPr>
+          <w:lang w:val="en-US"/>
+        </w:rPr>
+        <w:t xml:space="preserve"> 而不是：</w:t>
+      </w:r>
+    </w:p>
+    <w:p>
+      <w:pPr>
+        <w:rPr>
+          <w:lang w:val="en-US"/>
+        </w:rPr>
+      </w:pPr>
+      <w:r>
+        <w:rPr>
+          <w:lang w:val="en-US"/>
+        </w:rPr>
+        <w:t>这个关系为什么变了？</w:t>
+      </w:r>
+    </w:p>
+    <w:p>
+      <w:pPr>
+        <w:rPr>
+          <w:b/>
+          <w:bCs/>
+          <w:lang w:val="en-US"/>
+        </w:rPr>
+      </w:pPr>
+      <w:r>
+        <w:rPr>
+          <w:b/>
+          <w:bCs/>
+          <w:lang w:val="en-US"/>
+        </w:rPr>
+        <w:t>那DDD在做什么？（核心）</w:t>
+      </w:r>
+    </w:p>
+    <w:p>
+      <w:pPr>
+        <w:rPr>
+          <w:lang w:val="en-US"/>
+        </w:rPr>
+      </w:pPr>
+      <w:r>
+        <w:rPr>
+          <w:lang w:val="en-US"/>
+        </w:rPr>
+        <w:t>DDD回答的是：</w:t>
+      </w:r>
+    </w:p>
+    <w:p>
+      <w:pPr>
+        <w:rPr>
+          <w:lang w:val="en-US"/>
+        </w:rPr>
+      </w:pPr>
+      <w:r>
+        <w:rPr>
+          <w:lang w:val="en-US"/>
+        </w:rPr>
+        <w:t>Paris 的变化</w:t>
+      </w:r>
+      <w:r>
+        <w:rPr>
+          <w:lang w:val="en-US"/>
+        </w:rPr>
+        <w:br/>
+        <w:t>是否比 London 更大（或更小）？</w:t>
+      </w:r>
+    </w:p>
+    <w:p>
+      <w:pPr>
+        <w:rPr>
+          <w:lang w:val="en-US"/>
+        </w:rPr>
+      </w:pPr>
+      <w:r>
+        <w:rPr>
+          <w:lang w:val="en-US"/>
+        </w:rPr>
+        <w:pict w14:anchorId="493BE6FE">
+          <v:rect id="_x0000_i1063" style="width:0;height:1.5pt" o:hralign="center" o:hrstd="t" o:hr="t" fillcolor="#a0a0a0" stroked="f"/>
+        </w:pict>
+      </w:r>
+    </w:p>
+    <w:p>
+      <w:pPr>
+        <w:rPr>
+          <w:b/>
+          <w:bCs/>
+          <w:lang w:val="en-US"/>
+        </w:rPr>
+      </w:pPr>
+      <w:r>
+        <w:rPr>
+          <w:rFonts w:ascii="Segoe UI Emoji" w:hAnsi="Segoe UI Emoji" w:cs="Segoe UI Emoji"/>
+          <w:b/>
+          <w:bCs/>
+          <w:lang w:val="en-US"/>
+        </w:rPr>
+        <w:t>🥇</w:t>
+      </w:r>
+      <w:r>
+        <w:rPr>
+          <w:b/>
+          <w:bCs/>
+          <w:lang w:val="en-US"/>
+        </w:rPr>
+        <w:t xml:space="preserve"> 换句话说：</w:t>
+      </w:r>
+    </w:p>
+    <w:p>
+      <w:pPr>
+        <w:rPr>
+          <w:lang w:val="en-US"/>
+        </w:rPr>
+      </w:pPr>
+      <w:r>
+        <w:rPr>
+          <w:lang w:val="en-US"/>
+        </w:rPr>
+        <w:t>DDD在问：</w:t>
+      </w:r>
+    </w:p>
+    <w:p>
+      <w:pPr>
+        <w:rPr>
+          <w:lang w:val="en-US"/>
+        </w:rPr>
+      </w:pPr>
+      <w:r>
+        <w:rPr>
+          <w:lang w:val="en-US"/>
+        </w:rPr>
+        <w:t>变化是否“异常”（beyond baseline trend）？</w:t>
+      </w:r>
+    </w:p>
+    <w:p>
+      <w:pPr>
+        <w:rPr>
+          <w:lang w:val="en-US"/>
+        </w:rPr>
+      </w:pPr>
+    </w:p>
+    <w:p>
+      <w:pPr>
+        <w:rPr>
+          <w:lang w:val="en-US"/>
+        </w:rPr>
+      </w:pPr>
+    </w:p>
+    <w:p>
+      <w:pPr>
+        <w:rPr>
+          <w:b/>
+          <w:bCs/>
+          <w:lang w:val="en-US"/>
+        </w:rPr>
+      </w:pPr>
+      <w:r>
+        <w:rPr>
+          <w:b/>
+          <w:bCs/>
+          <w:lang w:val="en-US"/>
+        </w:rPr>
+        <w:t>子集OLS图（你画的）</w:t>
+      </w:r>
+    </w:p>
+    <w:p>
+      <w:pPr>
+        <w:rPr>
+          <w:lang w:val="en-US"/>
+        </w:rPr>
+      </w:pPr>
+      <w:r>
+        <w:rPr>
+          <w:rFonts w:ascii="Segoe UI Emoji" w:hAnsi="Segoe UI Emoji" w:cs="Segoe UI Emoji"/>
+          <w:lang w:val="en-US"/>
+        </w:rPr>
+        <w:t>👉</w:t>
+      </w:r>
+      <w:r>
+        <w:rPr>
+          <w:lang w:val="en-US"/>
+        </w:rPr>
+        <w:t xml:space="preserve"> 告诉你：</w:t>
+      </w:r>
+    </w:p>
+    <w:p>
+      <w:pPr>
+        <w:rPr>
+          <w:lang w:val="en-US"/>
+        </w:rPr>
+      </w:pPr>
+      <w:r>
+        <w:rPr>
+          <w:lang w:val="en-US"/>
+        </w:rPr>
+        <w:t xml:space="preserve">看起来在变 </w:t>
+      </w:r>
+      <w:r>
+        <w:rPr>
+          <w:rFonts w:ascii="Segoe UI Symbol" w:hAnsi="Segoe UI Symbol" w:cs="Segoe UI Symbol"/>
+          <w:lang w:val="en-US"/>
+        </w:rPr>
+        <w:t>✔</w:t>
+      </w:r>
+    </w:p>
+    <w:p>
+      <w:pPr>
+        <w:rPr>
+          <w:lang w:val="en-US"/>
+        </w:rPr>
+      </w:pPr>
+      <w:r>
+        <w:rPr>
+          <w:lang w:val="en-US"/>
+        </w:rPr>
+        <w:pict w14:anchorId="3CFDFFCD">
+          <v:rect id="_x0000_i1071" style="width:0;height:1.5pt" o:hralign="center" o:hrstd="t" o:hr="t" fillcolor="#a0a0a0" stroked="f"/>
+        </w:pict>
+      </w:r>
+    </w:p>
+    <w:p>
+      <w:pPr>
+        <w:rPr>
+          <w:b/>
+          <w:bCs/>
+          <w:lang w:val="en-US"/>
+        </w:rPr>
+      </w:pPr>
+      <w:r>
+        <w:rPr>
+          <w:rFonts w:ascii="Segoe UI Emoji" w:hAnsi="Segoe UI Emoji" w:cs="Segoe UI Emoji"/>
+          <w:b/>
+          <w:bCs/>
+          <w:lang w:val="en-US"/>
+        </w:rPr>
+        <w:t>🔵</w:t>
+      </w:r>
+      <w:r>
+        <w:rPr>
+          <w:b/>
+          <w:bCs/>
+          <w:lang w:val="en-US"/>
+        </w:rPr>
+        <w:t xml:space="preserve"> DDD结果</w:t>
+      </w:r>
+    </w:p>
+    <w:p>
+      <w:pPr>
+        <w:rPr>
+          <w:lang w:val="en-US"/>
+        </w:rPr>
+      </w:pPr>
+      <w:r>
+        <w:rPr>
+          <w:rFonts w:ascii="Segoe UI Emoji" w:hAnsi="Segoe UI Emoji" w:cs="Segoe UI Emoji"/>
+          <w:lang w:val="en-US"/>
+        </w:rPr>
+        <w:t>👉</w:t>
+      </w:r>
+      <w:r>
+        <w:rPr>
+          <w:lang w:val="en-US"/>
+        </w:rPr>
+        <w:t xml:space="preserve"> 告诉你：</w:t>
+      </w:r>
+    </w:p>
+    <w:p>
+      <w:pPr>
+        <w:rPr>
+          <w:lang w:val="en-US"/>
+        </w:rPr>
+      </w:pPr>
+      <w:r>
+        <w:rPr>
+          <w:lang w:val="en-US"/>
+        </w:rPr>
+        <w:t xml:space="preserve">这个变化是不是“超出正常变化” </w:t>
+      </w:r>
+      <w:r>
+        <w:rPr>
+          <w:rFonts w:ascii="Segoe UI Symbol" w:hAnsi="Segoe UI Symbol" w:cs="Segoe UI Symbol"/>
+          <w:lang w:val="en-US"/>
+        </w:rPr>
+        <w:t>✔</w:t>
+      </w:r>
+    </w:p>
+    <w:p>
+      <w:pPr>
+        <w:rPr>
+          <w:rFonts w:hint="eastAsia"/>
+          <w:lang w:val="en-US"/>
         </w:rPr>
       </w:pPr>
     </w:p>
@@ -6142,6 +8665,155 @@
 <file path=word/numbering.xml><?xml version="1.0" encoding="utf-8"?>
 <w:numbering xmlns:wpc="http://schemas.microsoft.com/office/word/2010/wordprocessingCanvas" xmlns:cx="http://schemas.microsoft.com/office/drawing/2014/chartex" xmlns:cx1="http://schemas.microsoft.com/office/drawing/2015/9/8/chartex" xmlns:cx2="http://schemas.microsoft.com/office/drawing/2015/10/21/chartex" xmlns:cx3="http://schemas.microsoft.com/office/drawing/2016/5/9/chartex" xmlns:cx4="http://schemas.microsoft.com/office/drawing/2016/5/10/chartex" xmlns:cx5="http://schemas.microsoft.com/office/drawing/2016/5/11/chartex" xmlns:cx6="http://schemas.microsoft.com/office/drawing/2016/5/12/chartex" xmlns:cx7="http://schemas.microsoft.com/office/drawing/2016/5/13/chartex" xmlns:cx8="http://schemas.microsoft.com/office/drawing/2016/5/14/chartex" xmlns:mc="http://schemas.openxmlformats.org/markup-compatibility/2006" xmlns:aink="http://schemas.microsoft.com/office/drawing/2016/ink" xmlns:am3d="http://schemas.microsoft.com/office/drawing/2017/model3d" xmlns:o="urn:schemas-microsoft-com:office:office" xmlns:oel="http://schemas.microsoft.com/office/2019/extlst" xmlns:r="http://schemas.openxmlformats.org/officeDocument/2006/relationships" xmlns:m="http://schemas.openxmlformats.org/officeDocument/2006/math" xmlns:v="urn:schemas-microsoft-com:vml" xmlns:wp14="http://schemas.microsoft.com/office/word/2010/wordprocessingDrawing" xmlns:wp="http://schemas.openxmlformats.org/drawingml/2006/wordprocessingDrawing" xmlns:w10="urn:schemas-microsoft-com:office:word" xmlns:w="http://schemas.openxmlformats.org/wordprocessingml/2006/main" xmlns:w14="http://schemas.microsoft.com/office/word/2010/wordml" xmlns:w15="http://schemas.microsoft.com/office/word/2012/wordml" xmlns:w16cex="http://schemas.microsoft.com/office/word/2018/wordml/cex" xmlns:w16cid="http://schemas.microsoft.com/office/word/2016/wordml/cid" xmlns:w16="http://schemas.microsoft.com/office/word/2018/wordml" xmlns:w16du="http://schemas.microsoft.com/office/word/2023/wordml/word16du" xmlns:w16sdtdh="http://schemas.microsoft.com/office/word/2020/wordml/sdtdatahash" xmlns:w16sdtfl="http://schemas.microsoft.com/office/word/2024/wordml/sdtformatlock" xmlns:w16se="http://schemas.microsoft.com/office/word/2015/wordml/symex" xmlns:wpg="http://schemas.microsoft.com/office/word/2010/wordprocessingGroup" xmlns:wpi="http://schemas.microsoft.com/office/word/2010/wordprocessingInk" xmlns:wne="http://schemas.microsoft.com/office/word/2006/wordml" xmlns:wps="http://schemas.microsoft.com/office/word/2010/wordprocessingShape" mc:Ignorable="w14 w15 w16se w16cid w16 w16cex w16sdtdh w16sdtfl w16du wp14">
   <w:abstractNum w:abstractNumId="0" w15:restartNumberingAfterBreak="0">
+    <w:nsid w:val="20312D0F"/>
+    <w:multiLevelType w:val="multilevel"/>
+    <w:tmpl w:val="A464F89C"/>
+    <w:lvl w:ilvl="0">
+      <w:start w:val="1"/>
+      <w:numFmt w:val="bullet"/>
+      <w:lvlText w:val=""/>
+      <w:lvlJc w:val="left"/>
+      <w:pPr>
+        <w:tabs>
+          <w:tab w:val="num" w:pos="720"/>
+        </w:tabs>
+        <w:ind w:left="720" w:hanging="360"/>
+      </w:pPr>
+      <w:rPr>
+        <w:rFonts w:ascii="Symbol" w:hAnsi="Symbol" w:hint="default"/>
+        <w:sz w:val="20"/>
+      </w:rPr>
+    </w:lvl>
+    <w:lvl w:ilvl="1" w:tentative="1">
+      <w:start w:val="1"/>
+      <w:numFmt w:val="bullet"/>
+      <w:lvlText w:val="o"/>
+      <w:lvlJc w:val="left"/>
+      <w:pPr>
+        <w:tabs>
+          <w:tab w:val="num" w:pos="1440"/>
+        </w:tabs>
+        <w:ind w:left="1440" w:hanging="360"/>
+      </w:pPr>
+      <w:rPr>
+        <w:rFonts w:ascii="Courier New" w:hAnsi="Courier New" w:hint="default"/>
+        <w:sz w:val="20"/>
+      </w:rPr>
+    </w:lvl>
+    <w:lvl w:ilvl="2" w:tentative="1">
+      <w:start w:val="1"/>
+      <w:numFmt w:val="bullet"/>
+      <w:lvlText w:val=""/>
+      <w:lvlJc w:val="left"/>
+      <w:pPr>
+        <w:tabs>
+          <w:tab w:val="num" w:pos="2160"/>
+        </w:tabs>
+        <w:ind w:left="2160" w:hanging="360"/>
+      </w:pPr>
+      <w:rPr>
+        <w:rFonts w:ascii="Wingdings" w:hAnsi="Wingdings" w:hint="default"/>
+        <w:sz w:val="20"/>
+      </w:rPr>
+    </w:lvl>
+    <w:lvl w:ilvl="3" w:tentative="1">
+      <w:start w:val="1"/>
+      <w:numFmt w:val="bullet"/>
+      <w:lvlText w:val=""/>
+      <w:lvlJc w:val="left"/>
+      <w:pPr>
+        <w:tabs>
+          <w:tab w:val="num" w:pos="2880"/>
+        </w:tabs>
+        <w:ind w:left="2880" w:hanging="360"/>
+      </w:pPr>
+      <w:rPr>
+        <w:rFonts w:ascii="Wingdings" w:hAnsi="Wingdings" w:hint="default"/>
+        <w:sz w:val="20"/>
+      </w:rPr>
+    </w:lvl>
+    <w:lvl w:ilvl="4" w:tentative="1">
+      <w:start w:val="1"/>
+      <w:numFmt w:val="bullet"/>
+      <w:lvlText w:val=""/>
+      <w:lvlJc w:val="left"/>
+      <w:pPr>
+        <w:tabs>
+          <w:tab w:val="num" w:pos="3600"/>
+        </w:tabs>
+        <w:ind w:left="3600" w:hanging="360"/>
+      </w:pPr>
+      <w:rPr>
+        <w:rFonts w:ascii="Wingdings" w:hAnsi="Wingdings" w:hint="default"/>
+        <w:sz w:val="20"/>
+      </w:rPr>
+    </w:lvl>
+    <w:lvl w:ilvl="5" w:tentative="1">
+      <w:start w:val="1"/>
+      <w:numFmt w:val="bullet"/>
+      <w:lvlText w:val=""/>
+      <w:lvlJc w:val="left"/>
+      <w:pPr>
+        <w:tabs>
+          <w:tab w:val="num" w:pos="4320"/>
+        </w:tabs>
+        <w:ind w:left="4320" w:hanging="360"/>
+      </w:pPr>
+      <w:rPr>
+        <w:rFonts w:ascii="Wingdings" w:hAnsi="Wingdings" w:hint="default"/>
+        <w:sz w:val="20"/>
+      </w:rPr>
+    </w:lvl>
+    <w:lvl w:ilvl="6" w:tentative="1">
+      <w:start w:val="1"/>
+      <w:numFmt w:val="bullet"/>
+      <w:lvlText w:val=""/>
+      <w:lvlJc w:val="left"/>
+      <w:pPr>
+        <w:tabs>
+          <w:tab w:val="num" w:pos="5040"/>
+        </w:tabs>
+        <w:ind w:left="5040" w:hanging="360"/>
+      </w:pPr>
+      <w:rPr>
+        <w:rFonts w:ascii="Wingdings" w:hAnsi="Wingdings" w:hint="default"/>
+        <w:sz w:val="20"/>
+      </w:rPr>
+    </w:lvl>
+    <w:lvl w:ilvl="7" w:tentative="1">
+      <w:start w:val="1"/>
+      <w:numFmt w:val="bullet"/>
+      <w:lvlText w:val=""/>
+      <w:lvlJc w:val="left"/>
+      <w:pPr>
+        <w:tabs>
+          <w:tab w:val="num" w:pos="5760"/>
+        </w:tabs>
+        <w:ind w:left="5760" w:hanging="360"/>
+      </w:pPr>
+      <w:rPr>
+        <w:rFonts w:ascii="Wingdings" w:hAnsi="Wingdings" w:hint="default"/>
+        <w:sz w:val="20"/>
+      </w:rPr>
+    </w:lvl>
+    <w:lvl w:ilvl="8" w:tentative="1">
+      <w:start w:val="1"/>
+      <w:numFmt w:val="bullet"/>
+      <w:lvlText w:val=""/>
+      <w:lvlJc w:val="left"/>
+      <w:pPr>
+        <w:tabs>
+          <w:tab w:val="num" w:pos="6480"/>
+        </w:tabs>
+        <w:ind w:left="6480" w:hanging="360"/>
+      </w:pPr>
+      <w:rPr>
+        <w:rFonts w:ascii="Wingdings" w:hAnsi="Wingdings" w:hint="default"/>
+        <w:sz w:val="20"/>
+      </w:rPr>
+    </w:lvl>
+  </w:abstractNum>
+  <w:abstractNum w:abstractNumId="1" w15:restartNumberingAfterBreak="0">
     <w:nsid w:val="20342FDC"/>
     <w:multiLevelType w:val="hybridMultilevel"/>
     <w:tmpl w:val="0FAEEE32"/>
@@ -6281,7 +8953,305 @@
       </w:rPr>
     </w:lvl>
   </w:abstractNum>
-  <w:abstractNum w:abstractNumId="1" w15:restartNumberingAfterBreak="0">
+  <w:abstractNum w:abstractNumId="2" w15:restartNumberingAfterBreak="0">
+    <w:nsid w:val="2D357E15"/>
+    <w:multiLevelType w:val="multilevel"/>
+    <w:tmpl w:val="5FC436AA"/>
+    <w:lvl w:ilvl="0">
+      <w:start w:val="1"/>
+      <w:numFmt w:val="bullet"/>
+      <w:lvlText w:val=""/>
+      <w:lvlJc w:val="left"/>
+      <w:pPr>
+        <w:tabs>
+          <w:tab w:val="num" w:pos="720"/>
+        </w:tabs>
+        <w:ind w:left="720" w:hanging="360"/>
+      </w:pPr>
+      <w:rPr>
+        <w:rFonts w:ascii="Symbol" w:hAnsi="Symbol" w:hint="default"/>
+        <w:sz w:val="20"/>
+      </w:rPr>
+    </w:lvl>
+    <w:lvl w:ilvl="1" w:tentative="1">
+      <w:start w:val="1"/>
+      <w:numFmt w:val="bullet"/>
+      <w:lvlText w:val="o"/>
+      <w:lvlJc w:val="left"/>
+      <w:pPr>
+        <w:tabs>
+          <w:tab w:val="num" w:pos="1440"/>
+        </w:tabs>
+        <w:ind w:left="1440" w:hanging="360"/>
+      </w:pPr>
+      <w:rPr>
+        <w:rFonts w:ascii="Courier New" w:hAnsi="Courier New" w:hint="default"/>
+        <w:sz w:val="20"/>
+      </w:rPr>
+    </w:lvl>
+    <w:lvl w:ilvl="2" w:tentative="1">
+      <w:start w:val="1"/>
+      <w:numFmt w:val="bullet"/>
+      <w:lvlText w:val=""/>
+      <w:lvlJc w:val="left"/>
+      <w:pPr>
+        <w:tabs>
+          <w:tab w:val="num" w:pos="2160"/>
+        </w:tabs>
+        <w:ind w:left="2160" w:hanging="360"/>
+      </w:pPr>
+      <w:rPr>
+        <w:rFonts w:ascii="Wingdings" w:hAnsi="Wingdings" w:hint="default"/>
+        <w:sz w:val="20"/>
+      </w:rPr>
+    </w:lvl>
+    <w:lvl w:ilvl="3" w:tentative="1">
+      <w:start w:val="1"/>
+      <w:numFmt w:val="bullet"/>
+      <w:lvlText w:val=""/>
+      <w:lvlJc w:val="left"/>
+      <w:pPr>
+        <w:tabs>
+          <w:tab w:val="num" w:pos="2880"/>
+        </w:tabs>
+        <w:ind w:left="2880" w:hanging="360"/>
+      </w:pPr>
+      <w:rPr>
+        <w:rFonts w:ascii="Wingdings" w:hAnsi="Wingdings" w:hint="default"/>
+        <w:sz w:val="20"/>
+      </w:rPr>
+    </w:lvl>
+    <w:lvl w:ilvl="4" w:tentative="1">
+      <w:start w:val="1"/>
+      <w:numFmt w:val="bullet"/>
+      <w:lvlText w:val=""/>
+      <w:lvlJc w:val="left"/>
+      <w:pPr>
+        <w:tabs>
+          <w:tab w:val="num" w:pos="3600"/>
+        </w:tabs>
+        <w:ind w:left="3600" w:hanging="360"/>
+      </w:pPr>
+      <w:rPr>
+        <w:rFonts w:ascii="Wingdings" w:hAnsi="Wingdings" w:hint="default"/>
+        <w:sz w:val="20"/>
+      </w:rPr>
+    </w:lvl>
+    <w:lvl w:ilvl="5" w:tentative="1">
+      <w:start w:val="1"/>
+      <w:numFmt w:val="bullet"/>
+      <w:lvlText w:val=""/>
+      <w:lvlJc w:val="left"/>
+      <w:pPr>
+        <w:tabs>
+          <w:tab w:val="num" w:pos="4320"/>
+        </w:tabs>
+        <w:ind w:left="4320" w:hanging="360"/>
+      </w:pPr>
+      <w:rPr>
+        <w:rFonts w:ascii="Wingdings" w:hAnsi="Wingdings" w:hint="default"/>
+        <w:sz w:val="20"/>
+      </w:rPr>
+    </w:lvl>
+    <w:lvl w:ilvl="6" w:tentative="1">
+      <w:start w:val="1"/>
+      <w:numFmt w:val="bullet"/>
+      <w:lvlText w:val=""/>
+      <w:lvlJc w:val="left"/>
+      <w:pPr>
+        <w:tabs>
+          <w:tab w:val="num" w:pos="5040"/>
+        </w:tabs>
+        <w:ind w:left="5040" w:hanging="360"/>
+      </w:pPr>
+      <w:rPr>
+        <w:rFonts w:ascii="Wingdings" w:hAnsi="Wingdings" w:hint="default"/>
+        <w:sz w:val="20"/>
+      </w:rPr>
+    </w:lvl>
+    <w:lvl w:ilvl="7" w:tentative="1">
+      <w:start w:val="1"/>
+      <w:numFmt w:val="bullet"/>
+      <w:lvlText w:val=""/>
+      <w:lvlJc w:val="left"/>
+      <w:pPr>
+        <w:tabs>
+          <w:tab w:val="num" w:pos="5760"/>
+        </w:tabs>
+        <w:ind w:left="5760" w:hanging="360"/>
+      </w:pPr>
+      <w:rPr>
+        <w:rFonts w:ascii="Wingdings" w:hAnsi="Wingdings" w:hint="default"/>
+        <w:sz w:val="20"/>
+      </w:rPr>
+    </w:lvl>
+    <w:lvl w:ilvl="8" w:tentative="1">
+      <w:start w:val="1"/>
+      <w:numFmt w:val="bullet"/>
+      <w:lvlText w:val=""/>
+      <w:lvlJc w:val="left"/>
+      <w:pPr>
+        <w:tabs>
+          <w:tab w:val="num" w:pos="6480"/>
+        </w:tabs>
+        <w:ind w:left="6480" w:hanging="360"/>
+      </w:pPr>
+      <w:rPr>
+        <w:rFonts w:ascii="Wingdings" w:hAnsi="Wingdings" w:hint="default"/>
+        <w:sz w:val="20"/>
+      </w:rPr>
+    </w:lvl>
+  </w:abstractNum>
+  <w:abstractNum w:abstractNumId="3" w15:restartNumberingAfterBreak="0">
+    <w:nsid w:val="33E466CA"/>
+    <w:multiLevelType w:val="multilevel"/>
+    <w:tmpl w:val="557E1F08"/>
+    <w:lvl w:ilvl="0">
+      <w:start w:val="1"/>
+      <w:numFmt w:val="bullet"/>
+      <w:lvlText w:val=""/>
+      <w:lvlJc w:val="left"/>
+      <w:pPr>
+        <w:tabs>
+          <w:tab w:val="num" w:pos="720"/>
+        </w:tabs>
+        <w:ind w:left="720" w:hanging="360"/>
+      </w:pPr>
+      <w:rPr>
+        <w:rFonts w:ascii="Symbol" w:hAnsi="Symbol" w:hint="default"/>
+        <w:sz w:val="20"/>
+      </w:rPr>
+    </w:lvl>
+    <w:lvl w:ilvl="1" w:tentative="1">
+      <w:start w:val="1"/>
+      <w:numFmt w:val="bullet"/>
+      <w:lvlText w:val="o"/>
+      <w:lvlJc w:val="left"/>
+      <w:pPr>
+        <w:tabs>
+          <w:tab w:val="num" w:pos="1440"/>
+        </w:tabs>
+        <w:ind w:left="1440" w:hanging="360"/>
+      </w:pPr>
+      <w:rPr>
+        <w:rFonts w:ascii="Courier New" w:hAnsi="Courier New" w:hint="default"/>
+        <w:sz w:val="20"/>
+      </w:rPr>
+    </w:lvl>
+    <w:lvl w:ilvl="2" w:tentative="1">
+      <w:start w:val="1"/>
+      <w:numFmt w:val="bullet"/>
+      <w:lvlText w:val=""/>
+      <w:lvlJc w:val="left"/>
+      <w:pPr>
+        <w:tabs>
+          <w:tab w:val="num" w:pos="2160"/>
+        </w:tabs>
+        <w:ind w:left="2160" w:hanging="360"/>
+      </w:pPr>
+      <w:rPr>
+        <w:rFonts w:ascii="Wingdings" w:hAnsi="Wingdings" w:hint="default"/>
+        <w:sz w:val="20"/>
+      </w:rPr>
+    </w:lvl>
+    <w:lvl w:ilvl="3" w:tentative="1">
+      <w:start w:val="1"/>
+      <w:numFmt w:val="bullet"/>
+      <w:lvlText w:val=""/>
+      <w:lvlJc w:val="left"/>
+      <w:pPr>
+        <w:tabs>
+          <w:tab w:val="num" w:pos="2880"/>
+        </w:tabs>
+        <w:ind w:left="2880" w:hanging="360"/>
+      </w:pPr>
+      <w:rPr>
+        <w:rFonts w:ascii="Wingdings" w:hAnsi="Wingdings" w:hint="default"/>
+        <w:sz w:val="20"/>
+      </w:rPr>
+    </w:lvl>
+    <w:lvl w:ilvl="4" w:tentative="1">
+      <w:start w:val="1"/>
+      <w:numFmt w:val="bullet"/>
+      <w:lvlText w:val=""/>
+      <w:lvlJc w:val="left"/>
+      <w:pPr>
+        <w:tabs>
+          <w:tab w:val="num" w:pos="3600"/>
+        </w:tabs>
+        <w:ind w:left="3600" w:hanging="360"/>
+      </w:pPr>
+      <w:rPr>
+        <w:rFonts w:ascii="Wingdings" w:hAnsi="Wingdings" w:hint="default"/>
+        <w:sz w:val="20"/>
+      </w:rPr>
+    </w:lvl>
+    <w:lvl w:ilvl="5" w:tentative="1">
+      <w:start w:val="1"/>
+      <w:numFmt w:val="bullet"/>
+      <w:lvlText w:val=""/>
+      <w:lvlJc w:val="left"/>
+      <w:pPr>
+        <w:tabs>
+          <w:tab w:val="num" w:pos="4320"/>
+        </w:tabs>
+        <w:ind w:left="4320" w:hanging="360"/>
+      </w:pPr>
+      <w:rPr>
+        <w:rFonts w:ascii="Wingdings" w:hAnsi="Wingdings" w:hint="default"/>
+        <w:sz w:val="20"/>
+      </w:rPr>
+    </w:lvl>
+    <w:lvl w:ilvl="6" w:tentative="1">
+      <w:start w:val="1"/>
+      <w:numFmt w:val="bullet"/>
+      <w:lvlText w:val=""/>
+      <w:lvlJc w:val="left"/>
+      <w:pPr>
+        <w:tabs>
+          <w:tab w:val="num" w:pos="5040"/>
+        </w:tabs>
+        <w:ind w:left="5040" w:hanging="360"/>
+      </w:pPr>
+      <w:rPr>
+        <w:rFonts w:ascii="Wingdings" w:hAnsi="Wingdings" w:hint="default"/>
+        <w:sz w:val="20"/>
+      </w:rPr>
+    </w:lvl>
+    <w:lvl w:ilvl="7" w:tentative="1">
+      <w:start w:val="1"/>
+      <w:numFmt w:val="bullet"/>
+      <w:lvlText w:val=""/>
+      <w:lvlJc w:val="left"/>
+      <w:pPr>
+        <w:tabs>
+          <w:tab w:val="num" w:pos="5760"/>
+        </w:tabs>
+        <w:ind w:left="5760" w:hanging="360"/>
+      </w:pPr>
+      <w:rPr>
+        <w:rFonts w:ascii="Wingdings" w:hAnsi="Wingdings" w:hint="default"/>
+        <w:sz w:val="20"/>
+      </w:rPr>
+    </w:lvl>
+    <w:lvl w:ilvl="8" w:tentative="1">
+      <w:start w:val="1"/>
+      <w:numFmt w:val="bullet"/>
+      <w:lvlText w:val=""/>
+      <w:lvlJc w:val="left"/>
+      <w:pPr>
+        <w:tabs>
+          <w:tab w:val="num" w:pos="6480"/>
+        </w:tabs>
+        <w:ind w:left="6480" w:hanging="360"/>
+      </w:pPr>
+      <w:rPr>
+        <w:rFonts w:ascii="Wingdings" w:hAnsi="Wingdings" w:hint="default"/>
+        <w:sz w:val="20"/>
+      </w:rPr>
+    </w:lvl>
+  </w:abstractNum>
+  <w:abstractNum w:abstractNumId="4" w15:restartNumberingAfterBreak="0">
     <w:nsid w:val="38AE1B3C"/>
     <w:multiLevelType w:val="multilevel"/>
     <w:tmpl w:val="E1088448"/>
@@ -6430,10 +9400,10 @@
       </w:rPr>
     </w:lvl>
   </w:abstractNum>
-  <w:abstractNum w:abstractNumId="2" w15:restartNumberingAfterBreak="0">
-    <w:nsid w:val="510E3BD9"/>
+  <w:abstractNum w:abstractNumId="5" w15:restartNumberingAfterBreak="0">
+    <w:nsid w:val="40C57ADB"/>
     <w:multiLevelType w:val="multilevel"/>
-    <w:tmpl w:val="1D9C40AC"/>
+    <w:tmpl w:val="0C162240"/>
     <w:lvl w:ilvl="0">
       <w:start w:val="1"/>
       <w:numFmt w:val="bullet"/>
@@ -6450,18 +9420,23 @@
         <w:sz w:val="20"/>
       </w:rPr>
     </w:lvl>
-    <w:lvl w:ilvl="1">
+    <w:lvl w:ilvl="1" w:tentative="1">
+      <w:start w:val="1"/>
       <w:numFmt w:val="bullet"/>
-      <w:lvlText w:val="-"/>
+      <w:lvlText w:val="o"/>
       <w:lvlJc w:val="left"/>
       <w:pPr>
+        <w:tabs>
+          <w:tab w:val="num" w:pos="1440"/>
+        </w:tabs>
         <w:ind w:left="1440" w:hanging="360"/>
       </w:pPr>
       <w:rPr>
-        <w:rFonts w:ascii="等线" w:eastAsia="等线" w:hAnsi="等线" w:cstheme="minorBidi" w:hint="eastAsia"/>
+        <w:rFonts w:ascii="Courier New" w:hAnsi="Courier New" w:hint="default"/>
+        <w:sz w:val="20"/>
       </w:rPr>
     </w:lvl>
-    <w:lvl w:ilvl="2">
+    <w:lvl w:ilvl="2" w:tentative="1">
       <w:start w:val="1"/>
       <w:numFmt w:val="bullet"/>
       <w:lvlText w:val=""/>
@@ -6574,14 +9549,626 @@
       </w:rPr>
     </w:lvl>
   </w:abstractNum>
+  <w:abstractNum w:abstractNumId="6" w15:restartNumberingAfterBreak="0">
+    <w:nsid w:val="510E3BD9"/>
+    <w:multiLevelType w:val="multilevel"/>
+    <w:tmpl w:val="1D9C40AC"/>
+    <w:lvl w:ilvl="0">
+      <w:start w:val="1"/>
+      <w:numFmt w:val="bullet"/>
+      <w:lvlText w:val=""/>
+      <w:lvlJc w:val="left"/>
+      <w:pPr>
+        <w:tabs>
+          <w:tab w:val="num" w:pos="720"/>
+        </w:tabs>
+        <w:ind w:left="720" w:hanging="360"/>
+      </w:pPr>
+      <w:rPr>
+        <w:rFonts w:ascii="Symbol" w:hAnsi="Symbol" w:hint="default"/>
+        <w:sz w:val="20"/>
+      </w:rPr>
+    </w:lvl>
+    <w:lvl w:ilvl="1">
+      <w:numFmt w:val="bullet"/>
+      <w:lvlText w:val="-"/>
+      <w:lvlJc w:val="left"/>
+      <w:pPr>
+        <w:ind w:left="1440" w:hanging="360"/>
+      </w:pPr>
+      <w:rPr>
+        <w:rFonts w:ascii="等线" w:eastAsia="等线" w:hAnsi="等线" w:cstheme="minorBidi" w:hint="eastAsia"/>
+      </w:rPr>
+    </w:lvl>
+    <w:lvl w:ilvl="2">
+      <w:start w:val="1"/>
+      <w:numFmt w:val="bullet"/>
+      <w:lvlText w:val=""/>
+      <w:lvlJc w:val="left"/>
+      <w:pPr>
+        <w:tabs>
+          <w:tab w:val="num" w:pos="2160"/>
+        </w:tabs>
+        <w:ind w:left="2160" w:hanging="360"/>
+      </w:pPr>
+      <w:rPr>
+        <w:rFonts w:ascii="Wingdings" w:hAnsi="Wingdings" w:hint="default"/>
+        <w:sz w:val="20"/>
+      </w:rPr>
+    </w:lvl>
+    <w:lvl w:ilvl="3" w:tentative="1">
+      <w:start w:val="1"/>
+      <w:numFmt w:val="bullet"/>
+      <w:lvlText w:val=""/>
+      <w:lvlJc w:val="left"/>
+      <w:pPr>
+        <w:tabs>
+          <w:tab w:val="num" w:pos="2880"/>
+        </w:tabs>
+        <w:ind w:left="2880" w:hanging="360"/>
+      </w:pPr>
+      <w:rPr>
+        <w:rFonts w:ascii="Wingdings" w:hAnsi="Wingdings" w:hint="default"/>
+        <w:sz w:val="20"/>
+      </w:rPr>
+    </w:lvl>
+    <w:lvl w:ilvl="4" w:tentative="1">
+      <w:start w:val="1"/>
+      <w:numFmt w:val="bullet"/>
+      <w:lvlText w:val=""/>
+      <w:lvlJc w:val="left"/>
+      <w:pPr>
+        <w:tabs>
+          <w:tab w:val="num" w:pos="3600"/>
+        </w:tabs>
+        <w:ind w:left="3600" w:hanging="360"/>
+      </w:pPr>
+      <w:rPr>
+        <w:rFonts w:ascii="Wingdings" w:hAnsi="Wingdings" w:hint="default"/>
+        <w:sz w:val="20"/>
+      </w:rPr>
+    </w:lvl>
+    <w:lvl w:ilvl="5" w:tentative="1">
+      <w:start w:val="1"/>
+      <w:numFmt w:val="bullet"/>
+      <w:lvlText w:val=""/>
+      <w:lvlJc w:val="left"/>
+      <w:pPr>
+        <w:tabs>
+          <w:tab w:val="num" w:pos="4320"/>
+        </w:tabs>
+        <w:ind w:left="4320" w:hanging="360"/>
+      </w:pPr>
+      <w:rPr>
+        <w:rFonts w:ascii="Wingdings" w:hAnsi="Wingdings" w:hint="default"/>
+        <w:sz w:val="20"/>
+      </w:rPr>
+    </w:lvl>
+    <w:lvl w:ilvl="6" w:tentative="1">
+      <w:start w:val="1"/>
+      <w:numFmt w:val="bullet"/>
+      <w:lvlText w:val=""/>
+      <w:lvlJc w:val="left"/>
+      <w:pPr>
+        <w:tabs>
+          <w:tab w:val="num" w:pos="5040"/>
+        </w:tabs>
+        <w:ind w:left="5040" w:hanging="360"/>
+      </w:pPr>
+      <w:rPr>
+        <w:rFonts w:ascii="Wingdings" w:hAnsi="Wingdings" w:hint="default"/>
+        <w:sz w:val="20"/>
+      </w:rPr>
+    </w:lvl>
+    <w:lvl w:ilvl="7" w:tentative="1">
+      <w:start w:val="1"/>
+      <w:numFmt w:val="bullet"/>
+      <w:lvlText w:val=""/>
+      <w:lvlJc w:val="left"/>
+      <w:pPr>
+        <w:tabs>
+          <w:tab w:val="num" w:pos="5760"/>
+        </w:tabs>
+        <w:ind w:left="5760" w:hanging="360"/>
+      </w:pPr>
+      <w:rPr>
+        <w:rFonts w:ascii="Wingdings" w:hAnsi="Wingdings" w:hint="default"/>
+        <w:sz w:val="20"/>
+      </w:rPr>
+    </w:lvl>
+    <w:lvl w:ilvl="8" w:tentative="1">
+      <w:start w:val="1"/>
+      <w:numFmt w:val="bullet"/>
+      <w:lvlText w:val=""/>
+      <w:lvlJc w:val="left"/>
+      <w:pPr>
+        <w:tabs>
+          <w:tab w:val="num" w:pos="6480"/>
+        </w:tabs>
+        <w:ind w:left="6480" w:hanging="360"/>
+      </w:pPr>
+      <w:rPr>
+        <w:rFonts w:ascii="Wingdings" w:hAnsi="Wingdings" w:hint="default"/>
+        <w:sz w:val="20"/>
+      </w:rPr>
+    </w:lvl>
+  </w:abstractNum>
+  <w:abstractNum w:abstractNumId="7" w15:restartNumberingAfterBreak="0">
+    <w:nsid w:val="55141A70"/>
+    <w:multiLevelType w:val="multilevel"/>
+    <w:tmpl w:val="DD127430"/>
+    <w:lvl w:ilvl="0">
+      <w:start w:val="1"/>
+      <w:numFmt w:val="bullet"/>
+      <w:lvlText w:val=""/>
+      <w:lvlJc w:val="left"/>
+      <w:pPr>
+        <w:tabs>
+          <w:tab w:val="num" w:pos="720"/>
+        </w:tabs>
+        <w:ind w:left="720" w:hanging="360"/>
+      </w:pPr>
+      <w:rPr>
+        <w:rFonts w:ascii="Symbol" w:hAnsi="Symbol" w:hint="default"/>
+        <w:sz w:val="20"/>
+      </w:rPr>
+    </w:lvl>
+    <w:lvl w:ilvl="1" w:tentative="1">
+      <w:start w:val="1"/>
+      <w:numFmt w:val="bullet"/>
+      <w:lvlText w:val="o"/>
+      <w:lvlJc w:val="left"/>
+      <w:pPr>
+        <w:tabs>
+          <w:tab w:val="num" w:pos="1440"/>
+        </w:tabs>
+        <w:ind w:left="1440" w:hanging="360"/>
+      </w:pPr>
+      <w:rPr>
+        <w:rFonts w:ascii="Courier New" w:hAnsi="Courier New" w:hint="default"/>
+        <w:sz w:val="20"/>
+      </w:rPr>
+    </w:lvl>
+    <w:lvl w:ilvl="2" w:tentative="1">
+      <w:start w:val="1"/>
+      <w:numFmt w:val="bullet"/>
+      <w:lvlText w:val=""/>
+      <w:lvlJc w:val="left"/>
+      <w:pPr>
+        <w:tabs>
+          <w:tab w:val="num" w:pos="2160"/>
+        </w:tabs>
+        <w:ind w:left="2160" w:hanging="360"/>
+      </w:pPr>
+      <w:rPr>
+        <w:rFonts w:ascii="Wingdings" w:hAnsi="Wingdings" w:hint="default"/>
+        <w:sz w:val="20"/>
+      </w:rPr>
+    </w:lvl>
+    <w:lvl w:ilvl="3" w:tentative="1">
+      <w:start w:val="1"/>
+      <w:numFmt w:val="bullet"/>
+      <w:lvlText w:val=""/>
+      <w:lvlJc w:val="left"/>
+      <w:pPr>
+        <w:tabs>
+          <w:tab w:val="num" w:pos="2880"/>
+        </w:tabs>
+        <w:ind w:left="2880" w:hanging="360"/>
+      </w:pPr>
+      <w:rPr>
+        <w:rFonts w:ascii="Wingdings" w:hAnsi="Wingdings" w:hint="default"/>
+        <w:sz w:val="20"/>
+      </w:rPr>
+    </w:lvl>
+    <w:lvl w:ilvl="4" w:tentative="1">
+      <w:start w:val="1"/>
+      <w:numFmt w:val="bullet"/>
+      <w:lvlText w:val=""/>
+      <w:lvlJc w:val="left"/>
+      <w:pPr>
+        <w:tabs>
+          <w:tab w:val="num" w:pos="3600"/>
+        </w:tabs>
+        <w:ind w:left="3600" w:hanging="360"/>
+      </w:pPr>
+      <w:rPr>
+        <w:rFonts w:ascii="Wingdings" w:hAnsi="Wingdings" w:hint="default"/>
+        <w:sz w:val="20"/>
+      </w:rPr>
+    </w:lvl>
+    <w:lvl w:ilvl="5" w:tentative="1">
+      <w:start w:val="1"/>
+      <w:numFmt w:val="bullet"/>
+      <w:lvlText w:val=""/>
+      <w:lvlJc w:val="left"/>
+      <w:pPr>
+        <w:tabs>
+          <w:tab w:val="num" w:pos="4320"/>
+        </w:tabs>
+        <w:ind w:left="4320" w:hanging="360"/>
+      </w:pPr>
+      <w:rPr>
+        <w:rFonts w:ascii="Wingdings" w:hAnsi="Wingdings" w:hint="default"/>
+        <w:sz w:val="20"/>
+      </w:rPr>
+    </w:lvl>
+    <w:lvl w:ilvl="6" w:tentative="1">
+      <w:start w:val="1"/>
+      <w:numFmt w:val="bullet"/>
+      <w:lvlText w:val=""/>
+      <w:lvlJc w:val="left"/>
+      <w:pPr>
+        <w:tabs>
+          <w:tab w:val="num" w:pos="5040"/>
+        </w:tabs>
+        <w:ind w:left="5040" w:hanging="360"/>
+      </w:pPr>
+      <w:rPr>
+        <w:rFonts w:ascii="Wingdings" w:hAnsi="Wingdings" w:hint="default"/>
+        <w:sz w:val="20"/>
+      </w:rPr>
+    </w:lvl>
+    <w:lvl w:ilvl="7" w:tentative="1">
+      <w:start w:val="1"/>
+      <w:numFmt w:val="bullet"/>
+      <w:lvlText w:val=""/>
+      <w:lvlJc w:val="left"/>
+      <w:pPr>
+        <w:tabs>
+          <w:tab w:val="num" w:pos="5760"/>
+        </w:tabs>
+        <w:ind w:left="5760" w:hanging="360"/>
+      </w:pPr>
+      <w:rPr>
+        <w:rFonts w:ascii="Wingdings" w:hAnsi="Wingdings" w:hint="default"/>
+        <w:sz w:val="20"/>
+      </w:rPr>
+    </w:lvl>
+    <w:lvl w:ilvl="8" w:tentative="1">
+      <w:start w:val="1"/>
+      <w:numFmt w:val="bullet"/>
+      <w:lvlText w:val=""/>
+      <w:lvlJc w:val="left"/>
+      <w:pPr>
+        <w:tabs>
+          <w:tab w:val="num" w:pos="6480"/>
+        </w:tabs>
+        <w:ind w:left="6480" w:hanging="360"/>
+      </w:pPr>
+      <w:rPr>
+        <w:rFonts w:ascii="Wingdings" w:hAnsi="Wingdings" w:hint="default"/>
+        <w:sz w:val="20"/>
+      </w:rPr>
+    </w:lvl>
+  </w:abstractNum>
+  <w:abstractNum w:abstractNumId="8" w15:restartNumberingAfterBreak="0">
+    <w:nsid w:val="5E507091"/>
+    <w:multiLevelType w:val="multilevel"/>
+    <w:tmpl w:val="554CC720"/>
+    <w:lvl w:ilvl="0">
+      <w:start w:val="1"/>
+      <w:numFmt w:val="bullet"/>
+      <w:lvlText w:val=""/>
+      <w:lvlJc w:val="left"/>
+      <w:pPr>
+        <w:tabs>
+          <w:tab w:val="num" w:pos="720"/>
+        </w:tabs>
+        <w:ind w:left="720" w:hanging="360"/>
+      </w:pPr>
+      <w:rPr>
+        <w:rFonts w:ascii="Symbol" w:hAnsi="Symbol" w:hint="default"/>
+        <w:sz w:val="20"/>
+      </w:rPr>
+    </w:lvl>
+    <w:lvl w:ilvl="1" w:tentative="1">
+      <w:start w:val="1"/>
+      <w:numFmt w:val="bullet"/>
+      <w:lvlText w:val="o"/>
+      <w:lvlJc w:val="left"/>
+      <w:pPr>
+        <w:tabs>
+          <w:tab w:val="num" w:pos="1440"/>
+        </w:tabs>
+        <w:ind w:left="1440" w:hanging="360"/>
+      </w:pPr>
+      <w:rPr>
+        <w:rFonts w:ascii="Courier New" w:hAnsi="Courier New" w:hint="default"/>
+        <w:sz w:val="20"/>
+      </w:rPr>
+    </w:lvl>
+    <w:lvl w:ilvl="2" w:tentative="1">
+      <w:start w:val="1"/>
+      <w:numFmt w:val="bullet"/>
+      <w:lvlText w:val=""/>
+      <w:lvlJc w:val="left"/>
+      <w:pPr>
+        <w:tabs>
+          <w:tab w:val="num" w:pos="2160"/>
+        </w:tabs>
+        <w:ind w:left="2160" w:hanging="360"/>
+      </w:pPr>
+      <w:rPr>
+        <w:rFonts w:ascii="Wingdings" w:hAnsi="Wingdings" w:hint="default"/>
+        <w:sz w:val="20"/>
+      </w:rPr>
+    </w:lvl>
+    <w:lvl w:ilvl="3" w:tentative="1">
+      <w:start w:val="1"/>
+      <w:numFmt w:val="bullet"/>
+      <w:lvlText w:val=""/>
+      <w:lvlJc w:val="left"/>
+      <w:pPr>
+        <w:tabs>
+          <w:tab w:val="num" w:pos="2880"/>
+        </w:tabs>
+        <w:ind w:left="2880" w:hanging="360"/>
+      </w:pPr>
+      <w:rPr>
+        <w:rFonts w:ascii="Wingdings" w:hAnsi="Wingdings" w:hint="default"/>
+        <w:sz w:val="20"/>
+      </w:rPr>
+    </w:lvl>
+    <w:lvl w:ilvl="4" w:tentative="1">
+      <w:start w:val="1"/>
+      <w:numFmt w:val="bullet"/>
+      <w:lvlText w:val=""/>
+      <w:lvlJc w:val="left"/>
+      <w:pPr>
+        <w:tabs>
+          <w:tab w:val="num" w:pos="3600"/>
+        </w:tabs>
+        <w:ind w:left="3600" w:hanging="360"/>
+      </w:pPr>
+      <w:rPr>
+        <w:rFonts w:ascii="Wingdings" w:hAnsi="Wingdings" w:hint="default"/>
+        <w:sz w:val="20"/>
+      </w:rPr>
+    </w:lvl>
+    <w:lvl w:ilvl="5" w:tentative="1">
+      <w:start w:val="1"/>
+      <w:numFmt w:val="bullet"/>
+      <w:lvlText w:val=""/>
+      <w:lvlJc w:val="left"/>
+      <w:pPr>
+        <w:tabs>
+          <w:tab w:val="num" w:pos="4320"/>
+        </w:tabs>
+        <w:ind w:left="4320" w:hanging="360"/>
+      </w:pPr>
+      <w:rPr>
+        <w:rFonts w:ascii="Wingdings" w:hAnsi="Wingdings" w:hint="default"/>
+        <w:sz w:val="20"/>
+      </w:rPr>
+    </w:lvl>
+    <w:lvl w:ilvl="6" w:tentative="1">
+      <w:start w:val="1"/>
+      <w:numFmt w:val="bullet"/>
+      <w:lvlText w:val=""/>
+      <w:lvlJc w:val="left"/>
+      <w:pPr>
+        <w:tabs>
+          <w:tab w:val="num" w:pos="5040"/>
+        </w:tabs>
+        <w:ind w:left="5040" w:hanging="360"/>
+      </w:pPr>
+      <w:rPr>
+        <w:rFonts w:ascii="Wingdings" w:hAnsi="Wingdings" w:hint="default"/>
+        <w:sz w:val="20"/>
+      </w:rPr>
+    </w:lvl>
+    <w:lvl w:ilvl="7" w:tentative="1">
+      <w:start w:val="1"/>
+      <w:numFmt w:val="bullet"/>
+      <w:lvlText w:val=""/>
+      <w:lvlJc w:val="left"/>
+      <w:pPr>
+        <w:tabs>
+          <w:tab w:val="num" w:pos="5760"/>
+        </w:tabs>
+        <w:ind w:left="5760" w:hanging="360"/>
+      </w:pPr>
+      <w:rPr>
+        <w:rFonts w:ascii="Wingdings" w:hAnsi="Wingdings" w:hint="default"/>
+        <w:sz w:val="20"/>
+      </w:rPr>
+    </w:lvl>
+    <w:lvl w:ilvl="8" w:tentative="1">
+      <w:start w:val="1"/>
+      <w:numFmt w:val="bullet"/>
+      <w:lvlText w:val=""/>
+      <w:lvlJc w:val="left"/>
+      <w:pPr>
+        <w:tabs>
+          <w:tab w:val="num" w:pos="6480"/>
+        </w:tabs>
+        <w:ind w:left="6480" w:hanging="360"/>
+      </w:pPr>
+      <w:rPr>
+        <w:rFonts w:ascii="Wingdings" w:hAnsi="Wingdings" w:hint="default"/>
+        <w:sz w:val="20"/>
+      </w:rPr>
+    </w:lvl>
+  </w:abstractNum>
+  <w:abstractNum w:abstractNumId="9" w15:restartNumberingAfterBreak="0">
+    <w:nsid w:val="6AEF103C"/>
+    <w:multiLevelType w:val="multilevel"/>
+    <w:tmpl w:val="FDBE1FB6"/>
+    <w:lvl w:ilvl="0">
+      <w:start w:val="1"/>
+      <w:numFmt w:val="bullet"/>
+      <w:lvlText w:val=""/>
+      <w:lvlJc w:val="left"/>
+      <w:pPr>
+        <w:tabs>
+          <w:tab w:val="num" w:pos="720"/>
+        </w:tabs>
+        <w:ind w:left="720" w:hanging="360"/>
+      </w:pPr>
+      <w:rPr>
+        <w:rFonts w:ascii="Symbol" w:hAnsi="Symbol" w:hint="default"/>
+        <w:sz w:val="20"/>
+      </w:rPr>
+    </w:lvl>
+    <w:lvl w:ilvl="1" w:tentative="1">
+      <w:start w:val="1"/>
+      <w:numFmt w:val="bullet"/>
+      <w:lvlText w:val="o"/>
+      <w:lvlJc w:val="left"/>
+      <w:pPr>
+        <w:tabs>
+          <w:tab w:val="num" w:pos="1440"/>
+        </w:tabs>
+        <w:ind w:left="1440" w:hanging="360"/>
+      </w:pPr>
+      <w:rPr>
+        <w:rFonts w:ascii="Courier New" w:hAnsi="Courier New" w:hint="default"/>
+        <w:sz w:val="20"/>
+      </w:rPr>
+    </w:lvl>
+    <w:lvl w:ilvl="2" w:tentative="1">
+      <w:start w:val="1"/>
+      <w:numFmt w:val="bullet"/>
+      <w:lvlText w:val=""/>
+      <w:lvlJc w:val="left"/>
+      <w:pPr>
+        <w:tabs>
+          <w:tab w:val="num" w:pos="2160"/>
+        </w:tabs>
+        <w:ind w:left="2160" w:hanging="360"/>
+      </w:pPr>
+      <w:rPr>
+        <w:rFonts w:ascii="Wingdings" w:hAnsi="Wingdings" w:hint="default"/>
+        <w:sz w:val="20"/>
+      </w:rPr>
+    </w:lvl>
+    <w:lvl w:ilvl="3" w:tentative="1">
+      <w:start w:val="1"/>
+      <w:numFmt w:val="bullet"/>
+      <w:lvlText w:val=""/>
+      <w:lvlJc w:val="left"/>
+      <w:pPr>
+        <w:tabs>
+          <w:tab w:val="num" w:pos="2880"/>
+        </w:tabs>
+        <w:ind w:left="2880" w:hanging="360"/>
+      </w:pPr>
+      <w:rPr>
+        <w:rFonts w:ascii="Wingdings" w:hAnsi="Wingdings" w:hint="default"/>
+        <w:sz w:val="20"/>
+      </w:rPr>
+    </w:lvl>
+    <w:lvl w:ilvl="4" w:tentative="1">
+      <w:start w:val="1"/>
+      <w:numFmt w:val="bullet"/>
+      <w:lvlText w:val=""/>
+      <w:lvlJc w:val="left"/>
+      <w:pPr>
+        <w:tabs>
+          <w:tab w:val="num" w:pos="3600"/>
+        </w:tabs>
+        <w:ind w:left="3600" w:hanging="360"/>
+      </w:pPr>
+      <w:rPr>
+        <w:rFonts w:ascii="Wingdings" w:hAnsi="Wingdings" w:hint="default"/>
+        <w:sz w:val="20"/>
+      </w:rPr>
+    </w:lvl>
+    <w:lvl w:ilvl="5" w:tentative="1">
+      <w:start w:val="1"/>
+      <w:numFmt w:val="bullet"/>
+      <w:lvlText w:val=""/>
+      <w:lvlJc w:val="left"/>
+      <w:pPr>
+        <w:tabs>
+          <w:tab w:val="num" w:pos="4320"/>
+        </w:tabs>
+        <w:ind w:left="4320" w:hanging="360"/>
+      </w:pPr>
+      <w:rPr>
+        <w:rFonts w:ascii="Wingdings" w:hAnsi="Wingdings" w:hint="default"/>
+        <w:sz w:val="20"/>
+      </w:rPr>
+    </w:lvl>
+    <w:lvl w:ilvl="6" w:tentative="1">
+      <w:start w:val="1"/>
+      <w:numFmt w:val="bullet"/>
+      <w:lvlText w:val=""/>
+      <w:lvlJc w:val="left"/>
+      <w:pPr>
+        <w:tabs>
+          <w:tab w:val="num" w:pos="5040"/>
+        </w:tabs>
+        <w:ind w:left="5040" w:hanging="360"/>
+      </w:pPr>
+      <w:rPr>
+        <w:rFonts w:ascii="Wingdings" w:hAnsi="Wingdings" w:hint="default"/>
+        <w:sz w:val="20"/>
+      </w:rPr>
+    </w:lvl>
+    <w:lvl w:ilvl="7" w:tentative="1">
+      <w:start w:val="1"/>
+      <w:numFmt w:val="bullet"/>
+      <w:lvlText w:val=""/>
+      <w:lvlJc w:val="left"/>
+      <w:pPr>
+        <w:tabs>
+          <w:tab w:val="num" w:pos="5760"/>
+        </w:tabs>
+        <w:ind w:left="5760" w:hanging="360"/>
+      </w:pPr>
+      <w:rPr>
+        <w:rFonts w:ascii="Wingdings" w:hAnsi="Wingdings" w:hint="default"/>
+        <w:sz w:val="20"/>
+      </w:rPr>
+    </w:lvl>
+    <w:lvl w:ilvl="8" w:tentative="1">
+      <w:start w:val="1"/>
+      <w:numFmt w:val="bullet"/>
+      <w:lvlText w:val=""/>
+      <w:lvlJc w:val="left"/>
+      <w:pPr>
+        <w:tabs>
+          <w:tab w:val="num" w:pos="6480"/>
+        </w:tabs>
+        <w:ind w:left="6480" w:hanging="360"/>
+      </w:pPr>
+      <w:rPr>
+        <w:rFonts w:ascii="Wingdings" w:hAnsi="Wingdings" w:hint="default"/>
+        <w:sz w:val="20"/>
+      </w:rPr>
+    </w:lvl>
+  </w:abstractNum>
   <w:num w:numId="1" w16cid:durableId="1639916592">
-    <w:abstractNumId w:val="0"/>
+    <w:abstractNumId w:val="1"/>
   </w:num>
   <w:num w:numId="2" w16cid:durableId="872231994">
-    <w:abstractNumId w:val="1"/>
+    <w:abstractNumId w:val="4"/>
   </w:num>
   <w:num w:numId="3" w16cid:durableId="1458985268">
+    <w:abstractNumId w:val="6"/>
+  </w:num>
+  <w:num w:numId="4" w16cid:durableId="606083319">
+    <w:abstractNumId w:val="5"/>
+  </w:num>
+  <w:num w:numId="5" w16cid:durableId="36513767">
+    <w:abstractNumId w:val="9"/>
+  </w:num>
+  <w:num w:numId="6" w16cid:durableId="1552040991">
+    <w:abstractNumId w:val="8"/>
+  </w:num>
+  <w:num w:numId="7" w16cid:durableId="1220437805">
     <w:abstractNumId w:val="2"/>
+  </w:num>
+  <w:num w:numId="8" w16cid:durableId="1812475875">
+    <w:abstractNumId w:val="7"/>
+  </w:num>
+  <w:num w:numId="9" w16cid:durableId="1852646679">
+    <w:abstractNumId w:val="3"/>
+  </w:num>
+  <w:num w:numId="10" w16cid:durableId="517357830">
+    <w:abstractNumId w:val="0"/>
   </w:num>
 </w:numbering>
 </file>
@@ -7195,7 +10782,6 @@
   <w:style w:type="character" w:default="1" w:styleId="a0">
     <w:name w:val="Default Paragraph Font"/>
     <w:uiPriority w:val="1"/>
-    <w:semiHidden/>
     <w:unhideWhenUsed/>
   </w:style>
   <w:style w:type="table" w:default="1" w:styleId="a1">
